--- a/downloads/student/ai-3-week-19.docx
+++ b/downloads/student/ai-3-week-19.docx
@@ -1728,6 +1728,16 @@
     <w:p>
       <w:r>
         <w:t>A requirements plan identifies intended value; it does not demonstrate actual pupil benefit.</w:t>
+      </w:r>
+    </w:p>
+    <w:p>
+      <w:r>
+        <w:t>Read the labelled picture: What non-AI baseline would reveal whether this helper adds value? Point to the relevant step in the picture, then write the changed result and the rule or evidence that supports it.</w:t>
+      </w:r>
+    </w:p>
+    <w:p>
+      <w:r>
+        <w:t>Change one thing: The pupil asks for photosynthesis, which G3 does not contain. Predict the result before checking the explanation. What remains the same?</w:t>
       </w:r>
     </w:p>
     <w:p>
@@ -3795,6 +3805,187 @@
     <w:p>
       <w:r>
         <w:t>Attempt the independent case before hints. Record whether you worked alone, used a hint or followed a model. After feedback, fix the first unsupported step and explain why it changed. A later check uses a changed case, not a copied answer.</w:t>
+      </w:r>
+    </w:p>
+    <w:p>
+      <w:pPr>
+        <w:pStyle w:val="Heading1"/>
+      </w:pPr>
+      <w:r>
+        <w:t>15. Your lesson route</w:t>
+      </w:r>
+    </w:p>
+    <w:p>
+      <w:r>
+        <w:t>Start with this question: Define a useful reading helper before choosing its AI features.</w:t>
+      </w:r>
+    </w:p>
+    <w:tbl>
+      <w:tblPr>
+        <w:tblStyle w:val="LightShading-Accent1"/>
+        <w:tblW w:type="auto" w:w="0"/>
+        <w:tblLook w:firstColumn="1" w:firstRow="1" w:lastColumn="0" w:lastRow="0" w:noHBand="0" w:noVBand="1" w:val="04A0"/>
+      </w:tblPr>
+      <w:tblGrid>
+        <w:gridCol w:w="5112"/>
+        <w:gridCol w:w="5112"/>
+      </w:tblGrid>
+      <w:tr>
+        <w:trPr>
+          <w:tblHeader/>
+        </w:trPr>
+        <w:tc>
+          <w:tcPr>
+            <w:tcW w:type="dxa" w:w="5112"/>
+          </w:tcPr>
+          <w:p>
+            <w:r>
+              <w:t>By the end, I can</w:t>
+            </w:r>
+          </w:p>
+        </w:tc>
+        <w:tc>
+          <w:tcPr>
+            <w:tcW w:type="dxa" w:w="5112"/>
+          </w:tcPr>
+          <w:p>
+            <w:r>
+              <w:t>How I will show it</w:t>
+            </w:r>
+          </w:p>
+        </w:tc>
+      </w:tr>
+      <w:tr>
+        <w:tc>
+          <w:tcPr>
+            <w:tcW w:type="dxa" w:w="5112"/>
+          </w:tcPr>
+          <w:p>
+            <w:r>
+              <w:t>Explain the mechanism and terminology of capstone requirements and corpus</w:t>
+            </w:r>
+          </w:p>
+        </w:tc>
+        <w:tc>
+          <w:tcPr>
+            <w:tcW w:type="dxa" w:w="5112"/>
+          </w:tcPr>
+          <w:p>
+            <w:r>
+              <w:t>Explain the deciding step, show a trace or test, and state one limit.</w:t>
+            </w:r>
+          </w:p>
+        </w:tc>
+      </w:tr>
+      <w:tr>
+        <w:tc>
+          <w:tcPr>
+            <w:tcW w:type="dxa" w:w="5112"/>
+          </w:tcPr>
+          <w:p>
+            <w:r>
+              <w:t>Apply the stated procedure to a new case with a traceable result</w:t>
+            </w:r>
+          </w:p>
+        </w:tc>
+        <w:tc>
+          <w:tcPr>
+            <w:tcW w:type="dxa" w:w="5112"/>
+          </w:tcPr>
+          <w:p>
+            <w:r>
+              <w:t>Explain the deciding step, show a trace or test, and state one limit.</w:t>
+            </w:r>
+          </w:p>
+        </w:tc>
+      </w:tr>
+      <w:tr>
+        <w:tc>
+          <w:tcPr>
+            <w:tcW w:type="dxa" w:w="5112"/>
+          </w:tcPr>
+          <w:p>
+            <w:r>
+              <w:t>Identify an assumption or limitation and design a revealing follow-up</w:t>
+            </w:r>
+          </w:p>
+        </w:tc>
+        <w:tc>
+          <w:tcPr>
+            <w:tcW w:type="dxa" w:w="5112"/>
+          </w:tcPr>
+          <w:p>
+            <w:r>
+              <w:t>Explain the deciding step, show a trace or test, and state one limit.</w:t>
+            </w:r>
+          </w:p>
+        </w:tc>
+      </w:tr>
+    </w:tbl>
+    <w:p>
+      <w:r>
+        <w:t>Remember → watch and explain → try with help → investigate → try independently → keep project evidence. Your teacher may spread this lesson across several classes.</w:t>
+      </w:r>
+    </w:p>
+    <w:p>
+      <w:r>
+        <w:t>Keep your first prediction. Compare it with what the evidence shows and explain any change.</w:t>
+      </w:r>
+    </w:p>
+    <w:p>
+      <w:pPr>
+        <w:pStyle w:val="Heading1"/>
+      </w:pPr>
+      <w:r>
+        <w:t>16. Finish and return</w:t>
+      </w:r>
+    </w:p>
+    <w:p>
+      <w:r>
+        <w:t>Close your notes. Explain this goal in your own words: Explain the mechanism and terminology of capstone requirements and corpus</w:t>
+      </w:r>
+    </w:p>
+    <w:p>
+      <w:pPr>
+        <w:pStyle w:val="Heading3"/>
+      </w:pPr>
+      <w:r>
+        <w:t>My deciding step, evidence and one remaining question</w:t>
+      </w:r>
+    </w:p>
+    <w:p>
+      <w:r>
+        <w:t>________________________________________________________________</w:t>
+      </w:r>
+    </w:p>
+    <w:p>
+      <w:r>
+        <w:t>________________________________________________________________</w:t>
+      </w:r>
+    </w:p>
+    <w:p>
+      <w:r>
+        <w:t>________________________________________________________________</w:t>
+      </w:r>
+    </w:p>
+    <w:p>
+      <w:r>
+        <w:t>________________________________________________________________</w:t>
+      </w:r>
+    </w:p>
+    <w:p>
+      <w:r>
+        <w:t>________________________________________________________________</w:t>
+      </w:r>
+    </w:p>
+    <w:p>
+      <w:r>
+        <w:t>If you are unsure, return to the worked picture and explain one arrow. If you are ready, change an input or assumption and justify your prediction.</w:t>
+      </w:r>
+    </w:p>
+    <w:p>
+      <w:r>
+        <w:t>Save your workbook evidence. At the next review, try a different case before opening your old answer.</w:t>
       </w:r>
     </w:p>
     <w:sectPr>

--- a/downloads/student/ai-3-week-19.docx
+++ b/downloads/student/ai-3-week-19.docx
@@ -3986,6 +3986,202 @@
     <w:p>
       <w:r>
         <w:t>Save your workbook evidence. At the next review, try a different case before opening your old answer.</w:t>
+      </w:r>
+    </w:p>
+    <w:p>
+      <w:pPr>
+        <w:pStyle w:val="Heading1"/>
+      </w:pPr>
+      <w:r>
+        <w:t>17. Supported practice, repair and portfolio</w:t>
+      </w:r>
+    </w:p>
+    <w:p>
+      <w:r>
+        <w:t>Use this supported practice once, in the browser or on paper. Keep the reserved independent assessment for a separate first attempt before teacher feedback.</w:t>
+      </w:r>
+    </w:p>
+    <w:p>
+      <w:r>
+        <w:t>Define a useful reading helper before choosing its AI features.</w:t>
+      </w:r>
+    </w:p>
+    <w:p>
+      <w:pPr>
+        <w:pStyle w:val="Heading3"/>
+      </w:pPr>
+      <w:r>
+        <w:t>Practice 1: explain the deciding evidence</w:t>
+      </w:r>
+    </w:p>
+    <w:p>
+      <w:r>
+        <w:t>Which labelled step matches this detail? An absent word produces “not in this glossary”; a direct glossary search is the baseline.</w:t>
+      </w:r>
+    </w:p>
+    <w:p>
+      <w:r>
+        <w:t>1. Bound the service</w:t>
+      </w:r>
+    </w:p>
+    <w:p>
+      <w:r>
+        <w:t>2. Name the need</w:t>
+      </w:r>
+    </w:p>
+    <w:p>
+      <w:r>
+        <w:t>3. Choose contribution</w:t>
+      </w:r>
+    </w:p>
+    <w:p>
+      <w:pPr>
+        <w:pStyle w:val="Heading3"/>
+      </w:pPr>
+      <w:r>
+        <w:t>My selected conclusion, deciding fact and explanation</w:t>
+      </w:r>
+    </w:p>
+    <w:p>
+      <w:r>
+        <w:t>________________________________________________________________</w:t>
+      </w:r>
+    </w:p>
+    <w:p>
+      <w:r>
+        <w:t>________________________________________________________________</w:t>
+      </w:r>
+    </w:p>
+    <w:p>
+      <w:r>
+        <w:t>________________________________________________________________</w:t>
+      </w:r>
+    </w:p>
+    <w:p>
+      <w:r>
+        <w:t>________________________________________________________________</w:t>
+      </w:r>
+    </w:p>
+    <w:p>
+      <w:r>
+        <w:t>________________________________________________________________</w:t>
+      </w:r>
+    </w:p>
+    <w:p>
+      <w:r>
+        <w:t>Hint if needed: Read the steps in the pictorial case. Match the supplied detail to the stage that performs or records it.</w:t>
+      </w:r>
+    </w:p>
+    <w:p>
+      <w:r>
+        <w:t>After your attempt, compare with the supported explanation: Bound the service An absent word produces “not in this glossary”; a direct glossary search is the baseline. Read the picture in order. An absent word produces “not in this glossary”; a direct glossary search is the baseline. The arrows show which recorded input or intermediate result each decision uses. Explain the deciding step aloud before checking the changed case; pointing to the final answer alone does not show how it follows.</w:t>
+      </w:r>
+    </w:p>
+    <w:p>
+      <w:pPr>
+        <w:pStyle w:val="Heading3"/>
+      </w:pPr>
+      <w:r>
+        <w:t>Practice 2: explain the deciding evidence</w:t>
+      </w:r>
+    </w:p>
+    <w:p>
+      <w:r>
+        <w:t>Changed-case practice: The pupil asks for photosynthesis, which G3 does not contain. Which conclusion is supported by the supplied facts?</w:t>
+      </w:r>
+    </w:p>
+    <w:p>
+      <w:r>
+        <w:t>1. The assistant reports that the definition is unavailable in its approved glossary.</w:t>
+      </w:r>
+    </w:p>
+    <w:p>
+      <w:r>
+        <w:t>2. This one example guarantees correct results for every future input.</w:t>
+      </w:r>
+    </w:p>
+    <w:p>
+      <w:r>
+        <w:t>3. We can decide the result without examining the changed input or the procedure.</w:t>
+      </w:r>
+    </w:p>
+    <w:p>
+      <w:pPr>
+        <w:pStyle w:val="Heading3"/>
+      </w:pPr>
+      <w:r>
+        <w:t>My selected conclusion, deciding fact and explanation</w:t>
+      </w:r>
+    </w:p>
+    <w:p>
+      <w:r>
+        <w:t>________________________________________________________________</w:t>
+      </w:r>
+    </w:p>
+    <w:p>
+      <w:r>
+        <w:t>________________________________________________________________</w:t>
+      </w:r>
+    </w:p>
+    <w:p>
+      <w:r>
+        <w:t>________________________________________________________________</w:t>
+      </w:r>
+    </w:p>
+    <w:p>
+      <w:r>
+        <w:t>________________________________________________________________</w:t>
+      </w:r>
+    </w:p>
+    <w:p>
+      <w:r>
+        <w:t>________________________________________________________________</w:t>
+      </w:r>
+    </w:p>
+    <w:p>
+      <w:r>
+        <w:t>Hint if needed: Use the changed condition and the deciding step in the pictorial trace. The answer must say what follows from those facts.</w:t>
+      </w:r>
+    </w:p>
+    <w:p>
+      <w:r>
+        <w:t>After your attempt, compare with the supported explanation: The assistant reports that the definition is unavailable in its approved glossary. A helpful interface cannot expand its authorised evidence by guessing.</w:t>
+      </w:r>
+    </w:p>
+    <w:p>
+      <w:pPr>
+        <w:pStyle w:val="Heading3"/>
+      </w:pPr>
+      <w:r>
+        <w:t>Repair a missing building block</w:t>
+      </w:r>
+    </w:p>
+    <w:p>
+      <w:r>
+        <w:t>Review Retrieval Augmented Generation (ai-3/18). Goal: Explain the mechanism and terminology of building a grounded answer. Short practice: Which part of the source supports a two-minute melting claim? Point to the relevant step in the picture, then write the changed result and the rule or evidence that supports it.. Return to this week and explain what you changed.</w:t>
+      </w:r>
+    </w:p>
+    <w:p>
+      <w:r>
+        <w:t>Review Verify Numbers and Dates (ai-3/16). Goal: Explain the mechanism and terminology of claim support and citation evaluation. Short practice: Which part can be corrected immediately from existing evidence, and which needs follow-up?. Return to this week and explain what you changed.</w:t>
+      </w:r>
+    </w:p>
+    <w:p>
+      <w:r>
+        <w:t>Review Multimodal Evidence (ai-3/13). Goal: Explain the mechanism and terminology of speech pipelines and multimodal evidence. Short practice: Why were both “exactly three” and “exactly five” unsupported before opening the box?. Return to this week and explain what you changed.</w:t>
+      </w:r>
+    </w:p>
+    <w:p>
+      <w:pPr>
+        <w:pStyle w:val="Heading3"/>
+      </w:pPr>
+      <w:r>
+        <w:t>Keep your completed work</w:t>
+      </w:r>
+    </w:p>
+    <w:p>
+      <w:r>
+        <w:t>Use Download completed work in the hosted lesson to export your answers, reflections, practice feedback and code-run evidence. Open the HTML copy to read or print it. Drafts stay in this browser when storage is available; clear drafts on a shared device.</w:t>
       </w:r>
     </w:p>
     <w:sectPr>

--- a/downloads/student/ai-3-week-19.docx
+++ b/downloads/student/ai-3-week-19.docx
@@ -42,6 +42,11 @@
       </w:r>
     </w:p>
     <w:p>
+      <w:r>
+        <w:t>Start with the target: Explain the mechanism and terminology of capstone requirements and corpus. Try the recall before opening notes.</w:t>
+      </w:r>
+    </w:p>
+    <w:p>
       <w:pPr>
         <w:pStyle w:val="Heading3"/>
       </w:pPr>
@@ -50,17 +55,59 @@
       </w:r>
     </w:p>
     <w:p>
-      <w:r>
-        <w:t>I can explain the mechanism and terminology of capstone requirements and corpus.</w:t>
-      </w:r>
-    </w:p>
-    <w:p>
-      <w:r>
+      <w:pPr>
+        <w:spacing w:line="336" w:lineRule="auto" w:after="180"/>
+      </w:pPr>
+      <w:r>
+        <w:rPr>
+          <w:b w:val="0"/>
+        </w:rPr>
+        <w:t xml:space="preserve">I can explain the </w:t>
+      </w:r>
+      <w:r>
+        <w:rPr>
+          <w:b/>
+        </w:rPr>
+        <w:t>mechanism</w:t>
+      </w:r>
+      <w:r>
+        <w:rPr>
+          <w:b w:val="0"/>
+        </w:rPr>
+        <w:t xml:space="preserve"> and terminology of capstone </w:t>
+      </w:r>
+      <w:r>
+        <w:rPr>
+          <w:b/>
+        </w:rPr>
+        <w:t>requirement</w:t>
+      </w:r>
+      <w:r>
+        <w:rPr>
+          <w:b w:val="0"/>
+        </w:rPr>
+        <w:t>s and corpus.</w:t>
+      </w:r>
+    </w:p>
+    <w:p>
+      <w:pPr>
+        <w:spacing w:line="336" w:lineRule="auto" w:after="180"/>
+      </w:pPr>
+      <w:r>
+        <w:rPr>
+          <w:b w:val="0"/>
+        </w:rPr>
         <w:t>I can apply the stated procedure to a new case with a traceable result.</w:t>
       </w:r>
     </w:p>
     <w:p>
-      <w:r>
+      <w:pPr>
+        <w:spacing w:line="336" w:lineRule="auto" w:after="180"/>
+      </w:pPr>
+      <w:r>
+        <w:rPr>
+          <w:b w:val="0"/>
+        </w:rPr>
         <w:t>I can identify an assumption or limitation and design a revealing follow-up.</w:t>
       </w:r>
     </w:p>
@@ -73,38 +120,158 @@
       </w:r>
     </w:p>
     <w:p>
-      <w:r>
+      <w:pPr>
+        <w:spacing w:line="336" w:lineRule="auto" w:after="180"/>
+      </w:pPr>
+      <w:r>
+        <w:rPr>
+          <w:b w:val="0"/>
+        </w:rPr>
         <w:t>Close your notes first. A rough first answer helps us choose the right starting point; it is not a score for your ability.</w:t>
       </w:r>
     </w:p>
     <w:p>
-      <w:r>
+      <w:pPr>
+        <w:spacing w:line="336" w:lineRule="auto" w:after="180"/>
+      </w:pPr>
+      <w:r>
+        <w:rPr>
+          <w:b w:val="0"/>
+        </w:rPr>
         <w:t>Without opening the old lesson, explain one key idea from Retrieval Augmented Generation. Give an example and a mistake that the idea helps you avoid.</w:t>
       </w:r>
     </w:p>
     <w:p>
-      <w:r>
+      <w:pPr>
+        <w:spacing w:line="336" w:lineRule="auto" w:after="180"/>
+      </w:pPr>
+      <w:r>
+        <w:rPr>
+          <w:b w:val="0"/>
+        </w:rPr>
         <w:t>Without opening the old lesson, explain one key idea from Verify Numbers and Dates. Give an example and a mistake that the idea helps you avoid.</w:t>
       </w:r>
     </w:p>
     <w:p>
-      <w:r>
-        <w:t>Without opening the old lesson, explain one key idea from Multimodal Evidence. Give an example and a mistake that the idea helps you avoid.</w:t>
-      </w:r>
-    </w:p>
-    <w:p>
-      <w:r>
-        <w:t>After trying, check the relevant lesson or ask your teacher. Change the part of your explanation that the evidence shows was wrong.</w:t>
-      </w:r>
-    </w:p>
-    <w:p>
-      <w:r>
-        <w:t>Week 19: User, Need, and AI Contribution</w:t>
-      </w:r>
-    </w:p>
-    <w:p>
-      <w:r>
-        <w:t>AI should solve a defined user problem better than a simpler alternative.</w:t>
+      <w:pPr>
+        <w:spacing w:line="336" w:lineRule="auto" w:after="180"/>
+      </w:pPr>
+      <w:r>
+        <w:rPr>
+          <w:b w:val="0"/>
+        </w:rPr>
+        <w:t xml:space="preserve">Without opening the old lesson, explain one key idea from Multimodal </w:t>
+      </w:r>
+      <w:r>
+        <w:rPr>
+          <w:b/>
+        </w:rPr>
+        <w:t>Evidence</w:t>
+      </w:r>
+      <w:r>
+        <w:rPr>
+          <w:b w:val="0"/>
+        </w:rPr>
+        <w:t>. Give an example and a mistake that the idea helps you avoid.</w:t>
+      </w:r>
+    </w:p>
+    <w:p>
+      <w:pPr>
+        <w:spacing w:line="336" w:lineRule="auto" w:after="180"/>
+      </w:pPr>
+      <w:r>
+        <w:rPr>
+          <w:b w:val="0"/>
+        </w:rPr>
+        <w:t xml:space="preserve">After trying, check the relevant lesson or ask your teacher. Change the part of your explanation that the </w:t>
+      </w:r>
+      <w:r>
+        <w:rPr>
+          <w:b/>
+        </w:rPr>
+        <w:t>evidence</w:t>
+      </w:r>
+      <w:r>
+        <w:rPr>
+          <w:b w:val="0"/>
+        </w:rPr>
+        <w:t xml:space="preserve"> shows was wrong.</w:t>
+      </w:r>
+    </w:p>
+    <w:p>
+      <w:pPr>
+        <w:spacing w:line="336" w:lineRule="auto" w:after="180"/>
+      </w:pPr>
+      <w:r>
+        <w:rPr>
+          <w:b w:val="0"/>
+        </w:rPr>
+        <w:t xml:space="preserve">Week 19: </w:t>
+      </w:r>
+      <w:r>
+        <w:rPr>
+          <w:b/>
+        </w:rPr>
+        <w:t>User</w:t>
+      </w:r>
+      <w:r>
+        <w:rPr>
+          <w:b w:val="0"/>
+        </w:rPr>
+        <w:t xml:space="preserve">, </w:t>
+      </w:r>
+      <w:r>
+        <w:rPr>
+          <w:b/>
+        </w:rPr>
+        <w:t>Need</w:t>
+      </w:r>
+      <w:r>
+        <w:rPr>
+          <w:b w:val="0"/>
+        </w:rPr>
+        <w:t xml:space="preserve">, and </w:t>
+      </w:r>
+      <w:r>
+        <w:rPr>
+          <w:b/>
+        </w:rPr>
+        <w:t>AI Contribution</w:t>
+      </w:r>
+    </w:p>
+    <w:p>
+      <w:pPr>
+        <w:spacing w:line="336" w:lineRule="auto" w:after="180"/>
+      </w:pPr>
+      <w:r>
+        <w:rPr>
+          <w:b w:val="0"/>
+        </w:rPr>
+        <w:t xml:space="preserve">AI should solve a defined </w:t>
+      </w:r>
+      <w:r>
+        <w:rPr>
+          <w:b/>
+        </w:rPr>
+        <w:t>user</w:t>
+      </w:r>
+      <w:r>
+        <w:rPr>
+          <w:b w:val="0"/>
+        </w:rPr>
+        <w:t xml:space="preserve"> problem better than a </w:t>
+      </w:r>
+      <w:r>
+        <w:rPr>
+          <w:b/>
+        </w:rPr>
+        <w:t>simpler alternative</w:t>
+      </w:r>
+      <w:r>
+        <w:rPr>
+          <w:b w:val="0"/>
+        </w:rPr>
+        <w:t>.</w:t>
       </w:r>
     </w:p>
     <w:p>
@@ -144,17 +311,47 @@
       </w:r>
     </w:p>
     <w:p>
-      <w:r>
+      <w:pPr>
+        <w:spacing w:line="336" w:lineRule="auto" w:after="180"/>
+      </w:pPr>
+      <w:r>
+        <w:rPr>
+          <w:b/>
+        </w:rPr>
         <w:t>CREATOR MISSION</w:t>
       </w:r>
     </w:p>
     <w:p>
-      <w:r>
-        <w:t>Compare AI and non-AI designs for a study need.</w:t>
-      </w:r>
-    </w:p>
-    <w:p>
-      <w:r>
+      <w:pPr>
+        <w:spacing w:line="336" w:lineRule="auto" w:after="180"/>
+      </w:pPr>
+      <w:r>
+        <w:rPr>
+          <w:b w:val="0"/>
+        </w:rPr>
+        <w:t xml:space="preserve">Compare AI and non-AI designs for a study </w:t>
+      </w:r>
+      <w:r>
+        <w:rPr>
+          <w:b/>
+        </w:rPr>
+        <w:t>need</w:t>
+      </w:r>
+      <w:r>
+        <w:rPr>
+          <w:b w:val="0"/>
+        </w:rPr>
+        <w:t>.</w:t>
+      </w:r>
+    </w:p>
+    <w:p>
+      <w:pPr>
+        <w:spacing w:line="336" w:lineRule="auto" w:after="180"/>
+      </w:pPr>
+      <w:r>
+        <w:rPr>
+          <w:b w:val="0"/>
+        </w:rPr>
         <w:t>Creator name and date:</w:t>
       </w:r>
     </w:p>
@@ -200,8 +397,50 @@
       </w:r>
     </w:p>
     <w:p>
-      <w:r>
-        <w:t>Recall System evaluation sets. Explain why a recorded result needs its input conditions and evidence source before it can support a claim.</w:t>
+      <w:pPr>
+        <w:spacing w:line="336" w:lineRule="auto" w:after="180"/>
+      </w:pPr>
+      <w:r>
+        <w:rPr>
+          <w:b w:val="0"/>
+        </w:rPr>
+        <w:t xml:space="preserve">Recall System evaluation sets. Explain why a recorded result </w:t>
+      </w:r>
+      <w:r>
+        <w:rPr>
+          <w:b/>
+        </w:rPr>
+        <w:t>need</w:t>
+      </w:r>
+      <w:r>
+        <w:rPr>
+          <w:b w:val="0"/>
+        </w:rPr>
+        <w:t xml:space="preserve">s its </w:t>
+      </w:r>
+      <w:r>
+        <w:rPr>
+          <w:b/>
+        </w:rPr>
+        <w:t>input</w:t>
+      </w:r>
+      <w:r>
+        <w:rPr>
+          <w:b w:val="0"/>
+        </w:rPr>
+        <w:t xml:space="preserve"> conditions and </w:t>
+      </w:r>
+      <w:r>
+        <w:rPr>
+          <w:b/>
+        </w:rPr>
+        <w:t>evidence</w:t>
+      </w:r>
+      <w:r>
+        <w:rPr>
+          <w:b w:val="0"/>
+        </w:rPr>
+        <w:t xml:space="preserve"> source before it can support a claim.</w:t>
       </w:r>
     </w:p>
     <w:p>
@@ -213,8 +452,50 @@
       </w:r>
     </w:p>
     <w:p>
-      <w:r>
-        <w:t>By the end, I can explain user need and ai contribution using a traced example and a stated limitation.</w:t>
+      <w:pPr>
+        <w:spacing w:line="336" w:lineRule="auto" w:after="180"/>
+      </w:pPr>
+      <w:r>
+        <w:rPr>
+          <w:b w:val="0"/>
+        </w:rPr>
+        <w:t xml:space="preserve">By the end, I can explain </w:t>
+      </w:r>
+      <w:r>
+        <w:rPr>
+          <w:b/>
+        </w:rPr>
+        <w:t>user</w:t>
+      </w:r>
+      <w:r>
+        <w:rPr>
+          <w:b w:val="0"/>
+        </w:rPr>
+        <w:t xml:space="preserve"> </w:t>
+      </w:r>
+      <w:r>
+        <w:rPr>
+          <w:b/>
+        </w:rPr>
+        <w:t>need</w:t>
+      </w:r>
+      <w:r>
+        <w:rPr>
+          <w:b w:val="0"/>
+        </w:rPr>
+        <w:t xml:space="preserve"> and </w:t>
+      </w:r>
+      <w:r>
+        <w:rPr>
+          <w:b/>
+        </w:rPr>
+        <w:t>ai contribution</w:t>
+      </w:r>
+      <w:r>
+        <w:rPr>
+          <w:b w:val="0"/>
+        </w:rPr>
+        <w:t xml:space="preserve"> using a traced example and a stated limitation.</w:t>
       </w:r>
     </w:p>
     <w:p>
@@ -227,17 +508,52 @@
     </w:p>
     <w:p>
       <w:r>
+        <w:t>Investigate the supplied User Need and AI Contribution case. Separate observations, given facts and assumptions before choosing an explanation.</w:t>
+      </w:r>
+    </w:p>
+    <w:p>
+      <w:pPr>
+        <w:spacing w:line="336" w:lineRule="auto" w:after="180"/>
+      </w:pPr>
+      <w:r>
+        <w:rPr>
+          <w:b/>
+        </w:rPr>
         <w:t>PICTURE STORY</w:t>
       </w:r>
     </w:p>
     <w:p>
-      <w:r>
+      <w:pPr>
+        <w:spacing w:line="336" w:lineRule="auto" w:after="180"/>
+      </w:pPr>
+      <w:r>
+        <w:rPr>
+          <w:b w:val="0"/>
+        </w:rPr>
         <w:t>Notice → Predict → Explain</w:t>
       </w:r>
     </w:p>
     <w:p>
-      <w:r>
-        <w:t>Begin with visible evidence. Do not explain more than the picture and information support.</w:t>
+      <w:pPr>
+        <w:spacing w:line="336" w:lineRule="auto" w:after="180"/>
+      </w:pPr>
+      <w:r>
+        <w:rPr>
+          <w:b w:val="0"/>
+        </w:rPr>
+        <w:t xml:space="preserve">Begin with visible </w:t>
+      </w:r>
+      <w:r>
+        <w:rPr>
+          <w:b/>
+        </w:rPr>
+        <w:t>evidence</w:t>
+      </w:r>
+      <w:r>
+        <w:rPr>
+          <w:b w:val="0"/>
+        </w:rPr>
+        <w:t>. Do not explain more than the picture and information support.</w:t>
       </w:r>
     </w:p>
     <w:p>
@@ -277,18 +593,106 @@
       </w:r>
     </w:p>
     <w:p>
-      <w:r>
+      <w:pPr>
+        <w:pStyle w:val="Heading3"/>
+      </w:pPr>
+      <w:r>
+        <w:t>Start with this puzzle</w:t>
+      </w:r>
+    </w:p>
+    <w:p>
+      <w:pPr>
+        <w:spacing w:line="336" w:lineRule="auto" w:after="180"/>
+        <w:shd w:fill="F1F6FC"/>
+      </w:pPr>
+      <w:r>
+        <w:rPr>
+          <w:b w:val="0"/>
+        </w:rPr>
         <w:t>MYSTERY</w:t>
       </w:r>
     </w:p>
     <w:p>
-      <w:r>
-        <w:t>The learners must use user, need, and ai contribution to solve a problem. What information do they have? What decision or calculation do they make? What would count as evidence that it worked?</w:t>
-      </w:r>
-    </w:p>
-    <w:p>
-      <w:r>
-        <w:t>Three observations (what you can point to):</w:t>
+      <w:pPr>
+        <w:spacing w:line="336" w:lineRule="auto" w:after="180"/>
+        <w:shd w:fill="F5F1FB"/>
+      </w:pPr>
+      <w:r>
+        <w:rPr>
+          <w:b w:val="0"/>
+        </w:rPr>
+        <w:t xml:space="preserve">The learners must use </w:t>
+      </w:r>
+      <w:r>
+        <w:rPr>
+          <w:b/>
+        </w:rPr>
+        <w:t>user</w:t>
+      </w:r>
+      <w:r>
+        <w:rPr>
+          <w:b w:val="0"/>
+        </w:rPr>
+        <w:t xml:space="preserve">, </w:t>
+      </w:r>
+      <w:r>
+        <w:rPr>
+          <w:b/>
+        </w:rPr>
+        <w:t>need</w:t>
+      </w:r>
+      <w:r>
+        <w:rPr>
+          <w:b w:val="0"/>
+        </w:rPr>
+        <w:t xml:space="preserve">, and </w:t>
+      </w:r>
+      <w:r>
+        <w:rPr>
+          <w:b/>
+        </w:rPr>
+        <w:t>ai contribution</w:t>
+      </w:r>
+      <w:r>
+        <w:rPr>
+          <w:b w:val="0"/>
+        </w:rPr>
+        <w:t xml:space="preserve"> to solve a problem. What information do they have? What decision or calculation do they make? What would count as </w:t>
+      </w:r>
+      <w:r>
+        <w:rPr>
+          <w:b/>
+        </w:rPr>
+        <w:t>evidence</w:t>
+      </w:r>
+      <w:r>
+        <w:rPr>
+          <w:b w:val="0"/>
+        </w:rPr>
+        <w:t xml:space="preserve"> that it worked?</w:t>
+      </w:r>
+    </w:p>
+    <w:p>
+      <w:pPr>
+        <w:spacing w:line="336" w:lineRule="auto" w:after="180"/>
+      </w:pPr>
+      <w:r>
+        <w:rPr>
+          <w:b w:val="0"/>
+        </w:rPr>
+        <w:t xml:space="preserve">Three </w:t>
+      </w:r>
+      <w:r>
+        <w:rPr>
+          <w:b/>
+        </w:rPr>
+        <w:t>observation</w:t>
+      </w:r>
+      <w:r>
+        <w:rPr>
+          <w:b w:val="0"/>
+        </w:rPr>
+        <w:t>s (what you can point to):</w:t>
       </w:r>
     </w:p>
     <w:p>
@@ -325,8 +729,26 @@
       </w:r>
     </w:p>
     <w:p>
-      <w:r>
-        <w:t>My prediction and the clue supporting it:</w:t>
+      <w:pPr>
+        <w:spacing w:line="336" w:lineRule="auto" w:after="180"/>
+      </w:pPr>
+      <w:r>
+        <w:rPr>
+          <w:b w:val="0"/>
+        </w:rPr>
+        <w:t xml:space="preserve">My </w:t>
+      </w:r>
+      <w:r>
+        <w:rPr>
+          <w:b/>
+        </w:rPr>
+        <w:t>prediction</w:t>
+      </w:r>
+      <w:r>
+        <w:rPr>
+          <w:b w:val="0"/>
+        </w:rPr>
+        <w:t xml:space="preserve"> and the clue supporting it:</w:t>
       </w:r>
     </w:p>
     <w:p>
@@ -371,13 +793,72 @@
       </w:r>
     </w:p>
     <w:p>
-      <w:r>
-        <w:t>A grounded-assistant capstone begins with bounded requirements and a versioned permitted corpus. A baseline can be a manual lookup process using the same evidence.</w:t>
-      </w:r>
-    </w:p>
-    <w:p>
-      <w:r>
-        <w:t>Begin by writing the question the procedure is intended to answer. Identify the information already supplied, the information it will produce and the information still missing. These are constructed classroom examples; they do not require live accounts, private records or an external service. Do not treat a plausible explanation as a measured outcome.</w:t>
+      <w:pPr>
+        <w:spacing w:line="336" w:lineRule="auto" w:after="180"/>
+      </w:pPr>
+      <w:r>
+        <w:rPr>
+          <w:b w:val="0"/>
+        </w:rPr>
+        <w:t xml:space="preserve">A grounded-assistant capstone begins with bounded </w:t>
+      </w:r>
+      <w:r>
+        <w:rPr>
+          <w:b/>
+        </w:rPr>
+        <w:t>requirement</w:t>
+      </w:r>
+      <w:r>
+        <w:rPr>
+          <w:b w:val="0"/>
+        </w:rPr>
+        <w:t xml:space="preserve">s and a versioned permitted corpus. A baseline can be a manual lookup </w:t>
+      </w:r>
+      <w:r>
+        <w:rPr>
+          <w:b/>
+        </w:rPr>
+        <w:t>process</w:t>
+      </w:r>
+      <w:r>
+        <w:rPr>
+          <w:b w:val="0"/>
+        </w:rPr>
+        <w:t xml:space="preserve"> using the same </w:t>
+      </w:r>
+      <w:r>
+        <w:rPr>
+          <w:b/>
+        </w:rPr>
+        <w:t>evidence</w:t>
+      </w:r>
+      <w:r>
+        <w:rPr>
+          <w:b w:val="0"/>
+        </w:rPr>
+        <w:t>.</w:t>
+      </w:r>
+    </w:p>
+    <w:p>
+      <w:pPr>
+        <w:spacing w:line="336" w:lineRule="auto" w:after="180"/>
+      </w:pPr>
+      <w:r>
+        <w:rPr>
+          <w:b w:val="0"/>
+        </w:rPr>
+        <w:t>Begin by writing the question the procedure is intended to answer. Identify the information already supplied, the information it will produce and the information still missing.</w:t>
+      </w:r>
+    </w:p>
+    <w:p>
+      <w:pPr>
+        <w:spacing w:line="336" w:lineRule="auto" w:after="180"/>
+      </w:pPr>
+      <w:r>
+        <w:rPr>
+          <w:b w:val="0"/>
+        </w:rPr>
+        <w:t>These are constructed classroom examples; they do not require live accounts, private records or an external service. Do not treat a plausible explanation as a measured outcome.</w:t>
       </w:r>
     </w:p>
     <w:p>
@@ -390,16 +871,69 @@
     </w:p>
     <w:p>
       <w:r>
-        <w:t>VISUAL MECHANISM</w:t>
-      </w:r>
-    </w:p>
-    <w:p>
-      <w:r>
-        <w:t>Input → Process → Output</w:t>
-      </w:r>
-    </w:p>
-    <w:p>
-      <w:r>
+        <w:t>Follow the mechanism for User Need and AI Contribution. Connect each labelled input, deciding step and result.</w:t>
+      </w:r>
+    </w:p>
+    <w:p>
+      <w:pPr>
+        <w:spacing w:line="336" w:lineRule="auto" w:after="180"/>
+      </w:pPr>
+      <w:r>
+        <w:rPr>
+          <w:b/>
+        </w:rPr>
+        <w:t xml:space="preserve">VISUAL </w:t>
+      </w:r>
+      <w:r>
+        <w:rPr>
+          <w:b/>
+        </w:rPr>
+        <w:t>MECHANISM</w:t>
+      </w:r>
+    </w:p>
+    <w:p>
+      <w:pPr>
+        <w:spacing w:line="336" w:lineRule="auto" w:after="180"/>
+      </w:pPr>
+      <w:r>
+        <w:rPr>
+          <w:b/>
+        </w:rPr>
+        <w:t>Input</w:t>
+      </w:r>
+      <w:r>
+        <w:rPr>
+          <w:b w:val="0"/>
+        </w:rPr>
+        <w:t xml:space="preserve"> → </w:t>
+      </w:r>
+      <w:r>
+        <w:rPr>
+          <w:b/>
+        </w:rPr>
+        <w:t>Process</w:t>
+      </w:r>
+      <w:r>
+        <w:rPr>
+          <w:b w:val="0"/>
+        </w:rPr>
+        <w:t xml:space="preserve"> → </w:t>
+      </w:r>
+      <w:r>
+        <w:rPr>
+          <w:b/>
+        </w:rPr>
+        <w:t>Output</w:t>
+      </w:r>
+    </w:p>
+    <w:p>
+      <w:pPr>
+        <w:spacing w:line="336" w:lineRule="auto" w:after="180"/>
+      </w:pPr>
+      <w:r>
+        <w:rPr>
+          <w:b w:val="0"/>
+        </w:rPr>
         <w:t>Trace the information. At each stage, ask what changed and how you could test it.</w:t>
       </w:r>
     </w:p>
@@ -440,7 +974,13 @@
       </w:r>
     </w:p>
     <w:p>
-      <w:r>
+      <w:pPr>
+        <w:spacing w:line="336" w:lineRule="auto" w:after="180"/>
+      </w:pPr>
+      <w:r>
+        <w:rPr>
+          <w:b w:val="0"/>
+        </w:rPr>
         <w:t>↓</w:t>
       </w:r>
     </w:p>
@@ -481,7 +1021,13 @@
       </w:r>
     </w:p>
     <w:p>
-      <w:r>
+      <w:pPr>
+        <w:spacing w:line="336" w:lineRule="auto" w:after="180"/>
+      </w:pPr>
+      <w:r>
+        <w:rPr>
+          <w:b w:val="0"/>
+        </w:rPr>
         <w:t>↓</w:t>
       </w:r>
     </w:p>
@@ -522,7 +1068,13 @@
       </w:r>
     </w:p>
     <w:p>
-      <w:r>
+      <w:pPr>
+        <w:spacing w:line="336" w:lineRule="auto" w:after="180"/>
+      </w:pPr>
+      <w:r>
+        <w:rPr>
+          <w:b w:val="0"/>
+        </w:rPr>
         <w:t>Which stage could fail even when the other two are correct? Explain:</w:t>
       </w:r>
     </w:p>
@@ -568,8 +1120,38 @@
       </w:r>
     </w:p>
     <w:p>
-      <w:r>
-        <w:t>Specify the user question, source authority, access, output/fallback contract and evaluation plan. Freeze corpus IDs and split cases before implementation. Keep teacher material out of student retrieval.</w:t>
+      <w:pPr>
+        <w:spacing w:line="336" w:lineRule="auto" w:after="180"/>
+      </w:pPr>
+      <w:r>
+        <w:rPr>
+          <w:b w:val="0"/>
+        </w:rPr>
+        <w:t xml:space="preserve">Specify the </w:t>
+      </w:r>
+      <w:r>
+        <w:rPr>
+          <w:b/>
+        </w:rPr>
+        <w:t>user</w:t>
+      </w:r>
+      <w:r>
+        <w:rPr>
+          <w:b w:val="0"/>
+        </w:rPr>
+        <w:t xml:space="preserve"> question, source authority, access, </w:t>
+      </w:r>
+      <w:r>
+        <w:rPr>
+          <w:b/>
+        </w:rPr>
+        <w:t>output</w:t>
+      </w:r>
+      <w:r>
+        <w:rPr>
+          <w:b w:val="0"/>
+        </w:rPr>
+        <w:t>/fallback contract and evaluation plan. Freeze corpus IDs and split cases before implementation. Keep teacher material out of student retrieval.</w:t>
       </w:r>
     </w:p>
     <w:p>
@@ -665,8 +1247,49 @@
       </w:r>
     </w:p>
     <w:p>
-      <w:r>
-        <w:t>Before applying the procedure, write its units, denominator or decision boundary where relevant. A partner should be able to repeat each step using the same inputs. If a required input is absent or violates the stated contract, record that condition explicitly instead of quietly replacing it with a convenient value.</w:t>
+      <w:pPr>
+        <w:spacing w:line="336" w:lineRule="auto" w:after="180"/>
+      </w:pPr>
+      <w:r>
+        <w:rPr>
+          <w:b w:val="0"/>
+        </w:rPr>
+        <w:t xml:space="preserve">Before applying the procedure, write its units, denominator or decision boundary where relevant. A partner should be able to repeat each step using the same </w:t>
+      </w:r>
+      <w:r>
+        <w:rPr>
+          <w:b/>
+        </w:rPr>
+        <w:t>input</w:t>
+      </w:r>
+      <w:r>
+        <w:rPr>
+          <w:b w:val="0"/>
+        </w:rPr>
+        <w:t>s.</w:t>
+      </w:r>
+    </w:p>
+    <w:p>
+      <w:pPr>
+        <w:spacing w:line="336" w:lineRule="auto" w:after="180"/>
+      </w:pPr>
+      <w:r>
+        <w:rPr>
+          <w:b w:val="0"/>
+        </w:rPr>
+        <w:t xml:space="preserve">If a required </w:t>
+      </w:r>
+      <w:r>
+        <w:rPr>
+          <w:b/>
+        </w:rPr>
+        <w:t>input</w:t>
+      </w:r>
+      <w:r>
+        <w:rPr>
+          <w:b w:val="0"/>
+        </w:rPr>
+        <w:t xml:space="preserve"> is absent or violates the stated contract, record that condition explicitly instead of quietly replacing it with a convenient value.</w:t>
       </w:r>
     </w:p>
     <w:p>
@@ -678,8 +1301,26 @@
       </w:r>
     </w:p>
     <w:p>
-      <w:r>
-        <w:t>Point to the input, the deciding step and the result in this week’s visual. Explain the same step in ordinary words. A picture helps when you can say what each part represents.</w:t>
+      <w:pPr>
+        <w:spacing w:line="336" w:lineRule="auto" w:after="180"/>
+      </w:pPr>
+      <w:r>
+        <w:rPr>
+          <w:b w:val="0"/>
+        </w:rPr>
+        <w:t xml:space="preserve">Point to the </w:t>
+      </w:r>
+      <w:r>
+        <w:rPr>
+          <w:b/>
+        </w:rPr>
+        <w:t>input</w:t>
+      </w:r>
+      <w:r>
+        <w:rPr>
+          <w:b w:val="0"/>
+        </w:rPr>
+        <w:t>, the deciding step and the result in this week’s visual. Explain the same step in ordinary words. A picture helps when you can say what each part represents.</w:t>
       </w:r>
     </w:p>
     <w:p>
@@ -692,16 +1333,54 @@
     </w:p>
     <w:p>
       <w:r>
+        <w:t>Compare the supplied cases for User Need and AI Contribution. Identify the detail that changes the conclusion.</w:t>
+      </w:r>
+    </w:p>
+    <w:p>
+      <w:pPr>
+        <w:pStyle w:val="Heading3"/>
+      </w:pPr>
+      <w:r>
+        <w:t>The case to investigate</w:t>
+      </w:r>
+    </w:p>
+    <w:p>
+      <w:pPr>
+        <w:spacing w:line="336" w:lineRule="auto" w:after="180"/>
+        <w:shd w:fill="F1F6FC"/>
+      </w:pPr>
+      <w:r>
+        <w:rPr>
+          <w:b w:val="0"/>
+        </w:rPr>
         <w:t>CASE GALLERY</w:t>
       </w:r>
     </w:p>
     <w:p>
-      <w:r>
-        <w:t>Four Tests, Four Kinds of Evidence</w:t>
-      </w:r>
-    </w:p>
-    <w:p>
-      <w:r>
+      <w:pPr>
+        <w:spacing w:line="336" w:lineRule="auto" w:after="180"/>
+      </w:pPr>
+      <w:r>
+        <w:rPr>
+          <w:b w:val="0"/>
+        </w:rPr>
+        <w:t xml:space="preserve">Four Tests, Four Kinds of </w:t>
+      </w:r>
+      <w:r>
+        <w:rPr>
+          <w:b/>
+        </w:rPr>
+        <w:t>Evidence</w:t>
+      </w:r>
+    </w:p>
+    <w:p>
+      <w:pPr>
+        <w:spacing w:line="336" w:lineRule="auto" w:after="180"/>
+      </w:pPr>
+      <w:r>
+        <w:rPr>
+          <w:b w:val="0"/>
+        </w:rPr>
         <w:t>A system is not understood until it survives more than one comfortable example.</w:t>
       </w:r>
     </w:p>
@@ -778,8 +1457,47 @@
       </w:r>
     </w:p>
     <w:p>
-      <w:r>
-        <w:t>NORMAL CASE: predict and name evidence.     BOUNDARY CASE: predict and name evidence.</w:t>
+      <w:pPr>
+        <w:pStyle w:val="Heading3"/>
+      </w:pPr>
+      <w:r>
+        <w:t>The normal case</w:t>
+      </w:r>
+    </w:p>
+    <w:p>
+      <w:pPr>
+        <w:spacing w:line="336" w:lineRule="auto" w:after="180"/>
+        <w:shd w:fill="F1F6FC"/>
+      </w:pPr>
+      <w:r>
+        <w:rPr>
+          <w:b w:val="0"/>
+        </w:rPr>
+        <w:t xml:space="preserve">NORMAL CASE: predict and name </w:t>
+      </w:r>
+      <w:r>
+        <w:rPr>
+          <w:b/>
+        </w:rPr>
+        <w:t>evidence</w:t>
+      </w:r>
+      <w:r>
+        <w:rPr>
+          <w:b w:val="0"/>
+        </w:rPr>
+        <w:t xml:space="preserve">.     BOUNDARY CASE: predict and name </w:t>
+      </w:r>
+      <w:r>
+        <w:rPr>
+          <w:b/>
+        </w:rPr>
+        <w:t>evidence</w:t>
+      </w:r>
+      <w:r>
+        <w:rPr>
+          <w:b w:val="0"/>
+        </w:rPr>
+        <w:t>.</w:t>
       </w:r>
     </w:p>
     <w:p>
@@ -855,12 +1573,58 @@
       </w:r>
     </w:p>
     <w:p>
-      <w:r>
-        <w:t>MISSING INFORMATION: predict and name evidence.     TRANSFER CASE: predict and name evidence.</w:t>
-      </w:r>
-    </w:p>
-    <w:p>
-      <w:r>
+      <w:pPr>
+        <w:pStyle w:val="Heading3"/>
+      </w:pPr>
+      <w:r>
+        <w:t>Check missing information</w:t>
+      </w:r>
+    </w:p>
+    <w:p>
+      <w:pPr>
+        <w:spacing w:line="336" w:lineRule="auto" w:after="180"/>
+        <w:shd w:fill="FFF5E6"/>
+      </w:pPr>
+      <w:r>
+        <w:rPr>
+          <w:b w:val="0"/>
+        </w:rPr>
+        <w:t xml:space="preserve">MISSING INFORMATION: predict and name </w:t>
+      </w:r>
+      <w:r>
+        <w:rPr>
+          <w:b/>
+        </w:rPr>
+        <w:t>evidence</w:t>
+      </w:r>
+      <w:r>
+        <w:rPr>
+          <w:b w:val="0"/>
+        </w:rPr>
+        <w:t xml:space="preserve">.     TRANSFER CASE: predict and name </w:t>
+      </w:r>
+      <w:r>
+        <w:rPr>
+          <w:b/>
+        </w:rPr>
+        <w:t>evidence</w:t>
+      </w:r>
+      <w:r>
+        <w:rPr>
+          <w:b w:val="0"/>
+        </w:rPr>
+        <w:t>.</w:t>
+      </w:r>
+    </w:p>
+    <w:p>
+      <w:pPr>
+        <w:spacing w:line="336" w:lineRule="auto" w:after="180"/>
+        <w:shd w:fill="F5F1FB"/>
+      </w:pPr>
+      <w:r>
+        <w:rPr>
+          <w:b w:val="0"/>
+        </w:rPr>
         <w:t>Which case is most likely to reveal a hidden assumption? Why?</w:t>
       </w:r>
     </w:p>
@@ -906,18 +1670,81 @@
       </w:r>
     </w:p>
     <w:p>
-      <w:r>
+      <w:pPr>
+        <w:pStyle w:val="Heading3"/>
+      </w:pPr>
+      <w:r>
+        <w:t>Change one thing</w:t>
+      </w:r>
+    </w:p>
+    <w:p>
+      <w:pPr>
+        <w:spacing w:line="336" w:lineRule="auto" w:after="180"/>
+        <w:shd w:fill="F5F1FB"/>
+      </w:pPr>
+      <w:r>
+        <w:rPr>
+          <w:b w:val="0"/>
+        </w:rPr>
         <w:t>Change: The pupil asks for photosynthesis, which G3 does not contain.</w:t>
       </w:r>
     </w:p>
     <w:p>
-      <w:r>
-        <w:t>Prediction: The assistant reports that the definition is unavailable in its approved glossary.</w:t>
-      </w:r>
-    </w:p>
-    <w:p>
-      <w:r>
-        <w:t>Reason: A helpful interface cannot expand its authorised evidence by guessing.</w:t>
+      <w:pPr>
+        <w:pStyle w:val="Heading3"/>
+      </w:pPr>
+      <w:r>
+        <w:t>Predicted result</w:t>
+      </w:r>
+    </w:p>
+    <w:p>
+      <w:pPr>
+        <w:spacing w:line="336" w:lineRule="auto" w:after="180"/>
+        <w:shd w:fill="F1F6FC"/>
+      </w:pPr>
+      <w:r>
+        <w:rPr>
+          <w:b/>
+        </w:rPr>
+        <w:t>Prediction</w:t>
+      </w:r>
+      <w:r>
+        <w:rPr>
+          <w:b w:val="0"/>
+        </w:rPr>
+        <w:t>: The assistant reports that the definition is unavailable in its approved glossary.</w:t>
+      </w:r>
+    </w:p>
+    <w:p>
+      <w:pPr>
+        <w:pStyle w:val="Heading3"/>
+      </w:pPr>
+      <w:r>
+        <w:t>Why the result follows</w:t>
+      </w:r>
+    </w:p>
+    <w:p>
+      <w:pPr>
+        <w:spacing w:line="336" w:lineRule="auto" w:after="180"/>
+        <w:shd w:fill="F1F6FC"/>
+      </w:pPr>
+      <w:r>
+        <w:rPr>
+          <w:b w:val="0"/>
+        </w:rPr>
+        <w:t xml:space="preserve">Reason: A helpful interface cannot expand its authorised </w:t>
+      </w:r>
+      <w:r>
+        <w:rPr>
+          <w:b/>
+        </w:rPr>
+        <w:t>evidence</w:t>
+      </w:r>
+      <w:r>
+        <w:rPr>
+          <w:b w:val="0"/>
+        </w:rPr>
+        <w:t xml:space="preserve"> by guessing.</w:t>
       </w:r>
     </w:p>
     <w:p>
@@ -930,16 +1757,39 @@
     </w:p>
     <w:p>
       <w:r>
+        <w:t>Use the vocabulary of User Need and AI Contribution to explain a concrete decision, rather than only memorising definitions.</w:t>
+      </w:r>
+    </w:p>
+    <w:p>
+      <w:pPr>
+        <w:spacing w:line="336" w:lineRule="auto" w:after="180"/>
+      </w:pPr>
+      <w:r>
+        <w:rPr>
+          <w:b/>
+        </w:rPr>
         <w:t>VOCABULARY LAB</w:t>
       </w:r>
     </w:p>
     <w:p>
-      <w:r>
+      <w:pPr>
+        <w:spacing w:line="336" w:lineRule="auto" w:after="180"/>
+      </w:pPr>
+      <w:r>
+        <w:rPr>
+          <w:b w:val="0"/>
+        </w:rPr>
         <w:t>Words You Can Use to Reason</w:t>
       </w:r>
     </w:p>
     <w:p>
-      <w:r>
+      <w:pPr>
+        <w:spacing w:line="336" w:lineRule="auto" w:after="180"/>
+      </w:pPr>
+      <w:r>
+        <w:rPr>
+          <w:b w:val="0"/>
+        </w:rPr>
         <w:t>A definition matters when you can recognize the idea, use it, and contrast it with a near-miss.</w:t>
       </w:r>
     </w:p>
@@ -1374,17 +2224,58 @@
     </w:p>
     <w:p>
       <w:r>
-        <w:t>WORKED EVIDENCE</w:t>
-      </w:r>
-    </w:p>
-    <w:p>
-      <w:r>
+        <w:t>Follow the worked trace for User Need and AI Contribution, predict a step, then compare with its explanation.</w:t>
+      </w:r>
+    </w:p>
+    <w:p>
+      <w:pPr>
+        <w:spacing w:line="336" w:lineRule="auto" w:after="180"/>
+      </w:pPr>
+      <w:r>
+        <w:rPr>
+          <w:b/>
+        </w:rPr>
+        <w:t xml:space="preserve">WORKED </w:t>
+      </w:r>
+      <w:r>
+        <w:rPr>
+          <w:b/>
+        </w:rPr>
+        <w:t>EVIDENCE</w:t>
+      </w:r>
+    </w:p>
+    <w:p>
+      <w:pPr>
+        <w:spacing w:line="336" w:lineRule="auto" w:after="180"/>
+      </w:pPr>
+      <w:r>
+        <w:rPr>
+          <w:b w:val="0"/>
+        </w:rPr>
         <w:t>Reason Step by Step</w:t>
       </w:r>
     </w:p>
     <w:p>
-      <w:r>
-        <w:t>Predict first. Then check each step. A correct answer without visible reasoning is incomplete evidence.</w:t>
+      <w:pPr>
+        <w:spacing w:line="336" w:lineRule="auto" w:after="180"/>
+      </w:pPr>
+      <w:r>
+        <w:rPr>
+          <w:b w:val="0"/>
+        </w:rPr>
+        <w:t xml:space="preserve">Predict first. Then check each step. A correct answer without visible reasoning is incomplete </w:t>
+      </w:r>
+      <w:r>
+        <w:rPr>
+          <w:b/>
+        </w:rPr>
+        <w:t>evidence</w:t>
+      </w:r>
+      <w:r>
+        <w:rPr>
+          <w:b w:val="0"/>
+        </w:rPr>
+        <w:t>.</w:t>
       </w:r>
     </w:p>
     <w:p>
@@ -1424,27 +2315,73 @@
       </w:r>
     </w:p>
     <w:p>
-      <w:r>
-        <w:t>1. Need: turn approved notes into practice questions.</w:t>
-      </w:r>
-    </w:p>
-    <w:p>
-      <w:r>
+      <w:pPr>
+        <w:spacing w:line="336" w:lineRule="auto" w:after="180"/>
+        <w:shd w:fill="F4F9FC"/>
+      </w:pPr>
+      <w:r>
+        <w:rPr>
+          <w:b w:val="0"/>
+        </w:rPr>
+        <w:t xml:space="preserve">1. </w:t>
+      </w:r>
+      <w:r>
+        <w:rPr>
+          <w:b/>
+        </w:rPr>
+        <w:t>Need</w:t>
+      </w:r>
+      <w:r>
+        <w:rPr>
+          <w:b w:val="0"/>
+        </w:rPr>
+        <w:t>: turn approved notes into practice questions.</w:t>
+      </w:r>
+    </w:p>
+    <w:p>
+      <w:pPr>
+        <w:spacing w:line="336" w:lineRule="auto" w:after="180"/>
+        <w:shd w:fill="F4F9FC"/>
+      </w:pPr>
+      <w:r>
+        <w:rPr>
+          <w:b w:val="0"/>
+        </w:rPr>
         <w:t>2. Simple template can create fixed question types reliably.</w:t>
       </w:r>
     </w:p>
     <w:p>
-      <w:r>
+      <w:pPr>
+        <w:spacing w:line="336" w:lineRule="auto" w:after="180"/>
+        <w:shd w:fill="F4F9FC"/>
+      </w:pPr>
+      <w:r>
+        <w:rPr>
+          <w:b w:val="0"/>
+        </w:rPr>
         <w:t>3. AI may add varied wording but also unsupported details.</w:t>
       </w:r>
     </w:p>
     <w:p>
-      <w:r>
+      <w:pPr>
+        <w:spacing w:line="336" w:lineRule="auto" w:after="180"/>
+        <w:shd w:fill="F4F9FC"/>
+      </w:pPr>
+      <w:r>
+        <w:rPr>
+          <w:b w:val="0"/>
+        </w:rPr>
         <w:t>4. Use AI only where benefit exceeds added verification and safety cost.</w:t>
       </w:r>
     </w:p>
     <w:p>
-      <w:r>
+      <w:pPr>
+        <w:spacing w:line="336" w:lineRule="auto" w:after="180"/>
+      </w:pPr>
+      <w:r>
+        <w:rPr>
+          <w:b w:val="0"/>
+        </w:rPr>
         <w:t>Recalculate, retrace, or restate the reasoning in your own representation:</w:t>
       </w:r>
     </w:p>
@@ -1482,8 +2419,27 @@
       </w:r>
     </w:p>
     <w:p>
-      <w:r>
-        <w:t>CHECK  Did the evidence answer the exact question? Did the total, path, or source record stay consistent?</w:t>
+      <w:pPr>
+        <w:spacing w:line="336" w:lineRule="auto" w:after="180"/>
+        <w:shd w:fill="F5F1FB"/>
+      </w:pPr>
+      <w:r>
+        <w:rPr>
+          <w:b w:val="0"/>
+        </w:rPr>
+        <w:t xml:space="preserve">CHECK  Did the </w:t>
+      </w:r>
+      <w:r>
+        <w:rPr>
+          <w:b/>
+        </w:rPr>
+        <w:t>evidence</w:t>
+      </w:r>
+      <w:r>
+        <w:rPr>
+          <w:b w:val="0"/>
+        </w:rPr>
+        <w:t xml:space="preserve"> answer the exact question? Did the total, path, or source record stay consistent?</w:t>
       </w:r>
     </w:p>
     <w:p>
@@ -1495,30 +2451,123 @@
       </w:r>
     </w:p>
     <w:p>
-      <w:r>
-        <w:t>Student room assistant corpus contains public register P, teacher-only guide T and current approval A. It must report approved room capacity or needs_review.</w:t>
-      </w:r>
-    </w:p>
-    <w:p>
-      <w:r>
+      <w:pPr>
+        <w:spacing w:line="336" w:lineRule="auto" w:after="180"/>
+      </w:pPr>
+      <w:r>
+        <w:rPr>
+          <w:b w:val="0"/>
+        </w:rPr>
+        <w:t xml:space="preserve">Student room assistant corpus contains public register P, teacher-only guide T and current approval A. It must report approved room capacity or </w:t>
+      </w:r>
+      <w:r>
+        <w:rPr>
+          <w:b/>
+        </w:rPr>
+        <w:t>need</w:t>
+      </w:r>
+      <w:r>
+        <w:rPr>
+          <w:b w:val="0"/>
+        </w:rPr>
+        <w:t>s_review.</w:t>
+      </w:r>
+    </w:p>
+    <w:p>
+      <w:pPr>
+        <w:spacing w:line="336" w:lineRule="auto" w:after="180"/>
+      </w:pPr>
+      <w:r>
+        <w:rPr>
+          <w:b w:val="0"/>
+        </w:rPr>
         <w:t>Authorised corpus contains P and A, excluding T. Baseline manually checks same-room current approval and capacity. Reserve complete, missing and conflicting cases before development.</w:t>
       </w:r>
     </w:p>
     <w:p>
-      <w:r>
-        <w:t>Compare the intermediate evidence with the final statement. Explain why each number or decision follows from the stated inputs. The conclusion belongs to this scenario and procedure; changing the inputs, evaluation population or authority can change what it establishes. Retain the raw record so a later revision can be compared honestly.</w:t>
-      </w:r>
-    </w:p>
-    <w:p>
       <w:pPr>
         <w:pStyle w:val="Heading3"/>
       </w:pPr>
       <w:r>
+        <w:t>Worked explanation · User Need and AI Contribution</w:t>
+      </w:r>
+    </w:p>
+    <w:p>
+      <w:pPr>
+        <w:spacing w:line="336" w:lineRule="auto" w:after="180"/>
+        <w:shd w:fill="F1F6FC"/>
+      </w:pPr>
+      <w:r>
+        <w:rPr>
+          <w:b w:val="0"/>
+        </w:rPr>
+        <w:t xml:space="preserve">Compare the intermediate </w:t>
+      </w:r>
+      <w:r>
+        <w:rPr>
+          <w:b/>
+        </w:rPr>
+        <w:t>evidence</w:t>
+      </w:r>
+      <w:r>
+        <w:rPr>
+          <w:b w:val="0"/>
+        </w:rPr>
+        <w:t xml:space="preserve"> with the final statement. Explain why each number or decision follows from the stated </w:t>
+      </w:r>
+      <w:r>
+        <w:rPr>
+          <w:b/>
+        </w:rPr>
+        <w:t>input</w:t>
+      </w:r>
+      <w:r>
+        <w:rPr>
+          <w:b w:val="0"/>
+        </w:rPr>
+        <w:t>s.</w:t>
+      </w:r>
+    </w:p>
+    <w:p>
+      <w:pPr>
+        <w:spacing w:line="336" w:lineRule="auto" w:after="180"/>
+        <w:shd w:fill="F1F6FC"/>
+      </w:pPr>
+      <w:r>
+        <w:rPr>
+          <w:b w:val="0"/>
+        </w:rPr>
+        <w:t xml:space="preserve">The conclusion belongs to this scenario and procedure; changing the </w:t>
+      </w:r>
+      <w:r>
+        <w:rPr>
+          <w:b/>
+        </w:rPr>
+        <w:t>input</w:t>
+      </w:r>
+      <w:r>
+        <w:rPr>
+          <w:b w:val="0"/>
+        </w:rPr>
+        <w:t>s, evaluation population or authority can change what it establishes. Retain the raw record so a later revision can be compared honestly.</w:t>
+      </w:r>
+    </w:p>
+    <w:p>
+      <w:pPr>
+        <w:pStyle w:val="Heading3"/>
+      </w:pPr>
+      <w:r>
         <w:t>Learn from the worked case</w:t>
       </w:r>
     </w:p>
     <w:p>
-      <w:r>
+      <w:pPr>
+        <w:spacing w:line="336" w:lineRule="auto" w:after="180"/>
+      </w:pPr>
+      <w:r>
+        <w:rPr>
+          <w:b w:val="0"/>
+        </w:rPr>
         <w:t>Cover the result before checking it. Say what is given, choose the procedure, and follow one step at a time. Then uncover the result and explain your first mismatch. Ask why a step is allowed, not only what number it produces.</w:t>
       </w:r>
     </w:p>
@@ -1531,7 +2580,13 @@
       </w:r>
     </w:p>
     <w:p>
-      <w:r>
+      <w:pPr>
+        <w:spacing w:line="336" w:lineRule="auto" w:after="180"/>
+      </w:pPr>
+      <w:r>
+        <w:rPr>
+          <w:b w:val="0"/>
+        </w:rPr>
         <w:t>Define a useful reading helper before choosing its AI features.</w:t>
       </w:r>
     </w:p>
@@ -1544,13 +2599,67 @@
       </w:r>
     </w:p>
     <w:p>
-      <w:r>
-        <w:t>A pupil needs the meaning of unfamiliar words in an approved glossary. G3 defines habitat as the place an organism lives; no other sources are allowed.</w:t>
-      </w:r>
-    </w:p>
-    <w:p>
-      <w:r>
-        <w:t>All inputs and outcomes in this worked example are invented classroom data; no real model run is claimed.</w:t>
+      <w:pPr>
+        <w:pStyle w:val="Heading3"/>
+      </w:pPr>
+      <w:r>
+        <w:t>Supplied facts</w:t>
+      </w:r>
+    </w:p>
+    <w:p>
+      <w:pPr>
+        <w:spacing w:line="336" w:lineRule="auto" w:after="180"/>
+        <w:shd w:fill="F1F6FC"/>
+      </w:pPr>
+      <w:r>
+        <w:rPr>
+          <w:b w:val="0"/>
+        </w:rPr>
+        <w:t xml:space="preserve">A pupil </w:t>
+      </w:r>
+      <w:r>
+        <w:rPr>
+          <w:b/>
+        </w:rPr>
+        <w:t>need</w:t>
+      </w:r>
+      <w:r>
+        <w:rPr>
+          <w:b w:val="0"/>
+        </w:rPr>
+        <w:t>s the meaning of unfamiliar words in an approved glossary. G3 defines habitat as the place an organism lives; no other sources are allowed.</w:t>
+      </w:r>
+    </w:p>
+    <w:p>
+      <w:pPr>
+        <w:pStyle w:val="Heading3"/>
+      </w:pPr>
+      <w:r>
+        <w:t>Supplied facts</w:t>
+      </w:r>
+    </w:p>
+    <w:p>
+      <w:pPr>
+        <w:spacing w:line="336" w:lineRule="auto" w:after="180"/>
+        <w:shd w:fill="F1F6FC"/>
+      </w:pPr>
+      <w:r>
+        <w:rPr>
+          <w:b w:val="0"/>
+        </w:rPr>
+        <w:t xml:space="preserve">All </w:t>
+      </w:r>
+      <w:r>
+        <w:rPr>
+          <w:b/>
+        </w:rPr>
+        <w:t>input</w:t>
+      </w:r>
+      <w:r>
+        <w:rPr>
+          <w:b w:val="0"/>
+        </w:rPr>
+        <w:t>s and outcomes in this worked example are invented classroom data; no real model run is claimed.</w:t>
       </w:r>
     </w:p>
     <w:p>
@@ -1713,30 +2822,138 @@
       </w:r>
     </w:p>
     <w:p>
-      <w:r>
-        <w:t>Read the picture in order. An absent word produces “not in this glossary”; a direct glossary search is the baseline. The arrows show which recorded input or intermediate result each decision uses. Explain the deciding step aloud before checking the changed case; pointing to the final answer alone does not show how it follows.</w:t>
-      </w:r>
-    </w:p>
-    <w:p>
       <w:pPr>
         <w:pStyle w:val="Heading3"/>
       </w:pPr>
       <w:r>
+        <w:t>Why the result follows</w:t>
+      </w:r>
+    </w:p>
+    <w:p>
+      <w:pPr>
+        <w:spacing w:line="336" w:lineRule="auto" w:after="180"/>
+        <w:shd w:fill="F1F6FC"/>
+      </w:pPr>
+      <w:r>
+        <w:rPr>
+          <w:b w:val="0"/>
+        </w:rPr>
+        <w:t xml:space="preserve">Read the picture in order. An absent word produces “not in this glossary”; a direct glossary search is the baseline. The arrows show which recorded </w:t>
+      </w:r>
+      <w:r>
+        <w:rPr>
+          <w:b/>
+        </w:rPr>
+        <w:t>input</w:t>
+      </w:r>
+      <w:r>
+        <w:rPr>
+          <w:b w:val="0"/>
+        </w:rPr>
+        <w:t xml:space="preserve"> or intermediate result each decision uses.</w:t>
+      </w:r>
+    </w:p>
+    <w:p>
+      <w:pPr>
+        <w:spacing w:line="336" w:lineRule="auto" w:after="180"/>
+        <w:shd w:fill="F1F6FC"/>
+      </w:pPr>
+      <w:r>
+        <w:rPr>
+          <w:b w:val="0"/>
+        </w:rPr>
+        <w:t>Explain the deciding step aloud before checking the changed case; pointing to the final answer alone does not show how it follows.</w:t>
+      </w:r>
+    </w:p>
+    <w:p>
+      <w:pPr>
+        <w:pStyle w:val="Heading3"/>
+      </w:pPr>
+      <w:r>
         <w:t>What this example does not establish</w:t>
       </w:r>
     </w:p>
     <w:p>
-      <w:r>
-        <w:t>A requirements plan identifies intended value; it does not demonstrate actual pupil benefit.</w:t>
-      </w:r>
-    </w:p>
-    <w:p>
-      <w:r>
-        <w:t>Read the labelled picture: What non-AI baseline would reveal whether this helper adds value? Point to the relevant step in the picture, then write the changed result and the rule or evidence that supports it.</w:t>
-      </w:r>
-    </w:p>
-    <w:p>
-      <w:r>
+      <w:pPr>
+        <w:pStyle w:val="Heading3"/>
+      </w:pPr>
+      <w:r>
+        <w:t>Keep the stated limit</w:t>
+      </w:r>
+    </w:p>
+    <w:p>
+      <w:pPr>
+        <w:spacing w:line="336" w:lineRule="auto" w:after="180"/>
+        <w:shd w:fill="FFF5E6"/>
+      </w:pPr>
+      <w:r>
+        <w:rPr>
+          <w:b w:val="0"/>
+        </w:rPr>
+        <w:t xml:space="preserve">A </w:t>
+      </w:r>
+      <w:r>
+        <w:rPr>
+          <w:b/>
+        </w:rPr>
+        <w:t>requirement</w:t>
+      </w:r>
+      <w:r>
+        <w:rPr>
+          <w:b w:val="0"/>
+        </w:rPr>
+        <w:t>s plan identifies intended value; it does not demonstrate actual pupil benefit.</w:t>
+      </w:r>
+    </w:p>
+    <w:p>
+      <w:pPr>
+        <w:pStyle w:val="Heading3"/>
+      </w:pPr>
+      <w:r>
+        <w:t>Keep the stated limit</w:t>
+      </w:r>
+    </w:p>
+    <w:p>
+      <w:pPr>
+        <w:spacing w:line="336" w:lineRule="auto" w:after="180"/>
+        <w:shd w:fill="FFF5E6"/>
+      </w:pPr>
+      <w:r>
+        <w:rPr>
+          <w:b w:val="0"/>
+        </w:rPr>
+        <w:t xml:space="preserve">Read the labelled picture: What non-AI baseline would reveal whether this helper adds value? Point to the relevant step in the picture, then write the changed result and the rule or </w:t>
+      </w:r>
+      <w:r>
+        <w:rPr>
+          <w:b/>
+        </w:rPr>
+        <w:t>evidence</w:t>
+      </w:r>
+      <w:r>
+        <w:rPr>
+          <w:b w:val="0"/>
+        </w:rPr>
+        <w:t xml:space="preserve"> that supports it.</w:t>
+      </w:r>
+    </w:p>
+    <w:p>
+      <w:pPr>
+        <w:pStyle w:val="Heading3"/>
+      </w:pPr>
+      <w:r>
+        <w:t>Keep the stated limit</w:t>
+      </w:r>
+    </w:p>
+    <w:p>
+      <w:pPr>
+        <w:spacing w:line="336" w:lineRule="auto" w:after="180"/>
+        <w:shd w:fill="FFF5E6"/>
+      </w:pPr>
+      <w:r>
+        <w:rPr>
+          <w:b w:val="0"/>
+        </w:rPr>
         <w:t>Change one thing: The pupil asks for photosynthesis, which G3 does not contain. Predict the result before checking the explanation. What remains the same?</w:t>
       </w:r>
     </w:p>
@@ -1750,17 +2967,61 @@
     </w:p>
     <w:p>
       <w:r>
+        <w:t>Find the unsupported step in the User Need and AI Contribution claim and explain a repair using the supplied evidence.</w:t>
+      </w:r>
+    </w:p>
+    <w:p>
+      <w:pPr>
+        <w:pStyle w:val="Heading3"/>
+      </w:pPr>
+      <w:r>
+        <w:t>Find the first error</w:t>
+      </w:r>
+    </w:p>
+    <w:p>
+      <w:pPr>
+        <w:spacing w:line="336" w:lineRule="auto" w:after="180"/>
+        <w:shd w:fill="FFF5E6"/>
+      </w:pPr>
+      <w:r>
+        <w:rPr>
+          <w:b w:val="0"/>
+        </w:rPr>
         <w:t>ERROR DETECTIVE</w:t>
       </w:r>
     </w:p>
     <w:p>
-      <w:r>
+      <w:pPr>
+        <w:spacing w:line="336" w:lineRule="auto" w:after="180"/>
+      </w:pPr>
+      <w:r>
+        <w:rPr>
+          <w:b w:val="0"/>
+        </w:rPr>
         <w:t>Compare → Diagnose → Repair</w:t>
       </w:r>
     </w:p>
     <w:p>
-      <w:r>
-        <w:t>Do not patch the answer. Find the earliest unsupported assumption, wrong step, or weak evidence.</w:t>
+      <w:pPr>
+        <w:spacing w:line="336" w:lineRule="auto" w:after="180"/>
+      </w:pPr>
+      <w:r>
+        <w:rPr>
+          <w:b w:val="0"/>
+        </w:rPr>
+        <w:t xml:space="preserve">Do not patch the answer. Find the earliest unsupported assumption, wrong step, or weak </w:t>
+      </w:r>
+      <w:r>
+        <w:rPr>
+          <w:b/>
+        </w:rPr>
+        <w:t>evidence</w:t>
+      </w:r>
+      <w:r>
+        <w:rPr>
+          <w:b w:val="0"/>
+        </w:rPr>
+        <w:t>.</w:t>
       </w:r>
     </w:p>
     <w:p>
@@ -2010,7 +3271,14 @@
       </w:tr>
     </w:tbl>
     <w:p>
-      <w:r>
+      <w:pPr>
+        <w:spacing w:line="336" w:lineRule="auto" w:after="180"/>
+        <w:shd w:fill="F5F1FB"/>
+      </w:pPr>
+      <w:r>
+        <w:rPr>
+          <w:b w:val="0"/>
+        </w:rPr>
         <w:t>Repair one cause. Why is this repair better than changing several things?</w:t>
       </w:r>
     </w:p>
@@ -2056,15 +3324,42 @@
       </w:r>
     </w:p>
     <w:p>
-      <w:r>
-        <w:t>Complete the supported workbook tasks before attempting W4 independently. Record any hints or help used. After feedback, use the teacher's fresh retry rather than copying the earlier answer. For a project, select a relevant new case, predict the outcome from the declared rule and preserve the result alongside any revision.</w:t>
-      </w:r>
-    </w:p>
-    <w:p>
       <w:pPr>
         <w:pStyle w:val="Heading3"/>
       </w:pPr>
       <w:r>
+        <w:t>Check the claim against the facts</w:t>
+      </w:r>
+    </w:p>
+    <w:p>
+      <w:pPr>
+        <w:spacing w:line="336" w:lineRule="auto" w:after="180"/>
+        <w:shd w:fill="FFF5E6"/>
+      </w:pPr>
+      <w:r>
+        <w:rPr>
+          <w:b w:val="0"/>
+        </w:rPr>
+        <w:t>Complete the supported workbook tasks before attempting W4 independently. Record any hints or help used. After feedback, use the teacher's fresh retry rather than copying the earlier answer.</w:t>
+      </w:r>
+    </w:p>
+    <w:p>
+      <w:pPr>
+        <w:spacing w:line="336" w:lineRule="auto" w:after="180"/>
+        <w:shd w:fill="FFF5E6"/>
+      </w:pPr>
+      <w:r>
+        <w:rPr>
+          <w:b w:val="0"/>
+        </w:rPr>
+        <w:t>For a project, select a relevant new case, predict the outcome from the declared rule and preserve the result alongside any revision.</w:t>
+      </w:r>
+    </w:p>
+    <w:p>
+      <w:pPr>
+        <w:pStyle w:val="Heading3"/>
+      </w:pPr>
+      <w:r>
         <w:t>Exit: propose one revealing change to the worked scenario. State the expected outcome and the evidence that would make you revise your explanation.</w:t>
       </w:r>
     </w:p>
@@ -2103,16 +3398,39 @@
     </w:p>
     <w:p>
       <w:r>
+        <w:t>Practise User Need and AI Contribution with support, then explain the deciding step in your own words.</w:t>
+      </w:r>
+    </w:p>
+    <w:p>
+      <w:pPr>
+        <w:spacing w:line="336" w:lineRule="auto" w:after="180"/>
+      </w:pPr>
+      <w:r>
+        <w:rPr>
+          <w:b/>
+        </w:rPr>
         <w:t>LOGIC STUDIO</w:t>
       </w:r>
     </w:p>
     <w:p>
-      <w:r>
+      <w:pPr>
+        <w:spacing w:line="336" w:lineRule="auto" w:after="180"/>
+      </w:pPr>
+      <w:r>
+        <w:rPr>
+          <w:b w:val="0"/>
+        </w:rPr>
         <w:t>Specify Before You Run</w:t>
       </w:r>
     </w:p>
     <w:p>
-      <w:r>
+      <w:pPr>
+        <w:spacing w:line="336" w:lineRule="auto" w:after="180"/>
+      </w:pPr>
+      <w:r>
+        <w:rPr>
+          <w:b w:val="0"/>
+        </w:rPr>
         <w:t>Prompts, schemas, retrieval, tool calls, and code are inspectable parts of one AI product.</w:t>
       </w:r>
     </w:p>
@@ -2153,8 +3471,26 @@
       </w:r>
     </w:p>
     <w:p>
-      <w:r>
-        <w:t>SET task, audience, constraints, output_schema</w:t>
+      <w:pPr>
+        <w:spacing w:line="336" w:lineRule="auto" w:after="180"/>
+      </w:pPr>
+      <w:r>
+        <w:rPr>
+          <w:b w:val="0"/>
+        </w:rPr>
+        <w:t xml:space="preserve">SET task, audience, constraints, </w:t>
+      </w:r>
+      <w:r>
+        <w:rPr>
+          <w:b/>
+        </w:rPr>
+        <w:t>output</w:t>
+      </w:r>
+      <w:r>
+        <w:rPr>
+          <w:b w:val="0"/>
+        </w:rPr>
+        <w:t>_schema</w:t>
         <w:br/>
         <w:t>LOAD approved_context or retrieval_result</w:t>
         <w:br/>
@@ -2162,14 +3498,57 @@
         <w:br/>
         <w:t>VALIDATE fields, claims, citations, and safety</w:t>
         <w:br/>
-        <w:t>IF evidence missing: ask, retrieve, or abstain</w:t>
+        <w:t xml:space="preserve">IF </w:t>
+      </w:r>
+      <w:r>
+        <w:rPr>
+          <w:b/>
+        </w:rPr>
+        <w:t>evidence</w:t>
+      </w:r>
+      <w:r>
+        <w:rPr>
+          <w:b w:val="0"/>
+        </w:rPr>
+        <w:t xml:space="preserve"> missing: ask, retrieve, or abstain</w:t>
         <w:br/>
-        <w:t>RETURN useful output + source trail + limitations</w:t>
-      </w:r>
-    </w:p>
-    <w:p>
-      <w:r>
-        <w:t>Trace one input. Which line changes the state or chooses a path?</w:t>
+        <w:t xml:space="preserve">RETURN useful </w:t>
+      </w:r>
+      <w:r>
+        <w:rPr>
+          <w:b/>
+        </w:rPr>
+        <w:t>output</w:t>
+      </w:r>
+      <w:r>
+        <w:rPr>
+          <w:b w:val="0"/>
+        </w:rPr>
+        <w:t xml:space="preserve"> + source trail + limitations</w:t>
+      </w:r>
+    </w:p>
+    <w:p>
+      <w:pPr>
+        <w:spacing w:line="336" w:lineRule="auto" w:after="180"/>
+        <w:shd w:fill="F5F1FB"/>
+      </w:pPr>
+      <w:r>
+        <w:rPr>
+          <w:b w:val="0"/>
+        </w:rPr>
+        <w:t xml:space="preserve">Trace one </w:t>
+      </w:r>
+      <w:r>
+        <w:rPr>
+          <w:b/>
+        </w:rPr>
+        <w:t>input</w:t>
+      </w:r>
+      <w:r>
+        <w:rPr>
+          <w:b w:val="0"/>
+        </w:rPr>
+        <w:t>. Which line changes the state or chooses a path?</w:t>
       </w:r>
     </w:p>
     <w:p>
@@ -2214,13 +3593,60 @@
       </w:r>
     </w:p>
     <w:p>
-      <w:r>
-        <w:t>A complete capstone plan is not evidence that the implementation meets it; evaluate after building.</w:t>
-      </w:r>
-    </w:p>
-    <w:p>
-      <w:r>
-        <w:t>A useful check asks what would make the reasoning fail. Distinguish a failure to execute the declared procedure from a weakness in the procedure itself. The first may require a correction; the second requires an explicitly revised method and new evidence. Preserve unsuccessful cases so an improved result cannot hide the original problem.</w:t>
+      <w:pPr>
+        <w:spacing w:line="336" w:lineRule="auto" w:after="180"/>
+      </w:pPr>
+      <w:r>
+        <w:rPr>
+          <w:b w:val="0"/>
+        </w:rPr>
+        <w:t xml:space="preserve">A complete capstone plan is not </w:t>
+      </w:r>
+      <w:r>
+        <w:rPr>
+          <w:b/>
+        </w:rPr>
+        <w:t>evidence</w:t>
+      </w:r>
+      <w:r>
+        <w:rPr>
+          <w:b w:val="0"/>
+        </w:rPr>
+        <w:t xml:space="preserve"> that the implementation meets it; evaluate after building.</w:t>
+      </w:r>
+    </w:p>
+    <w:p>
+      <w:pPr>
+        <w:spacing w:line="336" w:lineRule="auto" w:after="180"/>
+      </w:pPr>
+      <w:r>
+        <w:rPr>
+          <w:b w:val="0"/>
+        </w:rPr>
+        <w:t>A useful check asks what would make the reasoning fail. Distinguish a failure to execute the declared procedure from a weakness in the procedure itself.</w:t>
+      </w:r>
+    </w:p>
+    <w:p>
+      <w:pPr>
+        <w:spacing w:line="336" w:lineRule="auto" w:after="180"/>
+      </w:pPr>
+      <w:r>
+        <w:rPr>
+          <w:b w:val="0"/>
+        </w:rPr>
+        <w:t xml:space="preserve">The first may require a correction; the second requires an explicitly revised method and new </w:t>
+      </w:r>
+      <w:r>
+        <w:rPr>
+          <w:b/>
+        </w:rPr>
+        <w:t>evidence</w:t>
+      </w:r>
+      <w:r>
+        <w:rPr>
+          <w:b w:val="0"/>
+        </w:rPr>
+        <w:t>. Preserve unsuccessful cases so an improved result cannot hide the original problem.</w:t>
       </w:r>
     </w:p>
     <w:p>
@@ -2265,8 +3691,38 @@
       </w:r>
     </w:p>
     <w:p>
-      <w:r>
-        <w:t>Use workbook W2 for the connected example “Capstone requirements and corpus”. First fill the input and rule boxes. Try the middle steps before asking for a hint. After a hint, try the next step yourself.</w:t>
+      <w:pPr>
+        <w:spacing w:line="336" w:lineRule="auto" w:after="180"/>
+      </w:pPr>
+      <w:r>
+        <w:rPr>
+          <w:b w:val="0"/>
+        </w:rPr>
+        <w:t xml:space="preserve">Use workbook W2 for the connected example “Capstone </w:t>
+      </w:r>
+      <w:r>
+        <w:rPr>
+          <w:b/>
+        </w:rPr>
+        <w:t>requirement</w:t>
+      </w:r>
+      <w:r>
+        <w:rPr>
+          <w:b w:val="0"/>
+        </w:rPr>
+        <w:t xml:space="preserve">s and corpus”. First fill the </w:t>
+      </w:r>
+      <w:r>
+        <w:rPr>
+          <w:b/>
+        </w:rPr>
+        <w:t>input</w:t>
+      </w:r>
+      <w:r>
+        <w:rPr>
+          <w:b w:val="0"/>
+        </w:rPr>
+        <w:t xml:space="preserve"> and rule boxes. Try the middle steps before asking for a hint. After a hint, try the next step yourself.</w:t>
       </w:r>
     </w:p>
     <w:tbl>
@@ -2349,7 +3805,13 @@
       </w:tr>
     </w:tbl>
     <w:p>
-      <w:r>
+      <w:pPr>
+        <w:spacing w:line="336" w:lineRule="auto" w:after="180"/>
+      </w:pPr>
+      <w:r>
+        <w:rPr>
+          <w:b w:val="0"/>
+        </w:rPr>
         <w:t>Explain your trace to a partner. Your partner points to one step to check. Swap roles on the next case. Each person writes their own explanation.</w:t>
       </w:r>
     </w:p>
@@ -2362,13 +3824,72 @@
       </w:r>
     </w:p>
     <w:p>
-      <w:r>
-        <w:t>Use the worked case for Capstone requirements and corpus. Proposed explanation: “The worked result establishes every future case”. Decide whether this explanation is supported. Point to the step or supplied fact that decides; explain your repair if needed.</w:t>
-      </w:r>
-    </w:p>
-    <w:p>
-      <w:r>
-        <w:t>Answer on your own before discussion. If you are unsure, say which step you need help with.</w:t>
+      <w:pPr>
+        <w:spacing w:line="336" w:lineRule="auto" w:after="180"/>
+      </w:pPr>
+      <w:r>
+        <w:rPr>
+          <w:b w:val="0"/>
+        </w:rPr>
+        <w:t xml:space="preserve">Use the worked case for Capstone </w:t>
+      </w:r>
+      <w:r>
+        <w:rPr>
+          <w:b/>
+        </w:rPr>
+        <w:t>requirement</w:t>
+      </w:r>
+      <w:r>
+        <w:rPr>
+          <w:b w:val="0"/>
+        </w:rPr>
+        <w:t>s and corpus. Proposed explanation: “The worked result establishes every future case”. Decide whether this explanation is supported.</w:t>
+      </w:r>
+    </w:p>
+    <w:p>
+      <w:pPr>
+        <w:spacing w:line="336" w:lineRule="auto" w:after="180"/>
+      </w:pPr>
+      <w:r>
+        <w:rPr>
+          <w:b w:val="0"/>
+        </w:rPr>
+        <w:t xml:space="preserve">Point to the step or supplied fact that decides; explain your repair if </w:t>
+      </w:r>
+      <w:r>
+        <w:rPr>
+          <w:b/>
+        </w:rPr>
+        <w:t>need</w:t>
+      </w:r>
+      <w:r>
+        <w:rPr>
+          <w:b w:val="0"/>
+        </w:rPr>
+        <w:t>ed.</w:t>
+      </w:r>
+    </w:p>
+    <w:p>
+      <w:pPr>
+        <w:spacing w:line="336" w:lineRule="auto" w:after="180"/>
+      </w:pPr>
+      <w:r>
+        <w:rPr>
+          <w:b w:val="0"/>
+        </w:rPr>
+        <w:t xml:space="preserve">Answer on your own before discussion. If you are unsure, say which step you </w:t>
+      </w:r>
+      <w:r>
+        <w:rPr>
+          <w:b/>
+        </w:rPr>
+        <w:t>need</w:t>
+      </w:r>
+      <w:r>
+        <w:rPr>
+          <w:b w:val="0"/>
+        </w:rPr>
+        <w:t xml:space="preserve"> help with.</w:t>
       </w:r>
     </w:p>
     <w:p>
@@ -2380,8 +3901,26 @@
       </w:r>
     </w:p>
     <w:p>
-      <w:r>
-        <w:t>What non-AI baseline would reveal whether this helper adds value? Point to the relevant step in the picture, then write the changed result and the rule or evidence that supports it.</w:t>
+      <w:pPr>
+        <w:spacing w:line="336" w:lineRule="auto" w:after="180"/>
+      </w:pPr>
+      <w:r>
+        <w:rPr>
+          <w:b w:val="0"/>
+        </w:rPr>
+        <w:t xml:space="preserve">What non-AI baseline would reveal whether this helper adds value? Point to the relevant step in the picture, then write the changed result and the rule or </w:t>
+      </w:r>
+      <w:r>
+        <w:rPr>
+          <w:b/>
+        </w:rPr>
+        <w:t>evidence</w:t>
+      </w:r>
+      <w:r>
+        <w:rPr>
+          <w:b w:val="0"/>
+        </w:rPr>
+        <w:t xml:space="preserve"> that supports it.</w:t>
       </w:r>
     </w:p>
     <w:p>
@@ -2413,7 +3952,13 @@
       </w:r>
     </w:p>
     <w:p>
-      <w:r>
+      <w:pPr>
+        <w:spacing w:line="336" w:lineRule="auto" w:after="180"/>
+      </w:pPr>
+      <w:r>
+        <w:rPr>
+          <w:b w:val="0"/>
+        </w:rPr>
         <w:t>This is supported practice. Keep the separately named independent case for an attempt before feedback.</w:t>
       </w:r>
     </w:p>
@@ -2427,16 +3972,45 @@
     </w:p>
     <w:p>
       <w:r>
-        <w:t>EVIDENCE LAB</w:t>
-      </w:r>
-    </w:p>
-    <w:p>
-      <w:r>
+        <w:t>Investigate User Need and AI Contribution. Record the prediction, actual observation or labelled paper trace, explanation and next test separately.</w:t>
+      </w:r>
+    </w:p>
+    <w:p>
+      <w:pPr>
+        <w:spacing w:line="336" w:lineRule="auto" w:after="180"/>
+      </w:pPr>
+      <w:r>
+        <w:rPr>
+          <w:b/>
+        </w:rPr>
+        <w:t>EVIDENCE</w:t>
+      </w:r>
+      <w:r>
+        <w:rPr>
+          <w:b/>
+        </w:rPr>
+        <w:t xml:space="preserve"> LAB</w:t>
+      </w:r>
+    </w:p>
+    <w:p>
+      <w:pPr>
+        <w:spacing w:line="336" w:lineRule="auto" w:after="180"/>
+      </w:pPr>
+      <w:r>
+        <w:rPr>
+          <w:b w:val="0"/>
+        </w:rPr>
         <w:t>Predict → Test → Record → Explain</w:t>
       </w:r>
     </w:p>
     <w:p>
-      <w:r>
+      <w:pPr>
+        <w:spacing w:line="336" w:lineRule="auto" w:after="180"/>
+      </w:pPr>
+      <w:r>
+        <w:rPr>
+          <w:b w:val="0"/>
+        </w:rPr>
         <w:t>Keep expected and actual results separate. Surprises are useful data when recorded honestly.</w:t>
       </w:r>
     </w:p>
@@ -2477,8 +4051,26 @@
       </w:r>
     </w:p>
     <w:p>
-      <w:r>
-        <w:t>Interview one learner, write a need statement, sketch AI and non-AI flows, and compare value, risk, cost, and testability.</w:t>
+      <w:pPr>
+        <w:spacing w:line="336" w:lineRule="auto" w:after="180"/>
+      </w:pPr>
+      <w:r>
+        <w:rPr>
+          <w:b w:val="0"/>
+        </w:rPr>
+        <w:t xml:space="preserve">Interview one learner, write a </w:t>
+      </w:r>
+      <w:r>
+        <w:rPr>
+          <w:b/>
+        </w:rPr>
+        <w:t>need</w:t>
+      </w:r>
+      <w:r>
+        <w:rPr>
+          <w:b w:val="0"/>
+        </w:rPr>
+        <w:t xml:space="preserve"> statement, sketch AI and non-AI flows, and compare value, risk, cost, and testability.</w:t>
       </w:r>
     </w:p>
     <w:tbl>
@@ -2727,7 +4319,14 @@
       </w:tr>
     </w:tbl>
     <w:p>
-      <w:r>
+      <w:pPr>
+        <w:spacing w:line="336" w:lineRule="auto" w:after="180"/>
+        <w:shd w:fill="F5F1FB"/>
+      </w:pPr>
+      <w:r>
+        <w:rPr>
+          <w:b w:val="0"/>
+        </w:rPr>
         <w:t>What did the hardest test teach you that the normal test did not?</w:t>
       </w:r>
     </w:p>
@@ -2773,7 +4372,13 @@
       </w:r>
     </w:p>
     <w:p>
-      <w:r>
+      <w:pPr>
+        <w:spacing w:line="336" w:lineRule="auto" w:after="180"/>
+      </w:pPr>
+      <w:r>
+        <w:rPr>
+          <w:b w:val="0"/>
+        </w:rPr>
         <w:t>Before trying: what do I expect, and why? While trying: which step could first go wrong? Afterwards: what did I actually observe, and what should change? Keep “not run” if you only traced the procedure.</w:t>
       </w:r>
     </w:p>
@@ -2787,17 +4392,52 @@
     </w:p>
     <w:p>
       <w:r>
+        <w:t>Move from recall to tracing, diagnosis and transfer in User Need and AI Contribution. Explain why each step is justified.</w:t>
+      </w:r>
+    </w:p>
+    <w:p>
+      <w:pPr>
+        <w:spacing w:line="336" w:lineRule="auto" w:after="180"/>
+      </w:pPr>
+      <w:r>
+        <w:rPr>
+          <w:b/>
+        </w:rPr>
         <w:t>MASTERY</w:t>
       </w:r>
     </w:p>
     <w:p>
-      <w:r>
+      <w:pPr>
+        <w:spacing w:line="336" w:lineRule="auto" w:after="180"/>
+      </w:pPr>
+      <w:r>
+        <w:rPr>
+          <w:b w:val="0"/>
+        </w:rPr>
         <w:t>From Knowing the Word to Owning the Idea</w:t>
       </w:r>
     </w:p>
     <w:p>
-      <w:r>
-        <w:t>Move upward only when you can produce evidence without copying the worked example.</w:t>
+      <w:pPr>
+        <w:spacing w:line="336" w:lineRule="auto" w:after="180"/>
+      </w:pPr>
+      <w:r>
+        <w:rPr>
+          <w:b w:val="0"/>
+        </w:rPr>
+        <w:t xml:space="preserve">Move upward only when you can produce </w:t>
+      </w:r>
+      <w:r>
+        <w:rPr>
+          <w:b/>
+        </w:rPr>
+        <w:t>evidence</w:t>
+      </w:r>
+      <w:r>
+        <w:rPr>
+          <w:b w:val="0"/>
+        </w:rPr>
+        <w:t xml:space="preserve"> without copying the worked example.</w:t>
       </w:r>
     </w:p>
     <w:p>
@@ -2837,33 +4477,93 @@
       </w:r>
     </w:p>
     <w:p>
-      <w:r>
+      <w:pPr>
+        <w:spacing w:line="336" w:lineRule="auto" w:after="180"/>
+      </w:pPr>
+      <w:r>
+        <w:rPr>
+          <w:b w:val="0"/>
+        </w:rPr>
         <w:t>1 • NAME: Define the concept without repeating the textbook.</w:t>
       </w:r>
     </w:p>
     <w:p>
-      <w:r>
-        <w:t>2 • TRACE: Show the information, state, branch, calculation, or evidence path.</w:t>
-      </w:r>
-    </w:p>
-    <w:p>
-      <w:r>
+      <w:pPr>
+        <w:spacing w:line="336" w:lineRule="auto" w:after="180"/>
+      </w:pPr>
+      <w:r>
+        <w:rPr>
+          <w:b w:val="0"/>
+        </w:rPr>
+        <w:t xml:space="preserve">2 • TRACE: Show the information, state, branch, calculation, or </w:t>
+      </w:r>
+      <w:r>
+        <w:rPr>
+          <w:b/>
+        </w:rPr>
+        <w:t>evidence</w:t>
+      </w:r>
+      <w:r>
+        <w:rPr>
+          <w:b w:val="0"/>
+        </w:rPr>
+        <w:t xml:space="preserve"> path.</w:t>
+      </w:r>
+    </w:p>
+    <w:p>
+      <w:pPr>
+        <w:spacing w:line="336" w:lineRule="auto" w:after="180"/>
+      </w:pPr>
+      <w:r>
+        <w:rPr>
+          <w:b w:val="0"/>
+        </w:rPr>
         <w:t>3 • APPLY: Solve a different example independently.</w:t>
       </w:r>
     </w:p>
     <w:p>
-      <w:r>
+      <w:pPr>
+        <w:spacing w:line="336" w:lineRule="auto" w:after="180"/>
+      </w:pPr>
+      <w:r>
+        <w:rPr>
+          <w:b w:val="0"/>
+        </w:rPr>
         <w:t>4 • CHALLENGE: Find a boundary case, counterexample, or unfair outcome.</w:t>
       </w:r>
     </w:p>
     <w:p>
-      <w:r>
+      <w:pPr>
+        <w:spacing w:line="336" w:lineRule="auto" w:after="180"/>
+      </w:pPr>
+      <w:r>
+        <w:rPr>
+          <w:b w:val="0"/>
+        </w:rPr>
         <w:t>5 • EXPLAIN LIMITS: Say when the result should not be trusted or used alone.</w:t>
       </w:r>
     </w:p>
     <w:p>
-      <w:r>
-        <w:t>My strongest evidence of independent understanding:</w:t>
+      <w:pPr>
+        <w:spacing w:line="336" w:lineRule="auto" w:after="180"/>
+      </w:pPr>
+      <w:r>
+        <w:rPr>
+          <w:b w:val="0"/>
+        </w:rPr>
+        <w:t xml:space="preserve">My strongest </w:t>
+      </w:r>
+      <w:r>
+        <w:rPr>
+          <w:b/>
+        </w:rPr>
+        <w:t>evidence</w:t>
+      </w:r>
+      <w:r>
+        <w:rPr>
+          <w:b w:val="0"/>
+        </w:rPr>
+        <w:t xml:space="preserve"> of independent understanding:</w:t>
       </w:r>
     </w:p>
     <w:p>
@@ -2909,16 +4609,39 @@
     </w:p>
     <w:p>
       <w:r>
+        <w:t>Apply this week’s idea to Verified Study Buddy. Keep an annotated decision and the evidence supporting it.</w:t>
+      </w:r>
+    </w:p>
+    <w:p>
+      <w:pPr>
+        <w:spacing w:line="336" w:lineRule="auto" w:after="180"/>
+      </w:pPr>
+      <w:r>
+        <w:rPr>
+          <w:b/>
+        </w:rPr>
         <w:t>CUMULATIVE PROJECT</w:t>
       </w:r>
     </w:p>
     <w:p>
-      <w:r>
+      <w:pPr>
+        <w:spacing w:line="336" w:lineRule="auto" w:after="180"/>
+      </w:pPr>
+      <w:r>
+        <w:rPr>
+          <w:b w:val="0"/>
+        </w:rPr>
         <w:t>Verified Study Buddy</w:t>
       </w:r>
     </w:p>
     <w:p>
-      <w:r>
+      <w:pPr>
+        <w:spacing w:line="336" w:lineRule="auto" w:after="180"/>
+      </w:pPr>
+      <w:r>
+        <w:rPr>
+          <w:b w:val="0"/>
+        </w:rPr>
         <w:t>Every week adds one inspectable piece. The system must show how it reached a result.</w:t>
       </w:r>
     </w:p>
@@ -2959,17 +4682,63 @@
       </w:r>
     </w:p>
     <w:p>
-      <w:r>
+      <w:pPr>
+        <w:spacing w:line="336" w:lineRule="auto" w:after="180"/>
+      </w:pPr>
+      <w:r>
+        <w:rPr>
+          <w:b w:val="0"/>
+        </w:rPr>
         <w:t>THIS WEEK’S CHECKPOINT  Justify exactly which Study Buddy stage uses AI and which stages remain deterministic.</w:t>
       </w:r>
     </w:p>
     <w:p>
-      <w:r>
-        <w:t>SYSTEM MAP  Learner need → prompt/schema → approved sources/retrieval → model/tool → structured answer → verification → human decision</w:t>
-      </w:r>
-    </w:p>
-    <w:p>
-      <w:r>
+      <w:pPr>
+        <w:pStyle w:val="Heading3"/>
+      </w:pPr>
+      <w:r>
+        <w:t>Trace the system</w:t>
+      </w:r>
+    </w:p>
+    <w:p>
+      <w:pPr>
+        <w:spacing w:line="336" w:lineRule="auto" w:after="180"/>
+        <w:shd w:fill="EDF7F3"/>
+      </w:pPr>
+      <w:r>
+        <w:rPr>
+          <w:b w:val="0"/>
+        </w:rPr>
+        <w:t xml:space="preserve">SYSTEM MAP  Learner </w:t>
+      </w:r>
+      <w:r>
+        <w:rPr>
+          <w:b/>
+        </w:rPr>
+        <w:t>need</w:t>
+      </w:r>
+      <w:r>
+        <w:rPr>
+          <w:b w:val="0"/>
+        </w:rPr>
+        <w:t xml:space="preserve"> → prompt/schema → approved sources/retrieval → model/tool → structured answer → verification → </w:t>
+      </w:r>
+      <w:r>
+        <w:rPr>
+          <w:b/>
+        </w:rPr>
+        <w:t>human decision</w:t>
+      </w:r>
+    </w:p>
+    <w:p>
+      <w:pPr>
+        <w:spacing w:line="336" w:lineRule="auto" w:after="180"/>
+        <w:shd w:fill="F5F1FB"/>
+      </w:pPr>
+      <w:r>
+        <w:rPr>
+          <w:b w:val="0"/>
+        </w:rPr>
         <w:t>What will you add, change, or verify in the project this week?</w:t>
       </w:r>
     </w:p>
@@ -3007,8 +4776,27 @@
       </w:r>
     </w:p>
     <w:p>
-      <w:r>
-        <w:t>What should remain under human control?</w:t>
+      <w:pPr>
+        <w:spacing w:line="336" w:lineRule="auto" w:after="180"/>
+        <w:shd w:fill="F5F1FB"/>
+      </w:pPr>
+      <w:r>
+        <w:rPr>
+          <w:b w:val="0"/>
+        </w:rPr>
+        <w:t xml:space="preserve">What should remain under </w:t>
+      </w:r>
+      <w:r>
+        <w:rPr>
+          <w:b/>
+        </w:rPr>
+        <w:t>human control</w:t>
+      </w:r>
+      <w:r>
+        <w:rPr>
+          <w:b w:val="0"/>
+        </w:rPr>
+        <w:t>?</w:t>
       </w:r>
     </w:p>
     <w:p>
@@ -3045,21 +4833,77 @@
       </w:r>
     </w:p>
     <w:p>
-      <w:r>
-        <w:t>RESPONSIBLE DESIGN  Collect only necessary information. Show uncertainty and limits. Never confuse fluent output with verified truth.</w:t>
-      </w:r>
-    </w:p>
-    <w:p>
       <w:pPr>
         <w:pStyle w:val="Heading3"/>
       </w:pPr>
       <w:r>
+        <w:t>Responsible design</w:t>
+      </w:r>
+    </w:p>
+    <w:p>
+      <w:pPr>
+        <w:spacing w:line="336" w:lineRule="auto" w:after="180"/>
+        <w:shd w:fill="FFF5E6"/>
+      </w:pPr>
+      <w:r>
+        <w:rPr>
+          <w:b w:val="0"/>
+        </w:rPr>
+        <w:t xml:space="preserve">RESPONSIBLE DESIGN  Collect only necessary information. Show uncertainty and limits. Never confuse fluent </w:t>
+      </w:r>
+      <w:r>
+        <w:rPr>
+          <w:b/>
+        </w:rPr>
+        <w:t>output</w:t>
+      </w:r>
+      <w:r>
+        <w:rPr>
+          <w:b w:val="0"/>
+        </w:rPr>
+        <w:t xml:space="preserve"> with verified truth.</w:t>
+      </w:r>
+    </w:p>
+    <w:p>
+      <w:pPr>
+        <w:pStyle w:val="Heading3"/>
+      </w:pPr>
+      <w:r>
         <w:t>Evidence for your project</w:t>
       </w:r>
     </w:p>
     <w:p>
-      <w:r>
-        <w:t>For your Verified Study Buddy, save the input, procedure, observed result and limitation of this check. Label this worked example as practice; use a different, previously unreviewed case when checking independent understanding.</w:t>
+      <w:pPr>
+        <w:spacing w:line="336" w:lineRule="auto" w:after="180"/>
+      </w:pPr>
+      <w:r>
+        <w:rPr>
+          <w:b w:val="0"/>
+        </w:rPr>
+        <w:t xml:space="preserve">For your Verified Study Buddy, save the </w:t>
+      </w:r>
+      <w:r>
+        <w:rPr>
+          <w:b/>
+        </w:rPr>
+        <w:t>input</w:t>
+      </w:r>
+      <w:r>
+        <w:rPr>
+          <w:b w:val="0"/>
+        </w:rPr>
+        <w:t>, procedure, observed result and limitation of this check.</w:t>
+      </w:r>
+    </w:p>
+    <w:p>
+      <w:pPr>
+        <w:spacing w:line="336" w:lineRule="auto" w:after="180"/>
+      </w:pPr>
+      <w:r>
+        <w:rPr>
+          <w:b w:val="0"/>
+        </w:rPr>
+        <w:t>Label this worked example as practice; use a different, previously unreviewed case when checking independent understanding.</w:t>
       </w:r>
     </w:p>
     <w:p>
@@ -3072,16 +4916,48 @@
     </w:p>
     <w:p>
       <w:r>
+        <w:t>Use a genuinely new case for independent evidence. Previously discussed examples remain practice; use the separately named independent case before feedback.</w:t>
+      </w:r>
+    </w:p>
+    <w:p>
+      <w:pPr>
+        <w:pStyle w:val="Heading3"/>
+      </w:pPr>
+      <w:r>
+        <w:t>Independent evidence</w:t>
+      </w:r>
+    </w:p>
+    <w:p>
+      <w:pPr>
+        <w:spacing w:line="336" w:lineRule="auto" w:after="180"/>
+        <w:shd w:fill="FFF5E6"/>
+      </w:pPr>
+      <w:r>
+        <w:rPr>
+          <w:b w:val="0"/>
+        </w:rPr>
         <w:t>INDEPENDENT MASTERY PROOF</w:t>
       </w:r>
     </w:p>
     <w:p>
-      <w:r>
+      <w:pPr>
+        <w:spacing w:line="336" w:lineRule="auto" w:after="180"/>
+      </w:pPr>
+      <w:r>
+        <w:rPr>
+          <w:b w:val="0"/>
+        </w:rPr>
         <w:t>Explain • Transfer • Test • Defend</w:t>
       </w:r>
     </w:p>
     <w:p>
-      <w:r>
+      <w:pPr>
+        <w:spacing w:line="336" w:lineRule="auto" w:after="180"/>
+      </w:pPr>
+      <w:r>
+        <w:rPr>
+          <w:b w:val="0"/>
+        </w:rPr>
         <w:t>Complete this page without copying the worked example. Your reasoning matters more than decoration.</w:t>
       </w:r>
     </w:p>
@@ -3122,12 +4998,46 @@
       </w:r>
     </w:p>
     <w:p>
-      <w:r>
-        <w:t>CHALLENGE  Compare AI and non-AI designs for a study need.</w:t>
-      </w:r>
-    </w:p>
-    <w:p>
-      <w:r>
+      <w:pPr>
+        <w:pStyle w:val="Heading3"/>
+      </w:pPr>
+      <w:r>
+        <w:t>Try a more demanding case</w:t>
+      </w:r>
+    </w:p>
+    <w:p>
+      <w:pPr>
+        <w:spacing w:line="336" w:lineRule="auto" w:after="180"/>
+        <w:shd w:fill="F5F1FB"/>
+      </w:pPr>
+      <w:r>
+        <w:rPr>
+          <w:b w:val="0"/>
+        </w:rPr>
+        <w:t xml:space="preserve">CHALLENGE  Compare AI and non-AI designs for a study </w:t>
+      </w:r>
+      <w:r>
+        <w:rPr>
+          <w:b/>
+        </w:rPr>
+        <w:t>need</w:t>
+      </w:r>
+      <w:r>
+        <w:rPr>
+          <w:b w:val="0"/>
+        </w:rPr>
+        <w:t>.</w:t>
+      </w:r>
+    </w:p>
+    <w:p>
+      <w:pPr>
+        <w:spacing w:line="336" w:lineRule="auto" w:after="180"/>
+        <w:shd w:fill="F4F9FC"/>
+      </w:pPr>
+      <w:r>
+        <w:rPr>
+          <w:b w:val="0"/>
+        </w:rPr>
         <w:t>1. My fresh example, trace, calculation, or design:</w:t>
       </w:r>
     </w:p>
@@ -3165,8 +5075,27 @@
       </w:r>
     </w:p>
     <w:p>
-      <w:r>
-        <w:t>2. My evidence that it works (include a boundary or missing-data case):</w:t>
+      <w:pPr>
+        <w:spacing w:line="336" w:lineRule="auto" w:after="180"/>
+        <w:shd w:fill="F4F9FC"/>
+      </w:pPr>
+      <w:r>
+        <w:rPr>
+          <w:b w:val="0"/>
+        </w:rPr>
+        <w:t xml:space="preserve">2. My </w:t>
+      </w:r>
+      <w:r>
+        <w:rPr>
+          <w:b/>
+        </w:rPr>
+        <w:t>evidence</w:t>
+      </w:r>
+      <w:r>
+        <w:rPr>
+          <w:b w:val="0"/>
+        </w:rPr>
+        <w:t xml:space="preserve"> that it works (include a boundary or missing-data case):</w:t>
       </w:r>
     </w:p>
     <w:p>
@@ -3203,8 +5132,27 @@
       </w:r>
     </w:p>
     <w:p>
-      <w:r>
-        <w:t>3. One limitation, fairness concern, or situation needing human review:</w:t>
+      <w:pPr>
+        <w:spacing w:line="336" w:lineRule="auto" w:after="180"/>
+        <w:shd w:fill="F4F9FC"/>
+      </w:pPr>
+      <w:r>
+        <w:rPr>
+          <w:b w:val="0"/>
+        </w:rPr>
+        <w:t xml:space="preserve">3. One limitation, fairness concern, or situation </w:t>
+      </w:r>
+      <w:r>
+        <w:rPr>
+          <w:b/>
+        </w:rPr>
+        <w:t>need</w:t>
+      </w:r>
+      <w:r>
+        <w:rPr>
+          <w:b w:val="0"/>
+        </w:rPr>
+        <w:t>ing human review:</w:t>
       </w:r>
     </w:p>
     <w:p>
@@ -3241,8 +5189,47 @@
       </w:r>
     </w:p>
     <w:p>
-      <w:r>
-        <w:t>SELF-CHECK  □ I explained the mechanism  □ I used evidence  □ I tested a fresh case  □ I named a limitation  □ I can answer ‘why?’</w:t>
+      <w:pPr>
+        <w:pStyle w:val="Heading3"/>
+      </w:pPr>
+      <w:r>
+        <w:t>Check your explanation</w:t>
+      </w:r>
+    </w:p>
+    <w:p>
+      <w:pPr>
+        <w:spacing w:line="336" w:lineRule="auto" w:after="180"/>
+        <w:shd w:fill="F5F1FB"/>
+      </w:pPr>
+      <w:r>
+        <w:rPr>
+          <w:b w:val="0"/>
+        </w:rPr>
+        <w:t xml:space="preserve">SELF-CHECK  □ I explained the </w:t>
+      </w:r>
+      <w:r>
+        <w:rPr>
+          <w:b/>
+        </w:rPr>
+        <w:t>mechanism</w:t>
+      </w:r>
+      <w:r>
+        <w:rPr>
+          <w:b w:val="0"/>
+        </w:rPr>
+        <w:t xml:space="preserve">  □ I used </w:t>
+      </w:r>
+      <w:r>
+        <w:rPr>
+          <w:b/>
+        </w:rPr>
+        <w:t>evidence</w:t>
+      </w:r>
+      <w:r>
+        <w:rPr>
+          <w:b w:val="0"/>
+        </w:rPr>
+        <w:t xml:space="preserve">  □ I tested a fresh case  □ I named a limitation  □ I can answer ‘why?’</w:t>
       </w:r>
     </w:p>
     <w:p>
@@ -3254,6 +5241,11 @@
       </w:r>
     </w:p>
     <w:p>
+      <w:r>
+        <w:t>Revisit the complete User Need and AI Contribution case for supported practice. Repeated examples do not become fresh assessments.</w:t>
+      </w:r>
+    </w:p>
+    <w:p>
       <w:pPr>
         <w:pStyle w:val="Heading3"/>
       </w:pPr>
@@ -3262,7 +5254,13 @@
       </w:r>
     </w:p>
     <w:p>
-      <w:r>
+      <w:pPr>
+        <w:spacing w:line="336" w:lineRule="auto" w:after="180"/>
+      </w:pPr>
+      <w:r>
+        <w:rPr>
+          <w:b w:val="0"/>
+        </w:rPr>
         <w:t>Use the supplied details to practise the weekly concept before attempting the independent question. This case extends the illustrated lesson.</w:t>
       </w:r>
     </w:p>
@@ -3275,7 +5273,13 @@
       </w:r>
     </w:p>
     <w:p>
-      <w:r>
+      <w:pPr>
+        <w:spacing w:line="336" w:lineRule="auto" w:after="180"/>
+      </w:pPr>
+      <w:r>
+        <w:rPr>
+          <w:b w:val="0"/>
+        </w:rPr>
         <w:t>Learners struggle to locate definitions in an approved chapter; a proposed chatbot answers everything.</w:t>
       </w:r>
     </w:p>
@@ -3288,8 +5292,38 @@
       </w:r>
     </w:p>
     <w:p>
-      <w:r>
-        <w:t>Narrow the need and AI contribution.</w:t>
+      <w:pPr>
+        <w:spacing w:line="336" w:lineRule="auto" w:after="180"/>
+      </w:pPr>
+      <w:r>
+        <w:rPr>
+          <w:b w:val="0"/>
+        </w:rPr>
+        <w:t xml:space="preserve">Narrow the </w:t>
+      </w:r>
+      <w:r>
+        <w:rPr>
+          <w:b/>
+        </w:rPr>
+        <w:t>need</w:t>
+      </w:r>
+      <w:r>
+        <w:rPr>
+          <w:b w:val="0"/>
+        </w:rPr>
+        <w:t xml:space="preserve"> and </w:t>
+      </w:r>
+      <w:r>
+        <w:rPr>
+          <w:b/>
+        </w:rPr>
+        <w:t>AI contribution</w:t>
+      </w:r>
+      <w:r>
+        <w:rPr>
+          <w:b w:val="0"/>
+        </w:rPr>
+        <w:t>.</w:t>
       </w:r>
     </w:p>
     <w:p>
@@ -3301,7 +5335,13 @@
       </w:r>
     </w:p>
     <w:p>
-      <w:r>
+      <w:pPr>
+        <w:spacing w:line="336" w:lineRule="auto" w:after="180"/>
+      </w:pPr>
+      <w:r>
+        <w:rPr>
+          <w:b w:val="0"/>
+        </w:rPr>
         <w:t>Help locate and explain chapter definitions with references and unsupported-question handling. Compare a simple index or search first.</w:t>
       </w:r>
     </w:p>
@@ -3314,7 +5354,14 @@
       </w:r>
     </w:p>
     <w:p>
-      <w:r>
+      <w:pPr>
+        <w:spacing w:line="336" w:lineRule="auto" w:after="180"/>
+        <w:shd w:fill="F5F1FB"/>
+      </w:pPr>
+      <w:r>
+        <w:rPr>
+          <w:b w:val="0"/>
+        </w:rPr>
         <w:t>Which detail supports the answer, and why does it matter?</w:t>
       </w:r>
     </w:p>
@@ -3492,17 +5539,59 @@
       </w:tr>
     </w:tbl>
     <w:p>
-      <w:r>
+      <w:pPr>
+        <w:spacing w:line="336" w:lineRule="auto" w:after="180"/>
+      </w:pPr>
+      <w:r>
+        <w:rPr>
+          <w:b w:val="0"/>
+        </w:rPr>
         <w:t>Learners struggle to locate definitions in an approved chapter; a proposed chatbot answers everything.</w:t>
       </w:r>
     </w:p>
     <w:p>
-      <w:r>
-        <w:t>Narrow the need and AI contribution.</w:t>
-      </w:r>
-    </w:p>
-    <w:p>
-      <w:r>
+      <w:pPr>
+        <w:spacing w:line="336" w:lineRule="auto" w:after="180"/>
+      </w:pPr>
+      <w:r>
+        <w:rPr>
+          <w:b w:val="0"/>
+        </w:rPr>
+        <w:t xml:space="preserve">Narrow the </w:t>
+      </w:r>
+      <w:r>
+        <w:rPr>
+          <w:b/>
+        </w:rPr>
+        <w:t>need</w:t>
+      </w:r>
+      <w:r>
+        <w:rPr>
+          <w:b w:val="0"/>
+        </w:rPr>
+        <w:t xml:space="preserve"> and </w:t>
+      </w:r>
+      <w:r>
+        <w:rPr>
+          <w:b/>
+        </w:rPr>
+        <w:t>AI contribution</w:t>
+      </w:r>
+      <w:r>
+        <w:rPr>
+          <w:b w:val="0"/>
+        </w:rPr>
+        <w:t>.</w:t>
+      </w:r>
+    </w:p>
+    <w:p>
+      <w:pPr>
+        <w:spacing w:line="336" w:lineRule="auto" w:after="180"/>
+      </w:pPr>
+      <w:r>
+        <w:rPr>
+          <w:b w:val="0"/>
+        </w:rPr>
         <w:t>Help locate and explain chapter definitions with references and unsupported-question handling. Compare a simple index or search first.</w:t>
       </w:r>
     </w:p>
@@ -3515,6 +5604,11 @@
       </w:r>
     </w:p>
     <w:p>
+      <w:r>
+        <w:t>Attempt the reserved new case before feedback. Record support; the earlier examples below remain additional practice.</w:t>
+      </w:r>
+    </w:p>
+    <w:p>
       <w:pPr>
         <w:pStyle w:val="Heading3"/>
       </w:pPr>
@@ -3523,8 +5617,26 @@
       </w:r>
     </w:p>
     <w:p>
-      <w:r>
-        <w:t>Student equipment assistant has public inventory I, restricted purchase ledger L and public booking notice B. Define eligible corpus, baseline and a missing-evidence test.</w:t>
+      <w:pPr>
+        <w:spacing w:line="336" w:lineRule="auto" w:after="180"/>
+      </w:pPr>
+      <w:r>
+        <w:rPr>
+          <w:b w:val="0"/>
+        </w:rPr>
+        <w:t>Student equipment assistant has public inventory I, restricted purchase ledger L and public booking notice B. Define eligible corpus, baseline and a missing-</w:t>
+      </w:r>
+      <w:r>
+        <w:rPr>
+          <w:b/>
+        </w:rPr>
+        <w:t>evidence</w:t>
+      </w:r>
+      <w:r>
+        <w:rPr>
+          <w:b w:val="0"/>
+        </w:rPr>
+        <w:t xml:space="preserve"> test.</w:t>
       </w:r>
     </w:p>
     <w:p>
@@ -3571,7 +5683,13 @@
       </w:r>
     </w:p>
     <w:p>
-      <w:r>
+      <w:pPr>
+        <w:spacing w:line="336" w:lineRule="auto" w:after="180"/>
+      </w:pPr>
+      <w:r>
+        <w:rPr>
+          <w:b w:val="0"/>
+        </w:rPr>
         <w:t>Attempt this case before feedback. Record any help. Earlier examples below are further practice; a case already practised with feedback cannot establish fresh transfer.</w:t>
       </w:r>
     </w:p>
@@ -3584,18 +5702,66 @@
       </w:r>
     </w:p>
     <w:p>
-      <w:r>
+      <w:pPr>
+        <w:spacing w:line="336" w:lineRule="auto" w:after="180"/>
+      </w:pPr>
+      <w:r>
+        <w:rPr>
+          <w:b w:val="0"/>
+        </w:rPr>
         <w:t>Close the worked explanation. Apply the idea to this different question without copying.</w:t>
       </w:r>
     </w:p>
     <w:p>
-      <w:r>
-        <w:t>A student needs the exact due date from a course notice. Should the design start by generating a plausible date or locating the notice? Explain the AI contribution.</w:t>
-      </w:r>
-    </w:p>
-    <w:p>
-      <w:r>
-        <w:t>My answer, with a trace, calculation or supporting evidence</w:t>
+      <w:pPr>
+        <w:spacing w:line="336" w:lineRule="auto" w:after="180"/>
+      </w:pPr>
+      <w:r>
+        <w:rPr>
+          <w:b w:val="0"/>
+        </w:rPr>
+        <w:t xml:space="preserve">A student </w:t>
+      </w:r>
+      <w:r>
+        <w:rPr>
+          <w:b/>
+        </w:rPr>
+        <w:t>need</w:t>
+      </w:r>
+      <w:r>
+        <w:rPr>
+          <w:b w:val="0"/>
+        </w:rPr>
+        <w:t xml:space="preserve">s the exact due date from a course notice. Should the design start by generating a plausible date or locating the notice? Explain the </w:t>
+      </w:r>
+      <w:r>
+        <w:rPr>
+          <w:b/>
+        </w:rPr>
+        <w:t>AI contribution</w:t>
+      </w:r>
+      <w:r>
+        <w:rPr>
+          <w:b w:val="0"/>
+        </w:rPr>
+        <w:t>.</w:t>
+      </w:r>
+    </w:p>
+    <w:p>
+      <w:pPr>
+        <w:spacing w:line="336" w:lineRule="auto" w:after="180"/>
+      </w:pPr>
+      <w:r>
+        <w:rPr>
+          <w:b w:val="0"/>
+        </w:rPr>
+        <w:t xml:space="preserve">My answer, with a trace, calculation or supporting </w:t>
+      </w:r>
+      <w:r>
+        <w:rPr>
+          <w:b/>
+        </w:rPr>
+        <w:t>evidence</w:t>
       </w:r>
     </w:p>
     <w:p>
@@ -3640,13 +5806,37 @@
       </w:r>
     </w:p>
     <w:p>
-      <w:r>
+      <w:pPr>
+        <w:spacing w:line="336" w:lineRule="auto" w:after="180"/>
+      </w:pPr>
+      <w:r>
+        <w:rPr>
+          <w:b w:val="0"/>
+        </w:rPr>
         <w:t>Change one relevant detail. Predict the result before testing. Include a boundary or missing-information case when it helps reveal a limit.</w:t>
       </w:r>
     </w:p>
     <w:p>
-      <w:r>
-        <w:t>My changed input and expected result</w:t>
+      <w:pPr>
+        <w:spacing w:line="336" w:lineRule="auto" w:after="180"/>
+      </w:pPr>
+      <w:r>
+        <w:rPr>
+          <w:b w:val="0"/>
+        </w:rPr>
+        <w:t xml:space="preserve">My changed </w:t>
+      </w:r>
+      <w:r>
+        <w:rPr>
+          <w:b/>
+        </w:rPr>
+        <w:t>input</w:t>
+      </w:r>
+      <w:r>
+        <w:rPr>
+          <w:b w:val="0"/>
+        </w:rPr>
+        <w:t xml:space="preserve"> and expected result</w:t>
       </w:r>
     </w:p>
     <w:p>
@@ -3691,13 +5881,37 @@
       </w:r>
     </w:p>
     <w:p>
-      <w:r>
+      <w:pPr>
+        <w:spacing w:line="336" w:lineRule="auto" w:after="180"/>
+      </w:pPr>
+      <w:r>
+        <w:rPr>
+          <w:b w:val="0"/>
+        </w:rPr>
         <w:t>Justify exactly which Study Buddy stage uses AI and which stages remain deterministic.</w:t>
       </w:r>
     </w:p>
     <w:p>
-      <w:r>
-        <w:t>The evidence I will keep</w:t>
+      <w:pPr>
+        <w:spacing w:line="336" w:lineRule="auto" w:after="180"/>
+      </w:pPr>
+      <w:r>
+        <w:rPr>
+          <w:b w:val="0"/>
+        </w:rPr>
+        <w:t xml:space="preserve">The </w:t>
+      </w:r>
+      <w:r>
+        <w:rPr>
+          <w:b/>
+        </w:rPr>
+        <w:t>evidence</w:t>
+      </w:r>
+      <w:r>
+        <w:rPr>
+          <w:b w:val="0"/>
+        </w:rPr>
+        <w:t xml:space="preserve"> I will keep</w:t>
       </w:r>
     </w:p>
     <w:p>
@@ -3734,8 +5948,26 @@
       </w:r>
     </w:p>
     <w:p>
-      <w:r>
-        <w:t>Your teacher has the independent answer and scoring criteria. Complete the matching workbook week to keep your practice evidence together.</w:t>
+      <w:pPr>
+        <w:spacing w:line="336" w:lineRule="auto" w:after="180"/>
+      </w:pPr>
+      <w:r>
+        <w:rPr>
+          <w:b w:val="0"/>
+        </w:rPr>
+        <w:t xml:space="preserve">Your teacher has the independent answer and scoring criteria. Complete the matching workbook week to keep your practice </w:t>
+      </w:r>
+      <w:r>
+        <w:rPr>
+          <w:b/>
+        </w:rPr>
+        <w:t>evidence</w:t>
+      </w:r>
+      <w:r>
+        <w:rPr>
+          <w:b w:val="0"/>
+        </w:rPr>
+        <w:t xml:space="preserve"> together.</w:t>
       </w:r>
     </w:p>
     <w:p>
@@ -3747,7 +5979,13 @@
       </w:r>
     </w:p>
     <w:p>
-      <w:r>
+      <w:pPr>
+        <w:spacing w:line="336" w:lineRule="auto" w:after="180"/>
+      </w:pPr>
+      <w:r>
+        <w:rPr>
+          <w:b w:val="0"/>
+        </w:rPr>
         <w:t>Students cannot find definitions in a 20-page handout. Compare an index with a grounded assistant. Define a success measure and a failure case for both.</w:t>
       </w:r>
     </w:p>
@@ -3803,8 +6041,25 @@
       </w:r>
     </w:p>
     <w:p>
-      <w:r>
-        <w:t>Attempt the independent case before hints. Record whether you worked alone, used a hint or followed a model. After feedback, fix the first unsupported step and explain why it changed. A later check uses a changed case, not a copied answer.</w:t>
+      <w:pPr>
+        <w:spacing w:line="336" w:lineRule="auto" w:after="180"/>
+      </w:pPr>
+      <w:r>
+        <w:rPr>
+          <w:b w:val="0"/>
+        </w:rPr>
+        <w:t>Attempt the independent case before hints. Record whether you worked alone, used a hint or followed a model. After feedback, fix the first unsupported step and explain why it changed.</w:t>
+      </w:r>
+    </w:p>
+    <w:p>
+      <w:pPr>
+        <w:spacing w:line="336" w:lineRule="auto" w:after="180"/>
+      </w:pPr>
+      <w:r>
+        <w:rPr>
+          <w:b w:val="0"/>
+        </w:rPr>
+        <w:t>A later check uses a changed case, not a copied answer.</w:t>
       </w:r>
     </w:p>
     <w:p>
@@ -3817,6 +6072,17 @@
     </w:p>
     <w:p>
       <w:r>
+        <w:t>Use this map to navigate User Need and AI Contribution, connect the goals to tasks and keep one evidence record for each attempt.</w:t>
+      </w:r>
+    </w:p>
+    <w:p>
+      <w:pPr>
+        <w:spacing w:line="336" w:lineRule="auto" w:after="180"/>
+      </w:pPr>
+      <w:r>
+        <w:rPr>
+          <w:b w:val="0"/>
+        </w:rPr>
         <w:t>Start with this question: Define a useful reading helper before choosing its AI features.</w:t>
       </w:r>
     </w:p>
@@ -3923,13 +6189,61 @@
       </w:tr>
     </w:tbl>
     <w:p>
-      <w:r>
-        <w:t>Remember → watch and explain → try with help → investigate → try independently → keep project evidence. Your teacher may spread this lesson across several classes.</w:t>
-      </w:r>
-    </w:p>
-    <w:p>
-      <w:r>
-        <w:t>Keep your first prediction. Compare it with what the evidence shows and explain any change.</w:t>
+      <w:pPr>
+        <w:spacing w:line="336" w:lineRule="auto" w:after="180"/>
+      </w:pPr>
+      <w:r>
+        <w:rPr>
+          <w:b w:val="0"/>
+        </w:rPr>
+        <w:t xml:space="preserve">Remember → watch and explain → try with help → investigate → try independently → keep project </w:t>
+      </w:r>
+      <w:r>
+        <w:rPr>
+          <w:b/>
+        </w:rPr>
+        <w:t>evidence</w:t>
+      </w:r>
+      <w:r>
+        <w:rPr>
+          <w:b w:val="0"/>
+        </w:rPr>
+        <w:t>. Your teacher may spread this lesson across several classes.</w:t>
+      </w:r>
+    </w:p>
+    <w:p>
+      <w:pPr>
+        <w:spacing w:line="336" w:lineRule="auto" w:after="180"/>
+      </w:pPr>
+      <w:r>
+        <w:rPr>
+          <w:b w:val="0"/>
+        </w:rPr>
+        <w:t xml:space="preserve">Keep your first </w:t>
+      </w:r>
+      <w:r>
+        <w:rPr>
+          <w:b/>
+        </w:rPr>
+        <w:t>prediction</w:t>
+      </w:r>
+      <w:r>
+        <w:rPr>
+          <w:b w:val="0"/>
+        </w:rPr>
+        <w:t xml:space="preserve">. Compare it with what the </w:t>
+      </w:r>
+      <w:r>
+        <w:rPr>
+          <w:b/>
+        </w:rPr>
+        <w:t>evidence</w:t>
+      </w:r>
+      <w:r>
+        <w:rPr>
+          <w:b w:val="0"/>
+        </w:rPr>
+        <w:t xml:space="preserve"> shows and explain any change.</w:t>
       </w:r>
     </w:p>
     <w:p>
@@ -3942,7 +6256,42 @@
     </w:p>
     <w:p>
       <w:r>
-        <w:t>Close your notes. Explain this goal in your own words: Explain the mechanism and terminology of capstone requirements and corpus</w:t>
+        <w:t>Explain User Need and AI Contribution without notes, identify a remaining question and plan a later check with a changed case.</w:t>
+      </w:r>
+    </w:p>
+    <w:p>
+      <w:pPr>
+        <w:spacing w:line="336" w:lineRule="auto" w:after="180"/>
+      </w:pPr>
+      <w:r>
+        <w:rPr>
+          <w:b w:val="0"/>
+        </w:rPr>
+        <w:t xml:space="preserve">Close your notes. Explain this goal in your own words: Explain the </w:t>
+      </w:r>
+      <w:r>
+        <w:rPr>
+          <w:b/>
+        </w:rPr>
+        <w:t>mechanism</w:t>
+      </w:r>
+      <w:r>
+        <w:rPr>
+          <w:b w:val="0"/>
+        </w:rPr>
+        <w:t xml:space="preserve"> and terminology of capstone </w:t>
+      </w:r>
+      <w:r>
+        <w:rPr>
+          <w:b/>
+        </w:rPr>
+        <w:t>requirement</w:t>
+      </w:r>
+      <w:r>
+        <w:rPr>
+          <w:b w:val="0"/>
+        </w:rPr>
+        <w:t>s and corpus</w:t>
       </w:r>
     </w:p>
     <w:p>
@@ -3979,13 +6328,61 @@
       </w:r>
     </w:p>
     <w:p>
-      <w:r>
-        <w:t>If you are unsure, return to the worked picture and explain one arrow. If you are ready, change an input or assumption and justify your prediction.</w:t>
-      </w:r>
-    </w:p>
-    <w:p>
-      <w:r>
-        <w:t>Save your workbook evidence. At the next review, try a different case before opening your old answer.</w:t>
+      <w:pPr>
+        <w:spacing w:line="336" w:lineRule="auto" w:after="180"/>
+      </w:pPr>
+      <w:r>
+        <w:rPr>
+          <w:b w:val="0"/>
+        </w:rPr>
+        <w:t xml:space="preserve">If you are unsure, return to the worked picture and explain one arrow. If you are ready, change an </w:t>
+      </w:r>
+      <w:r>
+        <w:rPr>
+          <w:b/>
+        </w:rPr>
+        <w:t>input</w:t>
+      </w:r>
+      <w:r>
+        <w:rPr>
+          <w:b w:val="0"/>
+        </w:rPr>
+        <w:t xml:space="preserve"> or assumption and justify your </w:t>
+      </w:r>
+      <w:r>
+        <w:rPr>
+          <w:b/>
+        </w:rPr>
+        <w:t>prediction</w:t>
+      </w:r>
+      <w:r>
+        <w:rPr>
+          <w:b w:val="0"/>
+        </w:rPr>
+        <w:t>.</w:t>
+      </w:r>
+    </w:p>
+    <w:p>
+      <w:pPr>
+        <w:spacing w:line="336" w:lineRule="auto" w:after="180"/>
+      </w:pPr>
+      <w:r>
+        <w:rPr>
+          <w:b w:val="0"/>
+        </w:rPr>
+        <w:t xml:space="preserve">Save your workbook </w:t>
+      </w:r>
+      <w:r>
+        <w:rPr>
+          <w:b/>
+        </w:rPr>
+        <w:t>evidence</w:t>
+      </w:r>
+      <w:r>
+        <w:rPr>
+          <w:b w:val="0"/>
+        </w:rPr>
+        <w:t>. At the next review, try a different case before opening your old answer.</w:t>
       </w:r>
     </w:p>
     <w:p>
@@ -3998,11 +6395,28 @@
     </w:p>
     <w:p>
       <w:r>
+        <w:t>Attempt supported questions before using hints or feedback. Review a missing building block, then keep the completed work.</w:t>
+      </w:r>
+    </w:p>
+    <w:p>
+      <w:pPr>
+        <w:spacing w:line="336" w:lineRule="auto" w:after="180"/>
+      </w:pPr>
+      <w:r>
+        <w:rPr>
+          <w:b w:val="0"/>
+        </w:rPr>
         <w:t>Use this supported practice once, in the browser or on paper. Keep the reserved independent assessment for a separate first attempt before teacher feedback.</w:t>
       </w:r>
     </w:p>
     <w:p>
-      <w:r>
+      <w:pPr>
+        <w:spacing w:line="336" w:lineRule="auto" w:after="180"/>
+      </w:pPr>
+      <w:r>
+        <w:rPr>
+          <w:b w:val="0"/>
+        </w:rPr>
         <w:t>Define a useful reading helper before choosing its AI features.</w:t>
       </w:r>
     </w:p>
@@ -4015,22 +6429,55 @@
       </w:r>
     </w:p>
     <w:p>
-      <w:r>
+      <w:pPr>
+        <w:spacing w:line="336" w:lineRule="auto" w:after="180"/>
+      </w:pPr>
+      <w:r>
+        <w:rPr>
+          <w:b w:val="0"/>
+        </w:rPr>
         <w:t>Which labelled step matches this detail? An absent word produces “not in this glossary”; a direct glossary search is the baseline.</w:t>
       </w:r>
     </w:p>
     <w:p>
-      <w:r>
+      <w:pPr>
+        <w:spacing w:line="336" w:lineRule="auto" w:after="180"/>
+        <w:shd w:fill="F4F9FC"/>
+      </w:pPr>
+      <w:r>
+        <w:rPr>
+          <w:b w:val="0"/>
+        </w:rPr>
         <w:t>1. Bound the service</w:t>
       </w:r>
     </w:p>
     <w:p>
-      <w:r>
-        <w:t>2. Name the need</w:t>
-      </w:r>
-    </w:p>
-    <w:p>
-      <w:r>
+      <w:pPr>
+        <w:spacing w:line="336" w:lineRule="auto" w:after="180"/>
+        <w:shd w:fill="F4F9FC"/>
+      </w:pPr>
+      <w:r>
+        <w:rPr>
+          <w:b w:val="0"/>
+        </w:rPr>
+        <w:t xml:space="preserve">2. Name the </w:t>
+      </w:r>
+      <w:r>
+        <w:rPr>
+          <w:b/>
+        </w:rPr>
+        <w:t>need</w:t>
+      </w:r>
+    </w:p>
+    <w:p>
+      <w:pPr>
+        <w:spacing w:line="336" w:lineRule="auto" w:after="180"/>
+        <w:shd w:fill="F4F9FC"/>
+      </w:pPr>
+      <w:r>
+        <w:rPr>
+          <w:b w:val="0"/>
+        </w:rPr>
         <w:t>3. Choose contribution</w:t>
       </w:r>
     </w:p>
@@ -4068,41 +6515,179 @@
       </w:r>
     </w:p>
     <w:p>
-      <w:r>
-        <w:t>Hint if needed: Read the steps in the pictorial case. Match the supplied detail to the stage that performs or records it.</w:t>
-      </w:r>
-    </w:p>
-    <w:p>
-      <w:r>
-        <w:t>After your attempt, compare with the supported explanation: Bound the service An absent word produces “not in this glossary”; a direct glossary search is the baseline. Read the picture in order. An absent word produces “not in this glossary”; a direct glossary search is the baseline. The arrows show which recorded input or intermediate result each decision uses. Explain the deciding step aloud before checking the changed case; pointing to the final answer alone does not show how it follows.</w:t>
-      </w:r>
-    </w:p>
-    <w:p>
       <w:pPr>
         <w:pStyle w:val="Heading3"/>
       </w:pPr>
       <w:r>
+        <w:t>Hint · try first</w:t>
+      </w:r>
+    </w:p>
+    <w:p>
+      <w:pPr>
+        <w:spacing w:line="336" w:lineRule="auto" w:after="180"/>
+        <w:shd w:fill="F1F6F8"/>
+      </w:pPr>
+      <w:r>
+        <w:rPr>
+          <w:b w:val="0"/>
+        </w:rPr>
+        <w:t xml:space="preserve">Hint if </w:t>
+      </w:r>
+      <w:r>
+        <w:rPr>
+          <w:b/>
+        </w:rPr>
+        <w:t>need</w:t>
+      </w:r>
+      <w:r>
+        <w:rPr>
+          <w:b w:val="0"/>
+        </w:rPr>
+        <w:t>ed: Read the steps in the pictorial case. Match the supplied detail to the stage that performs or records it.</w:t>
+      </w:r>
+    </w:p>
+    <w:p>
+      <w:pPr>
+        <w:pStyle w:val="Heading3"/>
+      </w:pPr>
+      <w:r>
+        <w:t>Feedback · compare after trying</w:t>
+      </w:r>
+    </w:p>
+    <w:p>
+      <w:pPr>
+        <w:spacing w:line="336" w:lineRule="auto" w:after="180"/>
+        <w:shd w:fill="F1F6FC"/>
+      </w:pPr>
+      <w:r>
+        <w:rPr>
+          <w:b w:val="0"/>
+        </w:rPr>
+        <w:t>After your attempt, compare with the supported explanation: Bound the service An absent word produces “not in this glossary”; a direct glossary search is the baseline. Read the picture in order.</w:t>
+      </w:r>
+    </w:p>
+    <w:p>
+      <w:pPr>
+        <w:spacing w:line="336" w:lineRule="auto" w:after="180"/>
+        <w:shd w:fill="F1F6FC"/>
+      </w:pPr>
+      <w:r>
+        <w:rPr>
+          <w:b w:val="0"/>
+        </w:rPr>
+        <w:t xml:space="preserve">An absent word produces “not in this glossary”; a direct glossary search is the baseline. The arrows show which recorded </w:t>
+      </w:r>
+      <w:r>
+        <w:rPr>
+          <w:b/>
+        </w:rPr>
+        <w:t>input</w:t>
+      </w:r>
+      <w:r>
+        <w:rPr>
+          <w:b w:val="0"/>
+        </w:rPr>
+        <w:t xml:space="preserve"> or intermediate result each decision uses.</w:t>
+      </w:r>
+    </w:p>
+    <w:p>
+      <w:pPr>
+        <w:spacing w:line="336" w:lineRule="auto" w:after="180"/>
+        <w:shd w:fill="F1F6FC"/>
+      </w:pPr>
+      <w:r>
+        <w:rPr>
+          <w:b w:val="0"/>
+        </w:rPr>
+        <w:t>Explain the deciding step aloud before checking the changed case; pointing to the final answer alone does not show how it follows.</w:t>
+      </w:r>
+    </w:p>
+    <w:p>
+      <w:pPr>
+        <w:pStyle w:val="Heading3"/>
+      </w:pPr>
+      <w:r>
         <w:t>Practice 2: explain the deciding evidence</w:t>
       </w:r>
     </w:p>
     <w:p>
-      <w:r>
+      <w:pPr>
+        <w:pStyle w:val="Heading3"/>
+      </w:pPr>
+      <w:r>
+        <w:t>Changed case · predict first</w:t>
+      </w:r>
+    </w:p>
+    <w:p>
+      <w:pPr>
+        <w:spacing w:line="336" w:lineRule="auto" w:after="180"/>
+        <w:shd w:fill="F5F1FB"/>
+      </w:pPr>
+      <w:r>
+        <w:rPr>
+          <w:b w:val="0"/>
+        </w:rPr>
         <w:t>Changed-case practice: The pupil asks for photosynthesis, which G3 does not contain. Which conclusion is supported by the supplied facts?</w:t>
       </w:r>
     </w:p>
     <w:p>
-      <w:r>
+      <w:pPr>
+        <w:spacing w:line="336" w:lineRule="auto" w:after="180"/>
+        <w:shd w:fill="F4F9FC"/>
+      </w:pPr>
+      <w:r>
+        <w:rPr>
+          <w:b w:val="0"/>
+        </w:rPr>
         <w:t>1. The assistant reports that the definition is unavailable in its approved glossary.</w:t>
       </w:r>
     </w:p>
     <w:p>
-      <w:r>
-        <w:t>2. This one example guarantees correct results for every future input.</w:t>
-      </w:r>
-    </w:p>
-    <w:p>
-      <w:r>
-        <w:t>3. We can decide the result without examining the changed input or the procedure.</w:t>
+      <w:pPr>
+        <w:spacing w:line="336" w:lineRule="auto" w:after="180"/>
+        <w:shd w:fill="F4F9FC"/>
+      </w:pPr>
+      <w:r>
+        <w:rPr>
+          <w:b w:val="0"/>
+        </w:rPr>
+        <w:t xml:space="preserve">2. This one example guarantees correct results for every future </w:t>
+      </w:r>
+      <w:r>
+        <w:rPr>
+          <w:b/>
+        </w:rPr>
+        <w:t>input</w:t>
+      </w:r>
+      <w:r>
+        <w:rPr>
+          <w:b w:val="0"/>
+        </w:rPr>
+        <w:t>.</w:t>
+      </w:r>
+    </w:p>
+    <w:p>
+      <w:pPr>
+        <w:spacing w:line="336" w:lineRule="auto" w:after="180"/>
+        <w:shd w:fill="F4F9FC"/>
+      </w:pPr>
+      <w:r>
+        <w:rPr>
+          <w:b w:val="0"/>
+        </w:rPr>
+        <w:t xml:space="preserve">3. We can decide the result without examining the changed </w:t>
+      </w:r>
+      <w:r>
+        <w:rPr>
+          <w:b/>
+        </w:rPr>
+        <w:t>input</w:t>
+      </w:r>
+      <w:r>
+        <w:rPr>
+          <w:b w:val="0"/>
+        </w:rPr>
+        <w:t xml:space="preserve"> or the procedure.</w:t>
       </w:r>
     </w:p>
     <w:p>
@@ -4139,36 +6724,237 @@
       </w:r>
     </w:p>
     <w:p>
-      <w:r>
-        <w:t>Hint if needed: Use the changed condition and the deciding step in the pictorial trace. The answer must say what follows from those facts.</w:t>
-      </w:r>
-    </w:p>
-    <w:p>
-      <w:r>
-        <w:t>After your attempt, compare with the supported explanation: The assistant reports that the definition is unavailable in its approved glossary. A helpful interface cannot expand its authorised evidence by guessing.</w:t>
-      </w:r>
-    </w:p>
-    <w:p>
       <w:pPr>
         <w:pStyle w:val="Heading3"/>
       </w:pPr>
       <w:r>
+        <w:t>Hint · try first</w:t>
+      </w:r>
+    </w:p>
+    <w:p>
+      <w:pPr>
+        <w:spacing w:line="336" w:lineRule="auto" w:after="180"/>
+        <w:shd w:fill="F1F6F8"/>
+      </w:pPr>
+      <w:r>
+        <w:rPr>
+          <w:b w:val="0"/>
+        </w:rPr>
+        <w:t xml:space="preserve">Hint if </w:t>
+      </w:r>
+      <w:r>
+        <w:rPr>
+          <w:b/>
+        </w:rPr>
+        <w:t>need</w:t>
+      </w:r>
+      <w:r>
+        <w:rPr>
+          <w:b w:val="0"/>
+        </w:rPr>
+        <w:t>ed: Use the changed condition and the deciding step in the pictorial trace. The answer must say what follows from those facts.</w:t>
+      </w:r>
+    </w:p>
+    <w:p>
+      <w:pPr>
+        <w:pStyle w:val="Heading3"/>
+      </w:pPr>
+      <w:r>
+        <w:t>Feedback · compare after trying</w:t>
+      </w:r>
+    </w:p>
+    <w:p>
+      <w:pPr>
+        <w:spacing w:line="336" w:lineRule="auto" w:after="180"/>
+        <w:shd w:fill="F1F6FC"/>
+      </w:pPr>
+      <w:r>
+        <w:rPr>
+          <w:b w:val="0"/>
+        </w:rPr>
+        <w:t xml:space="preserve">After your attempt, compare with the supported explanation: The assistant reports that the definition is unavailable in its approved glossary. A helpful interface cannot expand its authorised </w:t>
+      </w:r>
+      <w:r>
+        <w:rPr>
+          <w:b/>
+        </w:rPr>
+        <w:t>evidence</w:t>
+      </w:r>
+      <w:r>
+        <w:rPr>
+          <w:b w:val="0"/>
+        </w:rPr>
+        <w:t xml:space="preserve"> by guessing.</w:t>
+      </w:r>
+    </w:p>
+    <w:p>
+      <w:pPr>
+        <w:pStyle w:val="Heading3"/>
+      </w:pPr>
+      <w:r>
         <w:t>Repair a missing building block</w:t>
       </w:r>
     </w:p>
     <w:p>
-      <w:r>
-        <w:t>Review Retrieval Augmented Generation (ai-3/18). Goal: Explain the mechanism and terminology of building a grounded answer. Short practice: Which part of the source supports a two-minute melting claim? Point to the relevant step in the picture, then write the changed result and the rule or evidence that supports it.. Return to this week and explain what you changed.</w:t>
-      </w:r>
-    </w:p>
-    <w:p>
-      <w:r>
-        <w:t>Review Verify Numbers and Dates (ai-3/16). Goal: Explain the mechanism and terminology of claim support and citation evaluation. Short practice: Which part can be corrected immediately from existing evidence, and which needs follow-up?. Return to this week and explain what you changed.</w:t>
-      </w:r>
-    </w:p>
-    <w:p>
-      <w:r>
-        <w:t>Review Multimodal Evidence (ai-3/13). Goal: Explain the mechanism and terminology of speech pipelines and multimodal evidence. Short practice: Why were both “exactly three” and “exactly five” unsupported before opening the box?. Return to this week and explain what you changed.</w:t>
+      <w:pPr>
+        <w:spacing w:line="336" w:lineRule="auto" w:after="180"/>
+      </w:pPr>
+      <w:r>
+        <w:rPr>
+          <w:b w:val="0"/>
+        </w:rPr>
+        <w:t xml:space="preserve">Review Retrieval Augmented Generation (ai-3/18). Goal: Explain the </w:t>
+      </w:r>
+      <w:r>
+        <w:rPr>
+          <w:b/>
+        </w:rPr>
+        <w:t>mechanism</w:t>
+      </w:r>
+      <w:r>
+        <w:rPr>
+          <w:b w:val="0"/>
+        </w:rPr>
+        <w:t xml:space="preserve"> and terminology of building a grounded answer. Short practice: Which part of the source supports a two-minute melting claim?</w:t>
+      </w:r>
+    </w:p>
+    <w:p>
+      <w:pPr>
+        <w:spacing w:line="336" w:lineRule="auto" w:after="180"/>
+      </w:pPr>
+      <w:r>
+        <w:rPr>
+          <w:b w:val="0"/>
+        </w:rPr>
+        <w:t xml:space="preserve">Point to the relevant step in the picture, then write the changed result and the rule or </w:t>
+      </w:r>
+      <w:r>
+        <w:rPr>
+          <w:b/>
+        </w:rPr>
+        <w:t>evidence</w:t>
+      </w:r>
+      <w:r>
+        <w:rPr>
+          <w:b w:val="0"/>
+        </w:rPr>
+        <w:t xml:space="preserve"> that supports it.. Return to this week and explain what you changed.</w:t>
+      </w:r>
+    </w:p>
+    <w:p>
+      <w:pPr>
+        <w:spacing w:line="336" w:lineRule="auto" w:after="180"/>
+      </w:pPr>
+      <w:r>
+        <w:rPr>
+          <w:b w:val="0"/>
+        </w:rPr>
+        <w:t xml:space="preserve">Review Verify Numbers and Dates (ai-3/16). Goal: Explain the </w:t>
+      </w:r>
+      <w:r>
+        <w:rPr>
+          <w:b/>
+        </w:rPr>
+        <w:t>mechanism</w:t>
+      </w:r>
+      <w:r>
+        <w:rPr>
+          <w:b w:val="0"/>
+        </w:rPr>
+        <w:t xml:space="preserve"> and terminology of claim support and citation evaluation.</w:t>
+      </w:r>
+    </w:p>
+    <w:p>
+      <w:pPr>
+        <w:spacing w:line="336" w:lineRule="auto" w:after="180"/>
+      </w:pPr>
+      <w:r>
+        <w:rPr>
+          <w:b w:val="0"/>
+        </w:rPr>
+        <w:t xml:space="preserve">Short practice: Which part can be corrected immediately from existing </w:t>
+      </w:r>
+      <w:r>
+        <w:rPr>
+          <w:b/>
+        </w:rPr>
+        <w:t>evidence</w:t>
+      </w:r>
+      <w:r>
+        <w:rPr>
+          <w:b w:val="0"/>
+        </w:rPr>
+        <w:t xml:space="preserve">, and which </w:t>
+      </w:r>
+      <w:r>
+        <w:rPr>
+          <w:b/>
+        </w:rPr>
+        <w:t>need</w:t>
+      </w:r>
+      <w:r>
+        <w:rPr>
+          <w:b w:val="0"/>
+        </w:rPr>
+        <w:t>s follow-up?. Return to this week and explain what you changed.</w:t>
+      </w:r>
+    </w:p>
+    <w:p>
+      <w:pPr>
+        <w:spacing w:line="336" w:lineRule="auto" w:after="180"/>
+      </w:pPr>
+      <w:r>
+        <w:rPr>
+          <w:b w:val="0"/>
+        </w:rPr>
+        <w:t xml:space="preserve">Review Multimodal </w:t>
+      </w:r>
+      <w:r>
+        <w:rPr>
+          <w:b/>
+        </w:rPr>
+        <w:t>Evidence</w:t>
+      </w:r>
+      <w:r>
+        <w:rPr>
+          <w:b w:val="0"/>
+        </w:rPr>
+        <w:t xml:space="preserve"> (ai-3/13). Goal: Explain the </w:t>
+      </w:r>
+      <w:r>
+        <w:rPr>
+          <w:b/>
+        </w:rPr>
+        <w:t>mechanism</w:t>
+      </w:r>
+      <w:r>
+        <w:rPr>
+          <w:b w:val="0"/>
+        </w:rPr>
+        <w:t xml:space="preserve"> and terminology of speech pipelines and multimodal </w:t>
+      </w:r>
+      <w:r>
+        <w:rPr>
+          <w:b/>
+        </w:rPr>
+        <w:t>evidence</w:t>
+      </w:r>
+      <w:r>
+        <w:rPr>
+          <w:b w:val="0"/>
+        </w:rPr>
+        <w:t>.</w:t>
+      </w:r>
+    </w:p>
+    <w:p>
+      <w:pPr>
+        <w:spacing w:line="336" w:lineRule="auto" w:after="180"/>
+      </w:pPr>
+      <w:r>
+        <w:rPr>
+          <w:b w:val="0"/>
+        </w:rPr>
+        <w:t>Short practice: Why were both “exactly three” and “exactly five” unsupported before opening the box?. Return to this week and explain what you changed.</w:t>
       </w:r>
     </w:p>
     <w:p>
@@ -4180,8 +6966,743 @@
       </w:r>
     </w:p>
     <w:p>
-      <w:r>
-        <w:t>Use Download completed work in the hosted lesson to export your answers, reflections, practice feedback and code-run evidence. Open the HTML copy to read or print it. Drafts stay in this browser when storage is available; clear drafts on a shared device.</w:t>
+      <w:pPr>
+        <w:spacing w:line="336" w:lineRule="auto" w:after="180"/>
+      </w:pPr>
+      <w:r>
+        <w:rPr>
+          <w:b w:val="0"/>
+        </w:rPr>
+        <w:t xml:space="preserve">Use Download completed work in the hosted lesson to export your answers, reflections, practice feedback and code-run </w:t>
+      </w:r>
+      <w:r>
+        <w:rPr>
+          <w:b/>
+        </w:rPr>
+        <w:t>evidence</w:t>
+      </w:r>
+      <w:r>
+        <w:rPr>
+          <w:b w:val="0"/>
+        </w:rPr>
+        <w:t>. Open the HTML copy to read or print it.</w:t>
+      </w:r>
+    </w:p>
+    <w:p>
+      <w:pPr>
+        <w:spacing w:line="336" w:lineRule="auto" w:after="180"/>
+      </w:pPr>
+      <w:r>
+        <w:rPr>
+          <w:b w:val="0"/>
+        </w:rPr>
+        <w:t>Drafts stay in this browser when storage is available; clear drafts on a shared device.</w:t>
+      </w:r>
+    </w:p>
+    <w:p>
+      <w:pPr>
+        <w:pStyle w:val="Heading1"/>
+      </w:pPr>
+      <w:r>
+        <w:t>18. Visual concept journey</w:t>
+      </w:r>
+    </w:p>
+    <w:p>
+      <w:r>
+        <w:t>Explain each User Need and AI Contribution graphic using its labels, deciding evidence and relevant limitation.</w:t>
+      </w:r>
+    </w:p>
+    <w:p>
+      <w:pPr>
+        <w:pStyle w:val="Heading3"/>
+      </w:pPr>
+      <w:r>
+        <w:t>01. User Need and AI Contribution: the case</w:t>
+      </w:r>
+    </w:p>
+    <w:p>
+      <w:r>
+        <w:drawing>
+          <wp:inline xmlns:a="http://schemas.openxmlformats.org/drawingml/2006/main" xmlns:pic="http://schemas.openxmlformats.org/drawingml/2006/picture">
+            <wp:extent cx="5486400" cy="3291840"/>
+            <wp:docPr id="22" name="Picture 22" descr="Define a useful reading helper before choosing its AI features. Supplied facts: A pupil needs the meaning of unfamiliar words in an approved glossary. G3 defines habitat as the place an organism lives; no other sources are allowed. All inputs and outcomes in this worked example are invented classroom data; no real model run is claimed."/>
+            <wp:cNvGraphicFramePr>
+              <a:graphicFrameLocks noChangeAspect="1"/>
+            </wp:cNvGraphicFramePr>
+            <a:graphic>
+              <a:graphicData uri="http://schemas.openxmlformats.org/drawingml/2006/picture">
+                <pic:pic>
+                  <pic:nvPicPr>
+                    <pic:cNvPr id="0" name="academy-story-ai-3-19-01.png"/>
+                    <pic:cNvPicPr/>
+                  </pic:nvPicPr>
+                  <pic:blipFill>
+                    <a:blip r:embed="rId29"/>
+                    <a:stretch>
+                      <a:fillRect/>
+                    </a:stretch>
+                  </pic:blipFill>
+                  <pic:spPr>
+                    <a:xfrm>
+                      <a:off x="0" y="0"/>
+                      <a:ext cx="5486400" cy="3291840"/>
+                    </a:xfrm>
+                    <a:prstGeom prst="rect"/>
+                  </pic:spPr>
+                </pic:pic>
+              </a:graphicData>
+            </a:graphic>
+          </wp:inline>
+        </w:drawing>
+      </w:r>
+    </w:p>
+    <w:p>
+      <w:pPr>
+        <w:spacing w:line="336" w:lineRule="auto" w:after="180"/>
+      </w:pPr>
+      <w:r>
+        <w:rPr>
+          <w:b w:val="0"/>
+        </w:rPr>
+        <w:t xml:space="preserve">Define a useful reading helper before choosing its AI features. Supplied facts: A pupil </w:t>
+      </w:r>
+      <w:r>
+        <w:rPr>
+          <w:b/>
+        </w:rPr>
+        <w:t>need</w:t>
+      </w:r>
+      <w:r>
+        <w:rPr>
+          <w:b w:val="0"/>
+        </w:rPr>
+        <w:t>s the meaning of unfamiliar words in an approved glossary.</w:t>
+      </w:r>
+    </w:p>
+    <w:p>
+      <w:pPr>
+        <w:spacing w:line="336" w:lineRule="auto" w:after="180"/>
+      </w:pPr>
+      <w:r>
+        <w:rPr>
+          <w:b w:val="0"/>
+        </w:rPr>
+        <w:t xml:space="preserve">G3 defines habitat as the place an organism lives; no other sources are allowed. All </w:t>
+      </w:r>
+      <w:r>
+        <w:rPr>
+          <w:b/>
+        </w:rPr>
+        <w:t>input</w:t>
+      </w:r>
+      <w:r>
+        <w:rPr>
+          <w:b w:val="0"/>
+        </w:rPr>
+        <w:t>s and outcomes in this worked example are invented classroom data; no real model run is claimed.</w:t>
+      </w:r>
+    </w:p>
+    <w:p>
+      <w:pPr>
+        <w:spacing w:line="336" w:lineRule="auto" w:after="180"/>
+        <w:shd w:fill="F5F1FB"/>
+      </w:pPr>
+      <w:r>
+        <w:rPr>
+          <w:b w:val="0"/>
+        </w:rPr>
+        <w:t>Point to the given fact that matters most. Explain why it matters.</w:t>
+      </w:r>
+    </w:p>
+    <w:p>
+      <w:pPr>
+        <w:pStyle w:val="Heading3"/>
+      </w:pPr>
+      <w:r>
+        <w:t>02. Follow the deciding steps</w:t>
+      </w:r>
+    </w:p>
+    <w:p>
+      <w:r>
+        <w:drawing>
+          <wp:inline xmlns:a="http://schemas.openxmlformats.org/drawingml/2006/main" xmlns:pic="http://schemas.openxmlformats.org/drawingml/2006/picture">
+            <wp:extent cx="5486400" cy="3648456"/>
+            <wp:docPr id="23" name="Picture 23" descr="Name the need: The pupil wants a glossary meaning, not a made-up example presented as a fact. → Choose contribution: The assistant locates the glossary entry and restates it in clear language with G3. → Bound the service: An absent word produces “not in this glossary”; a direct glossary search is the baseline."/>
+            <wp:cNvGraphicFramePr>
+              <a:graphicFrameLocks noChangeAspect="1"/>
+            </wp:cNvGraphicFramePr>
+            <a:graphic>
+              <a:graphicData uri="http://schemas.openxmlformats.org/drawingml/2006/picture">
+                <pic:pic>
+                  <pic:nvPicPr>
+                    <pic:cNvPr id="0" name="academy-story-ai-3-19-02.png"/>
+                    <pic:cNvPicPr/>
+                  </pic:nvPicPr>
+                  <pic:blipFill>
+                    <a:blip r:embed="rId30"/>
+                    <a:stretch>
+                      <a:fillRect/>
+                    </a:stretch>
+                  </pic:blipFill>
+                  <pic:spPr>
+                    <a:xfrm>
+                      <a:off x="0" y="0"/>
+                      <a:ext cx="5486400" cy="3648456"/>
+                    </a:xfrm>
+                    <a:prstGeom prst="rect"/>
+                  </pic:spPr>
+                </pic:pic>
+              </a:graphicData>
+            </a:graphic>
+          </wp:inline>
+        </w:drawing>
+      </w:r>
+    </w:p>
+    <w:p>
+      <w:pPr>
+        <w:spacing w:line="336" w:lineRule="auto" w:after="180"/>
+      </w:pPr>
+      <w:r>
+        <w:rPr>
+          <w:b w:val="0"/>
+        </w:rPr>
+        <w:t xml:space="preserve">Name the </w:t>
+      </w:r>
+      <w:r>
+        <w:rPr>
+          <w:b/>
+        </w:rPr>
+        <w:t>need</w:t>
+      </w:r>
+      <w:r>
+        <w:rPr>
+          <w:b w:val="0"/>
+        </w:rPr>
+        <w:t>: The pupil wants a glossary meaning, not a made-up example presented as a fact. → Choose contribution: The assistant locates the glossary entry and restates it in clear language with G3. → Bound the service: An absent word produces “not in this glossary”; a direct glossary search is the baseline.</w:t>
+      </w:r>
+    </w:p>
+    <w:p>
+      <w:pPr>
+        <w:spacing w:line="336" w:lineRule="auto" w:after="180"/>
+        <w:shd w:fill="F5F1FB"/>
+      </w:pPr>
+      <w:r>
+        <w:rPr>
+          <w:b w:val="0"/>
+        </w:rPr>
+        <w:t xml:space="preserve">Point to each numbered stage and explain which recorded </w:t>
+      </w:r>
+      <w:r>
+        <w:rPr>
+          <w:b/>
+        </w:rPr>
+        <w:t>input</w:t>
+      </w:r>
+      <w:r>
+        <w:rPr>
+          <w:b w:val="0"/>
+        </w:rPr>
+        <w:t xml:space="preserve"> it uses.</w:t>
+      </w:r>
+    </w:p>
+    <w:p>
+      <w:pPr>
+        <w:pStyle w:val="Heading3"/>
+      </w:pPr>
+      <w:r>
+        <w:t>03. Capstone requirements and corpus — evidence trace</w:t>
+      </w:r>
+    </w:p>
+    <w:p>
+      <w:r>
+        <w:drawing>
+          <wp:inline xmlns:a="http://schemas.openxmlformats.org/drawingml/2006/main" xmlns:pic="http://schemas.openxmlformats.org/drawingml/2006/picture">
+            <wp:extent cx="5486400" cy="3145536"/>
+            <wp:docPr id="24" name="Picture 24" descr="Capstone requirements and corpus — evidence trace. Student room assistant corpus contains public register P, teacher-only guide T and current approval A. It must report approved room capacity or needs_review. | Specify the user question, source authority, access, output/fallback contract and evaluation plan. Freeze corpus IDs and split cases before implementation. Keep teacher material out of student retrieval. | Authorised corpus contains P and A, excluding T. Baseline manually checks same-room current approval and capacity. Reserve complete, missing and conflicting cases before development."/>
+            <wp:cNvGraphicFramePr>
+              <a:graphicFrameLocks noChangeAspect="1"/>
+            </wp:cNvGraphicFramePr>
+            <a:graphic>
+              <a:graphicData uri="http://schemas.openxmlformats.org/drawingml/2006/picture">
+                <pic:pic>
+                  <pic:nvPicPr>
+                    <pic:cNvPr id="0" name="academy-story-ai-3-19-03.png"/>
+                    <pic:cNvPicPr/>
+                  </pic:nvPicPr>
+                  <pic:blipFill>
+                    <a:blip r:embed="rId31"/>
+                    <a:stretch>
+                      <a:fillRect/>
+                    </a:stretch>
+                  </pic:blipFill>
+                  <pic:spPr>
+                    <a:xfrm>
+                      <a:off x="0" y="0"/>
+                      <a:ext cx="5486400" cy="3145536"/>
+                    </a:xfrm>
+                    <a:prstGeom prst="rect"/>
+                  </pic:spPr>
+                </pic:pic>
+              </a:graphicData>
+            </a:graphic>
+          </wp:inline>
+        </w:drawing>
+      </w:r>
+    </w:p>
+    <w:p>
+      <w:pPr>
+        <w:spacing w:line="336" w:lineRule="auto" w:after="180"/>
+      </w:pPr>
+      <w:r>
+        <w:rPr>
+          <w:b w:val="0"/>
+        </w:rPr>
+        <w:t xml:space="preserve">Capstone </w:t>
+      </w:r>
+      <w:r>
+        <w:rPr>
+          <w:b/>
+        </w:rPr>
+        <w:t>requirement</w:t>
+      </w:r>
+      <w:r>
+        <w:rPr>
+          <w:b w:val="0"/>
+        </w:rPr>
+        <w:t xml:space="preserve">s and corpus — </w:t>
+      </w:r>
+      <w:r>
+        <w:rPr>
+          <w:b/>
+        </w:rPr>
+        <w:t>evidence</w:t>
+      </w:r>
+      <w:r>
+        <w:rPr>
+          <w:b w:val="0"/>
+        </w:rPr>
+        <w:t xml:space="preserve"> trace. Student room assistant corpus contains public register P, teacher-only guide T and current approval A.</w:t>
+      </w:r>
+    </w:p>
+    <w:p>
+      <w:pPr>
+        <w:spacing w:line="336" w:lineRule="auto" w:after="180"/>
+      </w:pPr>
+      <w:r>
+        <w:rPr>
+          <w:b w:val="0"/>
+        </w:rPr>
+        <w:t xml:space="preserve">It must report approved room capacity or </w:t>
+      </w:r>
+      <w:r>
+        <w:rPr>
+          <w:b/>
+        </w:rPr>
+        <w:t>need</w:t>
+      </w:r>
+      <w:r>
+        <w:rPr>
+          <w:b w:val="0"/>
+        </w:rPr>
+        <w:t xml:space="preserve">s_review. | Specify the </w:t>
+      </w:r>
+      <w:r>
+        <w:rPr>
+          <w:b/>
+        </w:rPr>
+        <w:t>user</w:t>
+      </w:r>
+      <w:r>
+        <w:rPr>
+          <w:b w:val="0"/>
+        </w:rPr>
+        <w:t xml:space="preserve"> question, source authority, access, </w:t>
+      </w:r>
+      <w:r>
+        <w:rPr>
+          <w:b/>
+        </w:rPr>
+        <w:t>output</w:t>
+      </w:r>
+      <w:r>
+        <w:rPr>
+          <w:b w:val="0"/>
+        </w:rPr>
+        <w:t>/fallback contract and evaluation plan. Freeze corpus IDs and split cases before implementation.</w:t>
+      </w:r>
+    </w:p>
+    <w:p>
+      <w:pPr>
+        <w:spacing w:line="336" w:lineRule="auto" w:after="180"/>
+      </w:pPr>
+      <w:r>
+        <w:rPr>
+          <w:b w:val="0"/>
+        </w:rPr>
+        <w:t>Keep teacher material out of student retrieval. | Authorised corpus contains P and A, excluding T. Baseline manually checks same-room current approval and capacity.</w:t>
+      </w:r>
+    </w:p>
+    <w:p>
+      <w:pPr>
+        <w:spacing w:line="336" w:lineRule="auto" w:after="180"/>
+      </w:pPr>
+      <w:r>
+        <w:rPr>
+          <w:b w:val="0"/>
+        </w:rPr>
+        <w:t>Reserve complete, missing and conflicting cases before development.</w:t>
+      </w:r>
+    </w:p>
+    <w:p>
+      <w:pPr>
+        <w:spacing w:line="336" w:lineRule="auto" w:after="180"/>
+        <w:shd w:fill="F5F1FB"/>
+      </w:pPr>
+      <w:r>
+        <w:rPr>
+          <w:b w:val="0"/>
+        </w:rPr>
+        <w:t>Read the labels and values. Explain the relationship the model shows.</w:t>
+      </w:r>
+    </w:p>
+    <w:p>
+      <w:pPr>
+        <w:pStyle w:val="Heading3"/>
+      </w:pPr>
+      <w:r>
+        <w:t>04. Change one thing. Trace what follows.</w:t>
+      </w:r>
+    </w:p>
+    <w:p>
+      <w:r>
+        <w:drawing>
+          <wp:inline xmlns:a="http://schemas.openxmlformats.org/drawingml/2006/main" xmlns:pic="http://schemas.openxmlformats.org/drawingml/2006/picture">
+            <wp:extent cx="5486400" cy="3041904"/>
+            <wp:docPr id="25" name="Picture 25" descr="Original case: An absent word produces “not in this glossary”; a direct glossary search is the baseline. Changed condition: The pupil asks for photosynthesis, which G3 does not contain. Expected result: The assistant reports that the definition is unavailable in its approved glossary. Reason: A helpful interface cannot expand its authorised evidence by guessing."/>
+            <wp:cNvGraphicFramePr>
+              <a:graphicFrameLocks noChangeAspect="1"/>
+            </wp:cNvGraphicFramePr>
+            <a:graphic>
+              <a:graphicData uri="http://schemas.openxmlformats.org/drawingml/2006/picture">
+                <pic:pic>
+                  <pic:nvPicPr>
+                    <pic:cNvPr id="0" name="academy-story-ai-3-19-04.png"/>
+                    <pic:cNvPicPr/>
+                  </pic:nvPicPr>
+                  <pic:blipFill>
+                    <a:blip r:embed="rId32"/>
+                    <a:stretch>
+                      <a:fillRect/>
+                    </a:stretch>
+                  </pic:blipFill>
+                  <pic:spPr>
+                    <a:xfrm>
+                      <a:off x="0" y="0"/>
+                      <a:ext cx="5486400" cy="3041904"/>
+                    </a:xfrm>
+                    <a:prstGeom prst="rect"/>
+                  </pic:spPr>
+                </pic:pic>
+              </a:graphicData>
+            </a:graphic>
+          </wp:inline>
+        </w:drawing>
+      </w:r>
+    </w:p>
+    <w:p>
+      <w:pPr>
+        <w:spacing w:line="336" w:lineRule="auto" w:after="180"/>
+      </w:pPr>
+      <w:r>
+        <w:rPr>
+          <w:b w:val="0"/>
+        </w:rPr>
+        <w:t>Original case: An absent word produces “not in this glossary”; a direct glossary search is the baseline. Changed condition: The pupil asks for photosynthesis, which G3 does not contain.</w:t>
+      </w:r>
+    </w:p>
+    <w:p>
+      <w:pPr>
+        <w:spacing w:line="336" w:lineRule="auto" w:after="180"/>
+      </w:pPr>
+      <w:r>
+        <w:rPr>
+          <w:b w:val="0"/>
+        </w:rPr>
+        <w:t xml:space="preserve">Expected result: The assistant reports that the definition is unavailable in its approved glossary. Reason: A helpful interface cannot expand its authorised </w:t>
+      </w:r>
+      <w:r>
+        <w:rPr>
+          <w:b/>
+        </w:rPr>
+        <w:t>evidence</w:t>
+      </w:r>
+      <w:r>
+        <w:rPr>
+          <w:b w:val="0"/>
+        </w:rPr>
+        <w:t xml:space="preserve"> by guessing.</w:t>
+      </w:r>
+    </w:p>
+    <w:p>
+      <w:pPr>
+        <w:spacing w:line="336" w:lineRule="auto" w:after="180"/>
+        <w:shd w:fill="F5F1FB"/>
+      </w:pPr>
+      <w:r>
+        <w:rPr>
+          <w:b w:val="0"/>
+        </w:rPr>
+        <w:t>Predict before checking the worked changed-case result. Name what changed and what the supplied facts allow you to conclude.</w:t>
+      </w:r>
+    </w:p>
+    <w:p>
+      <w:pPr>
+        <w:pStyle w:val="Heading3"/>
+      </w:pPr>
+      <w:r>
+        <w:t>05. Connect the explanation to its limit</w:t>
+      </w:r>
+    </w:p>
+    <w:p>
+      <w:r>
+        <w:drawing>
+          <wp:inline xmlns:a="http://schemas.openxmlformats.org/drawingml/2006/main" xmlns:pic="http://schemas.openxmlformats.org/drawingml/2006/picture">
+            <wp:extent cx="5486400" cy="2834640"/>
+            <wp:docPr id="26" name="Picture 26" descr="Read the picture in order. An absent word produces “not in this glossary”; a direct glossary search is the baseline. The arrows show which recorded input or intermediate result each decision uses. Explain the deciding step aloud before checking the changed case; pointing to the final answer alone does not show how it follows. Limit: A requirements plan identifies intended value; it does not demonstrate actual pupil benefit."/>
+            <wp:cNvGraphicFramePr>
+              <a:graphicFrameLocks noChangeAspect="1"/>
+            </wp:cNvGraphicFramePr>
+            <a:graphic>
+              <a:graphicData uri="http://schemas.openxmlformats.org/drawingml/2006/picture">
+                <pic:pic>
+                  <pic:nvPicPr>
+                    <pic:cNvPr id="0" name="academy-story-ai-3-19-05.png"/>
+                    <pic:cNvPicPr/>
+                  </pic:nvPicPr>
+                  <pic:blipFill>
+                    <a:blip r:embed="rId33"/>
+                    <a:stretch>
+                      <a:fillRect/>
+                    </a:stretch>
+                  </pic:blipFill>
+                  <pic:spPr>
+                    <a:xfrm>
+                      <a:off x="0" y="0"/>
+                      <a:ext cx="5486400" cy="2834640"/>
+                    </a:xfrm>
+                    <a:prstGeom prst="rect"/>
+                  </pic:spPr>
+                </pic:pic>
+              </a:graphicData>
+            </a:graphic>
+          </wp:inline>
+        </w:drawing>
+      </w:r>
+    </w:p>
+    <w:p>
+      <w:pPr>
+        <w:spacing w:line="336" w:lineRule="auto" w:after="180"/>
+      </w:pPr>
+      <w:r>
+        <w:rPr>
+          <w:b w:val="0"/>
+        </w:rPr>
+        <w:t xml:space="preserve">Read the picture in order. An absent word produces “not in this glossary”; a direct glossary search is the baseline. The arrows show which recorded </w:t>
+      </w:r>
+      <w:r>
+        <w:rPr>
+          <w:b/>
+        </w:rPr>
+        <w:t>input</w:t>
+      </w:r>
+      <w:r>
+        <w:rPr>
+          <w:b w:val="0"/>
+        </w:rPr>
+        <w:t xml:space="preserve"> or intermediate result each decision uses.</w:t>
+      </w:r>
+    </w:p>
+    <w:p>
+      <w:pPr>
+        <w:spacing w:line="336" w:lineRule="auto" w:after="180"/>
+      </w:pPr>
+      <w:r>
+        <w:rPr>
+          <w:b w:val="0"/>
+        </w:rPr>
+        <w:t>Explain the deciding step aloud before checking the changed case; pointing to the final answer alone does not show how it follows.</w:t>
+      </w:r>
+    </w:p>
+    <w:p>
+      <w:pPr>
+        <w:spacing w:line="336" w:lineRule="auto" w:after="180"/>
+      </w:pPr>
+      <w:r>
+        <w:rPr>
+          <w:b w:val="0"/>
+        </w:rPr>
+        <w:t xml:space="preserve">Limit: A </w:t>
+      </w:r>
+      <w:r>
+        <w:rPr>
+          <w:b/>
+        </w:rPr>
+        <w:t>requirement</w:t>
+      </w:r>
+      <w:r>
+        <w:rPr>
+          <w:b w:val="0"/>
+        </w:rPr>
+        <w:t>s plan identifies intended value; it does not demonstrate actual pupil benefit.</w:t>
+      </w:r>
+    </w:p>
+    <w:p>
+      <w:pPr>
+        <w:spacing w:line="336" w:lineRule="auto" w:after="180"/>
+        <w:shd w:fill="F5F1FB"/>
+      </w:pPr>
+      <w:r>
+        <w:rPr>
+          <w:b w:val="0"/>
+        </w:rPr>
+        <w:t>Explain the case, then point to a limit on the claim.</w:t>
+      </w:r>
+    </w:p>
+    <w:p>
+      <w:pPr>
+        <w:pStyle w:val="Heading3"/>
+      </w:pPr>
+      <w:r>
+        <w:t>06. Make the idea visible in your project</w:t>
+      </w:r>
+    </w:p>
+    <w:p>
+      <w:r>
+        <w:drawing>
+          <wp:inline xmlns:a="http://schemas.openxmlformats.org/drawingml/2006/main" xmlns:pic="http://schemas.openxmlformats.org/drawingml/2006/picture">
+            <wp:extent cx="5486400" cy="3681984"/>
+            <wp:docPr id="27" name="Picture 27" descr="For your Verified Study Buddy, save the input, procedure, observed result and limitation of this check. Label this worked example as practice; use a different, previously unreviewed case when checking independent understanding. Draw your input, deciding step, result and limit. Supported question: What non-AI baseline would reveal whether this helper adds value? Point to the relevant step in the picture, then write the changed result and the rule or evidence that supports it."/>
+            <wp:cNvGraphicFramePr>
+              <a:graphicFrameLocks noChangeAspect="1"/>
+            </wp:cNvGraphicFramePr>
+            <a:graphic>
+              <a:graphicData uri="http://schemas.openxmlformats.org/drawingml/2006/picture">
+                <pic:pic>
+                  <pic:nvPicPr>
+                    <pic:cNvPr id="0" name="academy-story-ai-3-19-06.png"/>
+                    <pic:cNvPicPr/>
+                  </pic:nvPicPr>
+                  <pic:blipFill>
+                    <a:blip r:embed="rId34"/>
+                    <a:stretch>
+                      <a:fillRect/>
+                    </a:stretch>
+                  </pic:blipFill>
+                  <pic:spPr>
+                    <a:xfrm>
+                      <a:off x="0" y="0"/>
+                      <a:ext cx="5486400" cy="3681984"/>
+                    </a:xfrm>
+                    <a:prstGeom prst="rect"/>
+                  </pic:spPr>
+                </pic:pic>
+              </a:graphicData>
+            </a:graphic>
+          </wp:inline>
+        </w:drawing>
+      </w:r>
+    </w:p>
+    <w:p>
+      <w:pPr>
+        <w:spacing w:line="336" w:lineRule="auto" w:after="180"/>
+      </w:pPr>
+      <w:r>
+        <w:rPr>
+          <w:b w:val="0"/>
+        </w:rPr>
+        <w:t xml:space="preserve">For your Verified Study Buddy, save the </w:t>
+      </w:r>
+      <w:r>
+        <w:rPr>
+          <w:b/>
+        </w:rPr>
+        <w:t>input</w:t>
+      </w:r>
+      <w:r>
+        <w:rPr>
+          <w:b w:val="0"/>
+        </w:rPr>
+        <w:t>, procedure, observed result and limitation of this check.</w:t>
+      </w:r>
+    </w:p>
+    <w:p>
+      <w:pPr>
+        <w:spacing w:line="336" w:lineRule="auto" w:after="180"/>
+      </w:pPr>
+      <w:r>
+        <w:rPr>
+          <w:b w:val="0"/>
+        </w:rPr>
+        <w:t xml:space="preserve">Label this worked example as practice; use a different, previously unreviewed case when checking independent understanding. Draw your </w:t>
+      </w:r>
+      <w:r>
+        <w:rPr>
+          <w:b/>
+        </w:rPr>
+        <w:t>input</w:t>
+      </w:r>
+      <w:r>
+        <w:rPr>
+          <w:b w:val="0"/>
+        </w:rPr>
+        <w:t>, deciding step, result and limit.</w:t>
+      </w:r>
+    </w:p>
+    <w:p>
+      <w:pPr>
+        <w:spacing w:line="336" w:lineRule="auto" w:after="180"/>
+      </w:pPr>
+      <w:r>
+        <w:rPr>
+          <w:b w:val="0"/>
+        </w:rPr>
+        <w:t xml:space="preserve">Supported question: What non-AI baseline would reveal whether this helper adds value? Point to the relevant step in the picture, then write the changed result and the rule or </w:t>
+      </w:r>
+      <w:r>
+        <w:rPr>
+          <w:b/>
+        </w:rPr>
+        <w:t>evidence</w:t>
+      </w:r>
+      <w:r>
+        <w:rPr>
+          <w:b w:val="0"/>
+        </w:rPr>
+        <w:t xml:space="preserve"> that supports it.</w:t>
+      </w:r>
+    </w:p>
+    <w:p>
+      <w:pPr>
+        <w:spacing w:line="336" w:lineRule="auto" w:after="180"/>
+        <w:shd w:fill="F5F1FB"/>
+      </w:pPr>
+      <w:r>
+        <w:rPr>
+          <w:b w:val="0"/>
+        </w:rPr>
+        <w:t xml:space="preserve">Draw your project trace and justify the deciding step using </w:t>
+      </w:r>
+      <w:r>
+        <w:rPr>
+          <w:b/>
+        </w:rPr>
+        <w:t>evidence</w:t>
+      </w:r>
+      <w:r>
+        <w:rPr>
+          <w:b w:val="0"/>
+        </w:rPr>
+        <w:t>.</w:t>
       </w:r>
     </w:p>
     <w:sectPr>

--- a/downloads/student/ai-3-week-19.docx
+++ b/downloads/student/ai-3-week-19.docx
@@ -25,12 +25,17 @@
         <w:pStyle w:val="Heading1"/>
       </w:pPr>
       <w:r>
-        <w:t>Before you start</w:t>
-      </w:r>
-    </w:p>
-    <w:p>
-      <w:r>
-        <w:t>AI-2 Week 32: start with the user's task and a simple baseline.</w:t>
+        <w:t>Name the need. Compare the baseline. Justify the contribution.</w:t>
+      </w:r>
+    </w:p>
+    <w:p>
+      <w:r>
+        <w:t>Design a useful bounded helper before adding AI features.</w:t>
+      </w:r>
+    </w:p>
+    <w:p>
+      <w:r>
+        <w:t>Need-to-test contract → glossary case → two design flows → evidence plan → independent equipment scope.</w:t>
       </w:r>
     </w:p>
     <w:p>
@@ -38,12 +43,164 @@
         <w:pStyle w:val="Heading1"/>
       </w:pPr>
       <w:r>
-        <w:t>01. Your mission</w:t>
-      </w:r>
-    </w:p>
-    <w:p>
-      <w:r>
-        <w:t>Start with the target: Explain the mechanism and terminology of capstone requirements and corpus. Try the recall before opening notes.</w:t>
+        <w:t>01. What does the learner need help doing?</w:t>
+      </w:r>
+    </w:p>
+    <w:p>
+      <w:r>
+        <w:t>Choose AI only for a defined contribution that can be compared with a simpler alternative.</w:t>
+      </w:r>
+    </w:p>
+    <w:p>
+      <w:pPr>
+        <w:pStyle w:val="Heading2"/>
+      </w:pPr>
+      <w:r>
+        <w:t>Your learning goals</w:t>
+      </w:r>
+    </w:p>
+    <w:p>
+      <w:pPr>
+        <w:spacing w:line="336" w:lineRule="auto" w:after="180"/>
+      </w:pPr>
+      <w:r>
+        <w:rPr>
+          <w:b w:val="0"/>
+        </w:rPr>
+        <w:t xml:space="preserve">I can explain the </w:t>
+      </w:r>
+      <w:r>
+        <w:rPr>
+          <w:b/>
+        </w:rPr>
+        <w:t>mechanism</w:t>
+      </w:r>
+      <w:r>
+        <w:rPr>
+          <w:b w:val="0"/>
+        </w:rPr>
+        <w:t xml:space="preserve"> and terminology of capstone </w:t>
+      </w:r>
+      <w:r>
+        <w:rPr>
+          <w:b/>
+        </w:rPr>
+        <w:t>requirement</w:t>
+      </w:r>
+      <w:r>
+        <w:rPr>
+          <w:b w:val="0"/>
+        </w:rPr>
+        <w:t>s and corpus.</w:t>
+      </w:r>
+    </w:p>
+    <w:p>
+      <w:pPr>
+        <w:spacing w:line="336" w:lineRule="auto" w:after="180"/>
+      </w:pPr>
+      <w:r>
+        <w:rPr>
+          <w:b w:val="0"/>
+        </w:rPr>
+        <w:t>I can apply the stated procedure to a new case with a traceable result.</w:t>
+      </w:r>
+    </w:p>
+    <w:p>
+      <w:pPr>
+        <w:spacing w:line="336" w:lineRule="auto" w:after="180"/>
+      </w:pPr>
+      <w:r>
+        <w:rPr>
+          <w:b w:val="0"/>
+        </w:rPr>
+        <w:t>I can identify an assumption or limitation and design a revealing follow-up.</w:t>
+      </w:r>
+    </w:p>
+    <w:p>
+      <w:pPr>
+        <w:pStyle w:val="Heading2"/>
+      </w:pPr>
+      <w:r>
+        <w:t>Recall evidence and a baseline</w:t>
+      </w:r>
+    </w:p>
+    <w:p>
+      <w:pPr>
+        <w:pStyle w:val="ListBullet"/>
+      </w:pPr>
+      <w:r>
+        <w:t>Close your notes first. A rough first answer helps us choose the right starting point; it is not a score for your ability.</w:t>
+      </w:r>
+    </w:p>
+    <w:p>
+      <w:pPr>
+        <w:pStyle w:val="ListBullet"/>
+      </w:pPr>
+      <w:r>
+        <w:t>Recall Retrieval Augmented Generation: a fluent answer must still be checked against the selected evidence. Before designing a helper, state the user’s task and the simpler way of doing it.</w:t>
+      </w:r>
+    </w:p>
+    <w:p>
+      <w:pPr>
+        <w:pStyle w:val="Heading2"/>
+      </w:pPr>
+      <w:r>
+        <w:t>Your end goal</w:t>
+      </w:r>
+    </w:p>
+    <w:p>
+      <w:pPr>
+        <w:spacing w:line="336" w:lineRule="auto" w:after="180"/>
+      </w:pPr>
+      <w:r>
+        <w:rPr>
+          <w:b w:val="0"/>
+        </w:rPr>
+        <w:t xml:space="preserve">By the end, I can explain </w:t>
+      </w:r>
+      <w:r>
+        <w:rPr>
+          <w:b/>
+        </w:rPr>
+        <w:t>user</w:t>
+      </w:r>
+      <w:r>
+        <w:rPr>
+          <w:b w:val="0"/>
+        </w:rPr>
+        <w:t xml:space="preserve"> </w:t>
+      </w:r>
+      <w:r>
+        <w:rPr>
+          <w:b/>
+        </w:rPr>
+        <w:t>need</w:t>
+      </w:r>
+      <w:r>
+        <w:rPr>
+          <w:b w:val="0"/>
+        </w:rPr>
+        <w:t xml:space="preserve"> and </w:t>
+      </w:r>
+      <w:r>
+        <w:rPr>
+          <w:b/>
+        </w:rPr>
+        <w:t>ai contribution</w:t>
+      </w:r>
+      <w:r>
+        <w:rPr>
+          <w:b w:val="0"/>
+        </w:rPr>
+        <w:t xml:space="preserve"> using a traced example and a stated limitation.</w:t>
+      </w:r>
+    </w:p>
+    <w:p>
+      <w:pPr>
+        <w:pStyle w:val="Heading2"/>
+      </w:pPr>
+      <w:r>
+        <w:t>Earlier wording, alternatives and picture transcripts · reference / check after trying</w:t>
       </w:r>
     </w:p>
     <w:p>
@@ -56,78 +213,10 @@
     </w:p>
     <w:p>
       <w:pPr>
-        <w:spacing w:line="336" w:lineRule="auto" w:after="180"/>
-      </w:pPr>
-      <w:r>
-        <w:rPr>
-          <w:b w:val="0"/>
-        </w:rPr>
-        <w:t xml:space="preserve">I can explain the </w:t>
-      </w:r>
-      <w:r>
-        <w:rPr>
-          <w:b/>
-        </w:rPr>
-        <w:t>mechanism</w:t>
-      </w:r>
-      <w:r>
-        <w:rPr>
-          <w:b w:val="0"/>
-        </w:rPr>
-        <w:t xml:space="preserve"> and terminology of capstone </w:t>
-      </w:r>
-      <w:r>
-        <w:rPr>
-          <w:b/>
-        </w:rPr>
-        <w:t>requirement</w:t>
-      </w:r>
-      <w:r>
-        <w:rPr>
-          <w:b w:val="0"/>
-        </w:rPr>
-        <w:t>s and corpus.</w:t>
-      </w:r>
-    </w:p>
-    <w:p>
-      <w:pPr>
-        <w:spacing w:line="336" w:lineRule="auto" w:after="180"/>
-      </w:pPr>
-      <w:r>
-        <w:rPr>
-          <w:b w:val="0"/>
-        </w:rPr>
-        <w:t>I can apply the stated procedure to a new case with a traceable result.</w:t>
-      </w:r>
-    </w:p>
-    <w:p>
-      <w:pPr>
-        <w:spacing w:line="336" w:lineRule="auto" w:after="180"/>
-      </w:pPr>
-      <w:r>
-        <w:rPr>
-          <w:b w:val="0"/>
-        </w:rPr>
-        <w:t>I can identify an assumption or limitation and design a revealing follow-up.</w:t>
-      </w:r>
-    </w:p>
-    <w:p>
-      <w:pPr>
         <w:pStyle w:val="Heading3"/>
       </w:pPr>
       <w:r>
         <w:t>Remember before reading</w:t>
-      </w:r>
-    </w:p>
-    <w:p>
-      <w:pPr>
-        <w:spacing w:line="336" w:lineRule="auto" w:after="180"/>
-      </w:pPr>
-      <w:r>
-        <w:rPr>
-          <w:b w:val="0"/>
-        </w:rPr>
-        <w:t>Close your notes first. A rough first answer helps us choose the right starting point; it is not a score for your ability.</w:t>
       </w:r>
     </w:p>
     <w:p>
@@ -316,9 +405,32 @@
       </w:pPr>
       <w:r>
         <w:rPr>
+          <w:b w:val="0"/>
+        </w:rPr>
+        <w:t>CREATOR MISSION</w:t>
+      </w:r>
+    </w:p>
+    <w:p>
+      <w:pPr>
+        <w:spacing w:line="336" w:lineRule="auto" w:after="180"/>
+      </w:pPr>
+      <w:r>
+        <w:rPr>
+          <w:b w:val="0"/>
+        </w:rPr>
+        <w:t xml:space="preserve">Compare AI and non-AI designs for a study </w:t>
+      </w:r>
+      <w:r>
+        <w:rPr>
           <w:b/>
         </w:rPr>
-        <w:t>CREATOR MISSION</w:t>
+        <w:t>need</w:t>
+      </w:r>
+      <w:r>
+        <w:rPr>
+          <w:b w:val="0"/>
+        </w:rPr>
+        <w:t>.</w:t>
       </w:r>
     </w:p>
     <w:p>
@@ -329,18 +441,153 @@
         <w:rPr>
           <w:b w:val="0"/>
         </w:rPr>
-        <w:t xml:space="preserve">Compare AI and non-AI designs for a study </w:t>
+        <w:t>Creator name and date:</w:t>
+      </w:r>
+    </w:p>
+    <w:p>
+      <w:pPr>
+        <w:pStyle w:val="Heading3"/>
+      </w:pPr>
+      <w:r>
+        <w:t>Write or draw your reasoning and evidence.</w:t>
+      </w:r>
+    </w:p>
+    <w:p>
+      <w:r>
+        <w:t>________________________________________________________________</w:t>
+      </w:r>
+    </w:p>
+    <w:p>
+      <w:r>
+        <w:t>________________________________________________________________</w:t>
+      </w:r>
+    </w:p>
+    <w:p>
+      <w:r>
+        <w:t>________________________________________________________________</w:t>
+      </w:r>
+    </w:p>
+    <w:p>
+      <w:r>
+        <w:t>________________________________________________________________</w:t>
+      </w:r>
+    </w:p>
+    <w:p>
+      <w:r>
+        <w:t>________________________________________________________________</w:t>
+      </w:r>
+    </w:p>
+    <w:p>
+      <w:pPr>
+        <w:pStyle w:val="Heading3"/>
+      </w:pPr>
+      <w:r>
+        <w:t>Readiness for the connected explanation</w:t>
+      </w:r>
+    </w:p>
+    <w:p>
+      <w:pPr>
+        <w:pStyle w:val="Heading3"/>
+      </w:pPr>
+      <w:r>
+        <w:t>This week’s end goal</w:t>
+      </w:r>
+    </w:p>
+    <w:p>
+      <w:pPr>
+        <w:pStyle w:val="Heading1"/>
+      </w:pPr>
+      <w:r>
+        <w:t>02. Name the need before choosing the tool</w:t>
+      </w:r>
+    </w:p>
+    <w:p>
+      <w:r>
+        <w:t>A requirements plan is a proposal, not evidence of user benefit.</w:t>
+      </w:r>
+    </w:p>
+    <w:p>
+      <w:pPr>
+        <w:pStyle w:val="Heading2"/>
+      </w:pPr>
+      <w:r>
+        <w:t>Understand user need and baseline</w:t>
+      </w:r>
+    </w:p>
+    <w:p>
+      <w:pPr>
+        <w:spacing w:line="336" w:lineRule="auto" w:after="180"/>
+      </w:pPr>
+      <w:r>
+        <w:rPr>
+          <w:b w:val="0"/>
+        </w:rPr>
+        <w:t>Start with a user, a task and a difficulty, rather than a feature list. Example: a pupil needs to locate an unfamiliar word in an approved glossary and understand its meaning. A baseline is a simpler way to meet the same need, such as direct glossary search. AI might help restate an entry, but that is a proposed benefit until evaluated.</w:t>
+      </w:r>
+    </w:p>
+    <w:p>
+      <w:pPr>
+        <w:spacing w:line="336" w:lineRule="auto" w:after="180"/>
+      </w:pPr>
+      <w:r>
+        <w:rPr>
+          <w:b w:val="0"/>
+        </w:rPr>
+        <w:t>If the baseline already works well, an AI feature needs a clear additional reason.</w:t>
+      </w:r>
+    </w:p>
+    <w:p>
+      <w:pPr>
+        <w:pStyle w:val="Heading2"/>
+      </w:pPr>
+      <w:r>
+        <w:t>Connect the need to a bounded capstone</w:t>
+      </w:r>
+    </w:p>
+    <w:p>
+      <w:pPr>
+        <w:spacing w:line="336" w:lineRule="auto" w:after="180"/>
+      </w:pPr>
+      <w:r>
+        <w:rPr>
+          <w:b w:val="0"/>
+        </w:rPr>
+        <w:t xml:space="preserve">A grounded-assistant capstone begins with bounded </w:t>
       </w:r>
       <w:r>
         <w:rPr>
           <w:b/>
         </w:rPr>
-        <w:t>need</w:t>
+        <w:t>requirement</w:t>
       </w:r>
       <w:r>
         <w:rPr>
           <w:b w:val="0"/>
         </w:rPr>
+        <w:t xml:space="preserve">s and a versioned permitted corpus. A baseline can be a manual lookup </w:t>
+      </w:r>
+      <w:r>
+        <w:rPr>
+          <w:b/>
+        </w:rPr>
+        <w:t>process</w:t>
+      </w:r>
+      <w:r>
+        <w:rPr>
+          <w:b w:val="0"/>
+        </w:rPr>
+        <w:t xml:space="preserve"> using the same </w:t>
+      </w:r>
+      <w:r>
+        <w:rPr>
+          <w:b/>
+        </w:rPr>
+        <w:t>evidence</w:t>
+      </w:r>
+      <w:r>
+        <w:rPr>
+          <w:b w:val="0"/>
+        </w:rPr>
         <w:t>.</w:t>
       </w:r>
     </w:p>
@@ -352,48 +599,7 @@
         <w:rPr>
           <w:b w:val="0"/>
         </w:rPr>
-        <w:t>Creator name and date:</w:t>
-      </w:r>
-    </w:p>
-    <w:p>
-      <w:pPr>
-        <w:pStyle w:val="Heading3"/>
-      </w:pPr>
-      <w:r>
-        <w:t>Write or draw your reasoning and evidence.</w:t>
-      </w:r>
-    </w:p>
-    <w:p>
-      <w:r>
-        <w:t>________________________________________________________________</w:t>
-      </w:r>
-    </w:p>
-    <w:p>
-      <w:r>
-        <w:t>________________________________________________________________</w:t>
-      </w:r>
-    </w:p>
-    <w:p>
-      <w:r>
-        <w:t>________________________________________________________________</w:t>
-      </w:r>
-    </w:p>
-    <w:p>
-      <w:r>
-        <w:t>________________________________________________________________</w:t>
-      </w:r>
-    </w:p>
-    <w:p>
-      <w:r>
-        <w:t>________________________________________________________________</w:t>
-      </w:r>
-    </w:p>
-    <w:p>
-      <w:pPr>
-        <w:pStyle w:val="Heading3"/>
-      </w:pPr>
-      <w:r>
-        <w:t>Readiness for the connected explanation</w:t>
+        <w:t>Begin by writing the question the procedure is intended to answer. Identify the information already supplied, the information it will produce and the information still missing.</w:t>
       </w:r>
     </w:p>
     <w:p>
@@ -404,120 +610,24 @@
         <w:rPr>
           <w:b w:val="0"/>
         </w:rPr>
-        <w:t xml:space="preserve">Recall System evaluation sets. Explain why a recorded result </w:t>
-      </w:r>
-      <w:r>
-        <w:rPr>
-          <w:b/>
-        </w:rPr>
-        <w:t>need</w:t>
-      </w:r>
+        <w:t>These are constructed classroom examples; they do not require live accounts, private records or an external service. Do not treat a plausible explanation as a measured outcome.</w:t>
+      </w:r>
+    </w:p>
+    <w:p>
+      <w:pPr>
+        <w:pStyle w:val="Heading2"/>
+      </w:pPr>
+      <w:r>
+        <w:t>Earlier wording, alternatives and picture transcripts · reference / check after trying</w:t>
+      </w:r>
+    </w:p>
+    <w:p>
+      <w:pPr>
+        <w:spacing w:line="336" w:lineRule="auto" w:after="180"/>
+      </w:pPr>
       <w:r>
         <w:rPr>
           <w:b w:val="0"/>
-        </w:rPr>
-        <w:t xml:space="preserve">s its </w:t>
-      </w:r>
-      <w:r>
-        <w:rPr>
-          <w:b/>
-        </w:rPr>
-        <w:t>input</w:t>
-      </w:r>
-      <w:r>
-        <w:rPr>
-          <w:b w:val="0"/>
-        </w:rPr>
-        <w:t xml:space="preserve"> conditions and </w:t>
-      </w:r>
-      <w:r>
-        <w:rPr>
-          <w:b/>
-        </w:rPr>
-        <w:t>evidence</w:t>
-      </w:r>
-      <w:r>
-        <w:rPr>
-          <w:b w:val="0"/>
-        </w:rPr>
-        <w:t xml:space="preserve"> source before it can support a claim.</w:t>
-      </w:r>
-    </w:p>
-    <w:p>
-      <w:pPr>
-        <w:pStyle w:val="Heading3"/>
-      </w:pPr>
-      <w:r>
-        <w:t>This week’s end goal</w:t>
-      </w:r>
-    </w:p>
-    <w:p>
-      <w:pPr>
-        <w:spacing w:line="336" w:lineRule="auto" w:after="180"/>
-      </w:pPr>
-      <w:r>
-        <w:rPr>
-          <w:b w:val="0"/>
-        </w:rPr>
-        <w:t xml:space="preserve">By the end, I can explain </w:t>
-      </w:r>
-      <w:r>
-        <w:rPr>
-          <w:b/>
-        </w:rPr>
-        <w:t>user</w:t>
-      </w:r>
-      <w:r>
-        <w:rPr>
-          <w:b w:val="0"/>
-        </w:rPr>
-        <w:t xml:space="preserve"> </w:t>
-      </w:r>
-      <w:r>
-        <w:rPr>
-          <w:b/>
-        </w:rPr>
-        <w:t>need</w:t>
-      </w:r>
-      <w:r>
-        <w:rPr>
-          <w:b w:val="0"/>
-        </w:rPr>
-        <w:t xml:space="preserve"> and </w:t>
-      </w:r>
-      <w:r>
-        <w:rPr>
-          <w:b/>
-        </w:rPr>
-        <w:t>ai contribution</w:t>
-      </w:r>
-      <w:r>
-        <w:rPr>
-          <w:b w:val="0"/>
-        </w:rPr>
-        <w:t xml:space="preserve"> using a traced example and a stated limitation.</w:t>
-      </w:r>
-    </w:p>
-    <w:p>
-      <w:pPr>
-        <w:pStyle w:val="Heading1"/>
-      </w:pPr>
-      <w:r>
-        <w:t>02. Notice the evidence</w:t>
-      </w:r>
-    </w:p>
-    <w:p>
-      <w:r>
-        <w:t>Investigate the supplied User Need and AI Contribution case. Separate observations, given facts and assumptions before choosing an explanation.</w:t>
-      </w:r>
-    </w:p>
-    <w:p>
-      <w:pPr>
-        <w:spacing w:line="336" w:lineRule="auto" w:after="180"/>
-      </w:pPr>
-      <w:r>
-        <w:rPr>
-          <w:b/>
         </w:rPr>
         <w:t>PICTURE STORY</w:t>
       </w:r>
@@ -594,34 +704,422 @@
     </w:p>
     <w:p>
       <w:pPr>
+        <w:spacing w:line="336" w:lineRule="auto" w:after="180"/>
+      </w:pPr>
+      <w:r>
+        <w:rPr>
+          <w:b w:val="0"/>
+        </w:rPr>
+        <w:t>MYSTERY</w:t>
+      </w:r>
+    </w:p>
+    <w:p>
+      <w:pPr>
+        <w:spacing w:line="336" w:lineRule="auto" w:after="180"/>
+      </w:pPr>
+      <w:r>
+        <w:rPr>
+          <w:b w:val="0"/>
+        </w:rPr>
+        <w:t xml:space="preserve">The learners must use </w:t>
+      </w:r>
+      <w:r>
+        <w:rPr>
+          <w:b/>
+        </w:rPr>
+        <w:t>user</w:t>
+      </w:r>
+      <w:r>
+        <w:rPr>
+          <w:b w:val="0"/>
+        </w:rPr>
+        <w:t xml:space="preserve">, </w:t>
+      </w:r>
+      <w:r>
+        <w:rPr>
+          <w:b/>
+        </w:rPr>
+        <w:t>need</w:t>
+      </w:r>
+      <w:r>
+        <w:rPr>
+          <w:b w:val="0"/>
+        </w:rPr>
+        <w:t xml:space="preserve">, and </w:t>
+      </w:r>
+      <w:r>
+        <w:rPr>
+          <w:b/>
+        </w:rPr>
+        <w:t>ai contribution</w:t>
+      </w:r>
+      <w:r>
+        <w:rPr>
+          <w:b w:val="0"/>
+        </w:rPr>
+        <w:t xml:space="preserve"> to solve a problem. What information do they have? What decision or calculation do they make? What would count as </w:t>
+      </w:r>
+      <w:r>
+        <w:rPr>
+          <w:b/>
+        </w:rPr>
+        <w:t>evidence</w:t>
+      </w:r>
+      <w:r>
+        <w:rPr>
+          <w:b w:val="0"/>
+        </w:rPr>
+        <w:t xml:space="preserve"> that it worked?</w:t>
+      </w:r>
+    </w:p>
+    <w:p>
+      <w:pPr>
+        <w:spacing w:line="336" w:lineRule="auto" w:after="180"/>
+      </w:pPr>
+      <w:r>
+        <w:rPr>
+          <w:b w:val="0"/>
+        </w:rPr>
+        <w:t xml:space="preserve">Three </w:t>
+      </w:r>
+      <w:r>
+        <w:rPr>
+          <w:b/>
+        </w:rPr>
+        <w:t>observation</w:t>
+      </w:r>
+      <w:r>
+        <w:rPr>
+          <w:b w:val="0"/>
+        </w:rPr>
+        <w:t>s (what you can point to):</w:t>
+      </w:r>
+    </w:p>
+    <w:p>
+      <w:pPr>
         <w:pStyle w:val="Heading3"/>
       </w:pPr>
       <w:r>
-        <w:t>Start with this puzzle</w:t>
+        <w:t>Write or draw your reasoning and evidence.</w:t>
+      </w:r>
+    </w:p>
+    <w:p>
+      <w:r>
+        <w:t>________________________________________________________________</w:t>
+      </w:r>
+    </w:p>
+    <w:p>
+      <w:r>
+        <w:t>________________________________________________________________</w:t>
+      </w:r>
+    </w:p>
+    <w:p>
+      <w:r>
+        <w:t>________________________________________________________________</w:t>
+      </w:r>
+    </w:p>
+    <w:p>
+      <w:r>
+        <w:t>________________________________________________________________</w:t>
+      </w:r>
+    </w:p>
+    <w:p>
+      <w:r>
+        <w:t>________________________________________________________________</w:t>
       </w:r>
     </w:p>
     <w:p>
       <w:pPr>
         <w:spacing w:line="336" w:lineRule="auto" w:after="180"/>
-        <w:shd w:fill="F1F6FC"/>
       </w:pPr>
       <w:r>
         <w:rPr>
           <w:b w:val="0"/>
         </w:rPr>
-        <w:t>MYSTERY</w:t>
+        <w:t xml:space="preserve">My </w:t>
+      </w:r>
+      <w:r>
+        <w:rPr>
+          <w:b/>
+        </w:rPr>
+        <w:t>prediction</w:t>
+      </w:r>
+      <w:r>
+        <w:rPr>
+          <w:b w:val="0"/>
+        </w:rPr>
+        <w:t xml:space="preserve"> and the clue supporting it:</w:t>
+      </w:r>
+    </w:p>
+    <w:p>
+      <w:pPr>
+        <w:pStyle w:val="Heading3"/>
+      </w:pPr>
+      <w:r>
+        <w:t>Write or draw your reasoning and evidence.</w:t>
+      </w:r>
+    </w:p>
+    <w:p>
+      <w:r>
+        <w:t>________________________________________________________________</w:t>
+      </w:r>
+    </w:p>
+    <w:p>
+      <w:r>
+        <w:t>________________________________________________________________</w:t>
+      </w:r>
+    </w:p>
+    <w:p>
+      <w:r>
+        <w:t>________________________________________________________________</w:t>
+      </w:r>
+    </w:p>
+    <w:p>
+      <w:r>
+        <w:t>________________________________________________________________</w:t>
+      </w:r>
+    </w:p>
+    <w:p>
+      <w:r>
+        <w:t>________________________________________________________________</w:t>
+      </w:r>
+    </w:p>
+    <w:p>
+      <w:pPr>
+        <w:pStyle w:val="Heading3"/>
+      </w:pPr>
+      <w:r>
+        <w:t>A closer explanation</w:t>
+      </w:r>
+    </w:p>
+    <w:p>
+      <w:pPr>
+        <w:pStyle w:val="Heading1"/>
+      </w:pPr>
+      <w:r>
+        <w:t>03. Turn the need into a checkable service boundary</w:t>
+      </w:r>
+    </w:p>
+    <w:p>
+      <w:r>
+        <w:t>Specify evidence, output, fallback and comparison before implementation.</w:t>
+      </w:r>
+    </w:p>
+    <w:p>
+      <w:pPr>
+        <w:pStyle w:val="Heading2"/>
+      </w:pPr>
+      <w:r>
+        <w:t>The concrete need-to-test contract</w:t>
+      </w:r>
+    </w:p>
+    <w:tbl>
+      <w:tblPr>
+        <w:tblStyle w:val="LightShading-Accent1"/>
+        <w:tblW w:type="auto" w:w="0"/>
+        <w:tblLook w:firstColumn="1" w:firstRow="1" w:lastColumn="0" w:lastRow="0" w:noHBand="0" w:noVBand="1" w:val="04A0"/>
+      </w:tblPr>
+      <w:tblGrid>
+        <w:gridCol w:w="5112"/>
+        <w:gridCol w:w="5112"/>
+      </w:tblGrid>
+      <w:tr>
+        <w:trPr>
+          <w:tblHeader/>
+        </w:trPr>
+        <w:tc>
+          <w:tcPr>
+            <w:tcW w:type="dxa" w:w="5112"/>
+          </w:tcPr>
+          <w:p>
+            <w:r>
+              <w:t>Requirement</w:t>
+            </w:r>
+          </w:p>
+        </w:tc>
+        <w:tc>
+          <w:tcPr>
+            <w:tcW w:type="dxa" w:w="5112"/>
+          </w:tcPr>
+          <w:p>
+            <w:r>
+              <w:t>Concrete glossary example</w:t>
+            </w:r>
+          </w:p>
+        </w:tc>
+      </w:tr>
+      <w:tr>
+        <w:tc>
+          <w:tcPr>
+            <w:tcW w:type="dxa" w:w="5112"/>
+          </w:tcPr>
+          <w:p>
+            <w:r>
+              <w:t>User and task</w:t>
+            </w:r>
+          </w:p>
+        </w:tc>
+        <w:tc>
+          <w:tcPr>
+            <w:tcW w:type="dxa" w:w="5112"/>
+          </w:tcPr>
+          <w:p>
+            <w:r>
+              <w:t>Pupil locating an approved word meaning</w:t>
+            </w:r>
+          </w:p>
+        </w:tc>
+      </w:tr>
+      <w:tr>
+        <w:tc>
+          <w:tcPr>
+            <w:tcW w:type="dxa" w:w="5112"/>
+          </w:tcPr>
+          <w:p>
+            <w:r>
+              <w:t>Permitted evidence</w:t>
+            </w:r>
+          </w:p>
+        </w:tc>
+        <w:tc>
+          <w:tcPr>
+            <w:tcW w:type="dxa" w:w="5112"/>
+          </w:tcPr>
+          <w:p>
+            <w:r>
+              <w:t>G3-v1 only: habitat = the place an organism lives</w:t>
+            </w:r>
+          </w:p>
+        </w:tc>
+      </w:tr>
+      <w:tr>
+        <w:tc>
+          <w:tcPr>
+            <w:tcW w:type="dxa" w:w="5112"/>
+          </w:tcPr>
+          <w:p>
+            <w:r>
+              <w:t>Baseline</w:t>
+            </w:r>
+          </w:p>
+        </w:tc>
+        <w:tc>
+          <w:tcPr>
+            <w:tcW w:type="dxa" w:w="5112"/>
+          </w:tcPr>
+          <w:p>
+            <w:r>
+              <w:t>Find and read the glossary entry directly</w:t>
+            </w:r>
+          </w:p>
+        </w:tc>
+      </w:tr>
+      <w:tr>
+        <w:tc>
+          <w:tcPr>
+            <w:tcW w:type="dxa" w:w="5112"/>
+          </w:tcPr>
+          <w:p>
+            <w:r>
+              <w:t>Possible AI contribution</w:t>
+            </w:r>
+          </w:p>
+        </w:tc>
+        <w:tc>
+          <w:tcPr>
+            <w:tcW w:type="dxa" w:w="5112"/>
+          </w:tcPr>
+          <w:p>
+            <w:r>
+              <w:t>Locate and clearly restate the same supported meaning with its source</w:t>
+            </w:r>
+          </w:p>
+        </w:tc>
+      </w:tr>
+      <w:tr>
+        <w:tc>
+          <w:tcPr>
+            <w:tcW w:type="dxa" w:w="5112"/>
+          </w:tcPr>
+          <w:p>
+            <w:r>
+              <w:t>Boundary</w:t>
+            </w:r>
+          </w:p>
+        </w:tc>
+        <w:tc>
+          <w:tcPr>
+            <w:tcW w:type="dxa" w:w="5112"/>
+          </w:tcPr>
+          <w:p>
+            <w:r>
+              <w:t>No answer for an absent entry; report not in this glossary</w:t>
+            </w:r>
+          </w:p>
+        </w:tc>
+      </w:tr>
+      <w:tr>
+        <w:tc>
+          <w:tcPr>
+            <w:tcW w:type="dxa" w:w="5112"/>
+          </w:tcPr>
+          <w:p>
+            <w:r>
+              <w:t>Evaluation plan</w:t>
+            </w:r>
+          </w:p>
+        </w:tc>
+        <w:tc>
+          <w:tcPr>
+            <w:tcW w:type="dxa" w:w="5112"/>
+          </w:tcPr>
+          <w:p>
+            <w:r>
+              <w:t>Compare supported completion, time, errors and help used on fresh matched tasks</w:t>
+            </w:r>
+          </w:p>
+        </w:tc>
+      </w:tr>
+      <w:tr>
+        <w:tc>
+          <w:tcPr>
+            <w:tcW w:type="dxa" w:w="5112"/>
+          </w:tcPr>
+          <w:p>
+            <w:r>
+              <w:t>Decision</w:t>
+            </w:r>
+          </w:p>
+        </w:tc>
+        <w:tc>
+          <w:tcPr>
+            <w:tcW w:type="dxa" w:w="5112"/>
+          </w:tcPr>
+          <w:p>
+            <w:r>
+              <w:t>Keep a feature only if observed value justifies its extra errors, effort and cost</w:t>
+            </w:r>
+          </w:p>
+        </w:tc>
+      </w:tr>
+    </w:tbl>
+    <w:p>
+      <w:pPr>
+        <w:pStyle w:val="Heading2"/>
+      </w:pPr>
+      <w:r>
+        <w:t>Preserve requirements and evaluation separation</w:t>
       </w:r>
     </w:p>
     <w:p>
       <w:pPr>
         <w:spacing w:line="336" w:lineRule="auto" w:after="180"/>
-        <w:shd w:fill="F5F1FB"/>
       </w:pPr>
       <w:r>
         <w:rPr>
           <w:b w:val="0"/>
         </w:rPr>
-        <w:t xml:space="preserve">The learners must use </w:t>
+        <w:t xml:space="preserve">Specify the </w:t>
       </w:r>
       <w:r>
         <w:rPr>
@@ -633,43 +1131,89 @@
         <w:rPr>
           <w:b w:val="0"/>
         </w:rPr>
-        <w:t xml:space="preserve">, </w:t>
+        <w:t xml:space="preserve"> question, source authority, access, </w:t>
       </w:r>
       <w:r>
         <w:rPr>
           <w:b/>
         </w:rPr>
-        <w:t>need</w:t>
+        <w:t>output</w:t>
       </w:r>
       <w:r>
         <w:rPr>
           <w:b w:val="0"/>
         </w:rPr>
-        <w:t xml:space="preserve">, and </w:t>
+        <w:t>/fallback contract and evaluation plan. Freeze corpus IDs and split cases before implementation. Keep teacher material out of student retrieval.</w:t>
+      </w:r>
+    </w:p>
+    <w:p>
+      <w:pPr>
+        <w:spacing w:line="336" w:lineRule="auto" w:after="180"/>
+      </w:pPr>
+      <w:r>
+        <w:rPr>
+          <w:b w:val="0"/>
+        </w:rPr>
+        <w:t xml:space="preserve">Before applying the procedure, write its units, denominator or decision boundary where relevant. A partner should be able to repeat each step using the same </w:t>
       </w:r>
       <w:r>
         <w:rPr>
           <w:b/>
         </w:rPr>
-        <w:t>ai contribution</w:t>
+        <w:t>input</w:t>
       </w:r>
       <w:r>
         <w:rPr>
           <w:b w:val="0"/>
         </w:rPr>
-        <w:t xml:space="preserve"> to solve a problem. What information do they have? What decision or calculation do they make? What would count as </w:t>
+        <w:t>s.</w:t>
+      </w:r>
+    </w:p>
+    <w:p>
+      <w:pPr>
+        <w:spacing w:line="336" w:lineRule="auto" w:after="180"/>
+      </w:pPr>
+      <w:r>
+        <w:rPr>
+          <w:b w:val="0"/>
+        </w:rPr>
+        <w:t xml:space="preserve">If a required </w:t>
       </w:r>
       <w:r>
         <w:rPr>
           <w:b/>
         </w:rPr>
-        <w:t>evidence</w:t>
+        <w:t>input</w:t>
       </w:r>
       <w:r>
         <w:rPr>
           <w:b w:val="0"/>
         </w:rPr>
-        <w:t xml:space="preserve"> that it worked?</w:t>
+        <w:t xml:space="preserve"> is absent or violates the stated contract, record that condition explicitly instead of quietly replacing it with a convenient value.</w:t>
+      </w:r>
+    </w:p>
+    <w:p>
+      <w:pPr>
+        <w:pStyle w:val="Heading2"/>
+      </w:pPr>
+      <w:r>
+        <w:t>Explain the deciding check</w:t>
+      </w:r>
+    </w:p>
+    <w:p>
+      <w:pPr>
+        <w:pStyle w:val="ListBullet"/>
+      </w:pPr>
+      <w:r>
+        <w:t>Point to the input, the deciding step and the result in this week’s visual. Explain the same step in ordinary words. A picture helps when you can say what each part represents.</w:t>
+      </w:r>
+    </w:p>
+    <w:p>
+      <w:pPr>
+        <w:pStyle w:val="Heading2"/>
+      </w:pPr>
+      <w:r>
+        <w:t>Earlier wording, alternatives and picture transcripts · reference / check after trying</w:t>
       </w:r>
     </w:p>
     <w:p>
@@ -679,208 +1223,6 @@
       <w:r>
         <w:rPr>
           <w:b w:val="0"/>
-        </w:rPr>
-        <w:t xml:space="preserve">Three </w:t>
-      </w:r>
-      <w:r>
-        <w:rPr>
-          <w:b/>
-        </w:rPr>
-        <w:t>observation</w:t>
-      </w:r>
-      <w:r>
-        <w:rPr>
-          <w:b w:val="0"/>
-        </w:rPr>
-        <w:t>s (what you can point to):</w:t>
-      </w:r>
-    </w:p>
-    <w:p>
-      <w:pPr>
-        <w:pStyle w:val="Heading3"/>
-      </w:pPr>
-      <w:r>
-        <w:t>Write or draw your reasoning and evidence.</w:t>
-      </w:r>
-    </w:p>
-    <w:p>
-      <w:r>
-        <w:t>________________________________________________________________</w:t>
-      </w:r>
-    </w:p>
-    <w:p>
-      <w:r>
-        <w:t>________________________________________________________________</w:t>
-      </w:r>
-    </w:p>
-    <w:p>
-      <w:r>
-        <w:t>________________________________________________________________</w:t>
-      </w:r>
-    </w:p>
-    <w:p>
-      <w:r>
-        <w:t>________________________________________________________________</w:t>
-      </w:r>
-    </w:p>
-    <w:p>
-      <w:r>
-        <w:t>________________________________________________________________</w:t>
-      </w:r>
-    </w:p>
-    <w:p>
-      <w:pPr>
-        <w:spacing w:line="336" w:lineRule="auto" w:after="180"/>
-      </w:pPr>
-      <w:r>
-        <w:rPr>
-          <w:b w:val="0"/>
-        </w:rPr>
-        <w:t xml:space="preserve">My </w:t>
-      </w:r>
-      <w:r>
-        <w:rPr>
-          <w:b/>
-        </w:rPr>
-        <w:t>prediction</w:t>
-      </w:r>
-      <w:r>
-        <w:rPr>
-          <w:b w:val="0"/>
-        </w:rPr>
-        <w:t xml:space="preserve"> and the clue supporting it:</w:t>
-      </w:r>
-    </w:p>
-    <w:p>
-      <w:pPr>
-        <w:pStyle w:val="Heading3"/>
-      </w:pPr>
-      <w:r>
-        <w:t>Write or draw your reasoning and evidence.</w:t>
-      </w:r>
-    </w:p>
-    <w:p>
-      <w:r>
-        <w:t>________________________________________________________________</w:t>
-      </w:r>
-    </w:p>
-    <w:p>
-      <w:r>
-        <w:t>________________________________________________________________</w:t>
-      </w:r>
-    </w:p>
-    <w:p>
-      <w:r>
-        <w:t>________________________________________________________________</w:t>
-      </w:r>
-    </w:p>
-    <w:p>
-      <w:r>
-        <w:t>________________________________________________________________</w:t>
-      </w:r>
-    </w:p>
-    <w:p>
-      <w:r>
-        <w:t>________________________________________________________________</w:t>
-      </w:r>
-    </w:p>
-    <w:p>
-      <w:pPr>
-        <w:pStyle w:val="Heading3"/>
-      </w:pPr>
-      <w:r>
-        <w:t>A closer explanation</w:t>
-      </w:r>
-    </w:p>
-    <w:p>
-      <w:pPr>
-        <w:spacing w:line="336" w:lineRule="auto" w:after="180"/>
-      </w:pPr>
-      <w:r>
-        <w:rPr>
-          <w:b w:val="0"/>
-        </w:rPr>
-        <w:t xml:space="preserve">A grounded-assistant capstone begins with bounded </w:t>
-      </w:r>
-      <w:r>
-        <w:rPr>
-          <w:b/>
-        </w:rPr>
-        <w:t>requirement</w:t>
-      </w:r>
-      <w:r>
-        <w:rPr>
-          <w:b w:val="0"/>
-        </w:rPr>
-        <w:t xml:space="preserve">s and a versioned permitted corpus. A baseline can be a manual lookup </w:t>
-      </w:r>
-      <w:r>
-        <w:rPr>
-          <w:b/>
-        </w:rPr>
-        <w:t>process</w:t>
-      </w:r>
-      <w:r>
-        <w:rPr>
-          <w:b w:val="0"/>
-        </w:rPr>
-        <w:t xml:space="preserve"> using the same </w:t>
-      </w:r>
-      <w:r>
-        <w:rPr>
-          <w:b/>
-        </w:rPr>
-        <w:t>evidence</w:t>
-      </w:r>
-      <w:r>
-        <w:rPr>
-          <w:b w:val="0"/>
-        </w:rPr>
-        <w:t>.</w:t>
-      </w:r>
-    </w:p>
-    <w:p>
-      <w:pPr>
-        <w:spacing w:line="336" w:lineRule="auto" w:after="180"/>
-      </w:pPr>
-      <w:r>
-        <w:rPr>
-          <w:b w:val="0"/>
-        </w:rPr>
-        <w:t>Begin by writing the question the procedure is intended to answer. Identify the information already supplied, the information it will produce and the information still missing.</w:t>
-      </w:r>
-    </w:p>
-    <w:p>
-      <w:pPr>
-        <w:spacing w:line="336" w:lineRule="auto" w:after="180"/>
-      </w:pPr>
-      <w:r>
-        <w:rPr>
-          <w:b w:val="0"/>
-        </w:rPr>
-        <w:t>These are constructed classroom examples; they do not require live accounts, private records or an external service. Do not treat a plausible explanation as a measured outcome.</w:t>
-      </w:r>
-    </w:p>
-    <w:p>
-      <w:pPr>
-        <w:pStyle w:val="Heading1"/>
-      </w:pPr>
-      <w:r>
-        <w:t>03. See how it works</w:t>
-      </w:r>
-    </w:p>
-    <w:p>
-      <w:r>
-        <w:t>Follow the mechanism for User Need and AI Contribution. Connect each labelled input, deciding step and result.</w:t>
-      </w:r>
-    </w:p>
-    <w:p>
-      <w:pPr>
-        <w:spacing w:line="336" w:lineRule="auto" w:after="180"/>
-      </w:pPr>
-      <w:r>
-        <w:rPr>
-          <w:b/>
         </w:rPr>
         <w:t xml:space="preserve">VISUAL </w:t>
       </w:r>
@@ -1117,41 +1459,6 @@
       </w:pPr>
       <w:r>
         <w:t>A closer explanation</w:t>
-      </w:r>
-    </w:p>
-    <w:p>
-      <w:pPr>
-        <w:spacing w:line="336" w:lineRule="auto" w:after="180"/>
-      </w:pPr>
-      <w:r>
-        <w:rPr>
-          <w:b w:val="0"/>
-        </w:rPr>
-        <w:t xml:space="preserve">Specify the </w:t>
-      </w:r>
-      <w:r>
-        <w:rPr>
-          <w:b/>
-        </w:rPr>
-        <w:t>user</w:t>
-      </w:r>
-      <w:r>
-        <w:rPr>
-          <w:b w:val="0"/>
-        </w:rPr>
-        <w:t xml:space="preserve"> question, source authority, access, </w:t>
-      </w:r>
-      <w:r>
-        <w:rPr>
-          <w:b/>
-        </w:rPr>
-        <w:t>output</w:t>
-      </w:r>
-      <w:r>
-        <w:rPr>
-          <w:b w:val="0"/>
-        </w:rPr>
-        <w:t>/fallback contract and evaluation plan. Freeze corpus IDs and split cases before implementation. Keep teacher material out of student retrieval.</w:t>
       </w:r>
     </w:p>
     <w:p>
@@ -1248,52 +1555,6 @@
     </w:p>
     <w:p>
       <w:pPr>
-        <w:spacing w:line="336" w:lineRule="auto" w:after="180"/>
-      </w:pPr>
-      <w:r>
-        <w:rPr>
-          <w:b w:val="0"/>
-        </w:rPr>
-        <w:t xml:space="preserve">Before applying the procedure, write its units, denominator or decision boundary where relevant. A partner should be able to repeat each step using the same </w:t>
-      </w:r>
-      <w:r>
-        <w:rPr>
-          <w:b/>
-        </w:rPr>
-        <w:t>input</w:t>
-      </w:r>
-      <w:r>
-        <w:rPr>
-          <w:b w:val="0"/>
-        </w:rPr>
-        <w:t>s.</w:t>
-      </w:r>
-    </w:p>
-    <w:p>
-      <w:pPr>
-        <w:spacing w:line="336" w:lineRule="auto" w:after="180"/>
-      </w:pPr>
-      <w:r>
-        <w:rPr>
-          <w:b w:val="0"/>
-        </w:rPr>
-        <w:t xml:space="preserve">If a required </w:t>
-      </w:r>
-      <w:r>
-        <w:rPr>
-          <w:b/>
-        </w:rPr>
-        <w:t>input</w:t>
-      </w:r>
-      <w:r>
-        <w:rPr>
-          <w:b w:val="0"/>
-        </w:rPr>
-        <w:t xml:space="preserve"> is absent or violates the stated contract, record that condition explicitly instead of quietly replacing it with a convenient value.</w:t>
-      </w:r>
-    </w:p>
-    <w:p>
-      <w:pPr>
         <w:pStyle w:val="Heading3"/>
       </w:pPr>
       <w:r>
@@ -1302,86 +1563,23 @@
     </w:p>
     <w:p>
       <w:pPr>
-        <w:spacing w:line="336" w:lineRule="auto" w:after="180"/>
-      </w:pPr>
-      <w:r>
-        <w:rPr>
-          <w:b w:val="0"/>
-        </w:rPr>
-        <w:t xml:space="preserve">Point to the </w:t>
-      </w:r>
-      <w:r>
-        <w:rPr>
-          <w:b/>
-        </w:rPr>
-        <w:t>input</w:t>
-      </w:r>
-      <w:r>
-        <w:rPr>
-          <w:b w:val="0"/>
-        </w:rPr>
-        <w:t>, the deciding step and the result in this week’s visual. Explain the same step in ordinary words. A picture helps when you can say what each part represents.</w:t>
-      </w:r>
-    </w:p>
-    <w:p>
-      <w:pPr>
         <w:pStyle w:val="Heading1"/>
       </w:pPr>
       <w:r>
-        <w:t>04. Compare the cases</w:t>
-      </w:r>
-    </w:p>
-    <w:p>
-      <w:r>
-        <w:t>Compare the supplied cases for User Need and AI Contribution. Identify the detail that changes the conclusion.</w:t>
-      </w:r>
-    </w:p>
-    <w:p>
-      <w:pPr>
-        <w:pStyle w:val="Heading3"/>
-      </w:pPr>
-      <w:r>
-        <w:t>The case to investigate</w:t>
-      </w:r>
-    </w:p>
-    <w:p>
-      <w:pPr>
-        <w:spacing w:line="336" w:lineRule="auto" w:after="180"/>
-        <w:shd w:fill="F1F6FC"/>
-      </w:pPr>
-      <w:r>
-        <w:rPr>
-          <w:b w:val="0"/>
-        </w:rPr>
-        <w:t>CASE GALLERY</w:t>
-      </w:r>
-    </w:p>
-    <w:p>
-      <w:pPr>
-        <w:spacing w:line="336" w:lineRule="auto" w:after="180"/>
-      </w:pPr>
-      <w:r>
-        <w:rPr>
-          <w:b w:val="0"/>
-        </w:rPr>
-        <w:t xml:space="preserve">Four Tests, Four Kinds of </w:t>
-      </w:r>
-      <w:r>
-        <w:rPr>
-          <w:b/>
-        </w:rPr>
-        <w:t>Evidence</w:t>
-      </w:r>
-    </w:p>
-    <w:p>
-      <w:pPr>
-        <w:spacing w:line="336" w:lineRule="auto" w:after="180"/>
-      </w:pPr>
-      <w:r>
-        <w:rPr>
-          <w:b w:val="0"/>
-        </w:rPr>
-        <w:t>A system is not understood until it survives more than one comfortable example.</w:t>
+        <w:t>04. Compare useful help with an unbounded promise</w:t>
+      </w:r>
+    </w:p>
+    <w:p>
+      <w:r>
+        <w:t>A chatbot that answers everything is not a specification for a glossary need.</w:t>
+      </w:r>
+    </w:p>
+    <w:p>
+      <w:pPr>
+        <w:pStyle w:val="Heading2"/>
+      </w:pPr>
+      <w:r>
+        <w:t>Four pictures with a purpose</w:t>
       </w:r>
     </w:p>
     <w:p>
@@ -1422,6 +1620,11 @@
     </w:p>
     <w:p>
       <w:r>
+        <w:t>Normal case: predict the result and deciding evidence.</w:t>
+      </w:r>
+    </w:p>
+    <w:p>
+      <w:r>
         <w:drawing>
           <wp:inline xmlns:a="http://schemas.openxmlformats.org/drawingml/2006/main" xmlns:pic="http://schemas.openxmlformats.org/drawingml/2006/picture">
             <wp:extent cx="5486400" cy="3200400"/>
@@ -1457,47 +1660,8 @@
       </w:r>
     </w:p>
     <w:p>
-      <w:pPr>
-        <w:pStyle w:val="Heading3"/>
-      </w:pPr>
-      <w:r>
-        <w:t>The normal case</w:t>
-      </w:r>
-    </w:p>
-    <w:p>
-      <w:pPr>
-        <w:spacing w:line="336" w:lineRule="auto" w:after="180"/>
-        <w:shd w:fill="F1F6FC"/>
-      </w:pPr>
-      <w:r>
-        <w:rPr>
-          <w:b w:val="0"/>
-        </w:rPr>
-        <w:t xml:space="preserve">NORMAL CASE: predict and name </w:t>
-      </w:r>
-      <w:r>
-        <w:rPr>
-          <w:b/>
-        </w:rPr>
-        <w:t>evidence</w:t>
-      </w:r>
-      <w:r>
-        <w:rPr>
-          <w:b w:val="0"/>
-        </w:rPr>
-        <w:t xml:space="preserve">.     BOUNDARY CASE: predict and name </w:t>
-      </w:r>
-      <w:r>
-        <w:rPr>
-          <w:b/>
-        </w:rPr>
-        <w:t>evidence</w:t>
-      </w:r>
-      <w:r>
-        <w:rPr>
-          <w:b w:val="0"/>
-        </w:rPr>
-        <w:t>.</w:t>
+      <w:r>
+        <w:t>Boundary case: identify the exact limit.</w:t>
       </w:r>
     </w:p>
     <w:p>
@@ -1538,6 +1702,11 @@
     </w:p>
     <w:p>
       <w:r>
+        <w:t>Missing information: name what must be clarified.</w:t>
+      </w:r>
+    </w:p>
+    <w:p>
+      <w:r>
         <w:drawing>
           <wp:inline xmlns:a="http://schemas.openxmlformats.org/drawingml/2006/main" xmlns:pic="http://schemas.openxmlformats.org/drawingml/2006/picture">
             <wp:extent cx="5486400" cy="3200400"/>
@@ -1573,23 +1742,109 @@
       </w:r>
     </w:p>
     <w:p>
+      <w:r>
+        <w:t>Transfer case: explain which procedure still applies.</w:t>
+      </w:r>
+    </w:p>
+    <w:p>
+      <w:pPr>
+        <w:pStyle w:val="Heading2"/>
+      </w:pPr>
+      <w:r>
+        <w:t>Choose a revealing case</w:t>
+      </w:r>
+    </w:p>
+    <w:p>
+      <w:pPr>
+        <w:pStyle w:val="ListBullet"/>
+      </w:pPr>
+      <w:r>
+        <w:t>Which case is most likely to reveal a hidden assumption? Why?</w:t>
+      </w:r>
+    </w:p>
+    <w:p>
       <w:pPr>
         <w:pStyle w:val="Heading3"/>
       </w:pPr>
       <w:r>
-        <w:t>Check missing information</w:t>
+        <w:t>Write or draw your reasoning and evidence.</w:t>
+      </w:r>
+    </w:p>
+    <w:p>
+      <w:r>
+        <w:t>________________________________________________________________</w:t>
+      </w:r>
+    </w:p>
+    <w:p>
+      <w:r>
+        <w:t>________________________________________________________________</w:t>
+      </w:r>
+    </w:p>
+    <w:p>
+      <w:r>
+        <w:t>________________________________________________________________</w:t>
+      </w:r>
+    </w:p>
+    <w:p>
+      <w:r>
+        <w:t>________________________________________________________________</w:t>
+      </w:r>
+    </w:p>
+    <w:p>
+      <w:r>
+        <w:t>________________________________________________________________</w:t>
+      </w:r>
+    </w:p>
+    <w:p>
+      <w:pPr>
+        <w:pStyle w:val="Heading2"/>
+      </w:pPr>
+      <w:r>
+        <w:t>Predict the supplied changed case</w:t>
+      </w:r>
+    </w:p>
+    <w:p>
+      <w:pPr>
+        <w:pStyle w:val="ListBullet"/>
+      </w:pPr>
+      <w:r>
+        <w:t>Change: The pupil asks for photosynthesis, which G3 does not contain.</w:t>
+      </w:r>
+    </w:p>
+    <w:p>
+      <w:pPr>
+        <w:pStyle w:val="Heading2"/>
+      </w:pPr>
+      <w:r>
+        <w:t>Check after predicting · reference / check after trying</w:t>
       </w:r>
     </w:p>
     <w:p>
       <w:pPr>
         <w:spacing w:line="336" w:lineRule="auto" w:after="180"/>
-        <w:shd w:fill="FFF5E6"/>
-      </w:pPr>
+      </w:pPr>
+      <w:r>
+        <w:rPr>
+          <w:b/>
+        </w:rPr>
+        <w:t>Prediction</w:t>
+      </w:r>
       <w:r>
         <w:rPr>
           <w:b w:val="0"/>
         </w:rPr>
-        <w:t xml:space="preserve">MISSING INFORMATION: predict and name </w:t>
+        <w:t>: The assistant reports that the definition is unavailable in its approved glossary.</w:t>
+      </w:r>
+    </w:p>
+    <w:p>
+      <w:pPr>
+        <w:spacing w:line="336" w:lineRule="auto" w:after="180"/>
+      </w:pPr>
+      <w:r>
+        <w:rPr>
+          <w:b w:val="0"/>
+        </w:rPr>
+        <w:t xml:space="preserve">Reason: A helpful interface cannot expand its authorised </w:t>
       </w:r>
       <w:r>
         <w:rPr>
@@ -1601,196 +1856,54 @@
         <w:rPr>
           <w:b w:val="0"/>
         </w:rPr>
-        <w:t xml:space="preserve">.     TRANSFER CASE: predict and name </w:t>
+        <w:t xml:space="preserve"> by guessing.</w:t>
+      </w:r>
+    </w:p>
+    <w:p>
+      <w:pPr>
+        <w:pStyle w:val="Heading2"/>
+      </w:pPr>
+      <w:r>
+        <w:t>Earlier wording, alternatives and picture transcripts · reference / check after trying</w:t>
+      </w:r>
+    </w:p>
+    <w:p>
+      <w:pPr>
+        <w:spacing w:line="336" w:lineRule="auto" w:after="180"/>
+      </w:pPr>
+      <w:r>
+        <w:rPr>
+          <w:b w:val="0"/>
+        </w:rPr>
+        <w:t>CASE GALLERY</w:t>
+      </w:r>
+    </w:p>
+    <w:p>
+      <w:pPr>
+        <w:spacing w:line="336" w:lineRule="auto" w:after="180"/>
+      </w:pPr>
+      <w:r>
+        <w:rPr>
+          <w:b w:val="0"/>
+        </w:rPr>
+        <w:t xml:space="preserve">Four Tests, Four Kinds of </w:t>
       </w:r>
       <w:r>
         <w:rPr>
           <w:b/>
         </w:rPr>
-        <w:t>evidence</w:t>
-      </w:r>
+        <w:t>Evidence</w:t>
+      </w:r>
+    </w:p>
+    <w:p>
+      <w:pPr>
+        <w:spacing w:line="336" w:lineRule="auto" w:after="180"/>
+      </w:pPr>
       <w:r>
         <w:rPr>
           <w:b w:val="0"/>
         </w:rPr>
-        <w:t>.</w:t>
-      </w:r>
-    </w:p>
-    <w:p>
-      <w:pPr>
-        <w:spacing w:line="336" w:lineRule="auto" w:after="180"/>
-        <w:shd w:fill="F5F1FB"/>
-      </w:pPr>
-      <w:r>
-        <w:rPr>
-          <w:b w:val="0"/>
-        </w:rPr>
-        <w:t>Which case is most likely to reveal a hidden assumption? Why?</w:t>
-      </w:r>
-    </w:p>
-    <w:p>
-      <w:pPr>
-        <w:pStyle w:val="Heading3"/>
-      </w:pPr>
-      <w:r>
-        <w:t>Write or draw your reasoning and evidence.</w:t>
-      </w:r>
-    </w:p>
-    <w:p>
-      <w:r>
-        <w:t>________________________________________________________________</w:t>
-      </w:r>
-    </w:p>
-    <w:p>
-      <w:r>
-        <w:t>________________________________________________________________</w:t>
-      </w:r>
-    </w:p>
-    <w:p>
-      <w:r>
-        <w:t>________________________________________________________________</w:t>
-      </w:r>
-    </w:p>
-    <w:p>
-      <w:r>
-        <w:t>________________________________________________________________</w:t>
-      </w:r>
-    </w:p>
-    <w:p>
-      <w:r>
-        <w:t>________________________________________________________________</w:t>
-      </w:r>
-    </w:p>
-    <w:p>
-      <w:pPr>
-        <w:pStyle w:val="Heading3"/>
-      </w:pPr>
-      <w:r>
-        <w:t>Change one thing in the pictured case</w:t>
-      </w:r>
-    </w:p>
-    <w:p>
-      <w:pPr>
-        <w:pStyle w:val="Heading3"/>
-      </w:pPr>
-      <w:r>
-        <w:t>Change one thing</w:t>
-      </w:r>
-    </w:p>
-    <w:p>
-      <w:pPr>
-        <w:spacing w:line="336" w:lineRule="auto" w:after="180"/>
-        <w:shd w:fill="F5F1FB"/>
-      </w:pPr>
-      <w:r>
-        <w:rPr>
-          <w:b w:val="0"/>
-        </w:rPr>
-        <w:t>Change: The pupil asks for photosynthesis, which G3 does not contain.</w:t>
-      </w:r>
-    </w:p>
-    <w:p>
-      <w:pPr>
-        <w:pStyle w:val="Heading3"/>
-      </w:pPr>
-      <w:r>
-        <w:t>Predicted result</w:t>
-      </w:r>
-    </w:p>
-    <w:p>
-      <w:pPr>
-        <w:spacing w:line="336" w:lineRule="auto" w:after="180"/>
-        <w:shd w:fill="F1F6FC"/>
-      </w:pPr>
-      <w:r>
-        <w:rPr>
-          <w:b/>
-        </w:rPr>
-        <w:t>Prediction</w:t>
-      </w:r>
-      <w:r>
-        <w:rPr>
-          <w:b w:val="0"/>
-        </w:rPr>
-        <w:t>: The assistant reports that the definition is unavailable in its approved glossary.</w:t>
-      </w:r>
-    </w:p>
-    <w:p>
-      <w:pPr>
-        <w:pStyle w:val="Heading3"/>
-      </w:pPr>
-      <w:r>
-        <w:t>Why the result follows</w:t>
-      </w:r>
-    </w:p>
-    <w:p>
-      <w:pPr>
-        <w:spacing w:line="336" w:lineRule="auto" w:after="180"/>
-        <w:shd w:fill="F1F6FC"/>
-      </w:pPr>
-      <w:r>
-        <w:rPr>
-          <w:b w:val="0"/>
-        </w:rPr>
-        <w:t xml:space="preserve">Reason: A helpful interface cannot expand its authorised </w:t>
-      </w:r>
-      <w:r>
-        <w:rPr>
-          <w:b/>
-        </w:rPr>
-        <w:t>evidence</w:t>
-      </w:r>
-      <w:r>
-        <w:rPr>
-          <w:b w:val="0"/>
-        </w:rPr>
-        <w:t xml:space="preserve"> by guessing.</w:t>
-      </w:r>
-    </w:p>
-    <w:p>
-      <w:pPr>
-        <w:pStyle w:val="Heading1"/>
-      </w:pPr>
-      <w:r>
-        <w:t>05. Words that unlock the idea</w:t>
-      </w:r>
-    </w:p>
-    <w:p>
-      <w:r>
-        <w:t>Use the vocabulary of User Need and AI Contribution to explain a concrete decision, rather than only memorising definitions.</w:t>
-      </w:r>
-    </w:p>
-    <w:p>
-      <w:pPr>
-        <w:spacing w:line="336" w:lineRule="auto" w:after="180"/>
-      </w:pPr>
-      <w:r>
-        <w:rPr>
-          <w:b/>
-        </w:rPr>
-        <w:t>VOCABULARY LAB</w:t>
-      </w:r>
-    </w:p>
-    <w:p>
-      <w:pPr>
-        <w:spacing w:line="336" w:lineRule="auto" w:after="180"/>
-      </w:pPr>
-      <w:r>
-        <w:rPr>
-          <w:b w:val="0"/>
-        </w:rPr>
-        <w:t>Words You Can Use to Reason</w:t>
-      </w:r>
-    </w:p>
-    <w:p>
-      <w:pPr>
-        <w:spacing w:line="336" w:lineRule="auto" w:after="180"/>
-      </w:pPr>
-      <w:r>
-        <w:rPr>
-          <w:b w:val="0"/>
-        </w:rPr>
-        <w:t>A definition matters when you can recognize the idea, use it, and contrast it with a near-miss.</w:t>
+        <w:t>A system is not understood until it survives more than one comfortable example.</w:t>
       </w:r>
     </w:p>
     <w:p>
@@ -1798,7 +1911,7 @@
         <w:drawing>
           <wp:inline xmlns:a="http://schemas.openxmlformats.org/drawingml/2006/main" xmlns:pic="http://schemas.openxmlformats.org/drawingml/2006/picture">
             <wp:extent cx="5486400" cy="3200400"/>
-            <wp:docPr id="10" name="Picture 10" descr="Vocabulary badge: user"/>
+            <wp:docPr id="10" name="Picture 10" descr="NORMAL CASE illustration"/>
             <wp:cNvGraphicFramePr>
               <a:graphicFrameLocks noChangeAspect="1"/>
             </wp:cNvGraphicFramePr>
@@ -1806,11 +1919,11 @@
               <a:graphicData uri="http://schemas.openxmlformats.org/drawingml/2006/picture">
                 <pic:pic>
                   <pic:nvPicPr>
-                    <pic:cNvPr id="0" name="46b4dcff9016b67ecab4084a1eb96bf315f838f349706fa8354953e015b16d27.png"/>
+                    <pic:cNvPr id="0" name="baa081bb74d63b3556ecfd5951cdc8779d64ec1813de34614621c4e969a973f1.png"/>
                     <pic:cNvPicPr/>
                   </pic:nvPicPr>
                   <pic:blipFill>
-                    <a:blip r:embed="rId17"/>
+                    <a:blip r:embed="rId13"/>
                     <a:stretch>
                       <a:fillRect/>
                     </a:stretch>
@@ -1834,7 +1947,7 @@
         <w:drawing>
           <wp:inline xmlns:a="http://schemas.openxmlformats.org/drawingml/2006/main" xmlns:pic="http://schemas.openxmlformats.org/drawingml/2006/picture">
             <wp:extent cx="5486400" cy="3200400"/>
-            <wp:docPr id="11" name="Picture 11" descr="Vocabulary badge: need"/>
+            <wp:docPr id="11" name="Picture 11" descr="BOUNDARY CASE illustration"/>
             <wp:cNvGraphicFramePr>
               <a:graphicFrameLocks noChangeAspect="1"/>
             </wp:cNvGraphicFramePr>
@@ -1842,11 +1955,11 @@
               <a:graphicData uri="http://schemas.openxmlformats.org/drawingml/2006/picture">
                 <pic:pic>
                   <pic:nvPicPr>
-                    <pic:cNvPr id="0" name="c1865369fe3919c522e49644fec595a29582f504761f9323557bc00a32c69229.png"/>
+                    <pic:cNvPr id="0" name="5e6557194a1470352d07b6a509da5d673d81767981996dd1b685f799a5582b76.png"/>
                     <pic:cNvPicPr/>
                   </pic:nvPicPr>
                   <pic:blipFill>
-                    <a:blip r:embed="rId18"/>
+                    <a:blip r:embed="rId14"/>
                     <a:stretch>
                       <a:fillRect/>
                     </a:stretch>
@@ -1866,11 +1979,46 @@
       </w:r>
     </w:p>
     <w:p>
+      <w:pPr>
+        <w:spacing w:line="336" w:lineRule="auto" w:after="180"/>
+      </w:pPr>
+      <w:r>
+        <w:rPr>
+          <w:b w:val="0"/>
+        </w:rPr>
+        <w:t xml:space="preserve">NORMAL CASE: predict and name </w:t>
+      </w:r>
+      <w:r>
+        <w:rPr>
+          <w:b/>
+        </w:rPr>
+        <w:t>evidence</w:t>
+      </w:r>
+      <w:r>
+        <w:rPr>
+          <w:b w:val="0"/>
+        </w:rPr>
+        <w:t xml:space="preserve">.     BOUNDARY CASE: predict and name </w:t>
+      </w:r>
+      <w:r>
+        <w:rPr>
+          <w:b/>
+        </w:rPr>
+        <w:t>evidence</w:t>
+      </w:r>
+      <w:r>
+        <w:rPr>
+          <w:b w:val="0"/>
+        </w:rPr>
+        <w:t>.</w:t>
+      </w:r>
+    </w:p>
+    <w:p>
       <w:r>
         <w:drawing>
           <wp:inline xmlns:a="http://schemas.openxmlformats.org/drawingml/2006/main" xmlns:pic="http://schemas.openxmlformats.org/drawingml/2006/picture">
             <wp:extent cx="5486400" cy="3200400"/>
-            <wp:docPr id="12" name="Picture 12" descr="Vocabulary badge: AI contribution"/>
+            <wp:docPr id="12" name="Picture 12" descr="MISSING INFORMATION illustration"/>
             <wp:cNvGraphicFramePr>
               <a:graphicFrameLocks noChangeAspect="1"/>
             </wp:cNvGraphicFramePr>
@@ -1878,11 +2026,11 @@
               <a:graphicData uri="http://schemas.openxmlformats.org/drawingml/2006/picture">
                 <pic:pic>
                   <pic:nvPicPr>
-                    <pic:cNvPr id="0" name="4d819aeef77d5133aaf2ec7fefb35d80c76c2287075c3def81cbb875c0f4b9f0.png"/>
+                    <pic:cNvPr id="0" name="8e1f2e3affdd81449df265675243cda4511c1e88dd8cd9583d4ea42f6083c297.png"/>
                     <pic:cNvPicPr/>
                   </pic:nvPicPr>
                   <pic:blipFill>
-                    <a:blip r:embed="rId19"/>
+                    <a:blip r:embed="rId15"/>
                     <a:stretch>
                       <a:fillRect/>
                     </a:stretch>
@@ -1906,7 +2054,7 @@
         <w:drawing>
           <wp:inline xmlns:a="http://schemas.openxmlformats.org/drawingml/2006/main" xmlns:pic="http://schemas.openxmlformats.org/drawingml/2006/picture">
             <wp:extent cx="5486400" cy="3200400"/>
-            <wp:docPr id="13" name="Picture 13" descr="Vocabulary badge: simpler alternative"/>
+            <wp:docPr id="13" name="Picture 13" descr="TRANSFER CASE illustration"/>
             <wp:cNvGraphicFramePr>
               <a:graphicFrameLocks noChangeAspect="1"/>
             </wp:cNvGraphicFramePr>
@@ -1914,11 +2062,11 @@
               <a:graphicData uri="http://schemas.openxmlformats.org/drawingml/2006/picture">
                 <pic:pic>
                   <pic:nvPicPr>
-                    <pic:cNvPr id="0" name="eacf01a5b74dd205801846651316b05b6b81a9ca4595859dba182491350b9897.png"/>
+                    <pic:cNvPr id="0" name="a54f0c40e48e47ca92a4c36ebbc98f08b4a78c72cd385d85b0a5a7f07f558757.png"/>
                     <pic:cNvPicPr/>
                   </pic:nvPicPr>
                   <pic:blipFill>
-                    <a:blip r:embed="rId20"/>
+                    <a:blip r:embed="rId16"/>
                     <a:stretch>
                       <a:fillRect/>
                     </a:stretch>
@@ -1937,294 +2085,68 @@
         </w:drawing>
       </w:r>
     </w:p>
-    <w:tbl>
-      <w:tblPr>
-        <w:tblStyle w:val="LightShading-Accent1"/>
-        <w:tblW w:type="auto" w:w="0"/>
-        <w:tblLook w:firstColumn="1" w:firstRow="1" w:lastColumn="0" w:lastRow="0" w:noHBand="0" w:noVBand="1" w:val="04A0"/>
-      </w:tblPr>
-      <w:tblGrid>
-        <w:gridCol w:w="3408"/>
-        <w:gridCol w:w="3408"/>
-        <w:gridCol w:w="3408"/>
-      </w:tblGrid>
-      <w:tr>
-        <w:trPr>
-          <w:tblHeader/>
-        </w:trPr>
-        <w:tc>
-          <w:tcPr>
-            <w:tcW w:type="dxa" w:w="3408"/>
-          </w:tcPr>
-          <w:p>
-            <w:r>
-              <w:t>Word</w:t>
-            </w:r>
-          </w:p>
-        </w:tc>
-        <w:tc>
-          <w:tcPr>
-            <w:tcW w:type="dxa" w:w="3408"/>
-          </w:tcPr>
-          <w:p>
-            <w:r>
-              <w:t>My own example</w:t>
-            </w:r>
-          </w:p>
-        </w:tc>
-        <w:tc>
-          <w:tcPr>
-            <w:tcW w:type="dxa" w:w="3408"/>
-          </w:tcPr>
-          <w:p>
-            <w:r>
-              <w:t>Not this / boundary</w:t>
-            </w:r>
-          </w:p>
-        </w:tc>
-      </w:tr>
-      <w:tr>
-        <w:tc>
-          <w:tcPr>
-            <w:tcW w:type="dxa" w:w="3408"/>
-          </w:tcPr>
-          <w:p>
-            <w:r>
-              <w:t>user</w:t>
-            </w:r>
-          </w:p>
-        </w:tc>
-        <w:tc>
-          <w:tcPr>
-            <w:tcW w:type="dxa" w:w="3408"/>
-          </w:tcPr>
-          <w:p>
-            <w:r>
-              <w:t>The person who interacts with or relies on a system.</w:t>
-            </w:r>
-          </w:p>
-        </w:tc>
-        <w:tc>
-          <w:tcPr>
-            <w:tcW w:type="dxa" w:w="3408"/>
-          </w:tcPr>
-          <w:p>
-            <w:r/>
-          </w:p>
-        </w:tc>
-      </w:tr>
-      <w:tr>
-        <w:tc>
-          <w:tcPr>
-            <w:tcW w:type="dxa" w:w="3408"/>
-          </w:tcPr>
-          <w:p>
-            <w:r>
-              <w:t>need</w:t>
-            </w:r>
-          </w:p>
-        </w:tc>
-        <w:tc>
-          <w:tcPr>
-            <w:tcW w:type="dxa" w:w="3408"/>
-          </w:tcPr>
-          <w:p>
-            <w:r>
-              <w:t>A problem or desired outcome for the intended user.</w:t>
-            </w:r>
-          </w:p>
-        </w:tc>
-        <w:tc>
-          <w:tcPr>
-            <w:tcW w:type="dxa" w:w="3408"/>
-          </w:tcPr>
-          <w:p>
-            <w:r/>
-          </w:p>
-        </w:tc>
-      </w:tr>
-      <w:tr>
-        <w:tc>
-          <w:tcPr>
-            <w:tcW w:type="dxa" w:w="3408"/>
-          </w:tcPr>
-          <w:p>
-            <w:r>
-              <w:t>AI contribution</w:t>
-            </w:r>
-          </w:p>
-        </w:tc>
-        <w:tc>
-          <w:tcPr>
-            <w:tcW w:type="dxa" w:w="3408"/>
-          </w:tcPr>
-          <w:p>
-            <w:r>
-              <w:t>The specific part of a task an AI system is intended to help perform.</w:t>
-            </w:r>
-          </w:p>
-        </w:tc>
-        <w:tc>
-          <w:tcPr>
-            <w:tcW w:type="dxa" w:w="3408"/>
-          </w:tcPr>
-          <w:p>
-            <w:r/>
-          </w:p>
-        </w:tc>
-      </w:tr>
-      <w:tr>
-        <w:tc>
-          <w:tcPr>
-            <w:tcW w:type="dxa" w:w="3408"/>
-          </w:tcPr>
-          <w:p>
-            <w:r>
-              <w:t>simpler alternative</w:t>
-            </w:r>
-          </w:p>
-        </w:tc>
-        <w:tc>
-          <w:tcPr>
-            <w:tcW w:type="dxa" w:w="3408"/>
-          </w:tcPr>
-          <w:p>
-            <w:r>
-              <w:t>A less complex approach that may meet the same user need with fewer resources or risks.</w:t>
-            </w:r>
-          </w:p>
-        </w:tc>
-        <w:tc>
-          <w:tcPr>
-            <w:tcW w:type="dxa" w:w="3408"/>
-          </w:tcPr>
-          <w:p>
-            <w:r/>
-          </w:p>
-        </w:tc>
-      </w:tr>
-    </w:tbl>
+    <w:p>
+      <w:pPr>
+        <w:spacing w:line="336" w:lineRule="auto" w:after="180"/>
+      </w:pPr>
+      <w:r>
+        <w:rPr>
+          <w:b w:val="0"/>
+        </w:rPr>
+        <w:t xml:space="preserve">MISSING INFORMATION: predict and name </w:t>
+      </w:r>
+      <w:r>
+        <w:rPr>
+          <w:b/>
+        </w:rPr>
+        <w:t>evidence</w:t>
+      </w:r>
+      <w:r>
+        <w:rPr>
+          <w:b w:val="0"/>
+        </w:rPr>
+        <w:t xml:space="preserve">.     TRANSFER CASE: predict and name </w:t>
+      </w:r>
+      <w:r>
+        <w:rPr>
+          <w:b/>
+        </w:rPr>
+        <w:t>evidence</w:t>
+      </w:r>
+      <w:r>
+        <w:rPr>
+          <w:b w:val="0"/>
+        </w:rPr>
+        <w:t>.</w:t>
+      </w:r>
+    </w:p>
     <w:p>
       <w:pPr>
         <w:pStyle w:val="Heading3"/>
       </w:pPr>
       <w:r>
-        <w:t>Words used in the closer explanation</w:t>
-      </w:r>
-    </w:p>
-    <w:tbl>
-      <w:tblPr>
-        <w:tblStyle w:val="LightShading-Accent1"/>
-        <w:tblW w:type="auto" w:w="0"/>
-        <w:tblLook w:firstColumn="1" w:firstRow="1" w:lastColumn="0" w:lastRow="0" w:noHBand="0" w:noVBand="1" w:val="04A0"/>
-      </w:tblPr>
-      <w:tblGrid>
-        <w:gridCol w:w="5112"/>
-        <w:gridCol w:w="5112"/>
-      </w:tblGrid>
-      <w:tr>
-        <w:trPr>
-          <w:tblHeader/>
-        </w:trPr>
-        <w:tc>
-          <w:tcPr>
-            <w:tcW w:type="dxa" w:w="5112"/>
-          </w:tcPr>
-          <w:p>
-            <w:r>
-              <w:t>Word</w:t>
-            </w:r>
-          </w:p>
-        </w:tc>
-        <w:tc>
-          <w:tcPr>
-            <w:tcW w:type="dxa" w:w="5112"/>
-          </w:tcPr>
-          <w:p>
-            <w:r>
-              <w:t>Meaning</w:t>
-            </w:r>
-          </w:p>
-        </w:tc>
-      </w:tr>
-      <w:tr>
-        <w:tc>
-          <w:tcPr>
-            <w:tcW w:type="dxa" w:w="5112"/>
-          </w:tcPr>
-          <w:p>
-            <w:r>
-              <w:t>Requirement</w:t>
-            </w:r>
-          </w:p>
-        </w:tc>
-        <w:tc>
-          <w:tcPr>
-            <w:tcW w:type="dxa" w:w="5112"/>
-          </w:tcPr>
-          <w:p>
-            <w:r>
-              <w:t>A declared user-visible condition the system must satisfy</w:t>
-            </w:r>
-          </w:p>
-        </w:tc>
-      </w:tr>
-      <w:tr>
-        <w:tc>
-          <w:tcPr>
-            <w:tcW w:type="dxa" w:w="5112"/>
-          </w:tcPr>
-          <w:p>
-            <w:r>
-              <w:t>Corpus manifest</w:t>
-            </w:r>
-          </w:p>
-        </w:tc>
-        <w:tc>
-          <w:tcPr>
-            <w:tcW w:type="dxa" w:w="5112"/>
-          </w:tcPr>
-          <w:p>
-            <w:r>
-              <w:t>An inventory of source IDs, versions and access roles</w:t>
-            </w:r>
-          </w:p>
-        </w:tc>
-      </w:tr>
-      <w:tr>
-        <w:tc>
-          <w:tcPr>
-            <w:tcW w:type="dxa" w:w="5112"/>
-          </w:tcPr>
-          <w:p>
-            <w:r>
-              <w:t>Baseline procedure</w:t>
-            </w:r>
-          </w:p>
-        </w:tc>
-        <w:tc>
-          <w:tcPr>
-            <w:tcW w:type="dxa" w:w="5112"/>
-          </w:tcPr>
-          <w:p>
-            <w:r>
-              <w:t>A credible reference process on the same task</w:t>
-            </w:r>
-          </w:p>
-        </w:tc>
-      </w:tr>
-    </w:tbl>
+        <w:t>Change one thing in the pictured case</w:t>
+      </w:r>
+    </w:p>
     <w:p>
       <w:pPr>
         <w:pStyle w:val="Heading1"/>
       </w:pPr>
       <w:r>
-        <w:t>06. Follow a worked example</w:t>
-      </w:r>
-    </w:p>
-    <w:p>
-      <w:r>
-        <w:t>Follow the worked trace for User Need and AI Contribution, predict a step, then compare with its explanation.</w:t>
+        <w:t>06. Trace the glossary helper’s bounded contribution</w:t>
+      </w:r>
+    </w:p>
+    <w:p>
+      <w:r>
+        <w:t>Separate the user-need example from room-corpus planning practice.</w:t>
+      </w:r>
+    </w:p>
+    <w:p>
+      <w:pPr>
+        <w:pStyle w:val="Heading2"/>
+      </w:pPr>
+      <w:r>
+        <w:t>Read the complete glossary scope</w:t>
       </w:r>
     </w:p>
     <w:p>
@@ -2233,15 +2155,55 @@
       </w:pPr>
       <w:r>
         <w:rPr>
+          <w:b w:val="0"/>
+        </w:rPr>
+        <w:t>Define a useful reading helper before choosing its AI features.</w:t>
+      </w:r>
+    </w:p>
+    <w:p>
+      <w:pPr>
+        <w:spacing w:line="336" w:lineRule="auto" w:after="180"/>
+      </w:pPr>
+      <w:r>
+        <w:rPr>
+          <w:b w:val="0"/>
+        </w:rPr>
+        <w:t xml:space="preserve">A pupil </w:t>
+      </w:r>
+      <w:r>
+        <w:rPr>
           <w:b/>
         </w:rPr>
-        <w:t xml:space="preserve">WORKED </w:t>
+        <w:t>need</w:t>
+      </w:r>
+      <w:r>
+        <w:rPr>
+          <w:b w:val="0"/>
+        </w:rPr>
+        <w:t>s the meaning of unfamiliar words in an approved glossary. G3 defines habitat as the place an organism lives; no other sources are allowed.</w:t>
+      </w:r>
+    </w:p>
+    <w:p>
+      <w:pPr>
+        <w:spacing w:line="336" w:lineRule="auto" w:after="180"/>
+      </w:pPr>
+      <w:r>
+        <w:rPr>
+          <w:b w:val="0"/>
+        </w:rPr>
+        <w:t xml:space="preserve">All </w:t>
       </w:r>
       <w:r>
         <w:rPr>
           <w:b/>
         </w:rPr>
-        <w:t>EVIDENCE</w:t>
+        <w:t>input</w:t>
+      </w:r>
+      <w:r>
+        <w:rPr>
+          <w:b w:val="0"/>
+        </w:rPr>
+        <w:t>s and outcomes in this worked example are invented classroom data; no real model run is claimed.</w:t>
       </w:r>
     </w:p>
     <w:p>
@@ -2252,38 +2214,23 @@
         <w:rPr>
           <w:b w:val="0"/>
         </w:rPr>
-        <w:t>Reason Step by Step</w:t>
-      </w:r>
-    </w:p>
-    <w:p>
-      <w:pPr>
-        <w:spacing w:line="336" w:lineRule="auto" w:after="180"/>
-      </w:pPr>
-      <w:r>
-        <w:rPr>
-          <w:b w:val="0"/>
-        </w:rPr>
-        <w:t xml:space="preserve">Predict first. Then check each step. A correct answer without visible reasoning is incomplete </w:t>
-      </w:r>
-      <w:r>
-        <w:rPr>
-          <w:b/>
-        </w:rPr>
-        <w:t>evidence</w:t>
-      </w:r>
-      <w:r>
-        <w:rPr>
-          <w:b w:val="0"/>
-        </w:rPr>
-        <w:t>.</w:t>
+        <w:t>For this complete toy glossary, G3-v1 contains only habitat: the place an organism lives. Photosynthesis is absent. Both direct lookup and the proposed grounded helper must report that absence. The proposed helper may restate the supported meaning; it cannot add unauthorised factual content. No usability study, model run or measured learning gain is supplied.</w:t>
+      </w:r>
+    </w:p>
+    <w:p>
+      <w:pPr>
+        <w:pStyle w:val="Heading2"/>
+      </w:pPr>
+      <w:r>
+        <w:t>Trace need, contribution and fallback</w:t>
       </w:r>
     </w:p>
     <w:p>
       <w:r>
         <w:drawing>
           <wp:inline xmlns:a="http://schemas.openxmlformats.org/drawingml/2006/main" xmlns:pic="http://schemas.openxmlformats.org/drawingml/2006/picture">
-            <wp:extent cx="5486400" cy="2377440"/>
-            <wp:docPr id="14" name="Picture 14" descr="Worked evidence for User, Need, and AI Contribution"/>
+            <wp:extent cx="5486400" cy="3648456"/>
+            <wp:docPr id="14" name="Picture 14" descr="Name the need: The pupil wants a glossary meaning, not a made-up example presented as a fact. → Choose contribution: The assistant locates the glossary entry and restates it in clear language with G3. → Bound the service: An absent word produces “not in this glossary”; a direct glossary search is the baseline."/>
             <wp:cNvGraphicFramePr>
               <a:graphicFrameLocks noChangeAspect="1"/>
             </wp:cNvGraphicFramePr>
@@ -2291,11 +2238,11 @@
               <a:graphicData uri="http://schemas.openxmlformats.org/drawingml/2006/picture">
                 <pic:pic>
                   <pic:nvPicPr>
-                    <pic:cNvPr id="0" name="b4f2f6db3dd425edad7a000273bd3b0f2e0459dc550490be388587b7f5fd6680.png"/>
+                    <pic:cNvPr id="0" name="academy-story-ai-3-19-02.png"/>
                     <pic:cNvPicPr/>
                   </pic:nvPicPr>
                   <pic:blipFill>
-                    <a:blip r:embed="rId21"/>
+                    <a:blip r:embed="rId17"/>
                     <a:stretch>
                       <a:fillRect/>
                     </a:stretch>
@@ -2303,391 +2250,7 @@
                   <pic:spPr>
                     <a:xfrm>
                       <a:off x="0" y="0"/>
-                      <a:ext cx="5486400" cy="2377440"/>
-                    </a:xfrm>
-                    <a:prstGeom prst="rect"/>
-                  </pic:spPr>
-                </pic:pic>
-              </a:graphicData>
-            </a:graphic>
-          </wp:inline>
-        </w:drawing>
-      </w:r>
-    </w:p>
-    <w:p>
-      <w:pPr>
-        <w:spacing w:line="336" w:lineRule="auto" w:after="180"/>
-        <w:shd w:fill="F4F9FC"/>
-      </w:pPr>
-      <w:r>
-        <w:rPr>
-          <w:b w:val="0"/>
-        </w:rPr>
-        <w:t xml:space="preserve">1. </w:t>
-      </w:r>
-      <w:r>
-        <w:rPr>
-          <w:b/>
-        </w:rPr>
-        <w:t>Need</w:t>
-      </w:r>
-      <w:r>
-        <w:rPr>
-          <w:b w:val="0"/>
-        </w:rPr>
-        <w:t>: turn approved notes into practice questions.</w:t>
-      </w:r>
-    </w:p>
-    <w:p>
-      <w:pPr>
-        <w:spacing w:line="336" w:lineRule="auto" w:after="180"/>
-        <w:shd w:fill="F4F9FC"/>
-      </w:pPr>
-      <w:r>
-        <w:rPr>
-          <w:b w:val="0"/>
-        </w:rPr>
-        <w:t>2. Simple template can create fixed question types reliably.</w:t>
-      </w:r>
-    </w:p>
-    <w:p>
-      <w:pPr>
-        <w:spacing w:line="336" w:lineRule="auto" w:after="180"/>
-        <w:shd w:fill="F4F9FC"/>
-      </w:pPr>
-      <w:r>
-        <w:rPr>
-          <w:b w:val="0"/>
-        </w:rPr>
-        <w:t>3. AI may add varied wording but also unsupported details.</w:t>
-      </w:r>
-    </w:p>
-    <w:p>
-      <w:pPr>
-        <w:spacing w:line="336" w:lineRule="auto" w:after="180"/>
-        <w:shd w:fill="F4F9FC"/>
-      </w:pPr>
-      <w:r>
-        <w:rPr>
-          <w:b w:val="0"/>
-        </w:rPr>
-        <w:t>4. Use AI only where benefit exceeds added verification and safety cost.</w:t>
-      </w:r>
-    </w:p>
-    <w:p>
-      <w:pPr>
-        <w:spacing w:line="336" w:lineRule="auto" w:after="180"/>
-      </w:pPr>
-      <w:r>
-        <w:rPr>
-          <w:b w:val="0"/>
-        </w:rPr>
-        <w:t>Recalculate, retrace, or restate the reasoning in your own representation:</w:t>
-      </w:r>
-    </w:p>
-    <w:p>
-      <w:pPr>
-        <w:pStyle w:val="Heading3"/>
-      </w:pPr>
-      <w:r>
-        <w:t>Write or draw your reasoning and evidence.</w:t>
-      </w:r>
-    </w:p>
-    <w:p>
-      <w:r>
-        <w:t>________________________________________________________________</w:t>
-      </w:r>
-    </w:p>
-    <w:p>
-      <w:r>
-        <w:t>________________________________________________________________</w:t>
-      </w:r>
-    </w:p>
-    <w:p>
-      <w:r>
-        <w:t>________________________________________________________________</w:t>
-      </w:r>
-    </w:p>
-    <w:p>
-      <w:r>
-        <w:t>________________________________________________________________</w:t>
-      </w:r>
-    </w:p>
-    <w:p>
-      <w:r>
-        <w:t>________________________________________________________________</w:t>
-      </w:r>
-    </w:p>
-    <w:p>
-      <w:pPr>
-        <w:spacing w:line="336" w:lineRule="auto" w:after="180"/>
-        <w:shd w:fill="F5F1FB"/>
-      </w:pPr>
-      <w:r>
-        <w:rPr>
-          <w:b w:val="0"/>
-        </w:rPr>
-        <w:t xml:space="preserve">CHECK  Did the </w:t>
-      </w:r>
-      <w:r>
-        <w:rPr>
-          <w:b/>
-        </w:rPr>
-        <w:t>evidence</w:t>
-      </w:r>
-      <w:r>
-        <w:rPr>
-          <w:b w:val="0"/>
-        </w:rPr>
-        <w:t xml:space="preserve"> answer the exact question? Did the total, path, or source record stay consistent?</w:t>
-      </w:r>
-    </w:p>
-    <w:p>
-      <w:pPr>
-        <w:pStyle w:val="Heading3"/>
-      </w:pPr>
-      <w:r>
-        <w:t>A closer explanation</w:t>
-      </w:r>
-    </w:p>
-    <w:p>
-      <w:pPr>
-        <w:spacing w:line="336" w:lineRule="auto" w:after="180"/>
-      </w:pPr>
-      <w:r>
-        <w:rPr>
-          <w:b w:val="0"/>
-        </w:rPr>
-        <w:t xml:space="preserve">Student room assistant corpus contains public register P, teacher-only guide T and current approval A. It must report approved room capacity or </w:t>
-      </w:r>
-      <w:r>
-        <w:rPr>
-          <w:b/>
-        </w:rPr>
-        <w:t>need</w:t>
-      </w:r>
-      <w:r>
-        <w:rPr>
-          <w:b w:val="0"/>
-        </w:rPr>
-        <w:t>s_review.</w:t>
-      </w:r>
-    </w:p>
-    <w:p>
-      <w:pPr>
-        <w:spacing w:line="336" w:lineRule="auto" w:after="180"/>
-      </w:pPr>
-      <w:r>
-        <w:rPr>
-          <w:b w:val="0"/>
-        </w:rPr>
-        <w:t>Authorised corpus contains P and A, excluding T. Baseline manually checks same-room current approval and capacity. Reserve complete, missing and conflicting cases before development.</w:t>
-      </w:r>
-    </w:p>
-    <w:p>
-      <w:pPr>
-        <w:pStyle w:val="Heading3"/>
-      </w:pPr>
-      <w:r>
-        <w:t>Worked explanation · User Need and AI Contribution</w:t>
-      </w:r>
-    </w:p>
-    <w:p>
-      <w:pPr>
-        <w:spacing w:line="336" w:lineRule="auto" w:after="180"/>
-        <w:shd w:fill="F1F6FC"/>
-      </w:pPr>
-      <w:r>
-        <w:rPr>
-          <w:b w:val="0"/>
-        </w:rPr>
-        <w:t xml:space="preserve">Compare the intermediate </w:t>
-      </w:r>
-      <w:r>
-        <w:rPr>
-          <w:b/>
-        </w:rPr>
-        <w:t>evidence</w:t>
-      </w:r>
-      <w:r>
-        <w:rPr>
-          <w:b w:val="0"/>
-        </w:rPr>
-        <w:t xml:space="preserve"> with the final statement. Explain why each number or decision follows from the stated </w:t>
-      </w:r>
-      <w:r>
-        <w:rPr>
-          <w:b/>
-        </w:rPr>
-        <w:t>input</w:t>
-      </w:r>
-      <w:r>
-        <w:rPr>
-          <w:b w:val="0"/>
-        </w:rPr>
-        <w:t>s.</w:t>
-      </w:r>
-    </w:p>
-    <w:p>
-      <w:pPr>
-        <w:spacing w:line="336" w:lineRule="auto" w:after="180"/>
-        <w:shd w:fill="F1F6FC"/>
-      </w:pPr>
-      <w:r>
-        <w:rPr>
-          <w:b w:val="0"/>
-        </w:rPr>
-        <w:t xml:space="preserve">The conclusion belongs to this scenario and procedure; changing the </w:t>
-      </w:r>
-      <w:r>
-        <w:rPr>
-          <w:b/>
-        </w:rPr>
-        <w:t>input</w:t>
-      </w:r>
-      <w:r>
-        <w:rPr>
-          <w:b w:val="0"/>
-        </w:rPr>
-        <w:t>s, evaluation population or authority can change what it establishes. Retain the raw record so a later revision can be compared honestly.</w:t>
-      </w:r>
-    </w:p>
-    <w:p>
-      <w:pPr>
-        <w:pStyle w:val="Heading3"/>
-      </w:pPr>
-      <w:r>
-        <w:t>Learn from the worked case</w:t>
-      </w:r>
-    </w:p>
-    <w:p>
-      <w:pPr>
-        <w:spacing w:line="336" w:lineRule="auto" w:after="180"/>
-      </w:pPr>
-      <w:r>
-        <w:rPr>
-          <w:b w:val="0"/>
-        </w:rPr>
-        <w:t>Cover the result before checking it. Say what is given, choose the procedure, and follow one step at a time. Then uncover the result and explain your first mismatch. Ask why a step is allowed, not only what number it produces.</w:t>
-      </w:r>
-    </w:p>
-    <w:p>
-      <w:pPr>
-        <w:pStyle w:val="Heading3"/>
-      </w:pPr>
-      <w:r>
-        <w:t>A pictorial worked case: User Need and AI Contribution</w:t>
-      </w:r>
-    </w:p>
-    <w:p>
-      <w:pPr>
-        <w:spacing w:line="336" w:lineRule="auto" w:after="180"/>
-      </w:pPr>
-      <w:r>
-        <w:rPr>
-          <w:b w:val="0"/>
-        </w:rPr>
-        <w:t>Define a useful reading helper before choosing its AI features.</w:t>
-      </w:r>
-    </w:p>
-    <w:p>
-      <w:pPr>
-        <w:pStyle w:val="Heading3"/>
-      </w:pPr>
-      <w:r>
-        <w:t>The facts we will use</w:t>
-      </w:r>
-    </w:p>
-    <w:p>
-      <w:pPr>
-        <w:pStyle w:val="Heading3"/>
-      </w:pPr>
-      <w:r>
-        <w:t>Supplied facts</w:t>
-      </w:r>
-    </w:p>
-    <w:p>
-      <w:pPr>
-        <w:spacing w:line="336" w:lineRule="auto" w:after="180"/>
-        <w:shd w:fill="F1F6FC"/>
-      </w:pPr>
-      <w:r>
-        <w:rPr>
-          <w:b w:val="0"/>
-        </w:rPr>
-        <w:t xml:space="preserve">A pupil </w:t>
-      </w:r>
-      <w:r>
-        <w:rPr>
-          <w:b/>
-        </w:rPr>
-        <w:t>need</w:t>
-      </w:r>
-      <w:r>
-        <w:rPr>
-          <w:b w:val="0"/>
-        </w:rPr>
-        <w:t>s the meaning of unfamiliar words in an approved glossary. G3 defines habitat as the place an organism lives; no other sources are allowed.</w:t>
-      </w:r>
-    </w:p>
-    <w:p>
-      <w:pPr>
-        <w:pStyle w:val="Heading3"/>
-      </w:pPr>
-      <w:r>
-        <w:t>Supplied facts</w:t>
-      </w:r>
-    </w:p>
-    <w:p>
-      <w:pPr>
-        <w:spacing w:line="336" w:lineRule="auto" w:after="180"/>
-        <w:shd w:fill="F1F6FC"/>
-      </w:pPr>
-      <w:r>
-        <w:rPr>
-          <w:b w:val="0"/>
-        </w:rPr>
-        <w:t xml:space="preserve">All </w:t>
-      </w:r>
-      <w:r>
-        <w:rPr>
-          <w:b/>
-        </w:rPr>
-        <w:t>input</w:t>
-      </w:r>
-      <w:r>
-        <w:rPr>
-          <w:b w:val="0"/>
-        </w:rPr>
-        <w:t>s and outcomes in this worked example are invented classroom data; no real model run is claimed.</w:t>
-      </w:r>
-    </w:p>
-    <w:p>
-      <w:r>
-        <w:drawing>
-          <wp:inline xmlns:a="http://schemas.openxmlformats.org/drawingml/2006/main" xmlns:pic="http://schemas.openxmlformats.org/drawingml/2006/picture">
-            <wp:extent cx="5486400" cy="5261429"/>
-            <wp:docPr id="15" name="Picture 15" descr="User Need and AI Contribution. Name the need: The pupil wants a glossary meaning, not a made-up example presented as a fact.. Choose contribution: The assistant locates the glossary entry and restates it in clear language with G3.. Bound the service: An absent word produces “not in this glossary”; a direct glossary search is the baseline."/>
-            <wp:cNvGraphicFramePr>
-              <a:graphicFrameLocks noChangeAspect="1"/>
-            </wp:cNvGraphicFramePr>
-            <a:graphic>
-              <a:graphicData uri="http://schemas.openxmlformats.org/drawingml/2006/picture">
-                <pic:pic>
-                  <pic:nvPicPr>
-                    <pic:cNvPr id="0" name="academy-visual-ai-3-19.png"/>
-                    <pic:cNvPicPr/>
-                  </pic:nvPicPr>
-                  <pic:blipFill>
-                    <a:blip r:embed="rId22"/>
-                    <a:stretch>
-                      <a:fillRect/>
-                    </a:stretch>
-                  </pic:blipFill>
-                  <pic:spPr>
-                    <a:xfrm>
-                      <a:off x="0" y="0"/>
-                      <a:ext cx="5486400" cy="5261429"/>
+                      <a:ext cx="5486400" cy="3648456"/>
                     </a:xfrm>
                     <a:prstGeom prst="rect"/>
                   </pic:spPr>
@@ -2815,9 +2378,524 @@
     </w:p>
     <w:p>
       <w:pPr>
+        <w:spacing w:line="336" w:lineRule="auto" w:after="180"/>
+      </w:pPr>
+      <w:r>
+        <w:rPr>
+          <w:b w:val="0"/>
+        </w:rPr>
+        <w:t xml:space="preserve">Read the picture in order. An absent word produces “not in this glossary”; a direct glossary search is the baseline. The arrows show which recorded </w:t>
+      </w:r>
+      <w:r>
+        <w:rPr>
+          <w:b/>
+        </w:rPr>
+        <w:t>input</w:t>
+      </w:r>
+      <w:r>
+        <w:rPr>
+          <w:b w:val="0"/>
+        </w:rPr>
+        <w:t xml:space="preserve"> or intermediate result each decision uses.</w:t>
+      </w:r>
+    </w:p>
+    <w:p>
+      <w:pPr>
+        <w:spacing w:line="336" w:lineRule="auto" w:after="180"/>
+      </w:pPr>
+      <w:r>
+        <w:rPr>
+          <w:b w:val="0"/>
+        </w:rPr>
+        <w:t>Explain the deciding step aloud before checking the changed case; pointing to the final answer alone does not show how it follows.</w:t>
+      </w:r>
+    </w:p>
+    <w:p>
+      <w:pPr>
+        <w:pStyle w:val="Heading2"/>
+      </w:pPr>
+      <w:r>
+        <w:t>Predict asking for an absent word</w:t>
+      </w:r>
+    </w:p>
+    <w:p>
+      <w:pPr>
+        <w:pStyle w:val="ListBullet"/>
+      </w:pPr>
+      <w:r>
+        <w:t>Change one thing: The pupil asks for photosynthesis, which G3 does not contain. Predict the result before checking the explanation. What remains the same?</w:t>
+      </w:r>
+    </w:p>
+    <w:p>
+      <w:pPr>
+        <w:pStyle w:val="Heading2"/>
+      </w:pPr>
+      <w:r>
+        <w:t>Check after predicting · reference / check after trying</w:t>
+      </w:r>
+    </w:p>
+    <w:p>
+      <w:r>
+        <w:drawing>
+          <wp:inline xmlns:a="http://schemas.openxmlformats.org/drawingml/2006/main" xmlns:pic="http://schemas.openxmlformats.org/drawingml/2006/picture">
+            <wp:extent cx="5486400" cy="3041904"/>
+            <wp:docPr id="15" name="Picture 15" descr="Original case: An absent word produces “not in this glossary”; a direct glossary search is the baseline. Changed condition: The pupil asks for photosynthesis, which G3 does not contain. Expected result: The assistant reports that the definition is unavailable in its approved glossary. Reason: A helpful interface cannot expand its authorised evidence by guessing."/>
+            <wp:cNvGraphicFramePr>
+              <a:graphicFrameLocks noChangeAspect="1"/>
+            </wp:cNvGraphicFramePr>
+            <a:graphic>
+              <a:graphicData uri="http://schemas.openxmlformats.org/drawingml/2006/picture">
+                <pic:pic>
+                  <pic:nvPicPr>
+                    <pic:cNvPr id="0" name="academy-story-ai-3-19-04.png"/>
+                    <pic:cNvPicPr/>
+                  </pic:nvPicPr>
+                  <pic:blipFill>
+                    <a:blip r:embed="rId18"/>
+                    <a:stretch>
+                      <a:fillRect/>
+                    </a:stretch>
+                  </pic:blipFill>
+                  <pic:spPr>
+                    <a:xfrm>
+                      <a:off x="0" y="0"/>
+                      <a:ext cx="5486400" cy="3041904"/>
+                    </a:xfrm>
+                    <a:prstGeom prst="rect"/>
+                  </pic:spPr>
+                </pic:pic>
+              </a:graphicData>
+            </a:graphic>
+          </wp:inline>
+        </w:drawing>
+      </w:r>
+    </w:p>
+    <w:p>
+      <w:pPr>
+        <w:pStyle w:val="Heading2"/>
+      </w:pPr>
+      <w:r>
+        <w:t>Name the unmeasured benefit</w:t>
+      </w:r>
+    </w:p>
+    <w:p>
+      <w:pPr>
+        <w:pStyle w:val="ListBullet"/>
+      </w:pPr>
+      <w:r>
+        <w:t>A requirements plan identifies intended value; it does not demonstrate actual pupil benefit.</w:t>
+      </w:r>
+    </w:p>
+    <w:p>
+      <w:pPr>
+        <w:pStyle w:val="ListBullet"/>
+      </w:pPr>
+      <w:r>
+        <w:t>Read the labelled picture: What non-AI baseline would reveal whether this helper adds value? Point to the relevant step in the picture, then write the changed result and the rule or evidence that supports it.</w:t>
+      </w:r>
+    </w:p>
+    <w:p>
+      <w:pPr>
+        <w:pStyle w:val="Heading2"/>
+      </w:pPr>
+      <w:r>
+        <w:t>Separate practice · Room-assistant corpus plan · reference / check after trying</w:t>
+      </w:r>
+    </w:p>
+    <w:p>
+      <w:pPr>
+        <w:spacing w:line="336" w:lineRule="auto" w:after="180"/>
+      </w:pPr>
+      <w:r>
+        <w:rPr>
+          <w:b w:val="0"/>
+        </w:rPr>
+        <w:t xml:space="preserve">Student room assistant corpus contains public register P, teacher-only guide T and current approval A. It must report approved room capacity or </w:t>
+      </w:r>
+      <w:r>
+        <w:rPr>
+          <w:b/>
+        </w:rPr>
+        <w:t>need</w:t>
+      </w:r>
+      <w:r>
+        <w:rPr>
+          <w:b w:val="0"/>
+        </w:rPr>
+        <w:t>s_review.</w:t>
+      </w:r>
+    </w:p>
+    <w:p>
+      <w:pPr>
+        <w:spacing w:line="336" w:lineRule="auto" w:after="180"/>
+      </w:pPr>
+      <w:r>
+        <w:rPr>
+          <w:b w:val="0"/>
+        </w:rPr>
+        <w:t>Authorised corpus contains P and A, excluding T. Baseline manually checks same-room current approval and capacity. Reserve complete, missing and conflicting cases before development.</w:t>
+      </w:r>
+    </w:p>
+    <w:p>
+      <w:pPr>
+        <w:pStyle w:val="Heading2"/>
+      </w:pPr>
+      <w:r>
+        <w:t>Earlier wording, alternatives and picture transcripts · reference / check after trying</w:t>
+      </w:r>
+    </w:p>
+    <w:p>
+      <w:pPr>
+        <w:spacing w:line="336" w:lineRule="auto" w:after="180"/>
+      </w:pPr>
+      <w:r>
+        <w:rPr>
+          <w:b w:val="0"/>
+        </w:rPr>
+        <w:t xml:space="preserve">WORKED </w:t>
+      </w:r>
+      <w:r>
+        <w:rPr>
+          <w:b/>
+        </w:rPr>
+        <w:t>EVIDENCE</w:t>
+      </w:r>
+    </w:p>
+    <w:p>
+      <w:pPr>
+        <w:spacing w:line="336" w:lineRule="auto" w:after="180"/>
+      </w:pPr>
+      <w:r>
+        <w:rPr>
+          <w:b w:val="0"/>
+        </w:rPr>
+        <w:t>Reason Step by Step</w:t>
+      </w:r>
+    </w:p>
+    <w:p>
+      <w:pPr>
+        <w:spacing w:line="336" w:lineRule="auto" w:after="180"/>
+      </w:pPr>
+      <w:r>
+        <w:rPr>
+          <w:b w:val="0"/>
+        </w:rPr>
+        <w:t xml:space="preserve">Predict first. Then check each step. A correct answer without visible reasoning is incomplete </w:t>
+      </w:r>
+      <w:r>
+        <w:rPr>
+          <w:b/>
+        </w:rPr>
+        <w:t>evidence</w:t>
+      </w:r>
+      <w:r>
+        <w:rPr>
+          <w:b w:val="0"/>
+        </w:rPr>
+        <w:t>.</w:t>
+      </w:r>
+    </w:p>
+    <w:p>
+      <w:r>
+        <w:drawing>
+          <wp:inline xmlns:a="http://schemas.openxmlformats.org/drawingml/2006/main" xmlns:pic="http://schemas.openxmlformats.org/drawingml/2006/picture">
+            <wp:extent cx="5486400" cy="2377440"/>
+            <wp:docPr id="16" name="Picture 16" descr="Worked evidence for User, Need, and AI Contribution"/>
+            <wp:cNvGraphicFramePr>
+              <a:graphicFrameLocks noChangeAspect="1"/>
+            </wp:cNvGraphicFramePr>
+            <a:graphic>
+              <a:graphicData uri="http://schemas.openxmlformats.org/drawingml/2006/picture">
+                <pic:pic>
+                  <pic:nvPicPr>
+                    <pic:cNvPr id="0" name="b4f2f6db3dd425edad7a000273bd3b0f2e0459dc550490be388587b7f5fd6680.png"/>
+                    <pic:cNvPicPr/>
+                  </pic:nvPicPr>
+                  <pic:blipFill>
+                    <a:blip r:embed="rId19"/>
+                    <a:stretch>
+                      <a:fillRect/>
+                    </a:stretch>
+                  </pic:blipFill>
+                  <pic:spPr>
+                    <a:xfrm>
+                      <a:off x="0" y="0"/>
+                      <a:ext cx="5486400" cy="2377440"/>
+                    </a:xfrm>
+                    <a:prstGeom prst="rect"/>
+                  </pic:spPr>
+                </pic:pic>
+              </a:graphicData>
+            </a:graphic>
+          </wp:inline>
+        </w:drawing>
+      </w:r>
+    </w:p>
+    <w:p>
+      <w:pPr>
+        <w:spacing w:line="336" w:lineRule="auto" w:after="180"/>
+      </w:pPr>
+      <w:r>
+        <w:rPr>
+          <w:b w:val="0"/>
+        </w:rPr>
+        <w:t xml:space="preserve">1. </w:t>
+      </w:r>
+      <w:r>
+        <w:rPr>
+          <w:b/>
+        </w:rPr>
+        <w:t>Need</w:t>
+      </w:r>
+      <w:r>
+        <w:rPr>
+          <w:b w:val="0"/>
+        </w:rPr>
+        <w:t>: turn approved notes into practice questions.</w:t>
+      </w:r>
+    </w:p>
+    <w:p>
+      <w:pPr>
+        <w:spacing w:line="336" w:lineRule="auto" w:after="180"/>
+      </w:pPr>
+      <w:r>
+        <w:rPr>
+          <w:b w:val="0"/>
+        </w:rPr>
+        <w:t>2. Simple template can create fixed question types reliably.</w:t>
+      </w:r>
+    </w:p>
+    <w:p>
+      <w:pPr>
+        <w:spacing w:line="336" w:lineRule="auto" w:after="180"/>
+      </w:pPr>
+      <w:r>
+        <w:rPr>
+          <w:b w:val="0"/>
+        </w:rPr>
+        <w:t>3. AI may add varied wording but also unsupported details.</w:t>
+      </w:r>
+    </w:p>
+    <w:p>
+      <w:pPr>
+        <w:spacing w:line="336" w:lineRule="auto" w:after="180"/>
+      </w:pPr>
+      <w:r>
+        <w:rPr>
+          <w:b w:val="0"/>
+        </w:rPr>
+        <w:t>4. Use AI only where benefit exceeds added verification and safety cost.</w:t>
+      </w:r>
+    </w:p>
+    <w:p>
+      <w:pPr>
+        <w:spacing w:line="336" w:lineRule="auto" w:after="180"/>
+      </w:pPr>
+      <w:r>
+        <w:rPr>
+          <w:b w:val="0"/>
+        </w:rPr>
+        <w:t>Recalculate, retrace, or restate the reasoning in your own representation:</w:t>
+      </w:r>
+    </w:p>
+    <w:p>
+      <w:pPr>
         <w:pStyle w:val="Heading3"/>
       </w:pPr>
       <w:r>
+        <w:t>Write or draw your reasoning and evidence.</w:t>
+      </w:r>
+    </w:p>
+    <w:p>
+      <w:r>
+        <w:t>________________________________________________________________</w:t>
+      </w:r>
+    </w:p>
+    <w:p>
+      <w:r>
+        <w:t>________________________________________________________________</w:t>
+      </w:r>
+    </w:p>
+    <w:p>
+      <w:r>
+        <w:t>________________________________________________________________</w:t>
+      </w:r>
+    </w:p>
+    <w:p>
+      <w:r>
+        <w:t>________________________________________________________________</w:t>
+      </w:r>
+    </w:p>
+    <w:p>
+      <w:r>
+        <w:t>________________________________________________________________</w:t>
+      </w:r>
+    </w:p>
+    <w:p>
+      <w:pPr>
+        <w:spacing w:line="336" w:lineRule="auto" w:after="180"/>
+      </w:pPr>
+      <w:r>
+        <w:rPr>
+          <w:b w:val="0"/>
+        </w:rPr>
+        <w:t xml:space="preserve">CHECK  Did the </w:t>
+      </w:r>
+      <w:r>
+        <w:rPr>
+          <w:b/>
+        </w:rPr>
+        <w:t>evidence</w:t>
+      </w:r>
+      <w:r>
+        <w:rPr>
+          <w:b w:val="0"/>
+        </w:rPr>
+        <w:t xml:space="preserve"> answer the exact question? Did the total, path, or source record stay consistent?</w:t>
+      </w:r>
+    </w:p>
+    <w:p>
+      <w:pPr>
+        <w:pStyle w:val="Heading3"/>
+      </w:pPr>
+      <w:r>
+        <w:t>A closer explanation</w:t>
+      </w:r>
+    </w:p>
+    <w:p>
+      <w:pPr>
+        <w:spacing w:line="336" w:lineRule="auto" w:after="180"/>
+      </w:pPr>
+      <w:r>
+        <w:rPr>
+          <w:b w:val="0"/>
+        </w:rPr>
+        <w:t xml:space="preserve">Compare the intermediate </w:t>
+      </w:r>
+      <w:r>
+        <w:rPr>
+          <w:b/>
+        </w:rPr>
+        <w:t>evidence</w:t>
+      </w:r>
+      <w:r>
+        <w:rPr>
+          <w:b w:val="0"/>
+        </w:rPr>
+        <w:t xml:space="preserve"> with the final statement. Explain why each number or decision follows from the stated </w:t>
+      </w:r>
+      <w:r>
+        <w:rPr>
+          <w:b/>
+        </w:rPr>
+        <w:t>input</w:t>
+      </w:r>
+      <w:r>
+        <w:rPr>
+          <w:b w:val="0"/>
+        </w:rPr>
+        <w:t>s.</w:t>
+      </w:r>
+    </w:p>
+    <w:p>
+      <w:pPr>
+        <w:spacing w:line="336" w:lineRule="auto" w:after="180"/>
+      </w:pPr>
+      <w:r>
+        <w:rPr>
+          <w:b w:val="0"/>
+        </w:rPr>
+        <w:t xml:space="preserve">The conclusion belongs to this scenario and procedure; changing the </w:t>
+      </w:r>
+      <w:r>
+        <w:rPr>
+          <w:b/>
+        </w:rPr>
+        <w:t>input</w:t>
+      </w:r>
+      <w:r>
+        <w:rPr>
+          <w:b w:val="0"/>
+        </w:rPr>
+        <w:t>s, evaluation population or authority can change what it establishes. Retain the raw record so a later revision can be compared honestly.</w:t>
+      </w:r>
+    </w:p>
+    <w:p>
+      <w:pPr>
+        <w:pStyle w:val="Heading3"/>
+      </w:pPr>
+      <w:r>
+        <w:t>Learn from the worked case</w:t>
+      </w:r>
+    </w:p>
+    <w:p>
+      <w:pPr>
+        <w:spacing w:line="336" w:lineRule="auto" w:after="180"/>
+      </w:pPr>
+      <w:r>
+        <w:rPr>
+          <w:b w:val="0"/>
+        </w:rPr>
+        <w:t>Cover the result before checking it. Say what is given, choose the procedure, and follow one step at a time. Then uncover the result and explain your first mismatch. Ask why a step is allowed, not only what number it produces.</w:t>
+      </w:r>
+    </w:p>
+    <w:p>
+      <w:pPr>
+        <w:pStyle w:val="Heading3"/>
+      </w:pPr>
+      <w:r>
+        <w:t>A pictorial worked case: User Need and AI Contribution</w:t>
+      </w:r>
+    </w:p>
+    <w:p>
+      <w:pPr>
+        <w:pStyle w:val="Heading3"/>
+      </w:pPr>
+      <w:r>
+        <w:t>The facts we will use</w:t>
+      </w:r>
+    </w:p>
+    <w:p>
+      <w:r>
+        <w:drawing>
+          <wp:inline xmlns:a="http://schemas.openxmlformats.org/drawingml/2006/main" xmlns:pic="http://schemas.openxmlformats.org/drawingml/2006/picture">
+            <wp:extent cx="5486400" cy="5261429"/>
+            <wp:docPr id="17" name="Picture 17" descr="User Need and AI Contribution. Name the need: The pupil wants a glossary meaning, not a made-up example presented as a fact.. Choose contribution: The assistant locates the glossary entry and restates it in clear language with G3.. Bound the service: An absent word produces “not in this glossary”; a direct glossary search is the baseline."/>
+            <wp:cNvGraphicFramePr>
+              <a:graphicFrameLocks noChangeAspect="1"/>
+            </wp:cNvGraphicFramePr>
+            <a:graphic>
+              <a:graphicData uri="http://schemas.openxmlformats.org/drawingml/2006/picture">
+                <pic:pic>
+                  <pic:nvPicPr>
+                    <pic:cNvPr id="0" name="academy-visual-ai-3-19.png"/>
+                    <pic:cNvPicPr/>
+                  </pic:nvPicPr>
+                  <pic:blipFill>
+                    <a:blip r:embed="rId20"/>
+                    <a:stretch>
+                      <a:fillRect/>
+                    </a:stretch>
+                  </pic:blipFill>
+                  <pic:spPr>
+                    <a:xfrm>
+                      <a:off x="0" y="0"/>
+                      <a:ext cx="5486400" cy="5261429"/>
+                    </a:xfrm>
+                    <a:prstGeom prst="rect"/>
+                  </pic:spPr>
+                </pic:pic>
+              </a:graphicData>
+            </a:graphic>
+          </wp:inline>
+        </w:drawing>
+      </w:r>
+    </w:p>
+    <w:p>
+      <w:pPr>
+        <w:pStyle w:val="Heading3"/>
+      </w:pPr>
+      <w:r>
         <w:t>Why this result follows</w:t>
       </w:r>
     </w:p>
@@ -2826,162 +2904,104 @@
         <w:pStyle w:val="Heading3"/>
       </w:pPr>
       <w:r>
-        <w:t>Why the result follows</w:t>
+        <w:t>What this example does not establish</w:t>
+      </w:r>
+    </w:p>
+    <w:p>
+      <w:pPr>
+        <w:pStyle w:val="Heading1"/>
+      </w:pPr>
+      <w:r>
+        <w:t>07. Find a feature mistaken for a benefit</w:t>
+      </w:r>
+    </w:p>
+    <w:p>
+      <w:r>
+        <w:t>Evaluate the actual user task rather than the presence of AI.</w:t>
+      </w:r>
+    </w:p>
+    <w:p>
+      <w:pPr>
+        <w:pStyle w:val="Heading2"/>
+      </w:pPr>
+      <w:r>
+        <w:t>Repair the friendliness shortcut</w:t>
       </w:r>
     </w:p>
     <w:p>
       <w:pPr>
         <w:spacing w:line="336" w:lineRule="auto" w:after="180"/>
-        <w:shd w:fill="F1F6FC"/>
       </w:pPr>
       <w:r>
         <w:rPr>
           <w:b w:val="0"/>
         </w:rPr>
-        <w:t xml:space="preserve">Read the picture in order. An absent word produces “not in this glossary”; a direct glossary search is the baseline. The arrows show which recorded </w:t>
-      </w:r>
-      <w:r>
-        <w:rPr>
-          <w:b/>
-        </w:rPr>
-        <w:t>input</w:t>
-      </w:r>
+        <w:t>Claim to repair: The AI helper sounds friendly, so it must improve learning. Friendly wording is not a learning outcome. First check whether the response preserves the glossary meaning and source. Compare it with direct lookup on the same kind of task, recording errors, time and help. A small classroom comparison can inform a local design choice; it does not establish a general educational benefit.</w:t>
+      </w:r>
+    </w:p>
+    <w:p>
+      <w:pPr>
+        <w:spacing w:line="336" w:lineRule="auto" w:after="180"/>
+      </w:pPr>
       <w:r>
         <w:rPr>
           <w:b w:val="0"/>
         </w:rPr>
-        <w:t xml:space="preserve"> or intermediate result each decision uses.</w:t>
+        <w:t>Keep predicted advantages separate from observed results.</w:t>
+      </w:r>
+    </w:p>
+    <w:p>
+      <w:pPr>
+        <w:pStyle w:val="Heading2"/>
+      </w:pPr>
+      <w:r>
+        <w:t>Design a revealing follow-up</w:t>
+      </w:r>
+    </w:p>
+    <w:p>
+      <w:pPr>
+        <w:pStyle w:val="Heading3"/>
+      </w:pPr>
+      <w:r>
+        <w:t>Exit: propose one revealing change to the worked scenario. State the expected outcome and the evidence that would make you revise your explanation.</w:t>
+      </w:r>
+    </w:p>
+    <w:p>
+      <w:r>
+        <w:t>________________________________________________________________</w:t>
+      </w:r>
+    </w:p>
+    <w:p>
+      <w:r>
+        <w:t>________________________________________________________________</w:t>
+      </w:r>
+    </w:p>
+    <w:p>
+      <w:r>
+        <w:t>________________________________________________________________</w:t>
+      </w:r>
+    </w:p>
+    <w:p>
+      <w:r>
+        <w:t>________________________________________________________________</w:t>
+      </w:r>
+    </w:p>
+    <w:p>
+      <w:r>
+        <w:t>________________________________________________________________</w:t>
+      </w:r>
+    </w:p>
+    <w:p>
+      <w:pPr>
+        <w:pStyle w:val="Heading2"/>
+      </w:pPr>
+      <w:r>
+        <w:t>Earlier wording, alternatives and picture transcripts · reference / check after trying</w:t>
       </w:r>
     </w:p>
     <w:p>
       <w:pPr>
         <w:spacing w:line="336" w:lineRule="auto" w:after="180"/>
-        <w:shd w:fill="F1F6FC"/>
-      </w:pPr>
-      <w:r>
-        <w:rPr>
-          <w:b w:val="0"/>
-        </w:rPr>
-        <w:t>Explain the deciding step aloud before checking the changed case; pointing to the final answer alone does not show how it follows.</w:t>
-      </w:r>
-    </w:p>
-    <w:p>
-      <w:pPr>
-        <w:pStyle w:val="Heading3"/>
-      </w:pPr>
-      <w:r>
-        <w:t>What this example does not establish</w:t>
-      </w:r>
-    </w:p>
-    <w:p>
-      <w:pPr>
-        <w:pStyle w:val="Heading3"/>
-      </w:pPr>
-      <w:r>
-        <w:t>Keep the stated limit</w:t>
-      </w:r>
-    </w:p>
-    <w:p>
-      <w:pPr>
-        <w:spacing w:line="336" w:lineRule="auto" w:after="180"/>
-        <w:shd w:fill="FFF5E6"/>
-      </w:pPr>
-      <w:r>
-        <w:rPr>
-          <w:b w:val="0"/>
-        </w:rPr>
-        <w:t xml:space="preserve">A </w:t>
-      </w:r>
-      <w:r>
-        <w:rPr>
-          <w:b/>
-        </w:rPr>
-        <w:t>requirement</w:t>
-      </w:r>
-      <w:r>
-        <w:rPr>
-          <w:b w:val="0"/>
-        </w:rPr>
-        <w:t>s plan identifies intended value; it does not demonstrate actual pupil benefit.</w:t>
-      </w:r>
-    </w:p>
-    <w:p>
-      <w:pPr>
-        <w:pStyle w:val="Heading3"/>
-      </w:pPr>
-      <w:r>
-        <w:t>Keep the stated limit</w:t>
-      </w:r>
-    </w:p>
-    <w:p>
-      <w:pPr>
-        <w:spacing w:line="336" w:lineRule="auto" w:after="180"/>
-        <w:shd w:fill="FFF5E6"/>
-      </w:pPr>
-      <w:r>
-        <w:rPr>
-          <w:b w:val="0"/>
-        </w:rPr>
-        <w:t xml:space="preserve">Read the labelled picture: What non-AI baseline would reveal whether this helper adds value? Point to the relevant step in the picture, then write the changed result and the rule or </w:t>
-      </w:r>
-      <w:r>
-        <w:rPr>
-          <w:b/>
-        </w:rPr>
-        <w:t>evidence</w:t>
-      </w:r>
-      <w:r>
-        <w:rPr>
-          <w:b w:val="0"/>
-        </w:rPr>
-        <w:t xml:space="preserve"> that supports it.</w:t>
-      </w:r>
-    </w:p>
-    <w:p>
-      <w:pPr>
-        <w:pStyle w:val="Heading3"/>
-      </w:pPr>
-      <w:r>
-        <w:t>Keep the stated limit</w:t>
-      </w:r>
-    </w:p>
-    <w:p>
-      <w:pPr>
-        <w:spacing w:line="336" w:lineRule="auto" w:after="180"/>
-        <w:shd w:fill="FFF5E6"/>
-      </w:pPr>
-      <w:r>
-        <w:rPr>
-          <w:b w:val="0"/>
-        </w:rPr>
-        <w:t>Change one thing: The pupil asks for photosynthesis, which G3 does not contain. Predict the result before checking the explanation. What remains the same?</w:t>
-      </w:r>
-    </w:p>
-    <w:p>
-      <w:pPr>
-        <w:pStyle w:val="Heading1"/>
-      </w:pPr>
-      <w:r>
-        <w:t>07. Find and repair a mistake</w:t>
-      </w:r>
-    </w:p>
-    <w:p>
-      <w:r>
-        <w:t>Find the unsupported step in the User Need and AI Contribution claim and explain a repair using the supplied evidence.</w:t>
-      </w:r>
-    </w:p>
-    <w:p>
-      <w:pPr>
-        <w:pStyle w:val="Heading3"/>
-      </w:pPr>
-      <w:r>
-        <w:t>Find the first error</w:t>
-      </w:r>
-    </w:p>
-    <w:p>
-      <w:pPr>
-        <w:spacing w:line="336" w:lineRule="auto" w:after="180"/>
-        <w:shd w:fill="FFF5E6"/>
       </w:pPr>
       <w:r>
         <w:rPr>
@@ -3029,7 +3049,7 @@
         <w:drawing>
           <wp:inline xmlns:a="http://schemas.openxmlformats.org/drawingml/2006/main" xmlns:pic="http://schemas.openxmlformats.org/drawingml/2006/picture">
             <wp:extent cx="5486400" cy="1901952"/>
-            <wp:docPr id="16" name="Picture 16" descr="Misconception diagnosis for User, Need, and AI Contribution"/>
+            <wp:docPr id="18" name="Picture 18" descr="Misconception diagnosis for User, Need, and AI Contribution"/>
             <wp:cNvGraphicFramePr>
               <a:graphicFrameLocks noChangeAspect="1"/>
             </wp:cNvGraphicFramePr>
@@ -3041,7 +3061,7 @@
                     <pic:cNvPicPr/>
                   </pic:nvPicPr>
                   <pic:blipFill>
-                    <a:blip r:embed="rId23"/>
+                    <a:blip r:embed="rId21"/>
                     <a:stretch>
                       <a:fillRect/>
                     </a:stretch>
@@ -3273,7 +3293,6 @@
     <w:p>
       <w:pPr>
         <w:spacing w:line="336" w:lineRule="auto" w:after="180"/>
-        <w:shd w:fill="F5F1FB"/>
       </w:pPr>
       <w:r>
         <w:rPr>
@@ -3325,16 +3344,7 @@
     </w:p>
     <w:p>
       <w:pPr>
-        <w:pStyle w:val="Heading3"/>
-      </w:pPr>
-      <w:r>
-        <w:t>Check the claim against the facts</w:t>
-      </w:r>
-    </w:p>
-    <w:p>
-      <w:pPr>
         <w:spacing w:line="336" w:lineRule="auto" w:after="180"/>
-        <w:shd w:fill="FFF5E6"/>
       </w:pPr>
       <w:r>
         <w:rPr>
@@ -3346,7 +3356,6 @@
     <w:p>
       <w:pPr>
         <w:spacing w:line="336" w:lineRule="auto" w:after="180"/>
-        <w:shd w:fill="FFF5E6"/>
       </w:pPr>
       <w:r>
         <w:rPr>
@@ -3357,48 +3366,23 @@
     </w:p>
     <w:p>
       <w:pPr>
-        <w:pStyle w:val="Heading3"/>
-      </w:pPr>
-      <w:r>
-        <w:t>Exit: propose one revealing change to the worked scenario. State the expected outcome and the evidence that would make you revise your explanation.</w:t>
-      </w:r>
-    </w:p>
-    <w:p>
-      <w:r>
-        <w:t>________________________________________________________________</w:t>
-      </w:r>
-    </w:p>
-    <w:p>
-      <w:r>
-        <w:t>________________________________________________________________</w:t>
-      </w:r>
-    </w:p>
-    <w:p>
-      <w:r>
-        <w:t>________________________________________________________________</w:t>
-      </w:r>
-    </w:p>
-    <w:p>
-      <w:r>
-        <w:t>________________________________________________________________</w:t>
-      </w:r>
-    </w:p>
-    <w:p>
-      <w:r>
-        <w:t>________________________________________________________________</w:t>
-      </w:r>
-    </w:p>
-    <w:p>
-      <w:pPr>
         <w:pStyle w:val="Heading1"/>
       </w:pPr>
       <w:r>
-        <w:t>08. Practise together</w:t>
-      </w:r>
-    </w:p>
-    <w:p>
-      <w:r>
-        <w:t>Practise User Need and AI Contribution with support, then explain the deciding step in your own words.</w:t>
+        <w:t>08. Practise a bounded corpus plan with less help</w:t>
+      </w:r>
+    </w:p>
+    <w:p>
+      <w:r>
+        <w:t>Use room-assistant planning here; reserve the equipment assistant for the first independent attempt.</w:t>
+      </w:r>
+    </w:p>
+    <w:p>
+      <w:pPr>
+        <w:pStyle w:val="Heading2"/>
+      </w:pPr>
+      <w:r>
+        <w:t>The plan-versus-performance limit</w:t>
       </w:r>
     </w:p>
     <w:p>
@@ -3407,279 +3391,29 @@
       </w:pPr>
       <w:r>
         <w:rPr>
+          <w:b w:val="0"/>
+        </w:rPr>
+        <w:t xml:space="preserve">A complete capstone plan is not </w:t>
+      </w:r>
+      <w:r>
+        <w:rPr>
           <w:b/>
         </w:rPr>
-        <w:t>LOGIC STUDIO</w:t>
-      </w:r>
-    </w:p>
-    <w:p>
-      <w:pPr>
-        <w:spacing w:line="336" w:lineRule="auto" w:after="180"/>
-      </w:pPr>
+        <w:t>evidence</w:t>
+      </w:r>
       <w:r>
         <w:rPr>
           <w:b w:val="0"/>
         </w:rPr>
-        <w:t>Specify Before You Run</w:t>
-      </w:r>
-    </w:p>
-    <w:p>
-      <w:pPr>
-        <w:spacing w:line="336" w:lineRule="auto" w:after="180"/>
-      </w:pPr>
-      <w:r>
-        <w:rPr>
-          <w:b w:val="0"/>
-        </w:rPr>
-        <w:t>Prompts, schemas, retrieval, tool calls, and code are inspectable parts of one AI product.</w:t>
-      </w:r>
-    </w:p>
-    <w:p>
-      <w:r>
-        <w:drawing>
-          <wp:inline xmlns:a="http://schemas.openxmlformats.org/drawingml/2006/main" xmlns:pic="http://schemas.openxmlformats.org/drawingml/2006/picture">
-            <wp:extent cx="5486400" cy="1901952"/>
-            <wp:docPr id="17" name="Picture 17" descr="Logic tracing graphic for User, Need, and AI Contribution"/>
-            <wp:cNvGraphicFramePr>
-              <a:graphicFrameLocks noChangeAspect="1"/>
-            </wp:cNvGraphicFramePr>
-            <a:graphic>
-              <a:graphicData uri="http://schemas.openxmlformats.org/drawingml/2006/picture">
-                <pic:pic>
-                  <pic:nvPicPr>
-                    <pic:cNvPr id="0" name="112c89216380e7327670e715cf532346aeed10eee4e4400b610a219e3e4bc9f9.png"/>
-                    <pic:cNvPicPr/>
-                  </pic:nvPicPr>
-                  <pic:blipFill>
-                    <a:blip r:embed="rId24"/>
-                    <a:stretch>
-                      <a:fillRect/>
-                    </a:stretch>
-                  </pic:blipFill>
-                  <pic:spPr>
-                    <a:xfrm>
-                      <a:off x="0" y="0"/>
-                      <a:ext cx="5486400" cy="1901952"/>
-                    </a:xfrm>
-                    <a:prstGeom prst="rect"/>
-                  </pic:spPr>
-                </pic:pic>
-              </a:graphicData>
-            </a:graphic>
-          </wp:inline>
-        </w:drawing>
-      </w:r>
-    </w:p>
-    <w:p>
-      <w:pPr>
-        <w:spacing w:line="336" w:lineRule="auto" w:after="180"/>
-      </w:pPr>
-      <w:r>
-        <w:rPr>
-          <w:b w:val="0"/>
-        </w:rPr>
-        <w:t xml:space="preserve">SET task, audience, constraints, </w:t>
-      </w:r>
-      <w:r>
-        <w:rPr>
-          <w:b/>
-        </w:rPr>
-        <w:t>output</w:t>
-      </w:r>
-      <w:r>
-        <w:rPr>
-          <w:b w:val="0"/>
-        </w:rPr>
-        <w:t>_schema</w:t>
-        <w:br/>
-        <w:t>LOAD approved_context or retrieval_result</w:t>
-        <w:br/>
-        <w:t>CALL model or allowed_tool</w:t>
-        <w:br/>
-        <w:t>VALIDATE fields, claims, citations, and safety</w:t>
-        <w:br/>
-        <w:t xml:space="preserve">IF </w:t>
-      </w:r>
-      <w:r>
-        <w:rPr>
-          <w:b/>
-        </w:rPr>
-        <w:t>evidence</w:t>
-      </w:r>
-      <w:r>
-        <w:rPr>
-          <w:b w:val="0"/>
-        </w:rPr>
-        <w:t xml:space="preserve"> missing: ask, retrieve, or abstain</w:t>
-        <w:br/>
-        <w:t xml:space="preserve">RETURN useful </w:t>
-      </w:r>
-      <w:r>
-        <w:rPr>
-          <w:b/>
-        </w:rPr>
-        <w:t>output</w:t>
-      </w:r>
-      <w:r>
-        <w:rPr>
-          <w:b w:val="0"/>
-        </w:rPr>
-        <w:t xml:space="preserve"> + source trail + limitations</w:t>
-      </w:r>
-    </w:p>
-    <w:p>
-      <w:pPr>
-        <w:spacing w:line="336" w:lineRule="auto" w:after="180"/>
-        <w:shd w:fill="F5F1FB"/>
-      </w:pPr>
-      <w:r>
-        <w:rPr>
-          <w:b w:val="0"/>
-        </w:rPr>
-        <w:t xml:space="preserve">Trace one </w:t>
-      </w:r>
-      <w:r>
-        <w:rPr>
-          <w:b/>
-        </w:rPr>
-        <w:t>input</w:t>
-      </w:r>
-      <w:r>
-        <w:rPr>
-          <w:b w:val="0"/>
-        </w:rPr>
-        <w:t>. Which line changes the state or chooses a path?</w:t>
-      </w:r>
-    </w:p>
-    <w:p>
-      <w:pPr>
-        <w:pStyle w:val="Heading3"/>
-      </w:pPr>
-      <w:r>
-        <w:t>Write or draw your reasoning and evidence.</w:t>
-      </w:r>
-    </w:p>
-    <w:p>
-      <w:r>
-        <w:t>________________________________________________________________</w:t>
-      </w:r>
-    </w:p>
-    <w:p>
-      <w:r>
-        <w:t>________________________________________________________________</w:t>
-      </w:r>
-    </w:p>
-    <w:p>
-      <w:r>
-        <w:t>________________________________________________________________</w:t>
-      </w:r>
-    </w:p>
-    <w:p>
-      <w:r>
-        <w:t>________________________________________________________________</w:t>
-      </w:r>
-    </w:p>
-    <w:p>
-      <w:r>
-        <w:t>________________________________________________________________</w:t>
-      </w:r>
-    </w:p>
-    <w:p>
-      <w:pPr>
-        <w:pStyle w:val="Heading3"/>
-      </w:pPr>
-      <w:r>
-        <w:t>A closer explanation</w:t>
-      </w:r>
-    </w:p>
-    <w:p>
-      <w:pPr>
-        <w:spacing w:line="336" w:lineRule="auto" w:after="180"/>
-      </w:pPr>
-      <w:r>
-        <w:rPr>
-          <w:b w:val="0"/>
-        </w:rPr>
-        <w:t xml:space="preserve">A complete capstone plan is not </w:t>
-      </w:r>
-      <w:r>
-        <w:rPr>
-          <w:b/>
-        </w:rPr>
-        <w:t>evidence</w:t>
-      </w:r>
-      <w:r>
-        <w:rPr>
-          <w:b w:val="0"/>
-        </w:rPr>
         <w:t xml:space="preserve"> that the implementation meets it; evaluate after building.</w:t>
       </w:r>
     </w:p>
     <w:p>
       <w:pPr>
-        <w:spacing w:line="336" w:lineRule="auto" w:after="180"/>
-      </w:pPr>
-      <w:r>
-        <w:rPr>
-          <w:b w:val="0"/>
-        </w:rPr>
-        <w:t>A useful check asks what would make the reasoning fail. Distinguish a failure to execute the declared procedure from a weakness in the procedure itself.</w:t>
-      </w:r>
-    </w:p>
-    <w:p>
-      <w:pPr>
-        <w:spacing w:line="336" w:lineRule="auto" w:after="180"/>
-      </w:pPr>
-      <w:r>
-        <w:rPr>
-          <w:b w:val="0"/>
-        </w:rPr>
-        <w:t xml:space="preserve">The first may require a correction; the second requires an explicitly revised method and new </w:t>
-      </w:r>
-      <w:r>
-        <w:rPr>
-          <w:b/>
-        </w:rPr>
-        <w:t>evidence</w:t>
-      </w:r>
-      <w:r>
-        <w:rPr>
-          <w:b w:val="0"/>
-        </w:rPr>
-        <w:t>. Preserve unsuccessful cases so an improved result cannot hide the original problem.</w:t>
-      </w:r>
-    </w:p>
-    <w:p>
-      <w:pPr>
-        <w:pStyle w:val="Heading3"/>
-      </w:pPr>
-      <w:r>
-        <w:t>Guided: restate the worked result, then name the assumption or limitation that prevents a broader conclusion.</w:t>
-      </w:r>
-    </w:p>
-    <w:p>
-      <w:r>
-        <w:t>________________________________________________________________</w:t>
-      </w:r>
-    </w:p>
-    <w:p>
-      <w:r>
-        <w:t>________________________________________________________________</w:t>
-      </w:r>
-    </w:p>
-    <w:p>
-      <w:r>
-        <w:t>________________________________________________________________</w:t>
-      </w:r>
-    </w:p>
-    <w:p>
-      <w:r>
-        <w:t>________________________________________________________________</w:t>
-      </w:r>
-    </w:p>
-    <w:p>
-      <w:r>
-        <w:t>________________________________________________________________</w:t>
+        <w:pStyle w:val="Heading2"/>
+      </w:pPr>
+      <w:r>
+        <w:t>Complete the room-corpus W2</w:t>
       </w:r>
     </w:p>
     <w:p>
@@ -3806,21 +3540,113 @@
     </w:tbl>
     <w:p>
       <w:pPr>
+        <w:pStyle w:val="Heading2"/>
+      </w:pPr>
+      <w:r>
+        <w:t>Repair an all-future-cases claim</w:t>
+      </w:r>
+    </w:p>
+    <w:p>
+      <w:pPr>
+        <w:pStyle w:val="Heading3"/>
+      </w:pPr>
+      <w:r>
+        <w:t>Check your reasoning</w:t>
+      </w:r>
+    </w:p>
+    <w:p>
+      <w:pPr>
+        <w:pStyle w:val="ListBullet"/>
+      </w:pPr>
+      <w:r>
+        <w:t>Use the worked case for Capstone requirements and corpus. Proposed explanation: “The worked result establishes every future case”. Decide whether this explanation is supported. Point to the step or supplied fact that decides; explain your repair if needed.</w:t>
+      </w:r>
+    </w:p>
+    <w:p>
+      <w:pPr>
+        <w:pStyle w:val="ListBullet"/>
+      </w:pPr>
+      <w:r>
+        <w:t>Answer on your own before discussion. If you are unsure, say which step you need help with.</w:t>
+      </w:r>
+    </w:p>
+    <w:p>
+      <w:pPr>
+        <w:pStyle w:val="Heading2"/>
+      </w:pPr>
+      <w:r>
+        <w:t>Explain the glossary baseline</w:t>
+      </w:r>
+    </w:p>
+    <w:p>
+      <w:pPr>
+        <w:pStyle w:val="Heading3"/>
+      </w:pPr>
+      <w:r>
+        <w:t>Explain the picture</w:t>
+      </w:r>
+    </w:p>
+    <w:p>
+      <w:pPr>
+        <w:pStyle w:val="ListBullet"/>
+      </w:pPr>
+      <w:r>
+        <w:t>What non-AI baseline would reveal whether this helper adds value? Point to the relevant step in the picture, then write the changed result and the rule or evidence that supports it.</w:t>
+      </w:r>
+    </w:p>
+    <w:p>
+      <w:pPr>
+        <w:pStyle w:val="Heading3"/>
+      </w:pPr>
+      <w:r>
+        <w:t>My explanation using a pictured step and the given facts</w:t>
+      </w:r>
+    </w:p>
+    <w:p>
+      <w:r>
+        <w:t>________________________________________________________________</w:t>
+      </w:r>
+    </w:p>
+    <w:p>
+      <w:r>
+        <w:t>________________________________________________________________</w:t>
+      </w:r>
+    </w:p>
+    <w:p>
+      <w:r>
+        <w:t>________________________________________________________________</w:t>
+      </w:r>
+    </w:p>
+    <w:p>
+      <w:r>
+        <w:t>________________________________________________________________</w:t>
+      </w:r>
+    </w:p>
+    <w:p>
+      <w:pPr>
+        <w:pStyle w:val="Heading2"/>
+      </w:pPr>
+      <w:r>
+        <w:t>Keep the independent task separate</w:t>
+      </w:r>
+    </w:p>
+    <w:p>
+      <w:pPr>
         <w:spacing w:line="336" w:lineRule="auto" w:after="180"/>
       </w:pPr>
       <w:r>
         <w:rPr>
           <w:b w:val="0"/>
         </w:rPr>
-        <w:t>Explain your trace to a partner. Your partner points to one step to check. Swap roles on the next case. Each person writes their own explanation.</w:t>
-      </w:r>
-    </w:p>
-    <w:p>
-      <w:pPr>
-        <w:pStyle w:val="Heading3"/>
-      </w:pPr>
-      <w:r>
-        <w:t>Check your reasoning</w:t>
+        <w:t>This is supported practice. Keep the separately named independent case for an attempt before feedback.</w:t>
+      </w:r>
+    </w:p>
+    <w:p>
+      <w:pPr>
+        <w:pStyle w:val="Heading2"/>
+      </w:pPr>
+      <w:r>
+        <w:t>Earlier wording, alternatives and picture transcripts · reference / check after trying</w:t>
       </w:r>
     </w:p>
     <w:p>
@@ -3831,19 +3657,18 @@
         <w:rPr>
           <w:b w:val="0"/>
         </w:rPr>
-        <w:t xml:space="preserve">Use the worked case for Capstone </w:t>
-      </w:r>
-      <w:r>
-        <w:rPr>
-          <w:b/>
-        </w:rPr>
-        <w:t>requirement</w:t>
-      </w:r>
+        <w:t>LOGIC STUDIO</w:t>
+      </w:r>
+    </w:p>
+    <w:p>
+      <w:pPr>
+        <w:spacing w:line="336" w:lineRule="auto" w:after="180"/>
+      </w:pPr>
       <w:r>
         <w:rPr>
           <w:b w:val="0"/>
         </w:rPr>
-        <w:t>s and corpus. Proposed explanation: “The worked result establishes every future case”. Decide whether this explanation is supported.</w:t>
+        <w:t>Specify Before You Run</w:t>
       </w:r>
     </w:p>
     <w:p>
@@ -3854,164 +3679,7 @@
         <w:rPr>
           <w:b w:val="0"/>
         </w:rPr>
-        <w:t xml:space="preserve">Point to the step or supplied fact that decides; explain your repair if </w:t>
-      </w:r>
-      <w:r>
-        <w:rPr>
-          <w:b/>
-        </w:rPr>
-        <w:t>need</w:t>
-      </w:r>
-      <w:r>
-        <w:rPr>
-          <w:b w:val="0"/>
-        </w:rPr>
-        <w:t>ed.</w:t>
-      </w:r>
-    </w:p>
-    <w:p>
-      <w:pPr>
-        <w:spacing w:line="336" w:lineRule="auto" w:after="180"/>
-      </w:pPr>
-      <w:r>
-        <w:rPr>
-          <w:b w:val="0"/>
-        </w:rPr>
-        <w:t xml:space="preserve">Answer on your own before discussion. If you are unsure, say which step you </w:t>
-      </w:r>
-      <w:r>
-        <w:rPr>
-          <w:b/>
-        </w:rPr>
-        <w:t>need</w:t>
-      </w:r>
-      <w:r>
-        <w:rPr>
-          <w:b w:val="0"/>
-        </w:rPr>
-        <w:t xml:space="preserve"> help with.</w:t>
-      </w:r>
-    </w:p>
-    <w:p>
-      <w:pPr>
-        <w:pStyle w:val="Heading3"/>
-      </w:pPr>
-      <w:r>
-        <w:t>Explain the picture</w:t>
-      </w:r>
-    </w:p>
-    <w:p>
-      <w:pPr>
-        <w:spacing w:line="336" w:lineRule="auto" w:after="180"/>
-      </w:pPr>
-      <w:r>
-        <w:rPr>
-          <w:b w:val="0"/>
-        </w:rPr>
-        <w:t xml:space="preserve">What non-AI baseline would reveal whether this helper adds value? Point to the relevant step in the picture, then write the changed result and the rule or </w:t>
-      </w:r>
-      <w:r>
-        <w:rPr>
-          <w:b/>
-        </w:rPr>
-        <w:t>evidence</w:t>
-      </w:r>
-      <w:r>
-        <w:rPr>
-          <w:b w:val="0"/>
-        </w:rPr>
-        <w:t xml:space="preserve"> that supports it.</w:t>
-      </w:r>
-    </w:p>
-    <w:p>
-      <w:pPr>
-        <w:pStyle w:val="Heading3"/>
-      </w:pPr>
-      <w:r>
-        <w:t>My explanation using a pictured step and the given facts</w:t>
-      </w:r>
-    </w:p>
-    <w:p>
-      <w:r>
-        <w:t>________________________________________________________________</w:t>
-      </w:r>
-    </w:p>
-    <w:p>
-      <w:r>
-        <w:t>________________________________________________________________</w:t>
-      </w:r>
-    </w:p>
-    <w:p>
-      <w:r>
-        <w:t>________________________________________________________________</w:t>
-      </w:r>
-    </w:p>
-    <w:p>
-      <w:r>
-        <w:t>________________________________________________________________</w:t>
-      </w:r>
-    </w:p>
-    <w:p>
-      <w:pPr>
-        <w:spacing w:line="336" w:lineRule="auto" w:after="180"/>
-      </w:pPr>
-      <w:r>
-        <w:rPr>
-          <w:b w:val="0"/>
-        </w:rPr>
-        <w:t>This is supported practice. Keep the separately named independent case for an attempt before feedback.</w:t>
-      </w:r>
-    </w:p>
-    <w:p>
-      <w:pPr>
-        <w:pStyle w:val="Heading1"/>
-      </w:pPr>
-      <w:r>
-        <w:t>09. Run the investigation</w:t>
-      </w:r>
-    </w:p>
-    <w:p>
-      <w:r>
-        <w:t>Investigate User Need and AI Contribution. Record the prediction, actual observation or labelled paper trace, explanation and next test separately.</w:t>
-      </w:r>
-    </w:p>
-    <w:p>
-      <w:pPr>
-        <w:spacing w:line="336" w:lineRule="auto" w:after="180"/>
-      </w:pPr>
-      <w:r>
-        <w:rPr>
-          <w:b/>
-        </w:rPr>
-        <w:t>EVIDENCE</w:t>
-      </w:r>
-      <w:r>
-        <w:rPr>
-          <w:b/>
-        </w:rPr>
-        <w:t xml:space="preserve"> LAB</w:t>
-      </w:r>
-    </w:p>
-    <w:p>
-      <w:pPr>
-        <w:spacing w:line="336" w:lineRule="auto" w:after="180"/>
-      </w:pPr>
-      <w:r>
-        <w:rPr>
-          <w:b w:val="0"/>
-        </w:rPr>
-        <w:t>Predict → Test → Record → Explain</w:t>
-      </w:r>
-    </w:p>
-    <w:p>
-      <w:pPr>
-        <w:spacing w:line="336" w:lineRule="auto" w:after="180"/>
-      </w:pPr>
-      <w:r>
-        <w:rPr>
-          <w:b w:val="0"/>
-        </w:rPr>
-        <w:t>Keep expected and actual results separate. Surprises are useful data when recorded honestly.</w:t>
+        <w:t>Prompts, schemas, retrieval, tool calls, and code are inspectable parts of one AI product.</w:t>
       </w:r>
     </w:p>
     <w:p>
@@ -4019,7 +3687,7 @@
         <w:drawing>
           <wp:inline xmlns:a="http://schemas.openxmlformats.org/drawingml/2006/main" xmlns:pic="http://schemas.openxmlformats.org/drawingml/2006/picture">
             <wp:extent cx="5486400" cy="1901952"/>
-            <wp:docPr id="18" name="Picture 18" descr="Evidence lab graphic for User, Need, and AI Contribution"/>
+            <wp:docPr id="19" name="Picture 19" descr="Logic tracing graphic for User, Need, and AI Contribution"/>
             <wp:cNvGraphicFramePr>
               <a:graphicFrameLocks noChangeAspect="1"/>
             </wp:cNvGraphicFramePr>
@@ -4027,11 +3695,11 @@
               <a:graphicData uri="http://schemas.openxmlformats.org/drawingml/2006/picture">
                 <pic:pic>
                   <pic:nvPicPr>
-                    <pic:cNvPr id="0" name="f0b8ce7f544d41cf28256e5d1505fb3df8db662d2cf9cdc2fb0ae35a6cd3f562.png"/>
+                    <pic:cNvPr id="0" name="112c89216380e7327670e715cf532346aeed10eee4e4400b610a219e3e4bc9f9.png"/>
                     <pic:cNvPicPr/>
                   </pic:nvPicPr>
                   <pic:blipFill>
-                    <a:blip r:embed="rId25"/>
+                    <a:blip r:embed="rId22"/>
                     <a:stretch>
                       <a:fillRect/>
                     </a:stretch>
@@ -4058,19 +3726,386 @@
         <w:rPr>
           <w:b w:val="0"/>
         </w:rPr>
-        <w:t xml:space="preserve">Interview one learner, write a </w:t>
+        <w:t xml:space="preserve">SET task, audience, constraints, </w:t>
       </w:r>
       <w:r>
         <w:rPr>
           <w:b/>
         </w:rPr>
-        <w:t>need</w:t>
+        <w:t>output</w:t>
       </w:r>
       <w:r>
         <w:rPr>
           <w:b w:val="0"/>
         </w:rPr>
-        <w:t xml:space="preserve"> statement, sketch AI and non-AI flows, and compare value, risk, cost, and testability.</w:t>
+        <w:t>_schema</w:t>
+        <w:br/>
+        <w:t>LOAD approved_context or retrieval_result</w:t>
+        <w:br/>
+        <w:t>CALL model or allowed_tool</w:t>
+        <w:br/>
+        <w:t>VALIDATE fields, claims, citations, and safety</w:t>
+        <w:br/>
+        <w:t xml:space="preserve">IF </w:t>
+      </w:r>
+      <w:r>
+        <w:rPr>
+          <w:b/>
+        </w:rPr>
+        <w:t>evidence</w:t>
+      </w:r>
+      <w:r>
+        <w:rPr>
+          <w:b w:val="0"/>
+        </w:rPr>
+        <w:t xml:space="preserve"> missing: ask, retrieve, or abstain</w:t>
+        <w:br/>
+        <w:t xml:space="preserve">RETURN useful </w:t>
+      </w:r>
+      <w:r>
+        <w:rPr>
+          <w:b/>
+        </w:rPr>
+        <w:t>output</w:t>
+      </w:r>
+      <w:r>
+        <w:rPr>
+          <w:b w:val="0"/>
+        </w:rPr>
+        <w:t xml:space="preserve"> + source trail + limitations</w:t>
+      </w:r>
+    </w:p>
+    <w:p>
+      <w:pPr>
+        <w:spacing w:line="336" w:lineRule="auto" w:after="180"/>
+      </w:pPr>
+      <w:r>
+        <w:rPr>
+          <w:b w:val="0"/>
+        </w:rPr>
+        <w:t xml:space="preserve">Trace one </w:t>
+      </w:r>
+      <w:r>
+        <w:rPr>
+          <w:b/>
+        </w:rPr>
+        <w:t>input</w:t>
+      </w:r>
+      <w:r>
+        <w:rPr>
+          <w:b w:val="0"/>
+        </w:rPr>
+        <w:t>. Which line changes the state or chooses a path?</w:t>
+      </w:r>
+    </w:p>
+    <w:p>
+      <w:pPr>
+        <w:pStyle w:val="Heading3"/>
+      </w:pPr>
+      <w:r>
+        <w:t>Write or draw your reasoning and evidence.</w:t>
+      </w:r>
+    </w:p>
+    <w:p>
+      <w:r>
+        <w:t>________________________________________________________________</w:t>
+      </w:r>
+    </w:p>
+    <w:p>
+      <w:r>
+        <w:t>________________________________________________________________</w:t>
+      </w:r>
+    </w:p>
+    <w:p>
+      <w:r>
+        <w:t>________________________________________________________________</w:t>
+      </w:r>
+    </w:p>
+    <w:p>
+      <w:r>
+        <w:t>________________________________________________________________</w:t>
+      </w:r>
+    </w:p>
+    <w:p>
+      <w:r>
+        <w:t>________________________________________________________________</w:t>
+      </w:r>
+    </w:p>
+    <w:p>
+      <w:pPr>
+        <w:pStyle w:val="Heading3"/>
+      </w:pPr>
+      <w:r>
+        <w:t>A closer explanation</w:t>
+      </w:r>
+    </w:p>
+    <w:p>
+      <w:pPr>
+        <w:spacing w:line="336" w:lineRule="auto" w:after="180"/>
+      </w:pPr>
+      <w:r>
+        <w:rPr>
+          <w:b w:val="0"/>
+        </w:rPr>
+        <w:t>A useful check asks what would make the reasoning fail. Distinguish a failure to execute the declared procedure from a weakness in the procedure itself.</w:t>
+      </w:r>
+    </w:p>
+    <w:p>
+      <w:pPr>
+        <w:spacing w:line="336" w:lineRule="auto" w:after="180"/>
+      </w:pPr>
+      <w:r>
+        <w:rPr>
+          <w:b w:val="0"/>
+        </w:rPr>
+        <w:t xml:space="preserve">The first may require a correction; the second requires an explicitly revised method and new </w:t>
+      </w:r>
+      <w:r>
+        <w:rPr>
+          <w:b/>
+        </w:rPr>
+        <w:t>evidence</w:t>
+      </w:r>
+      <w:r>
+        <w:rPr>
+          <w:b w:val="0"/>
+        </w:rPr>
+        <w:t>. Preserve unsuccessful cases so an improved result cannot hide the original problem.</w:t>
+      </w:r>
+    </w:p>
+    <w:p>
+      <w:pPr>
+        <w:pStyle w:val="Heading3"/>
+      </w:pPr>
+      <w:r>
+        <w:t>Guided: restate the worked result, then name the assumption or limitation that prevents a broader conclusion.</w:t>
+      </w:r>
+    </w:p>
+    <w:p>
+      <w:r>
+        <w:t>________________________________________________________________</w:t>
+      </w:r>
+    </w:p>
+    <w:p>
+      <w:r>
+        <w:t>________________________________________________________________</w:t>
+      </w:r>
+    </w:p>
+    <w:p>
+      <w:r>
+        <w:t>________________________________________________________________</w:t>
+      </w:r>
+    </w:p>
+    <w:p>
+      <w:r>
+        <w:t>________________________________________________________________</w:t>
+      </w:r>
+    </w:p>
+    <w:p>
+      <w:r>
+        <w:t>________________________________________________________________</w:t>
+      </w:r>
+    </w:p>
+    <w:p>
+      <w:pPr>
+        <w:spacing w:line="336" w:lineRule="auto" w:after="180"/>
+      </w:pPr>
+      <w:r>
+        <w:rPr>
+          <w:b w:val="0"/>
+        </w:rPr>
+        <w:t>Explain your trace to a partner. Your partner points to one step to check. Swap roles on the next case. Each person writes their own explanation.</w:t>
+      </w:r>
+    </w:p>
+    <w:p>
+      <w:pPr>
+        <w:pStyle w:val="Heading1"/>
+      </w:pPr>
+      <w:r>
+        <w:t>09. Compare two complete designs for one supplied need</w:t>
+      </w:r>
+    </w:p>
+    <w:p>
+      <w:r>
+        <w:t>An interview is optional; the fictional learner card makes the exercise self-contained.</w:t>
+      </w:r>
+    </w:p>
+    <w:p>
+      <w:pPr>
+        <w:pStyle w:val="Heading2"/>
+      </w:pPr>
+      <w:r>
+        <w:t>All supplied user and design facts</w:t>
+      </w:r>
+    </w:p>
+    <w:tbl>
+      <w:tblPr>
+        <w:tblStyle w:val="LightShading-Accent1"/>
+        <w:tblW w:type="auto" w:w="0"/>
+        <w:tblLook w:firstColumn="1" w:firstRow="1" w:lastColumn="0" w:lastRow="0" w:noHBand="0" w:noVBand="1" w:val="04A0"/>
+      </w:tblPr>
+      <w:tblGrid>
+        <w:gridCol w:w="5112"/>
+        <w:gridCol w:w="5112"/>
+      </w:tblGrid>
+      <w:tr>
+        <w:trPr>
+          <w:tblHeader/>
+        </w:trPr>
+        <w:tc>
+          <w:tcPr>
+            <w:tcW w:type="dxa" w:w="5112"/>
+          </w:tcPr>
+          <w:p>
+            <w:r>
+              <w:t>Supplied fictional learner card</w:t>
+            </w:r>
+          </w:p>
+        </w:tc>
+        <w:tc>
+          <w:tcPr>
+            <w:tcW w:type="dxa" w:w="5112"/>
+          </w:tcPr>
+          <w:p>
+            <w:r>
+              <w:t>Complete task facts</w:t>
+            </w:r>
+          </w:p>
+        </w:tc>
+      </w:tr>
+      <w:tr>
+        <w:tc>
+          <w:tcPr>
+            <w:tcW w:type="dxa" w:w="5112"/>
+          </w:tcPr>
+          <w:p>
+            <w:r>
+              <w:t>Need statement</w:t>
+            </w:r>
+          </w:p>
+        </w:tc>
+        <w:tc>
+          <w:tcPr>
+            <w:tcW w:type="dxa" w:w="5112"/>
+          </w:tcPr>
+          <w:p>
+            <w:r>
+              <w:t>I can find a word slowly, but the helper sometimes gives facts outside our approved glossary. I want the approved meaning with its location.</w:t>
+            </w:r>
+          </w:p>
+        </w:tc>
+      </w:tr>
+      <w:tr>
+        <w:tc>
+          <w:tcPr>
+            <w:tcW w:type="dxa" w:w="5112"/>
+          </w:tcPr>
+          <w:p>
+            <w:r>
+              <w:t>Approved evidence</w:t>
+            </w:r>
+          </w:p>
+        </w:tc>
+        <w:tc>
+          <w:tcPr>
+            <w:tcW w:type="dxa" w:w="5112"/>
+          </w:tcPr>
+          <w:p>
+            <w:r>
+              <w:t>G3-v1 contains only habitat = the place an organism lives. No photosynthesis entry is supplied.</w:t>
+            </w:r>
+          </w:p>
+        </w:tc>
+      </w:tr>
+      <w:tr>
+        <w:tc>
+          <w:tcPr>
+            <w:tcW w:type="dxa" w:w="5112"/>
+          </w:tcPr>
+          <w:p>
+            <w:r>
+              <w:t>Design A · Baseline</w:t>
+            </w:r>
+          </w:p>
+        </w:tc>
+        <w:tc>
+          <w:tcPr>
+            <w:tcW w:type="dxa" w:w="5112"/>
+          </w:tcPr>
+          <w:p>
+            <w:r>
+              <w:t>Direct glossary search displays the entry unchanged, or not in this glossary.</w:t>
+            </w:r>
+          </w:p>
+        </w:tc>
+      </w:tr>
+      <w:tr>
+        <w:tc>
+          <w:tcPr>
+            <w:tcW w:type="dxa" w:w="5112"/>
+          </w:tcPr>
+          <w:p>
+            <w:r>
+              <w:t>Design B · Proposal</w:t>
+            </w:r>
+          </w:p>
+        </w:tc>
+        <w:tc>
+          <w:tcPr>
+            <w:tcW w:type="dxa" w:w="5112"/>
+          </w:tcPr>
+          <w:p>
+            <w:r>
+              <w:t>Search G3-v1, restate only its supported meaning, attach source ID; absent entry gives not in this glossary.</w:t>
+            </w:r>
+          </w:p>
+        </w:tc>
+      </w:tr>
+      <w:tr>
+        <w:tc>
+          <w:tcPr>
+            <w:tcW w:type="dxa" w:w="5112"/>
+          </w:tcPr>
+          <w:p>
+            <w:r>
+              <w:t>Resource constraint</w:t>
+            </w:r>
+          </w:p>
+        </w:tc>
+        <w:tc>
+          <w:tcPr>
+            <w:tcW w:type="dxa" w:w="5112"/>
+          </w:tcPr>
+          <w:p>
+            <w:r>
+              <w:t>No model/service cost or timing measurements are supplied. Record these as unmeasured rather than inventing a cheaper or faster winner.</w:t>
+            </w:r>
+          </w:p>
+        </w:tc>
+      </w:tr>
+    </w:tbl>
+    <w:p>
+      <w:pPr>
+        <w:pStyle w:val="Heading2"/>
+      </w:pPr>
+      <w:r>
+        <w:t>Write, sketch, compare and plan a fair check</w:t>
+      </w:r>
+    </w:p>
+    <w:p>
+      <w:pPr>
+        <w:pStyle w:val="ListNumber"/>
+      </w:pPr>
+      <w:r>
+        <w:t>Use the supplied learner card if no interview is available. Write a need statement and sketch A/B flows. For habitat, predict a supported meaning and source; for photosynthesis, predict the absent-entry fallback in both designs. Compare source faithfulness, successful task completion, time, effort, cost and accessibility, marking all unmeasured values unknown. Plan a comparison with fresh matched tasks and record prior exposure and support; do not reuse a memorised example as independent evidence. If interviewing a willing classmate, record their actual words separately from this fictional card and avoid personal information. A sketch is not a user trial. Defend whether a model has a necessary role; choosing direct search is acceptable. Keep the equipment-assistant assessment withheld.</w:t>
+      </w:r>
+    </w:p>
+    <w:p>
+      <w:pPr>
+        <w:pStyle w:val="Heading2"/>
+      </w:pPr>
+      <w:r>
+        <w:t>Keep predictions and observations separate</w:t>
       </w:r>
     </w:p>
     <w:tbl>
@@ -4321,7 +4356,6 @@
     <w:p>
       <w:pPr>
         <w:spacing w:line="336" w:lineRule="auto" w:after="180"/>
-        <w:shd w:fill="F5F1FB"/>
       </w:pPr>
       <w:r>
         <w:rPr>
@@ -4365,6 +4399,123 @@
     </w:p>
     <w:p>
       <w:pPr>
+        <w:spacing w:line="336" w:lineRule="auto" w:after="180"/>
+      </w:pPr>
+      <w:r>
+        <w:rPr>
+          <w:b w:val="0"/>
+        </w:rPr>
+        <w:t>Before trying: what do I expect, and why? While trying: which step could first go wrong? Afterwards: what did I actually observe, and what should change? Keep “not run” if you only traced the procedure.</w:t>
+      </w:r>
+    </w:p>
+    <w:p>
+      <w:pPr>
+        <w:pStyle w:val="Heading2"/>
+      </w:pPr>
+      <w:r>
+        <w:t>Earlier wording, alternatives and picture transcripts · reference / check after trying</w:t>
+      </w:r>
+    </w:p>
+    <w:p>
+      <w:pPr>
+        <w:spacing w:line="336" w:lineRule="auto" w:after="180"/>
+      </w:pPr>
+      <w:r>
+        <w:rPr>
+          <w:b/>
+        </w:rPr>
+        <w:t>EVIDENCE</w:t>
+      </w:r>
+      <w:r>
+        <w:rPr>
+          <w:b w:val="0"/>
+        </w:rPr>
+        <w:t xml:space="preserve"> LAB</w:t>
+      </w:r>
+    </w:p>
+    <w:p>
+      <w:pPr>
+        <w:spacing w:line="336" w:lineRule="auto" w:after="180"/>
+      </w:pPr>
+      <w:r>
+        <w:rPr>
+          <w:b w:val="0"/>
+        </w:rPr>
+        <w:t>Predict → Test → Record → Explain</w:t>
+      </w:r>
+    </w:p>
+    <w:p>
+      <w:pPr>
+        <w:spacing w:line="336" w:lineRule="auto" w:after="180"/>
+      </w:pPr>
+      <w:r>
+        <w:rPr>
+          <w:b w:val="0"/>
+        </w:rPr>
+        <w:t>Keep expected and actual results separate. Surprises are useful data when recorded honestly.</w:t>
+      </w:r>
+    </w:p>
+    <w:p>
+      <w:r>
+        <w:drawing>
+          <wp:inline xmlns:a="http://schemas.openxmlformats.org/drawingml/2006/main" xmlns:pic="http://schemas.openxmlformats.org/drawingml/2006/picture">
+            <wp:extent cx="5486400" cy="1901952"/>
+            <wp:docPr id="20" name="Picture 20" descr="Evidence lab graphic for User, Need, and AI Contribution"/>
+            <wp:cNvGraphicFramePr>
+              <a:graphicFrameLocks noChangeAspect="1"/>
+            </wp:cNvGraphicFramePr>
+            <a:graphic>
+              <a:graphicData uri="http://schemas.openxmlformats.org/drawingml/2006/picture">
+                <pic:pic>
+                  <pic:nvPicPr>
+                    <pic:cNvPr id="0" name="f0b8ce7f544d41cf28256e5d1505fb3df8db662d2cf9cdc2fb0ae35a6cd3f562.png"/>
+                    <pic:cNvPicPr/>
+                  </pic:nvPicPr>
+                  <pic:blipFill>
+                    <a:blip r:embed="rId23"/>
+                    <a:stretch>
+                      <a:fillRect/>
+                    </a:stretch>
+                  </pic:blipFill>
+                  <pic:spPr>
+                    <a:xfrm>
+                      <a:off x="0" y="0"/>
+                      <a:ext cx="5486400" cy="1901952"/>
+                    </a:xfrm>
+                    <a:prstGeom prst="rect"/>
+                  </pic:spPr>
+                </pic:pic>
+              </a:graphicData>
+            </a:graphic>
+          </wp:inline>
+        </w:drawing>
+      </w:r>
+    </w:p>
+    <w:p>
+      <w:pPr>
+        <w:spacing w:line="336" w:lineRule="auto" w:after="180"/>
+      </w:pPr>
+      <w:r>
+        <w:rPr>
+          <w:b w:val="0"/>
+        </w:rPr>
+        <w:t xml:space="preserve">Use the supplied fictional learner card, or a separately recorded optional classmate interview, to define one </w:t>
+      </w:r>
+      <w:r>
+        <w:rPr>
+          <w:b/>
+        </w:rPr>
+        <w:t>need</w:t>
+      </w:r>
+      <w:r>
+        <w:rPr>
+          <w:b w:val="0"/>
+        </w:rPr>
+        <w:t>. Compare direct lookup with a bounded grounded helper; record source support, fallback and unknown costs or benefits without inventing user-test results.</w:t>
+      </w:r>
+    </w:p>
+    <w:p>
+      <w:pPr>
         <w:pStyle w:val="Heading3"/>
       </w:pPr>
       <w:r>
@@ -4373,13 +4524,512 @@
     </w:p>
     <w:p>
       <w:pPr>
+        <w:pStyle w:val="Heading1"/>
+      </w:pPr>
+      <w:r>
+        <w:t>14. Try alone: scope the fresh equipment assistant</w:t>
+      </w:r>
+    </w:p>
+    <w:p>
+      <w:r>
+        <w:t>Choose the evidence boundary and a simpler baseline before features.</w:t>
+      </w:r>
+    </w:p>
+    <w:p>
+      <w:pPr>
+        <w:pStyle w:val="Heading2"/>
+      </w:pPr>
+      <w:r>
+        <w:t>Independent need and supplied scope</w:t>
+      </w:r>
+    </w:p>
+    <w:p>
+      <w:pPr>
         <w:spacing w:line="336" w:lineRule="auto" w:after="180"/>
       </w:pPr>
       <w:r>
         <w:rPr>
           <w:b w:val="0"/>
         </w:rPr>
-        <w:t>Before trying: what do I expect, and why? While trying: which step could first go wrong? Afterwards: what did I actually observe, and what should change? Keep “not run” if you only traced the procedure.</w:t>
+        <w:t>Student equipment assistant has public inventory I, restricted purchase ledger L and public booking notice B. Define eligible corpus, baseline and a missing-</w:t>
+      </w:r>
+      <w:r>
+        <w:rPr>
+          <w:b/>
+        </w:rPr>
+        <w:t>evidence</w:t>
+      </w:r>
+      <w:r>
+        <w:rPr>
+          <w:b w:val="0"/>
+        </w:rPr>
+        <w:t xml:space="preserve"> test.</w:t>
+      </w:r>
+    </w:p>
+    <w:p>
+      <w:pPr>
+        <w:spacing w:line="336" w:lineRule="auto" w:after="180"/>
+      </w:pPr>
+      <w:r>
+        <w:rPr>
+          <w:b w:val="0"/>
+        </w:rPr>
+        <w:t>Plan the equipment assistant using only the stated public/restricted labels and question. No inventory quantities, booking decisions or live trial results are supplied; this assessment asks for a corpus boundary, baseline and missing-evidence test rather than a fabricated booking answer.</w:t>
+      </w:r>
+    </w:p>
+    <w:p>
+      <w:pPr>
+        <w:pStyle w:val="Heading2"/>
+      </w:pPr>
+      <w:r>
+        <w:t>Your first attempt and help record</w:t>
+      </w:r>
+    </w:p>
+    <w:p>
+      <w:pPr>
+        <w:pStyle w:val="Heading3"/>
+      </w:pPr>
+      <w:r>
+        <w:t>My independent explanation, trace and limits</w:t>
+      </w:r>
+    </w:p>
+    <w:p>
+      <w:r>
+        <w:t>________________________________________________________________</w:t>
+      </w:r>
+    </w:p>
+    <w:p>
+      <w:r>
+        <w:t>________________________________________________________________</w:t>
+      </w:r>
+    </w:p>
+    <w:p>
+      <w:r>
+        <w:t>________________________________________________________________</w:t>
+      </w:r>
+    </w:p>
+    <w:p>
+      <w:r>
+        <w:t>________________________________________________________________</w:t>
+      </w:r>
+    </w:p>
+    <w:p>
+      <w:r>
+        <w:t>________________________________________________________________</w:t>
+      </w:r>
+    </w:p>
+    <w:p>
+      <w:r>
+        <w:t>________________________________________________________________</w:t>
+      </w:r>
+    </w:p>
+    <w:p>
+      <w:r>
+        <w:t>________________________________________________________________</w:t>
+      </w:r>
+    </w:p>
+    <w:p>
+      <w:pPr>
+        <w:spacing w:line="336" w:lineRule="auto" w:after="180"/>
+      </w:pPr>
+      <w:r>
+        <w:rPr>
+          <w:b w:val="0"/>
+        </w:rPr>
+        <w:t>Attempt this case before feedback. Record any help. Earlier examples below are further practice; a case already practised with feedback cannot establish fresh transfer.</w:t>
+      </w:r>
+    </w:p>
+    <w:p>
+      <w:pPr>
+        <w:spacing w:line="336" w:lineRule="auto" w:after="180"/>
+      </w:pPr>
+      <w:r>
+        <w:rPr>
+          <w:b w:val="0"/>
+        </w:rPr>
+        <w:t xml:space="preserve">Your teacher has the independent answer and scoring criteria. Complete the matching workbook week to keep your practice </w:t>
+      </w:r>
+      <w:r>
+        <w:rPr>
+          <w:b/>
+        </w:rPr>
+        <w:t>evidence</w:t>
+      </w:r>
+      <w:r>
+        <w:rPr>
+          <w:b w:val="0"/>
+        </w:rPr>
+        <w:t xml:space="preserve"> together.</w:t>
+      </w:r>
+    </w:p>
+    <w:p>
+      <w:pPr>
+        <w:pStyle w:val="Heading2"/>
+      </w:pPr>
+      <w:r>
+        <w:t>Use feedback afterwards</w:t>
+      </w:r>
+    </w:p>
+    <w:p>
+      <w:pPr>
+        <w:spacing w:line="336" w:lineRule="auto" w:after="180"/>
+      </w:pPr>
+      <w:r>
+        <w:rPr>
+          <w:b w:val="0"/>
+        </w:rPr>
+        <w:t>Attempt the independent case before hints. Record whether you worked alone, used a hint or followed a model. After feedback, fix the first unsupported step and explain why it changed.</w:t>
+      </w:r>
+    </w:p>
+    <w:p>
+      <w:pPr>
+        <w:spacing w:line="336" w:lineRule="auto" w:after="180"/>
+      </w:pPr>
+      <w:r>
+        <w:rPr>
+          <w:b w:val="0"/>
+        </w:rPr>
+        <w:t>A later check uses a changed case, not a copied answer.</w:t>
+      </w:r>
+    </w:p>
+    <w:p>
+      <w:pPr>
+        <w:pStyle w:val="Heading2"/>
+      </w:pPr>
+      <w:r>
+        <w:t>Earlier wording, alternatives and picture transcripts · reference / check after trying</w:t>
+      </w:r>
+    </w:p>
+    <w:p>
+      <w:pPr>
+        <w:pStyle w:val="Heading3"/>
+      </w:pPr>
+      <w:r>
+        <w:t>Independent case: Apply a new case independently</w:t>
+      </w:r>
+    </w:p>
+    <w:p>
+      <w:pPr>
+        <w:pStyle w:val="Heading3"/>
+      </w:pPr>
+      <w:r>
+        <w:t>Week 19 Independent application</w:t>
+      </w:r>
+    </w:p>
+    <w:p>
+      <w:pPr>
+        <w:spacing w:line="336" w:lineRule="auto" w:after="180"/>
+      </w:pPr>
+      <w:r>
+        <w:rPr>
+          <w:b w:val="0"/>
+        </w:rPr>
+        <w:t>Close the worked explanation. Apply the idea to this different question without copying.</w:t>
+      </w:r>
+    </w:p>
+    <w:p>
+      <w:pPr>
+        <w:spacing w:line="336" w:lineRule="auto" w:after="180"/>
+      </w:pPr>
+      <w:r>
+        <w:rPr>
+          <w:b w:val="0"/>
+        </w:rPr>
+        <w:t xml:space="preserve">A student </w:t>
+      </w:r>
+      <w:r>
+        <w:rPr>
+          <w:b/>
+        </w:rPr>
+        <w:t>need</w:t>
+      </w:r>
+      <w:r>
+        <w:rPr>
+          <w:b w:val="0"/>
+        </w:rPr>
+        <w:t xml:space="preserve">s the exact due date from a course notice. Should the design start by generating a plausible date or locating the notice? Explain the </w:t>
+      </w:r>
+      <w:r>
+        <w:rPr>
+          <w:b/>
+        </w:rPr>
+        <w:t>AI contribution</w:t>
+      </w:r>
+      <w:r>
+        <w:rPr>
+          <w:b w:val="0"/>
+        </w:rPr>
+        <w:t>.</w:t>
+      </w:r>
+    </w:p>
+    <w:p>
+      <w:pPr>
+        <w:spacing w:line="336" w:lineRule="auto" w:after="180"/>
+      </w:pPr>
+      <w:r>
+        <w:rPr>
+          <w:b w:val="0"/>
+        </w:rPr>
+        <w:t xml:space="preserve">My answer, with a trace, calculation or supporting </w:t>
+      </w:r>
+      <w:r>
+        <w:rPr>
+          <w:b/>
+        </w:rPr>
+        <w:t>evidence</w:t>
+      </w:r>
+    </w:p>
+    <w:p>
+      <w:pPr>
+        <w:pStyle w:val="Heading3"/>
+      </w:pPr>
+      <w:r>
+        <w:t>Write or draw your reasoning and evidence.</w:t>
+      </w:r>
+    </w:p>
+    <w:p>
+      <w:r>
+        <w:t>________________________________________________________________</w:t>
+      </w:r>
+    </w:p>
+    <w:p>
+      <w:r>
+        <w:t>________________________________________________________________</w:t>
+      </w:r>
+    </w:p>
+    <w:p>
+      <w:r>
+        <w:t>________________________________________________________________</w:t>
+      </w:r>
+    </w:p>
+    <w:p>
+      <w:r>
+        <w:t>________________________________________________________________</w:t>
+      </w:r>
+    </w:p>
+    <w:p>
+      <w:r>
+        <w:t>________________________________________________________________</w:t>
+      </w:r>
+    </w:p>
+    <w:p>
+      <w:pPr>
+        <w:pStyle w:val="Heading3"/>
+      </w:pPr>
+      <w:r>
+        <w:t>Create and test</w:t>
+      </w:r>
+    </w:p>
+    <w:p>
+      <w:pPr>
+        <w:spacing w:line="336" w:lineRule="auto" w:after="180"/>
+      </w:pPr>
+      <w:r>
+        <w:rPr>
+          <w:b w:val="0"/>
+        </w:rPr>
+        <w:t>Change one relevant detail. Predict the result before testing. Include a boundary or missing-information case when it helps reveal a limit.</w:t>
+      </w:r>
+    </w:p>
+    <w:p>
+      <w:pPr>
+        <w:spacing w:line="336" w:lineRule="auto" w:after="180"/>
+      </w:pPr>
+      <w:r>
+        <w:rPr>
+          <w:b w:val="0"/>
+        </w:rPr>
+        <w:t xml:space="preserve">My changed </w:t>
+      </w:r>
+      <w:r>
+        <w:rPr>
+          <w:b/>
+        </w:rPr>
+        <w:t>input</w:t>
+      </w:r>
+      <w:r>
+        <w:rPr>
+          <w:b w:val="0"/>
+        </w:rPr>
+        <w:t xml:space="preserve"> and expected result</w:t>
+      </w:r>
+    </w:p>
+    <w:p>
+      <w:pPr>
+        <w:pStyle w:val="Heading3"/>
+      </w:pPr>
+      <w:r>
+        <w:t>Write or draw your reasoning and evidence.</w:t>
+      </w:r>
+    </w:p>
+    <w:p>
+      <w:r>
+        <w:t>________________________________________________________________</w:t>
+      </w:r>
+    </w:p>
+    <w:p>
+      <w:r>
+        <w:t>________________________________________________________________</w:t>
+      </w:r>
+    </w:p>
+    <w:p>
+      <w:r>
+        <w:t>________________________________________________________________</w:t>
+      </w:r>
+    </w:p>
+    <w:p>
+      <w:r>
+        <w:t>________________________________________________________________</w:t>
+      </w:r>
+    </w:p>
+    <w:p>
+      <w:r>
+        <w:t>________________________________________________________________</w:t>
+      </w:r>
+    </w:p>
+    <w:p>
+      <w:pPr>
+        <w:pStyle w:val="Heading3"/>
+      </w:pPr>
+      <w:r>
+        <w:t>Connect to your project</w:t>
+      </w:r>
+    </w:p>
+    <w:p>
+      <w:pPr>
+        <w:spacing w:line="336" w:lineRule="auto" w:after="180"/>
+      </w:pPr>
+      <w:r>
+        <w:rPr>
+          <w:b w:val="0"/>
+        </w:rPr>
+        <w:t>Justify exactly which Study Buddy stage uses AI and which stages remain deterministic.</w:t>
+      </w:r>
+    </w:p>
+    <w:p>
+      <w:pPr>
+        <w:spacing w:line="336" w:lineRule="auto" w:after="180"/>
+      </w:pPr>
+      <w:r>
+        <w:rPr>
+          <w:b w:val="0"/>
+        </w:rPr>
+        <w:t xml:space="preserve">The </w:t>
+      </w:r>
+      <w:r>
+        <w:rPr>
+          <w:b/>
+        </w:rPr>
+        <w:t>evidence</w:t>
+      </w:r>
+      <w:r>
+        <w:rPr>
+          <w:b w:val="0"/>
+        </w:rPr>
+        <w:t xml:space="preserve"> I will keep</w:t>
+      </w:r>
+    </w:p>
+    <w:p>
+      <w:pPr>
+        <w:pStyle w:val="Heading3"/>
+      </w:pPr>
+      <w:r>
+        <w:t>Write or draw your reasoning and evidence.</w:t>
+      </w:r>
+    </w:p>
+    <w:p>
+      <w:r>
+        <w:t>________________________________________________________________</w:t>
+      </w:r>
+    </w:p>
+    <w:p>
+      <w:r>
+        <w:t>________________________________________________________________</w:t>
+      </w:r>
+    </w:p>
+    <w:p>
+      <w:r>
+        <w:t>________________________________________________________________</w:t>
+      </w:r>
+    </w:p>
+    <w:p>
+      <w:r>
+        <w:t>________________________________________________________________</w:t>
+      </w:r>
+    </w:p>
+    <w:p>
+      <w:r>
+        <w:t>________________________________________________________________</w:t>
+      </w:r>
+    </w:p>
+    <w:p>
+      <w:pPr>
+        <w:pStyle w:val="Heading3"/>
+      </w:pPr>
+      <w:r>
+        <w:t>Transfer practice from the original programme</w:t>
+      </w:r>
+    </w:p>
+    <w:p>
+      <w:pPr>
+        <w:spacing w:line="336" w:lineRule="auto" w:after="180"/>
+      </w:pPr>
+      <w:r>
+        <w:rPr>
+          <w:b w:val="0"/>
+        </w:rPr>
+        <w:t>Students cannot find definitions in a 20-page handout. Compare an index with a grounded assistant. Define a success measure and a failure case for both.</w:t>
+      </w:r>
+    </w:p>
+    <w:p>
+      <w:pPr>
+        <w:pStyle w:val="Heading3"/>
+      </w:pPr>
+      <w:r>
+        <w:t>Explain the mechanism, evidence and one limit.</w:t>
+      </w:r>
+    </w:p>
+    <w:p>
+      <w:r>
+        <w:t>________________________________________________________________</w:t>
+      </w:r>
+    </w:p>
+    <w:p>
+      <w:r>
+        <w:t>________________________________________________________________</w:t>
+      </w:r>
+    </w:p>
+    <w:p>
+      <w:r>
+        <w:t>________________________________________________________________</w:t>
+      </w:r>
+    </w:p>
+    <w:p>
+      <w:r>
+        <w:t>________________________________________________________________</w:t>
+      </w:r>
+    </w:p>
+    <w:p>
+      <w:r>
+        <w:t>________________________________________________________________</w:t>
+      </w:r>
+    </w:p>
+    <w:p>
+      <w:r>
+        <w:t>________________________________________________________________</w:t>
+      </w:r>
+    </w:p>
+    <w:p>
+      <w:r>
+        <w:t>________________________________________________________________</w:t>
+      </w:r>
+    </w:p>
+    <w:p>
+      <w:pPr>
+        <w:pStyle w:val="Heading3"/>
+      </w:pPr>
+      <w:r>
+        <w:t>Use feedback to improve</w:t>
       </w:r>
     </w:p>
     <w:p>
@@ -4387,12 +5037,20 @@
         <w:pStyle w:val="Heading1"/>
       </w:pPr>
       <w:r>
-        <w:t>10. Build your understanding</w:t>
-      </w:r>
-    </w:p>
-    <w:p>
-      <w:r>
-        <w:t>Move from recall to tracing, diagnosis and transfer in User Need and AI Contribution. Explain why each step is justified.</w:t>
+        <w:t>11. Keep the project’s reason for using AI explicit</w:t>
+      </w:r>
+    </w:p>
+    <w:p>
+      <w:r>
+        <w:t>Every proposed feature needs a task and an evaluation plan.</w:t>
+      </w:r>
+    </w:p>
+    <w:p>
+      <w:pPr>
+        <w:pStyle w:val="Heading2"/>
+      </w:pPr>
+      <w:r>
+        <w:t>This week’s contribution</w:t>
       </w:r>
     </w:p>
     <w:p>
@@ -4401,7 +5059,1045 @@
       </w:pPr>
       <w:r>
         <w:rPr>
+          <w:b w:val="0"/>
+        </w:rPr>
+        <w:t>For the Verified Study Buddy, write the learner’s specific task, current difficulty, non-AI baseline, permitted corpus, proposed AI contribution and fallback. Separate deterministic lookup and validation from generated wording. Define what evidence would justify the added feature. Keep features that fail to add value out of the current scope; a smaller reliable tool can better serve the need.</w:t>
+      </w:r>
+    </w:p>
+    <w:p>
+      <w:pPr>
+        <w:spacing w:line="336" w:lineRule="auto" w:after="180"/>
+      </w:pPr>
+      <w:r>
+        <w:rPr>
+          <w:b w:val="0"/>
+        </w:rPr>
+        <w:t xml:space="preserve">For your Verified Study Buddy, save the </w:t>
+      </w:r>
+      <w:r>
+        <w:rPr>
           <w:b/>
+        </w:rPr>
+        <w:t>input</w:t>
+      </w:r>
+      <w:r>
+        <w:rPr>
+          <w:b w:val="0"/>
+        </w:rPr>
+        <w:t>, procedure, observed result and limitation of this check.</w:t>
+      </w:r>
+    </w:p>
+    <w:p>
+      <w:pPr>
+        <w:spacing w:line="336" w:lineRule="auto" w:after="180"/>
+      </w:pPr>
+      <w:r>
+        <w:rPr>
+          <w:b w:val="0"/>
+        </w:rPr>
+        <w:t>Label this worked example as practice; use a different, previously unreviewed case when checking independent understanding.</w:t>
+      </w:r>
+    </w:p>
+    <w:p>
+      <w:pPr>
+        <w:pStyle w:val="Heading2"/>
+      </w:pPr>
+      <w:r>
+        <w:t>Retain the checkpoint and human choice</w:t>
+      </w:r>
+    </w:p>
+    <w:p>
+      <w:pPr>
+        <w:spacing w:line="336" w:lineRule="auto" w:after="180"/>
+      </w:pPr>
+      <w:r>
+        <w:rPr>
+          <w:b w:val="0"/>
+        </w:rPr>
+        <w:t>THIS WEEK’S CHECKPOINT  Justify exactly which Study Buddy stage uses AI and which stages remain deterministic.</w:t>
+      </w:r>
+    </w:p>
+    <w:p>
+      <w:pPr>
+        <w:spacing w:line="336" w:lineRule="auto" w:after="180"/>
+      </w:pPr>
+      <w:r>
+        <w:rPr>
+          <w:b w:val="0"/>
+        </w:rPr>
+        <w:t xml:space="preserve">SYSTEM MAP  Learner </w:t>
+      </w:r>
+      <w:r>
+        <w:rPr>
+          <w:b/>
+        </w:rPr>
+        <w:t>need</w:t>
+      </w:r>
+      <w:r>
+        <w:rPr>
+          <w:b w:val="0"/>
+        </w:rPr>
+        <w:t xml:space="preserve"> → prompt/schema → approved sources/retrieval → model/tool → structured answer → verification → </w:t>
+      </w:r>
+      <w:r>
+        <w:rPr>
+          <w:b/>
+        </w:rPr>
+        <w:t>human decision</w:t>
+      </w:r>
+    </w:p>
+    <w:p>
+      <w:pPr>
+        <w:spacing w:line="336" w:lineRule="auto" w:after="180"/>
+      </w:pPr>
+      <w:r>
+        <w:rPr>
+          <w:b w:val="0"/>
+        </w:rPr>
+        <w:t>What will you add, change, or verify in the project this week?</w:t>
+      </w:r>
+    </w:p>
+    <w:p>
+      <w:pPr>
+        <w:pStyle w:val="Heading3"/>
+      </w:pPr>
+      <w:r>
+        <w:t>Write or draw your reasoning and evidence.</w:t>
+      </w:r>
+    </w:p>
+    <w:p>
+      <w:r>
+        <w:t>________________________________________________________________</w:t>
+      </w:r>
+    </w:p>
+    <w:p>
+      <w:r>
+        <w:t>________________________________________________________________</w:t>
+      </w:r>
+    </w:p>
+    <w:p>
+      <w:r>
+        <w:t>________________________________________________________________</w:t>
+      </w:r>
+    </w:p>
+    <w:p>
+      <w:r>
+        <w:t>________________________________________________________________</w:t>
+      </w:r>
+    </w:p>
+    <w:p>
+      <w:r>
+        <w:t>________________________________________________________________</w:t>
+      </w:r>
+    </w:p>
+    <w:p>
+      <w:pPr>
+        <w:spacing w:line="336" w:lineRule="auto" w:after="180"/>
+      </w:pPr>
+      <w:r>
+        <w:rPr>
+          <w:b w:val="0"/>
+        </w:rPr>
+        <w:t xml:space="preserve">What should remain under </w:t>
+      </w:r>
+      <w:r>
+        <w:rPr>
+          <w:b/>
+        </w:rPr>
+        <w:t>human control</w:t>
+      </w:r>
+      <w:r>
+        <w:rPr>
+          <w:b w:val="0"/>
+        </w:rPr>
+        <w:t>?</w:t>
+      </w:r>
+    </w:p>
+    <w:p>
+      <w:pPr>
+        <w:pStyle w:val="Heading3"/>
+      </w:pPr>
+      <w:r>
+        <w:t>Write or draw your reasoning and evidence.</w:t>
+      </w:r>
+    </w:p>
+    <w:p>
+      <w:r>
+        <w:t>________________________________________________________________</w:t>
+      </w:r>
+    </w:p>
+    <w:p>
+      <w:r>
+        <w:t>________________________________________________________________</w:t>
+      </w:r>
+    </w:p>
+    <w:p>
+      <w:r>
+        <w:t>________________________________________________________________</w:t>
+      </w:r>
+    </w:p>
+    <w:p>
+      <w:r>
+        <w:t>________________________________________________________________</w:t>
+      </w:r>
+    </w:p>
+    <w:p>
+      <w:r>
+        <w:t>________________________________________________________________</w:t>
+      </w:r>
+    </w:p>
+    <w:p>
+      <w:pPr>
+        <w:spacing w:line="336" w:lineRule="auto" w:after="180"/>
+      </w:pPr>
+      <w:r>
+        <w:rPr>
+          <w:b w:val="0"/>
+        </w:rPr>
+        <w:t xml:space="preserve">RESPONSIBLE DESIGN  Collect only necessary information. Show uncertainty and limits. Never confuse fluent </w:t>
+      </w:r>
+      <w:r>
+        <w:rPr>
+          <w:b/>
+        </w:rPr>
+        <w:t>output</w:t>
+      </w:r>
+      <w:r>
+        <w:rPr>
+          <w:b w:val="0"/>
+        </w:rPr>
+        <w:t xml:space="preserve"> with verified truth.</w:t>
+      </w:r>
+    </w:p>
+    <w:p>
+      <w:pPr>
+        <w:pStyle w:val="Heading2"/>
+      </w:pPr>
+      <w:r>
+        <w:t>Earlier wording, alternatives and picture transcripts · reference / check after trying</w:t>
+      </w:r>
+    </w:p>
+    <w:p>
+      <w:pPr>
+        <w:spacing w:line="336" w:lineRule="auto" w:after="180"/>
+      </w:pPr>
+      <w:r>
+        <w:rPr>
+          <w:b w:val="0"/>
+        </w:rPr>
+        <w:t>CUMULATIVE PROJECT</w:t>
+      </w:r>
+    </w:p>
+    <w:p>
+      <w:pPr>
+        <w:spacing w:line="336" w:lineRule="auto" w:after="180"/>
+      </w:pPr>
+      <w:r>
+        <w:rPr>
+          <w:b w:val="0"/>
+        </w:rPr>
+        <w:t>Verified Study Buddy</w:t>
+      </w:r>
+    </w:p>
+    <w:p>
+      <w:pPr>
+        <w:spacing w:line="336" w:lineRule="auto" w:after="180"/>
+      </w:pPr>
+      <w:r>
+        <w:rPr>
+          <w:b w:val="0"/>
+        </w:rPr>
+        <w:t>Every week adds one inspectable piece. The system must show how it reached a result.</w:t>
+      </w:r>
+    </w:p>
+    <w:p>
+      <w:r>
+        <w:drawing>
+          <wp:inline xmlns:a="http://schemas.openxmlformats.org/drawingml/2006/main" xmlns:pic="http://schemas.openxmlformats.org/drawingml/2006/picture">
+            <wp:extent cx="5486400" cy="1901952"/>
+            <wp:docPr id="21" name="Picture 21" descr="Book recommender connection for User, Need, and AI Contribution"/>
+            <wp:cNvGraphicFramePr>
+              <a:graphicFrameLocks noChangeAspect="1"/>
+            </wp:cNvGraphicFramePr>
+            <a:graphic>
+              <a:graphicData uri="http://schemas.openxmlformats.org/drawingml/2006/picture">
+                <pic:pic>
+                  <pic:nvPicPr>
+                    <pic:cNvPr id="0" name="fbb1fae792d30f03fd33a1d177d738523bbe6c8732d3696493235a5cf07acd85.png"/>
+                    <pic:cNvPicPr/>
+                  </pic:nvPicPr>
+                  <pic:blipFill>
+                    <a:blip r:embed="rId24"/>
+                    <a:stretch>
+                      <a:fillRect/>
+                    </a:stretch>
+                  </pic:blipFill>
+                  <pic:spPr>
+                    <a:xfrm>
+                      <a:off x="0" y="0"/>
+                      <a:ext cx="5486400" cy="1901952"/>
+                    </a:xfrm>
+                    <a:prstGeom prst="rect"/>
+                  </pic:spPr>
+                </pic:pic>
+              </a:graphicData>
+            </a:graphic>
+          </wp:inline>
+        </w:drawing>
+      </w:r>
+    </w:p>
+    <w:p>
+      <w:pPr>
+        <w:pStyle w:val="Heading3"/>
+      </w:pPr>
+      <w:r>
+        <w:t>Evidence for your project</w:t>
+      </w:r>
+    </w:p>
+    <w:p>
+      <w:pPr>
+        <w:pStyle w:val="Heading1"/>
+      </w:pPr>
+      <w:r>
+        <w:t>16. Finish: name the need, baseline and evidence of value</w:t>
+      </w:r>
+    </w:p>
+    <w:p>
+      <w:r>
+        <w:t>A plan must later be tested against the actual user task.</w:t>
+      </w:r>
+    </w:p>
+    <w:p>
+      <w:pPr>
+        <w:pStyle w:val="Heading2"/>
+      </w:pPr>
+      <w:r>
+        <w:t>Explain without notes</w:t>
+      </w:r>
+    </w:p>
+    <w:p>
+      <w:pPr>
+        <w:pStyle w:val="ListBullet"/>
+      </w:pPr>
+      <w:r>
+        <w:t>Close your notes. Explain this goal in your own words: Explain the mechanism and terminology of capstone requirements and corpus</w:t>
+      </w:r>
+    </w:p>
+    <w:p>
+      <w:pPr>
+        <w:pStyle w:val="Heading3"/>
+      </w:pPr>
+      <w:r>
+        <w:t>My deciding step, evidence and one remaining question</w:t>
+      </w:r>
+    </w:p>
+    <w:p>
+      <w:r>
+        <w:t>________________________________________________________________</w:t>
+      </w:r>
+    </w:p>
+    <w:p>
+      <w:r>
+        <w:t>________________________________________________________________</w:t>
+      </w:r>
+    </w:p>
+    <w:p>
+      <w:r>
+        <w:t>________________________________________________________________</w:t>
+      </w:r>
+    </w:p>
+    <w:p>
+      <w:r>
+        <w:t>________________________________________________________________</w:t>
+      </w:r>
+    </w:p>
+    <w:p>
+      <w:r>
+        <w:t>________________________________________________________________</w:t>
+      </w:r>
+    </w:p>
+    <w:p>
+      <w:pPr>
+        <w:pStyle w:val="Heading2"/>
+      </w:pPr>
+      <w:r>
+        <w:t>Plan a changed-case return</w:t>
+      </w:r>
+    </w:p>
+    <w:p>
+      <w:pPr>
+        <w:spacing w:line="336" w:lineRule="auto" w:after="180"/>
+      </w:pPr>
+      <w:r>
+        <w:rPr>
+          <w:b w:val="0"/>
+        </w:rPr>
+        <w:t xml:space="preserve">If you are unsure, return to the worked picture and explain one arrow. If you are ready, change an </w:t>
+      </w:r>
+      <w:r>
+        <w:rPr>
+          <w:b/>
+        </w:rPr>
+        <w:t>input</w:t>
+      </w:r>
+      <w:r>
+        <w:rPr>
+          <w:b w:val="0"/>
+        </w:rPr>
+        <w:t xml:space="preserve"> or assumption and justify your </w:t>
+      </w:r>
+      <w:r>
+        <w:rPr>
+          <w:b/>
+        </w:rPr>
+        <w:t>prediction</w:t>
+      </w:r>
+      <w:r>
+        <w:rPr>
+          <w:b w:val="0"/>
+        </w:rPr>
+        <w:t>.</w:t>
+      </w:r>
+    </w:p>
+    <w:p>
+      <w:pPr>
+        <w:spacing w:line="336" w:lineRule="auto" w:after="180"/>
+      </w:pPr>
+      <w:r>
+        <w:rPr>
+          <w:b w:val="0"/>
+        </w:rPr>
+        <w:t xml:space="preserve">Save your workbook </w:t>
+      </w:r>
+      <w:r>
+        <w:rPr>
+          <w:b/>
+        </w:rPr>
+        <w:t>evidence</w:t>
+      </w:r>
+      <w:r>
+        <w:rPr>
+          <w:b w:val="0"/>
+        </w:rPr>
+        <w:t>. At the next review, try a different case before opening your old answer.</w:t>
+      </w:r>
+    </w:p>
+    <w:p>
+      <w:pPr>
+        <w:pStyle w:val="Heading1"/>
+      </w:pPr>
+      <w:r>
+        <w:t>Reference bank and extra practice</w:t>
+      </w:r>
+    </w:p>
+    <w:p>
+      <w:pPr>
+        <w:pStyle w:val="Heading1"/>
+      </w:pPr>
+      <w:r>
+        <w:t>05. Your quick word guide</w:t>
+      </w:r>
+    </w:p>
+    <w:p>
+      <w:r>
+        <w:t>Use the words to explain a particular step, record or limit.</w:t>
+      </w:r>
+    </w:p>
+    <w:p>
+      <w:pPr>
+        <w:pStyle w:val="Heading2"/>
+      </w:pPr>
+      <w:r>
+        <w:t>Core vocabulary</w:t>
+      </w:r>
+    </w:p>
+    <w:tbl>
+      <w:tblPr>
+        <w:tblStyle w:val="LightShading-Accent1"/>
+        <w:tblW w:type="auto" w:w="0"/>
+        <w:tblLook w:firstColumn="1" w:firstRow="1" w:lastColumn="0" w:lastRow="0" w:noHBand="0" w:noVBand="1" w:val="04A0"/>
+      </w:tblPr>
+      <w:tblGrid>
+        <w:gridCol w:w="3408"/>
+        <w:gridCol w:w="3408"/>
+        <w:gridCol w:w="3408"/>
+      </w:tblGrid>
+      <w:tr>
+        <w:trPr>
+          <w:tblHeader/>
+        </w:trPr>
+        <w:tc>
+          <w:tcPr>
+            <w:tcW w:type="dxa" w:w="3408"/>
+          </w:tcPr>
+          <w:p>
+            <w:r>
+              <w:t>Word</w:t>
+            </w:r>
+          </w:p>
+        </w:tc>
+        <w:tc>
+          <w:tcPr>
+            <w:tcW w:type="dxa" w:w="3408"/>
+          </w:tcPr>
+          <w:p>
+            <w:r>
+              <w:t>My own example</w:t>
+            </w:r>
+          </w:p>
+        </w:tc>
+        <w:tc>
+          <w:tcPr>
+            <w:tcW w:type="dxa" w:w="3408"/>
+          </w:tcPr>
+          <w:p>
+            <w:r>
+              <w:t>Not this / boundary</w:t>
+            </w:r>
+          </w:p>
+        </w:tc>
+      </w:tr>
+      <w:tr>
+        <w:tc>
+          <w:tcPr>
+            <w:tcW w:type="dxa" w:w="3408"/>
+          </w:tcPr>
+          <w:p>
+            <w:r>
+              <w:t>user</w:t>
+            </w:r>
+          </w:p>
+        </w:tc>
+        <w:tc>
+          <w:tcPr>
+            <w:tcW w:type="dxa" w:w="3408"/>
+          </w:tcPr>
+          <w:p>
+            <w:r>
+              <w:t>The person who interacts with or relies on a system.</w:t>
+            </w:r>
+          </w:p>
+        </w:tc>
+        <w:tc>
+          <w:tcPr>
+            <w:tcW w:type="dxa" w:w="3408"/>
+          </w:tcPr>
+          <w:p>
+            <w:r/>
+          </w:p>
+        </w:tc>
+      </w:tr>
+      <w:tr>
+        <w:tc>
+          <w:tcPr>
+            <w:tcW w:type="dxa" w:w="3408"/>
+          </w:tcPr>
+          <w:p>
+            <w:r>
+              <w:t>need</w:t>
+            </w:r>
+          </w:p>
+        </w:tc>
+        <w:tc>
+          <w:tcPr>
+            <w:tcW w:type="dxa" w:w="3408"/>
+          </w:tcPr>
+          <w:p>
+            <w:r>
+              <w:t>A problem or desired outcome for the intended user.</w:t>
+            </w:r>
+          </w:p>
+        </w:tc>
+        <w:tc>
+          <w:tcPr>
+            <w:tcW w:type="dxa" w:w="3408"/>
+          </w:tcPr>
+          <w:p>
+            <w:r/>
+          </w:p>
+        </w:tc>
+      </w:tr>
+      <w:tr>
+        <w:tc>
+          <w:tcPr>
+            <w:tcW w:type="dxa" w:w="3408"/>
+          </w:tcPr>
+          <w:p>
+            <w:r>
+              <w:t>AI contribution</w:t>
+            </w:r>
+          </w:p>
+        </w:tc>
+        <w:tc>
+          <w:tcPr>
+            <w:tcW w:type="dxa" w:w="3408"/>
+          </w:tcPr>
+          <w:p>
+            <w:r>
+              <w:t>The specific part of a task an AI system is intended to help perform.</w:t>
+            </w:r>
+          </w:p>
+        </w:tc>
+        <w:tc>
+          <w:tcPr>
+            <w:tcW w:type="dxa" w:w="3408"/>
+          </w:tcPr>
+          <w:p>
+            <w:r/>
+          </w:p>
+        </w:tc>
+      </w:tr>
+      <w:tr>
+        <w:tc>
+          <w:tcPr>
+            <w:tcW w:type="dxa" w:w="3408"/>
+          </w:tcPr>
+          <w:p>
+            <w:r>
+              <w:t>simpler alternative</w:t>
+            </w:r>
+          </w:p>
+        </w:tc>
+        <w:tc>
+          <w:tcPr>
+            <w:tcW w:type="dxa" w:w="3408"/>
+          </w:tcPr>
+          <w:p>
+            <w:r>
+              <w:t>A less complex approach that may meet the same user need with fewer resources or risks.</w:t>
+            </w:r>
+          </w:p>
+        </w:tc>
+        <w:tc>
+          <w:tcPr>
+            <w:tcW w:type="dxa" w:w="3408"/>
+          </w:tcPr>
+          <w:p>
+            <w:r/>
+          </w:p>
+        </w:tc>
+      </w:tr>
+    </w:tbl>
+    <w:p>
+      <w:pPr>
+        <w:pStyle w:val="Heading2"/>
+      </w:pPr>
+      <w:r>
+        <w:t>Terms for the connected explanation</w:t>
+      </w:r>
+    </w:p>
+    <w:tbl>
+      <w:tblPr>
+        <w:tblStyle w:val="LightShading-Accent1"/>
+        <w:tblW w:type="auto" w:w="0"/>
+        <w:tblLook w:firstColumn="1" w:firstRow="1" w:lastColumn="0" w:lastRow="0" w:noHBand="0" w:noVBand="1" w:val="04A0"/>
+      </w:tblPr>
+      <w:tblGrid>
+        <w:gridCol w:w="5112"/>
+        <w:gridCol w:w="5112"/>
+      </w:tblGrid>
+      <w:tr>
+        <w:trPr>
+          <w:tblHeader/>
+        </w:trPr>
+        <w:tc>
+          <w:tcPr>
+            <w:tcW w:type="dxa" w:w="5112"/>
+          </w:tcPr>
+          <w:p>
+            <w:r>
+              <w:t>Word</w:t>
+            </w:r>
+          </w:p>
+        </w:tc>
+        <w:tc>
+          <w:tcPr>
+            <w:tcW w:type="dxa" w:w="5112"/>
+          </w:tcPr>
+          <w:p>
+            <w:r>
+              <w:t>Meaning</w:t>
+            </w:r>
+          </w:p>
+        </w:tc>
+      </w:tr>
+      <w:tr>
+        <w:tc>
+          <w:tcPr>
+            <w:tcW w:type="dxa" w:w="5112"/>
+          </w:tcPr>
+          <w:p>
+            <w:r>
+              <w:t>Requirement</w:t>
+            </w:r>
+          </w:p>
+        </w:tc>
+        <w:tc>
+          <w:tcPr>
+            <w:tcW w:type="dxa" w:w="5112"/>
+          </w:tcPr>
+          <w:p>
+            <w:r>
+              <w:t>A declared user-visible condition the system must satisfy</w:t>
+            </w:r>
+          </w:p>
+        </w:tc>
+      </w:tr>
+      <w:tr>
+        <w:tc>
+          <w:tcPr>
+            <w:tcW w:type="dxa" w:w="5112"/>
+          </w:tcPr>
+          <w:p>
+            <w:r>
+              <w:t>Corpus manifest</w:t>
+            </w:r>
+          </w:p>
+        </w:tc>
+        <w:tc>
+          <w:tcPr>
+            <w:tcW w:type="dxa" w:w="5112"/>
+          </w:tcPr>
+          <w:p>
+            <w:r>
+              <w:t>An inventory of source IDs, versions and access roles</w:t>
+            </w:r>
+          </w:p>
+        </w:tc>
+      </w:tr>
+      <w:tr>
+        <w:tc>
+          <w:tcPr>
+            <w:tcW w:type="dxa" w:w="5112"/>
+          </w:tcPr>
+          <w:p>
+            <w:r>
+              <w:t>Baseline procedure</w:t>
+            </w:r>
+          </w:p>
+        </w:tc>
+        <w:tc>
+          <w:tcPr>
+            <w:tcW w:type="dxa" w:w="5112"/>
+          </w:tcPr>
+          <w:p>
+            <w:r>
+              <w:t>A credible reference process on the same task</w:t>
+            </w:r>
+          </w:p>
+        </w:tc>
+      </w:tr>
+    </w:tbl>
+    <w:p>
+      <w:pPr>
+        <w:pStyle w:val="Heading2"/>
+      </w:pPr>
+      <w:r>
+        <w:t>Earlier wording, alternatives and picture transcripts · reference / check after trying</w:t>
+      </w:r>
+    </w:p>
+    <w:p>
+      <w:pPr>
+        <w:spacing w:line="336" w:lineRule="auto" w:after="180"/>
+      </w:pPr>
+      <w:r>
+        <w:rPr>
+          <w:b w:val="0"/>
+        </w:rPr>
+        <w:t>VOCABULARY LAB</w:t>
+      </w:r>
+    </w:p>
+    <w:p>
+      <w:pPr>
+        <w:spacing w:line="336" w:lineRule="auto" w:after="180"/>
+      </w:pPr>
+      <w:r>
+        <w:rPr>
+          <w:b w:val="0"/>
+        </w:rPr>
+        <w:t>Words You Can Use to Reason</w:t>
+      </w:r>
+    </w:p>
+    <w:p>
+      <w:pPr>
+        <w:spacing w:line="336" w:lineRule="auto" w:after="180"/>
+      </w:pPr>
+      <w:r>
+        <w:rPr>
+          <w:b w:val="0"/>
+        </w:rPr>
+        <w:t>A definition matters when you can recognize the idea, use it, and contrast it with a near-miss.</w:t>
+      </w:r>
+    </w:p>
+    <w:p>
+      <w:r>
+        <w:drawing>
+          <wp:inline xmlns:a="http://schemas.openxmlformats.org/drawingml/2006/main" xmlns:pic="http://schemas.openxmlformats.org/drawingml/2006/picture">
+            <wp:extent cx="5486400" cy="3200400"/>
+            <wp:docPr id="22" name="Picture 22" descr="Vocabulary badge: user"/>
+            <wp:cNvGraphicFramePr>
+              <a:graphicFrameLocks noChangeAspect="1"/>
+            </wp:cNvGraphicFramePr>
+            <a:graphic>
+              <a:graphicData uri="http://schemas.openxmlformats.org/drawingml/2006/picture">
+                <pic:pic>
+                  <pic:nvPicPr>
+                    <pic:cNvPr id="0" name="46b4dcff9016b67ecab4084a1eb96bf315f838f349706fa8354953e015b16d27.png"/>
+                    <pic:cNvPicPr/>
+                  </pic:nvPicPr>
+                  <pic:blipFill>
+                    <a:blip r:embed="rId25"/>
+                    <a:stretch>
+                      <a:fillRect/>
+                    </a:stretch>
+                  </pic:blipFill>
+                  <pic:spPr>
+                    <a:xfrm>
+                      <a:off x="0" y="0"/>
+                      <a:ext cx="5486400" cy="3200400"/>
+                    </a:xfrm>
+                    <a:prstGeom prst="rect"/>
+                  </pic:spPr>
+                </pic:pic>
+              </a:graphicData>
+            </a:graphic>
+          </wp:inline>
+        </w:drawing>
+      </w:r>
+    </w:p>
+    <w:p>
+      <w:r>
+        <w:drawing>
+          <wp:inline xmlns:a="http://schemas.openxmlformats.org/drawingml/2006/main" xmlns:pic="http://schemas.openxmlformats.org/drawingml/2006/picture">
+            <wp:extent cx="5486400" cy="3200400"/>
+            <wp:docPr id="23" name="Picture 23" descr="Vocabulary badge: need"/>
+            <wp:cNvGraphicFramePr>
+              <a:graphicFrameLocks noChangeAspect="1"/>
+            </wp:cNvGraphicFramePr>
+            <a:graphic>
+              <a:graphicData uri="http://schemas.openxmlformats.org/drawingml/2006/picture">
+                <pic:pic>
+                  <pic:nvPicPr>
+                    <pic:cNvPr id="0" name="c1865369fe3919c522e49644fec595a29582f504761f9323557bc00a32c69229.png"/>
+                    <pic:cNvPicPr/>
+                  </pic:nvPicPr>
+                  <pic:blipFill>
+                    <a:blip r:embed="rId26"/>
+                    <a:stretch>
+                      <a:fillRect/>
+                    </a:stretch>
+                  </pic:blipFill>
+                  <pic:spPr>
+                    <a:xfrm>
+                      <a:off x="0" y="0"/>
+                      <a:ext cx="5486400" cy="3200400"/>
+                    </a:xfrm>
+                    <a:prstGeom prst="rect"/>
+                  </pic:spPr>
+                </pic:pic>
+              </a:graphicData>
+            </a:graphic>
+          </wp:inline>
+        </w:drawing>
+      </w:r>
+    </w:p>
+    <w:p>
+      <w:r>
+        <w:drawing>
+          <wp:inline xmlns:a="http://schemas.openxmlformats.org/drawingml/2006/main" xmlns:pic="http://schemas.openxmlformats.org/drawingml/2006/picture">
+            <wp:extent cx="5486400" cy="3200400"/>
+            <wp:docPr id="24" name="Picture 24" descr="Vocabulary badge: AI contribution"/>
+            <wp:cNvGraphicFramePr>
+              <a:graphicFrameLocks noChangeAspect="1"/>
+            </wp:cNvGraphicFramePr>
+            <a:graphic>
+              <a:graphicData uri="http://schemas.openxmlformats.org/drawingml/2006/picture">
+                <pic:pic>
+                  <pic:nvPicPr>
+                    <pic:cNvPr id="0" name="4d819aeef77d5133aaf2ec7fefb35d80c76c2287075c3def81cbb875c0f4b9f0.png"/>
+                    <pic:cNvPicPr/>
+                  </pic:nvPicPr>
+                  <pic:blipFill>
+                    <a:blip r:embed="rId27"/>
+                    <a:stretch>
+                      <a:fillRect/>
+                    </a:stretch>
+                  </pic:blipFill>
+                  <pic:spPr>
+                    <a:xfrm>
+                      <a:off x="0" y="0"/>
+                      <a:ext cx="5486400" cy="3200400"/>
+                    </a:xfrm>
+                    <a:prstGeom prst="rect"/>
+                  </pic:spPr>
+                </pic:pic>
+              </a:graphicData>
+            </a:graphic>
+          </wp:inline>
+        </w:drawing>
+      </w:r>
+    </w:p>
+    <w:p>
+      <w:r>
+        <w:drawing>
+          <wp:inline xmlns:a="http://schemas.openxmlformats.org/drawingml/2006/main" xmlns:pic="http://schemas.openxmlformats.org/drawingml/2006/picture">
+            <wp:extent cx="5486400" cy="3200400"/>
+            <wp:docPr id="25" name="Picture 25" descr="Vocabulary badge: simpler alternative"/>
+            <wp:cNvGraphicFramePr>
+              <a:graphicFrameLocks noChangeAspect="1"/>
+            </wp:cNvGraphicFramePr>
+            <a:graphic>
+              <a:graphicData uri="http://schemas.openxmlformats.org/drawingml/2006/picture">
+                <pic:pic>
+                  <pic:nvPicPr>
+                    <pic:cNvPr id="0" name="eacf01a5b74dd205801846651316b05b6b81a9ca4595859dba182491350b9897.png"/>
+                    <pic:cNvPicPr/>
+                  </pic:nvPicPr>
+                  <pic:blipFill>
+                    <a:blip r:embed="rId28"/>
+                    <a:stretch>
+                      <a:fillRect/>
+                    </a:stretch>
+                  </pic:blipFill>
+                  <pic:spPr>
+                    <a:xfrm>
+                      <a:off x="0" y="0"/>
+                      <a:ext cx="5486400" cy="3200400"/>
+                    </a:xfrm>
+                    <a:prstGeom prst="rect"/>
+                  </pic:spPr>
+                </pic:pic>
+              </a:graphicData>
+            </a:graphic>
+          </wp:inline>
+        </w:drawing>
+      </w:r>
+    </w:p>
+    <w:p>
+      <w:pPr>
+        <w:pStyle w:val="Heading3"/>
+      </w:pPr>
+      <w:r>
+        <w:t>Words used in the closer explanation</w:t>
+      </w:r>
+    </w:p>
+    <w:p>
+      <w:pPr>
+        <w:pStyle w:val="Heading1"/>
+      </w:pPr>
+      <w:r>
+        <w:t>10. Choose a stronger thinking challenge</w:t>
+      </w:r>
+    </w:p>
+    <w:p>
+      <w:r>
+        <w:t>Choose the next useful challenge rather than treating the whole ladder as compulsory.</w:t>
+      </w:r>
+    </w:p>
+    <w:p>
+      <w:pPr>
+        <w:pStyle w:val="Heading2"/>
+      </w:pPr>
+      <w:r>
+        <w:t>Pick your next step</w:t>
+      </w:r>
+    </w:p>
+    <w:p>
+      <w:pPr>
+        <w:pStyle w:val="ListBullet"/>
+      </w:pPr>
+      <w:r>
+        <w:t>1 • NAME: Define the concept without repeating the textbook.</w:t>
+      </w:r>
+    </w:p>
+    <w:p>
+      <w:pPr>
+        <w:pStyle w:val="ListBullet"/>
+      </w:pPr>
+      <w:r>
+        <w:t>2 • TRACE: Show the information, state, branch, calculation, or evidence path.</w:t>
+      </w:r>
+    </w:p>
+    <w:p>
+      <w:pPr>
+        <w:pStyle w:val="ListBullet"/>
+      </w:pPr>
+      <w:r>
+        <w:t>3 • APPLY: Solve a different example independently.</w:t>
+      </w:r>
+    </w:p>
+    <w:p>
+      <w:pPr>
+        <w:pStyle w:val="ListBullet"/>
+      </w:pPr>
+      <w:r>
+        <w:t>4 • CHALLENGE: Find a boundary case, counterexample, or unfair outcome.</w:t>
+      </w:r>
+    </w:p>
+    <w:p>
+      <w:pPr>
+        <w:pStyle w:val="ListBullet"/>
+      </w:pPr>
+      <w:r>
+        <w:t>5 • EXPLAIN LIMITS: Say when the result should not be trusted or used alone.</w:t>
+      </w:r>
+    </w:p>
+    <w:p>
+      <w:pPr>
+        <w:pStyle w:val="ListBullet"/>
+      </w:pPr>
+      <w:r>
+        <w:t>My strongest evidence of independent understanding:</w:t>
+      </w:r>
+    </w:p>
+    <w:p>
+      <w:pPr>
+        <w:pStyle w:val="Heading3"/>
+      </w:pPr>
+      <w:r>
+        <w:t>Write or draw your reasoning and evidence.</w:t>
+      </w:r>
+    </w:p>
+    <w:p>
+      <w:r>
+        <w:t>________________________________________________________________</w:t>
+      </w:r>
+    </w:p>
+    <w:p>
+      <w:r>
+        <w:t>________________________________________________________________</w:t>
+      </w:r>
+    </w:p>
+    <w:p>
+      <w:r>
+        <w:t>________________________________________________________________</w:t>
+      </w:r>
+    </w:p>
+    <w:p>
+      <w:r>
+        <w:t>________________________________________________________________</w:t>
+      </w:r>
+    </w:p>
+    <w:p>
+      <w:r>
+        <w:t>________________________________________________________________</w:t>
+      </w:r>
+    </w:p>
+    <w:p>
+      <w:pPr>
+        <w:pStyle w:val="Heading2"/>
+      </w:pPr>
+      <w:r>
+        <w:t>Earlier wording, alternatives and picture transcripts · reference / check after trying</w:t>
+      </w:r>
+    </w:p>
+    <w:p>
+      <w:pPr>
+        <w:spacing w:line="336" w:lineRule="auto" w:after="180"/>
+      </w:pPr>
+      <w:r>
+        <w:rPr>
+          <w:b w:val="0"/>
         </w:rPr>
         <w:t>MASTERY</w:t>
       </w:r>
@@ -4445,7 +6141,7 @@
         <w:drawing>
           <wp:inline xmlns:a="http://schemas.openxmlformats.org/drawingml/2006/main" xmlns:pic="http://schemas.openxmlformats.org/drawingml/2006/picture">
             <wp:extent cx="5486400" cy="1719072"/>
-            <wp:docPr id="19" name="Picture 19" descr="Mastery ladder for User, Need, and AI Contribution"/>
+            <wp:docPr id="26" name="Picture 26" descr="Mastery ladder for User, Need, and AI Contribution"/>
             <wp:cNvGraphicFramePr>
               <a:graphicFrameLocks noChangeAspect="1"/>
             </wp:cNvGraphicFramePr>
@@ -4457,7 +6153,7 @@
                     <pic:cNvPicPr/>
                   </pic:nvPicPr>
                   <pic:blipFill>
-                    <a:blip r:embed="rId26"/>
+                    <a:blip r:embed="rId29"/>
                     <a:stretch>
                       <a:fillRect/>
                     </a:stretch>
@@ -4478,13 +6174,164 @@
     </w:p>
     <w:p>
       <w:pPr>
+        <w:pStyle w:val="Heading1"/>
+      </w:pPr>
+      <w:r>
+        <w:t>12. Reference: check your explanation</w:t>
+      </w:r>
+    </w:p>
+    <w:p>
+      <w:r>
+        <w:t>Use after practice. Scope the equipment assistant independently is the selected independent case.</w:t>
+      </w:r>
+    </w:p>
+    <w:p>
+      <w:pPr>
+        <w:pStyle w:val="Heading2"/>
+      </w:pPr>
+      <w:r>
+        <w:t>Check the evidence and its limit</w:t>
+      </w:r>
+    </w:p>
+    <w:p>
+      <w:pPr>
+        <w:pStyle w:val="ListBullet"/>
+      </w:pPr>
+      <w:r>
+        <w:t>1. My fresh example, trace, calculation, or design:</w:t>
+      </w:r>
+    </w:p>
+    <w:p>
+      <w:pPr>
+        <w:pStyle w:val="Heading3"/>
+      </w:pPr>
+      <w:r>
+        <w:t>Write or draw your reasoning and evidence.</w:t>
+      </w:r>
+    </w:p>
+    <w:p>
+      <w:r>
+        <w:t>________________________________________________________________</w:t>
+      </w:r>
+    </w:p>
+    <w:p>
+      <w:r>
+        <w:t>________________________________________________________________</w:t>
+      </w:r>
+    </w:p>
+    <w:p>
+      <w:r>
+        <w:t>________________________________________________________________</w:t>
+      </w:r>
+    </w:p>
+    <w:p>
+      <w:r>
+        <w:t>________________________________________________________________</w:t>
+      </w:r>
+    </w:p>
+    <w:p>
+      <w:r>
+        <w:t>________________________________________________________________</w:t>
+      </w:r>
+    </w:p>
+    <w:p>
+      <w:pPr>
+        <w:pStyle w:val="ListBullet"/>
+      </w:pPr>
+      <w:r>
+        <w:t>2. My evidence that it works (include a boundary or missing-data case):</w:t>
+      </w:r>
+    </w:p>
+    <w:p>
+      <w:pPr>
+        <w:pStyle w:val="Heading3"/>
+      </w:pPr>
+      <w:r>
+        <w:t>Write or draw your reasoning and evidence.</w:t>
+      </w:r>
+    </w:p>
+    <w:p>
+      <w:r>
+        <w:t>________________________________________________________________</w:t>
+      </w:r>
+    </w:p>
+    <w:p>
+      <w:r>
+        <w:t>________________________________________________________________</w:t>
+      </w:r>
+    </w:p>
+    <w:p>
+      <w:r>
+        <w:t>________________________________________________________________</w:t>
+      </w:r>
+    </w:p>
+    <w:p>
+      <w:r>
+        <w:t>________________________________________________________________</w:t>
+      </w:r>
+    </w:p>
+    <w:p>
+      <w:r>
+        <w:t>________________________________________________________________</w:t>
+      </w:r>
+    </w:p>
+    <w:p>
+      <w:pPr>
+        <w:pStyle w:val="ListBullet"/>
+      </w:pPr>
+      <w:r>
+        <w:t>3. One limitation, fairness concern, or situation needing human review:</w:t>
+      </w:r>
+    </w:p>
+    <w:p>
+      <w:pPr>
+        <w:pStyle w:val="Heading2"/>
+      </w:pPr>
+      <w:r>
+        <w:t>Self-check and record</w:t>
+      </w:r>
+    </w:p>
+    <w:p>
+      <w:pPr>
         <w:spacing w:line="336" w:lineRule="auto" w:after="180"/>
       </w:pPr>
       <w:r>
         <w:rPr>
           <w:b w:val="0"/>
         </w:rPr>
-        <w:t>1 • NAME: Define the concept without repeating the textbook.</w:t>
+        <w:t xml:space="preserve">SELF-CHECK  □ I explained the </w:t>
+      </w:r>
+      <w:r>
+        <w:rPr>
+          <w:b/>
+        </w:rPr>
+        <w:t>mechanism</w:t>
+      </w:r>
+      <w:r>
+        <w:rPr>
+          <w:b w:val="0"/>
+        </w:rPr>
+        <w:t xml:space="preserve">  □ I used </w:t>
+      </w:r>
+      <w:r>
+        <w:rPr>
+          <w:b/>
+        </w:rPr>
+        <w:t>evidence</w:t>
+      </w:r>
+      <w:r>
+        <w:rPr>
+          <w:b w:val="0"/>
+        </w:rPr>
+        <w:t xml:space="preserve">  □ I tested a fresh case  □ I named a limitation  □ I can answer ‘why?’</w:t>
+      </w:r>
+    </w:p>
+    <w:p>
+      <w:pPr>
+        <w:pStyle w:val="Heading2"/>
+      </w:pPr>
+      <w:r>
+        <w:t>Earlier wording, alternatives and picture transcripts · reference / check after trying</w:t>
       </w:r>
     </w:p>
     <w:p>
@@ -4495,19 +6342,18 @@
         <w:rPr>
           <w:b w:val="0"/>
         </w:rPr>
-        <w:t xml:space="preserve">2 • TRACE: Show the information, state, branch, calculation, or </w:t>
-      </w:r>
-      <w:r>
-        <w:rPr>
-          <w:b/>
-        </w:rPr>
-        <w:t>evidence</w:t>
-      </w:r>
+        <w:t>INDEPENDENT MASTERY PROOF</w:t>
+      </w:r>
+    </w:p>
+    <w:p>
+      <w:pPr>
+        <w:spacing w:line="336" w:lineRule="auto" w:after="180"/>
+      </w:pPr>
       <w:r>
         <w:rPr>
           <w:b w:val="0"/>
         </w:rPr>
-        <w:t xml:space="preserve"> path.</w:t>
+        <w:t>Checklist for explaining this week’s idea</w:t>
       </w:r>
     </w:p>
     <w:p>
@@ -4518,131 +6364,7 @@
         <w:rPr>
           <w:b w:val="0"/>
         </w:rPr>
-        <w:t>3 • APPLY: Solve a different example independently.</w:t>
-      </w:r>
-    </w:p>
-    <w:p>
-      <w:pPr>
-        <w:spacing w:line="336" w:lineRule="auto" w:after="180"/>
-      </w:pPr>
-      <w:r>
-        <w:rPr>
-          <w:b w:val="0"/>
-        </w:rPr>
-        <w:t>4 • CHALLENGE: Find a boundary case, counterexample, or unfair outcome.</w:t>
-      </w:r>
-    </w:p>
-    <w:p>
-      <w:pPr>
-        <w:spacing w:line="336" w:lineRule="auto" w:after="180"/>
-      </w:pPr>
-      <w:r>
-        <w:rPr>
-          <w:b w:val="0"/>
-        </w:rPr>
-        <w:t>5 • EXPLAIN LIMITS: Say when the result should not be trusted or used alone.</w:t>
-      </w:r>
-    </w:p>
-    <w:p>
-      <w:pPr>
-        <w:spacing w:line="336" w:lineRule="auto" w:after="180"/>
-      </w:pPr>
-      <w:r>
-        <w:rPr>
-          <w:b w:val="0"/>
-        </w:rPr>
-        <w:t xml:space="preserve">My strongest </w:t>
-      </w:r>
-      <w:r>
-        <w:rPr>
-          <w:b/>
-        </w:rPr>
-        <w:t>evidence</w:t>
-      </w:r>
-      <w:r>
-        <w:rPr>
-          <w:b w:val="0"/>
-        </w:rPr>
-        <w:t xml:space="preserve"> of independent understanding:</w:t>
-      </w:r>
-    </w:p>
-    <w:p>
-      <w:pPr>
-        <w:pStyle w:val="Heading3"/>
-      </w:pPr>
-      <w:r>
-        <w:t>Write or draw your reasoning and evidence.</w:t>
-      </w:r>
-    </w:p>
-    <w:p>
-      <w:r>
-        <w:t>________________________________________________________________</w:t>
-      </w:r>
-    </w:p>
-    <w:p>
-      <w:r>
-        <w:t>________________________________________________________________</w:t>
-      </w:r>
-    </w:p>
-    <w:p>
-      <w:r>
-        <w:t>________________________________________________________________</w:t>
-      </w:r>
-    </w:p>
-    <w:p>
-      <w:r>
-        <w:t>________________________________________________________________</w:t>
-      </w:r>
-    </w:p>
-    <w:p>
-      <w:r>
-        <w:t>________________________________________________________________</w:t>
-      </w:r>
-    </w:p>
-    <w:p>
-      <w:pPr>
-        <w:pStyle w:val="Heading1"/>
-      </w:pPr>
-      <w:r>
-        <w:t>11. Connect your project</w:t>
-      </w:r>
-    </w:p>
-    <w:p>
-      <w:r>
-        <w:t>Apply this week’s idea to Verified Study Buddy. Keep an annotated decision and the evidence supporting it.</w:t>
-      </w:r>
-    </w:p>
-    <w:p>
-      <w:pPr>
-        <w:spacing w:line="336" w:lineRule="auto" w:after="180"/>
-      </w:pPr>
-      <w:r>
-        <w:rPr>
-          <w:b/>
-        </w:rPr>
-        <w:t>CUMULATIVE PROJECT</w:t>
-      </w:r>
-    </w:p>
-    <w:p>
-      <w:pPr>
-        <w:spacing w:line="336" w:lineRule="auto" w:after="180"/>
-      </w:pPr>
-      <w:r>
-        <w:rPr>
-          <w:b w:val="0"/>
-        </w:rPr>
-        <w:t>Verified Study Buddy</w:t>
-      </w:r>
-    </w:p>
-    <w:p>
-      <w:pPr>
-        <w:spacing w:line="336" w:lineRule="auto" w:after="180"/>
-      </w:pPr>
-      <w:r>
-        <w:rPr>
-          <w:b w:val="0"/>
-        </w:rPr>
-        <w:t>Every week adds one inspectable piece. The system must show how it reached a result.</w:t>
+        <w:t>Use after practice. Scope the equipment assistant independently is the selected independent case.</w:t>
       </w:r>
     </w:p>
     <w:p>
@@ -4650,7 +6372,7 @@
         <w:drawing>
           <wp:inline xmlns:a="http://schemas.openxmlformats.org/drawingml/2006/main" xmlns:pic="http://schemas.openxmlformats.org/drawingml/2006/picture">
             <wp:extent cx="5486400" cy="1901952"/>
-            <wp:docPr id="20" name="Picture 20" descr="Book recommender connection for User, Need, and AI Contribution"/>
+            <wp:docPr id="27" name="Picture 27" descr="Independent proof graphic for User, Need, and AI Contribution"/>
             <wp:cNvGraphicFramePr>
               <a:graphicFrameLocks noChangeAspect="1"/>
             </wp:cNvGraphicFramePr>
@@ -4658,11 +6380,11 @@
               <a:graphicData uri="http://schemas.openxmlformats.org/drawingml/2006/picture">
                 <pic:pic>
                   <pic:nvPicPr>
-                    <pic:cNvPr id="0" name="fbb1fae792d30f03fd33a1d177d738523bbe6c8732d3696493235a5cf07acd85.png"/>
+                    <pic:cNvPr id="0" name="b9d40dcf5fb748447eeef03aceb1652765cdd5c4b2117590788df3d1767bdccc.png"/>
                     <pic:cNvPicPr/>
                   </pic:nvPicPr>
                   <pic:blipFill>
-                    <a:blip r:embed="rId27"/>
+                    <a:blip r:embed="rId30"/>
                     <a:stretch>
                       <a:fillRect/>
                     </a:stretch>
@@ -4689,7 +6411,7 @@
         <w:rPr>
           <w:b w:val="0"/>
         </w:rPr>
-        <w:t>THIS WEEK’S CHECKPOINT  Justify exactly which Study Buddy stage uses AI and which stages remain deterministic.</w:t>
+        <w:t>EXPLANATION CHECK  Require eligible evidence, a non-AI baseline, missing-evidence behavior and no invented performance result.</w:t>
       </w:r>
     </w:p>
     <w:p>
@@ -4697,19 +6419,75 @@
         <w:pStyle w:val="Heading3"/>
       </w:pPr>
       <w:r>
-        <w:t>Trace the system</w:t>
+        <w:t>Write or draw your reasoning and evidence.</w:t>
+      </w:r>
+    </w:p>
+    <w:p>
+      <w:r>
+        <w:t>________________________________________________________________</w:t>
+      </w:r>
+    </w:p>
+    <w:p>
+      <w:r>
+        <w:t>________________________________________________________________</w:t>
+      </w:r>
+    </w:p>
+    <w:p>
+      <w:r>
+        <w:t>________________________________________________________________</w:t>
+      </w:r>
+    </w:p>
+    <w:p>
+      <w:r>
+        <w:t>________________________________________________________________</w:t>
+      </w:r>
+    </w:p>
+    <w:p>
+      <w:r>
+        <w:t>________________________________________________________________</w:t>
+      </w:r>
+    </w:p>
+    <w:p>
+      <w:pPr>
+        <w:pStyle w:val="Heading1"/>
+      </w:pPr>
+      <w:r>
+        <w:t>13. Extra practice: Choose a narrow, testable contribution</w:t>
+      </w:r>
+    </w:p>
+    <w:p>
+      <w:r>
+        <w:t>Try the question before opening its worked explanation.</w:t>
+      </w:r>
+    </w:p>
+    <w:p>
+      <w:pPr>
+        <w:pStyle w:val="Heading2"/>
+      </w:pPr>
+      <w:r>
+        <w:t>Read the supplied case and question</w:t>
       </w:r>
     </w:p>
     <w:p>
       <w:pPr>
         <w:spacing w:line="336" w:lineRule="auto" w:after="180"/>
-        <w:shd w:fill="EDF7F3"/>
       </w:pPr>
       <w:r>
         <w:rPr>
           <w:b w:val="0"/>
         </w:rPr>
-        <w:t xml:space="preserve">SYSTEM MAP  Learner </w:t>
+        <w:t>Learners struggle to locate definitions in an approved chapter; a proposed chatbot answers everything.</w:t>
+      </w:r>
+    </w:p>
+    <w:p>
+      <w:pPr>
+        <w:spacing w:line="336" w:lineRule="auto" w:after="180"/>
+      </w:pPr>
+      <w:r>
+        <w:rPr>
+          <w:b w:val="0"/>
+        </w:rPr>
+        <w:t xml:space="preserve">Narrow the </w:t>
       </w:r>
       <w:r>
         <w:rPr>
@@ -4721,697 +6499,87 @@
         <w:rPr>
           <w:b w:val="0"/>
         </w:rPr>
-        <w:t xml:space="preserve"> → prompt/schema → approved sources/retrieval → model/tool → structured answer → verification → </w:t>
+        <w:t xml:space="preserve"> and </w:t>
       </w:r>
       <w:r>
         <w:rPr>
           <w:b/>
         </w:rPr>
-        <w:t>human decision</w:t>
+        <w:t>AI contribution</w:t>
+      </w:r>
+      <w:r>
+        <w:rPr>
+          <w:b w:val="0"/>
+        </w:rPr>
+        <w:t>.</w:t>
+      </w:r>
+    </w:p>
+    <w:p>
+      <w:pPr>
+        <w:pStyle w:val="Heading2"/>
+      </w:pPr>
+      <w:r>
+        <w:t>Your explanation</w:t>
+      </w:r>
+    </w:p>
+    <w:p>
+      <w:pPr>
+        <w:pStyle w:val="ListBullet"/>
+      </w:pPr>
+      <w:r>
+        <w:t>Which detail supports the answer, and why does it matter?</w:t>
+      </w:r>
+    </w:p>
+    <w:p>
+      <w:pPr>
+        <w:pStyle w:val="Heading3"/>
+      </w:pPr>
+      <w:r>
+        <w:t>Write or draw your reasoning and evidence.</w:t>
+      </w:r>
+    </w:p>
+    <w:p>
+      <w:r>
+        <w:t>________________________________________________________________</w:t>
+      </w:r>
+    </w:p>
+    <w:p>
+      <w:r>
+        <w:t>________________________________________________________________</w:t>
+      </w:r>
+    </w:p>
+    <w:p>
+      <w:r>
+        <w:t>________________________________________________________________</w:t>
+      </w:r>
+    </w:p>
+    <w:p>
+      <w:r>
+        <w:t>________________________________________________________________</w:t>
+      </w:r>
+    </w:p>
+    <w:p>
+      <w:r>
+        <w:t>________________________________________________________________</w:t>
+      </w:r>
+    </w:p>
+    <w:p>
+      <w:pPr>
+        <w:pStyle w:val="Heading2"/>
+      </w:pPr>
+      <w:r>
+        <w:t>Check after trying · reference / check after trying</w:t>
       </w:r>
     </w:p>
     <w:p>
       <w:pPr>
         <w:spacing w:line="336" w:lineRule="auto" w:after="180"/>
-        <w:shd w:fill="F5F1FB"/>
       </w:pPr>
       <w:r>
         <w:rPr>
           <w:b w:val="0"/>
         </w:rPr>
-        <w:t>What will you add, change, or verify in the project this week?</w:t>
-      </w:r>
-    </w:p>
-    <w:p>
-      <w:pPr>
-        <w:pStyle w:val="Heading3"/>
-      </w:pPr>
-      <w:r>
-        <w:t>Write or draw your reasoning and evidence.</w:t>
-      </w:r>
-    </w:p>
-    <w:p>
-      <w:r>
-        <w:t>________________________________________________________________</w:t>
-      </w:r>
-    </w:p>
-    <w:p>
-      <w:r>
-        <w:t>________________________________________________________________</w:t>
-      </w:r>
-    </w:p>
-    <w:p>
-      <w:r>
-        <w:t>________________________________________________________________</w:t>
-      </w:r>
-    </w:p>
-    <w:p>
-      <w:r>
-        <w:t>________________________________________________________________</w:t>
-      </w:r>
-    </w:p>
-    <w:p>
-      <w:r>
-        <w:t>________________________________________________________________</w:t>
-      </w:r>
-    </w:p>
-    <w:p>
-      <w:pPr>
-        <w:spacing w:line="336" w:lineRule="auto" w:after="180"/>
-        <w:shd w:fill="F5F1FB"/>
-      </w:pPr>
-      <w:r>
-        <w:rPr>
-          <w:b w:val="0"/>
-        </w:rPr>
-        <w:t xml:space="preserve">What should remain under </w:t>
-      </w:r>
-      <w:r>
-        <w:rPr>
-          <w:b/>
-        </w:rPr>
-        <w:t>human control</w:t>
-      </w:r>
-      <w:r>
-        <w:rPr>
-          <w:b w:val="0"/>
-        </w:rPr>
-        <w:t>?</w:t>
-      </w:r>
-    </w:p>
-    <w:p>
-      <w:pPr>
-        <w:pStyle w:val="Heading3"/>
-      </w:pPr>
-      <w:r>
-        <w:t>Write or draw your reasoning and evidence.</w:t>
-      </w:r>
-    </w:p>
-    <w:p>
-      <w:r>
-        <w:t>________________________________________________________________</w:t>
-      </w:r>
-    </w:p>
-    <w:p>
-      <w:r>
-        <w:t>________________________________________________________________</w:t>
-      </w:r>
-    </w:p>
-    <w:p>
-      <w:r>
-        <w:t>________________________________________________________________</w:t>
-      </w:r>
-    </w:p>
-    <w:p>
-      <w:r>
-        <w:t>________________________________________________________________</w:t>
-      </w:r>
-    </w:p>
-    <w:p>
-      <w:r>
-        <w:t>________________________________________________________________</w:t>
-      </w:r>
-    </w:p>
-    <w:p>
-      <w:pPr>
-        <w:pStyle w:val="Heading3"/>
-      </w:pPr>
-      <w:r>
-        <w:t>Responsible design</w:t>
-      </w:r>
-    </w:p>
-    <w:p>
-      <w:pPr>
-        <w:spacing w:line="336" w:lineRule="auto" w:after="180"/>
-        <w:shd w:fill="FFF5E6"/>
-      </w:pPr>
-      <w:r>
-        <w:rPr>
-          <w:b w:val="0"/>
-        </w:rPr>
-        <w:t xml:space="preserve">RESPONSIBLE DESIGN  Collect only necessary information. Show uncertainty and limits. Never confuse fluent </w:t>
-      </w:r>
-      <w:r>
-        <w:rPr>
-          <w:b/>
-        </w:rPr>
-        <w:t>output</w:t>
-      </w:r>
-      <w:r>
-        <w:rPr>
-          <w:b w:val="0"/>
-        </w:rPr>
-        <w:t xml:space="preserve"> with verified truth.</w:t>
-      </w:r>
-    </w:p>
-    <w:p>
-      <w:pPr>
-        <w:pStyle w:val="Heading3"/>
-      </w:pPr>
-      <w:r>
-        <w:t>Evidence for your project</w:t>
-      </w:r>
-    </w:p>
-    <w:p>
-      <w:pPr>
-        <w:spacing w:line="336" w:lineRule="auto" w:after="180"/>
-      </w:pPr>
-      <w:r>
-        <w:rPr>
-          <w:b w:val="0"/>
-        </w:rPr>
-        <w:t xml:space="preserve">For your Verified Study Buddy, save the </w:t>
-      </w:r>
-      <w:r>
-        <w:rPr>
-          <w:b/>
-        </w:rPr>
-        <w:t>input</w:t>
-      </w:r>
-      <w:r>
-        <w:rPr>
-          <w:b w:val="0"/>
-        </w:rPr>
-        <w:t>, procedure, observed result and limitation of this check.</w:t>
-      </w:r>
-    </w:p>
-    <w:p>
-      <w:pPr>
-        <w:spacing w:line="336" w:lineRule="auto" w:after="180"/>
-      </w:pPr>
-      <w:r>
-        <w:rPr>
-          <w:b w:val="0"/>
-        </w:rPr>
-        <w:t>Label this worked example as practice; use a different, previously unreviewed case when checking independent understanding.</w:t>
-      </w:r>
-    </w:p>
-    <w:p>
-      <w:pPr>
-        <w:pStyle w:val="Heading1"/>
-      </w:pPr>
-      <w:r>
-        <w:t>12. Show what you know</w:t>
-      </w:r>
-    </w:p>
-    <w:p>
-      <w:r>
-        <w:t>Use a genuinely new case for independent evidence. Previously discussed examples remain practice; use the separately named independent case before feedback.</w:t>
-      </w:r>
-    </w:p>
-    <w:p>
-      <w:pPr>
-        <w:pStyle w:val="Heading3"/>
-      </w:pPr>
-      <w:r>
-        <w:t>Independent evidence</w:t>
-      </w:r>
-    </w:p>
-    <w:p>
-      <w:pPr>
-        <w:spacing w:line="336" w:lineRule="auto" w:after="180"/>
-        <w:shd w:fill="FFF5E6"/>
-      </w:pPr>
-      <w:r>
-        <w:rPr>
-          <w:b w:val="0"/>
-        </w:rPr>
-        <w:t>INDEPENDENT MASTERY PROOF</w:t>
-      </w:r>
-    </w:p>
-    <w:p>
-      <w:pPr>
-        <w:spacing w:line="336" w:lineRule="auto" w:after="180"/>
-      </w:pPr>
-      <w:r>
-        <w:rPr>
-          <w:b w:val="0"/>
-        </w:rPr>
-        <w:t>Explain • Transfer • Test • Defend</w:t>
-      </w:r>
-    </w:p>
-    <w:p>
-      <w:pPr>
-        <w:spacing w:line="336" w:lineRule="auto" w:after="180"/>
-      </w:pPr>
-      <w:r>
-        <w:rPr>
-          <w:b w:val="0"/>
-        </w:rPr>
-        <w:t>Complete this page without copying the worked example. Your reasoning matters more than decoration.</w:t>
-      </w:r>
-    </w:p>
-    <w:p>
-      <w:r>
-        <w:drawing>
-          <wp:inline xmlns:a="http://schemas.openxmlformats.org/drawingml/2006/main" xmlns:pic="http://schemas.openxmlformats.org/drawingml/2006/picture">
-            <wp:extent cx="5486400" cy="1901952"/>
-            <wp:docPr id="21" name="Picture 21" descr="Independent proof graphic for User, Need, and AI Contribution"/>
-            <wp:cNvGraphicFramePr>
-              <a:graphicFrameLocks noChangeAspect="1"/>
-            </wp:cNvGraphicFramePr>
-            <a:graphic>
-              <a:graphicData uri="http://schemas.openxmlformats.org/drawingml/2006/picture">
-                <pic:pic>
-                  <pic:nvPicPr>
-                    <pic:cNvPr id="0" name="b9d40dcf5fb748447eeef03aceb1652765cdd5c4b2117590788df3d1767bdccc.png"/>
-                    <pic:cNvPicPr/>
-                  </pic:nvPicPr>
-                  <pic:blipFill>
-                    <a:blip r:embed="rId28"/>
-                    <a:stretch>
-                      <a:fillRect/>
-                    </a:stretch>
-                  </pic:blipFill>
-                  <pic:spPr>
-                    <a:xfrm>
-                      <a:off x="0" y="0"/>
-                      <a:ext cx="5486400" cy="1901952"/>
-                    </a:xfrm>
-                    <a:prstGeom prst="rect"/>
-                  </pic:spPr>
-                </pic:pic>
-              </a:graphicData>
-            </a:graphic>
-          </wp:inline>
-        </w:drawing>
-      </w:r>
-    </w:p>
-    <w:p>
-      <w:pPr>
-        <w:pStyle w:val="Heading3"/>
-      </w:pPr>
-      <w:r>
-        <w:t>Try a more demanding case</w:t>
-      </w:r>
-    </w:p>
-    <w:p>
-      <w:pPr>
-        <w:spacing w:line="336" w:lineRule="auto" w:after="180"/>
-        <w:shd w:fill="F5F1FB"/>
-      </w:pPr>
-      <w:r>
-        <w:rPr>
-          <w:b w:val="0"/>
-        </w:rPr>
-        <w:t xml:space="preserve">CHALLENGE  Compare AI and non-AI designs for a study </w:t>
-      </w:r>
-      <w:r>
-        <w:rPr>
-          <w:b/>
-        </w:rPr>
-        <w:t>need</w:t>
-      </w:r>
-      <w:r>
-        <w:rPr>
-          <w:b w:val="0"/>
-        </w:rPr>
-        <w:t>.</w:t>
-      </w:r>
-    </w:p>
-    <w:p>
-      <w:pPr>
-        <w:spacing w:line="336" w:lineRule="auto" w:after="180"/>
-        <w:shd w:fill="F4F9FC"/>
-      </w:pPr>
-      <w:r>
-        <w:rPr>
-          <w:b w:val="0"/>
-        </w:rPr>
-        <w:t>1. My fresh example, trace, calculation, or design:</w:t>
-      </w:r>
-    </w:p>
-    <w:p>
-      <w:pPr>
-        <w:pStyle w:val="Heading3"/>
-      </w:pPr>
-      <w:r>
-        <w:t>Write or draw your reasoning and evidence.</w:t>
-      </w:r>
-    </w:p>
-    <w:p>
-      <w:r>
-        <w:t>________________________________________________________________</w:t>
-      </w:r>
-    </w:p>
-    <w:p>
-      <w:r>
-        <w:t>________________________________________________________________</w:t>
-      </w:r>
-    </w:p>
-    <w:p>
-      <w:r>
-        <w:t>________________________________________________________________</w:t>
-      </w:r>
-    </w:p>
-    <w:p>
-      <w:r>
-        <w:t>________________________________________________________________</w:t>
-      </w:r>
-    </w:p>
-    <w:p>
-      <w:r>
-        <w:t>________________________________________________________________</w:t>
-      </w:r>
-    </w:p>
-    <w:p>
-      <w:pPr>
-        <w:spacing w:line="336" w:lineRule="auto" w:after="180"/>
-        <w:shd w:fill="F4F9FC"/>
-      </w:pPr>
-      <w:r>
-        <w:rPr>
-          <w:b w:val="0"/>
-        </w:rPr>
-        <w:t xml:space="preserve">2. My </w:t>
-      </w:r>
-      <w:r>
-        <w:rPr>
-          <w:b/>
-        </w:rPr>
-        <w:t>evidence</w:t>
-      </w:r>
-      <w:r>
-        <w:rPr>
-          <w:b w:val="0"/>
-        </w:rPr>
-        <w:t xml:space="preserve"> that it works (include a boundary or missing-data case):</w:t>
-      </w:r>
-    </w:p>
-    <w:p>
-      <w:pPr>
-        <w:pStyle w:val="Heading3"/>
-      </w:pPr>
-      <w:r>
-        <w:t>Write or draw your reasoning and evidence.</w:t>
-      </w:r>
-    </w:p>
-    <w:p>
-      <w:r>
-        <w:t>________________________________________________________________</w:t>
-      </w:r>
-    </w:p>
-    <w:p>
-      <w:r>
-        <w:t>________________________________________________________________</w:t>
-      </w:r>
-    </w:p>
-    <w:p>
-      <w:r>
-        <w:t>________________________________________________________________</w:t>
-      </w:r>
-    </w:p>
-    <w:p>
-      <w:r>
-        <w:t>________________________________________________________________</w:t>
-      </w:r>
-    </w:p>
-    <w:p>
-      <w:r>
-        <w:t>________________________________________________________________</w:t>
-      </w:r>
-    </w:p>
-    <w:p>
-      <w:pPr>
-        <w:spacing w:line="336" w:lineRule="auto" w:after="180"/>
-        <w:shd w:fill="F4F9FC"/>
-      </w:pPr>
-      <w:r>
-        <w:rPr>
-          <w:b w:val="0"/>
-        </w:rPr>
-        <w:t xml:space="preserve">3. One limitation, fairness concern, or situation </w:t>
-      </w:r>
-      <w:r>
-        <w:rPr>
-          <w:b/>
-        </w:rPr>
-        <w:t>need</w:t>
-      </w:r>
-      <w:r>
-        <w:rPr>
-          <w:b w:val="0"/>
-        </w:rPr>
-        <w:t>ing human review:</w:t>
-      </w:r>
-    </w:p>
-    <w:p>
-      <w:pPr>
-        <w:pStyle w:val="Heading3"/>
-      </w:pPr>
-      <w:r>
-        <w:t>Write or draw your reasoning and evidence.</w:t>
-      </w:r>
-    </w:p>
-    <w:p>
-      <w:r>
-        <w:t>________________________________________________________________</w:t>
-      </w:r>
-    </w:p>
-    <w:p>
-      <w:r>
-        <w:t>________________________________________________________________</w:t>
-      </w:r>
-    </w:p>
-    <w:p>
-      <w:r>
-        <w:t>________________________________________________________________</w:t>
-      </w:r>
-    </w:p>
-    <w:p>
-      <w:r>
-        <w:t>________________________________________________________________</w:t>
-      </w:r>
-    </w:p>
-    <w:p>
-      <w:r>
-        <w:t>________________________________________________________________</w:t>
-      </w:r>
-    </w:p>
-    <w:p>
-      <w:pPr>
-        <w:pStyle w:val="Heading3"/>
-      </w:pPr>
-      <w:r>
-        <w:t>Check your explanation</w:t>
-      </w:r>
-    </w:p>
-    <w:p>
-      <w:pPr>
-        <w:spacing w:line="336" w:lineRule="auto" w:after="180"/>
-        <w:shd w:fill="F5F1FB"/>
-      </w:pPr>
-      <w:r>
-        <w:rPr>
-          <w:b w:val="0"/>
-        </w:rPr>
-        <w:t xml:space="preserve">SELF-CHECK  □ I explained the </w:t>
-      </w:r>
-      <w:r>
-        <w:rPr>
-          <w:b/>
-        </w:rPr>
-        <w:t>mechanism</w:t>
-      </w:r>
-      <w:r>
-        <w:rPr>
-          <w:b w:val="0"/>
-        </w:rPr>
-        <w:t xml:space="preserve">  □ I used </w:t>
-      </w:r>
-      <w:r>
-        <w:rPr>
-          <w:b/>
-        </w:rPr>
-        <w:t>evidence</w:t>
-      </w:r>
-      <w:r>
-        <w:rPr>
-          <w:b w:val="0"/>
-        </w:rPr>
-        <w:t xml:space="preserve">  □ I tested a fresh case  □ I named a limitation  □ I can answer ‘why?’</w:t>
-      </w:r>
-    </w:p>
-    <w:p>
-      <w:pPr>
-        <w:pStyle w:val="Heading1"/>
-      </w:pPr>
-      <w:r>
-        <w:t>13. Study a complete case</w:t>
-      </w:r>
-    </w:p>
-    <w:p>
-      <w:r>
-        <w:t>Revisit the complete User Need and AI Contribution case for supported practice. Repeated examples do not become fresh assessments.</w:t>
-      </w:r>
-    </w:p>
-    <w:p>
-      <w:pPr>
-        <w:pStyle w:val="Heading3"/>
-      </w:pPr>
-      <w:r>
-        <w:t>Week 19 Worked case</w:t>
-      </w:r>
-    </w:p>
-    <w:p>
-      <w:pPr>
-        <w:spacing w:line="336" w:lineRule="auto" w:after="180"/>
-      </w:pPr>
-      <w:r>
-        <w:rPr>
-          <w:b w:val="0"/>
-        </w:rPr>
-        <w:t>Use the supplied details to practise the weekly concept before attempting the independent question. This case extends the illustrated lesson.</w:t>
-      </w:r>
-    </w:p>
-    <w:p>
-      <w:pPr>
-        <w:pStyle w:val="Heading3"/>
-      </w:pPr>
-      <w:r>
-        <w:t>The situation</w:t>
-      </w:r>
-    </w:p>
-    <w:p>
-      <w:pPr>
-        <w:spacing w:line="336" w:lineRule="auto" w:after="180"/>
-      </w:pPr>
-      <w:r>
-        <w:rPr>
-          <w:b w:val="0"/>
-        </w:rPr>
-        <w:t>Learners struggle to locate definitions in an approved chapter; a proposed chatbot answers everything.</w:t>
-      </w:r>
-    </w:p>
-    <w:p>
-      <w:pPr>
-        <w:pStyle w:val="Heading3"/>
-      </w:pPr>
-      <w:r>
-        <w:t>The question</w:t>
-      </w:r>
-    </w:p>
-    <w:p>
-      <w:pPr>
-        <w:spacing w:line="336" w:lineRule="auto" w:after="180"/>
-      </w:pPr>
-      <w:r>
-        <w:rPr>
-          <w:b w:val="0"/>
-        </w:rPr>
-        <w:t xml:space="preserve">Narrow the </w:t>
-      </w:r>
-      <w:r>
-        <w:rPr>
-          <w:b/>
-        </w:rPr>
-        <w:t>need</w:t>
-      </w:r>
-      <w:r>
-        <w:rPr>
-          <w:b w:val="0"/>
-        </w:rPr>
-        <w:t xml:space="preserve"> and </w:t>
-      </w:r>
-      <w:r>
-        <w:rPr>
-          <w:b/>
-        </w:rPr>
-        <w:t>AI contribution</w:t>
-      </w:r>
-      <w:r>
-        <w:rPr>
-          <w:b w:val="0"/>
-        </w:rPr>
-        <w:t>.</w:t>
-      </w:r>
-    </w:p>
-    <w:p>
-      <w:pPr>
-        <w:pStyle w:val="Heading3"/>
-      </w:pPr>
-      <w:r>
-        <w:t>Worked explanation</w:t>
-      </w:r>
-    </w:p>
-    <w:p>
-      <w:pPr>
-        <w:spacing w:line="336" w:lineRule="auto" w:after="180"/>
-      </w:pPr>
-      <w:r>
-        <w:rPr>
-          <w:b w:val="0"/>
-        </w:rPr>
         <w:t>Help locate and explain chapter definitions with references and unsupported-question handling. Compare a simple index or search first.</w:t>
-      </w:r>
-    </w:p>
-    <w:p>
-      <w:pPr>
-        <w:pStyle w:val="Heading3"/>
-      </w:pPr>
-      <w:r>
-        <w:t>Explain it in your own words</w:t>
-      </w:r>
-    </w:p>
-    <w:p>
-      <w:pPr>
-        <w:spacing w:line="336" w:lineRule="auto" w:after="180"/>
-        <w:shd w:fill="F5F1FB"/>
-      </w:pPr>
-      <w:r>
-        <w:rPr>
-          <w:b w:val="0"/>
-        </w:rPr>
-        <w:t>Which detail supports the answer, and why does it matter?</w:t>
-      </w:r>
-    </w:p>
-    <w:p>
-      <w:pPr>
-        <w:pStyle w:val="Heading3"/>
-      </w:pPr>
-      <w:r>
-        <w:t>Write or draw your reasoning and evidence.</w:t>
-      </w:r>
-    </w:p>
-    <w:p>
-      <w:r>
-        <w:t>________________________________________________________________</w:t>
-      </w:r>
-    </w:p>
-    <w:p>
-      <w:r>
-        <w:t>________________________________________________________________</w:t>
-      </w:r>
-    </w:p>
-    <w:p>
-      <w:r>
-        <w:t>________________________________________________________________</w:t>
-      </w:r>
-    </w:p>
-    <w:p>
-      <w:r>
-        <w:t>________________________________________________________________</w:t>
-      </w:r>
-    </w:p>
-    <w:p>
-      <w:r>
-        <w:t>________________________________________________________________</w:t>
-      </w:r>
-    </w:p>
-    <w:p>
-      <w:pPr>
-        <w:pStyle w:val="Heading3"/>
-      </w:pPr>
-      <w:r>
-        <w:t>Trace the supplied case visually</w:t>
-      </w:r>
-    </w:p>
-    <w:p>
-      <w:pPr>
-        <w:pStyle w:val="Heading3"/>
-      </w:pPr>
-      <w:r>
-        <w:t>Choose a narrow, testable contribution</w:t>
       </w:r>
     </w:p>
     <w:tbl>
@@ -5540,12 +6708,87 @@
     </w:tbl>
     <w:p>
       <w:pPr>
+        <w:pStyle w:val="Heading2"/>
+      </w:pPr>
+      <w:r>
+        <w:t>Earlier wording, alternatives and picture transcripts · reference / check after trying</w:t>
+      </w:r>
+    </w:p>
+    <w:p>
+      <w:pPr>
+        <w:pStyle w:val="Heading3"/>
+      </w:pPr>
+      <w:r>
+        <w:t>Week 19 Worked case</w:t>
+      </w:r>
+    </w:p>
+    <w:p>
+      <w:pPr>
         <w:spacing w:line="336" w:lineRule="auto" w:after="180"/>
       </w:pPr>
       <w:r>
         <w:rPr>
           <w:b w:val="0"/>
         </w:rPr>
+        <w:t>Use the supplied details to practise the weekly concept before attempting the independent question. This case extends the illustrated lesson.</w:t>
+      </w:r>
+    </w:p>
+    <w:p>
+      <w:pPr>
+        <w:pStyle w:val="Heading3"/>
+      </w:pPr>
+      <w:r>
+        <w:t>The situation</w:t>
+      </w:r>
+    </w:p>
+    <w:p>
+      <w:pPr>
+        <w:pStyle w:val="Heading3"/>
+      </w:pPr>
+      <w:r>
+        <w:t>The question</w:t>
+      </w:r>
+    </w:p>
+    <w:p>
+      <w:pPr>
+        <w:pStyle w:val="Heading3"/>
+      </w:pPr>
+      <w:r>
+        <w:t>Worked explanation</w:t>
+      </w:r>
+    </w:p>
+    <w:p>
+      <w:pPr>
+        <w:pStyle w:val="Heading3"/>
+      </w:pPr>
+      <w:r>
+        <w:t>Explain it in your own words</w:t>
+      </w:r>
+    </w:p>
+    <w:p>
+      <w:pPr>
+        <w:pStyle w:val="Heading3"/>
+      </w:pPr>
+      <w:r>
+        <w:t>Trace the supplied case visually</w:t>
+      </w:r>
+    </w:p>
+    <w:p>
+      <w:pPr>
+        <w:pStyle w:val="Heading3"/>
+      </w:pPr>
+      <w:r>
+        <w:t>Choose a narrow, testable contribution</w:t>
+      </w:r>
+    </w:p>
+    <w:p>
+      <w:pPr>
+        <w:spacing w:line="336" w:lineRule="auto" w:after="180"/>
+      </w:pPr>
+      <w:r>
+        <w:rPr>
+          <w:b w:val="0"/>
+        </w:rPr>
         <w:t>Learners struggle to locate definitions in an approved chapter; a proposed chatbot answers everything.</w:t>
       </w:r>
     </w:p>
@@ -5600,490 +6843,20 @@
         <w:pStyle w:val="Heading1"/>
       </w:pPr>
       <w:r>
-        <w:t>14. Try a new case independently</w:t>
-      </w:r>
-    </w:p>
-    <w:p>
-      <w:r>
-        <w:t>Attempt the reserved new case before feedback. Record support; the earlier examples below remain additional practice.</w:t>
-      </w:r>
-    </w:p>
-    <w:p>
-      <w:pPr>
-        <w:pStyle w:val="Heading3"/>
-      </w:pPr>
-      <w:r>
-        <w:t>Independent case: Apply a new case independently</w:t>
-      </w:r>
-    </w:p>
-    <w:p>
-      <w:pPr>
-        <w:spacing w:line="336" w:lineRule="auto" w:after="180"/>
-      </w:pPr>
-      <w:r>
-        <w:rPr>
-          <w:b w:val="0"/>
-        </w:rPr>
-        <w:t>Student equipment assistant has public inventory I, restricted purchase ledger L and public booking notice B. Define eligible corpus, baseline and a missing-</w:t>
-      </w:r>
-      <w:r>
-        <w:rPr>
-          <w:b/>
-        </w:rPr>
-        <w:t>evidence</w:t>
-      </w:r>
-      <w:r>
-        <w:rPr>
-          <w:b w:val="0"/>
-        </w:rPr>
-        <w:t xml:space="preserve"> test.</w:t>
-      </w:r>
-    </w:p>
-    <w:p>
-      <w:pPr>
-        <w:pStyle w:val="Heading3"/>
-      </w:pPr>
-      <w:r>
-        <w:t>My independent explanation, trace and limits</w:t>
-      </w:r>
-    </w:p>
-    <w:p>
-      <w:r>
-        <w:t>________________________________________________________________</w:t>
-      </w:r>
-    </w:p>
-    <w:p>
-      <w:r>
-        <w:t>________________________________________________________________</w:t>
-      </w:r>
-    </w:p>
-    <w:p>
-      <w:r>
-        <w:t>________________________________________________________________</w:t>
-      </w:r>
-    </w:p>
-    <w:p>
-      <w:r>
-        <w:t>________________________________________________________________</w:t>
-      </w:r>
-    </w:p>
-    <w:p>
-      <w:r>
-        <w:t>________________________________________________________________</w:t>
-      </w:r>
-    </w:p>
-    <w:p>
-      <w:r>
-        <w:t>________________________________________________________________</w:t>
-      </w:r>
-    </w:p>
-    <w:p>
-      <w:r>
-        <w:t>________________________________________________________________</w:t>
-      </w:r>
-    </w:p>
-    <w:p>
-      <w:pPr>
-        <w:spacing w:line="336" w:lineRule="auto" w:after="180"/>
-      </w:pPr>
-      <w:r>
-        <w:rPr>
-          <w:b w:val="0"/>
-        </w:rPr>
-        <w:t>Attempt this case before feedback. Record any help. Earlier examples below are further practice; a case already practised with feedback cannot establish fresh transfer.</w:t>
-      </w:r>
-    </w:p>
-    <w:p>
-      <w:pPr>
-        <w:pStyle w:val="Heading3"/>
-      </w:pPr>
-      <w:r>
-        <w:t>Week 19 Independent application</w:t>
-      </w:r>
-    </w:p>
-    <w:p>
-      <w:pPr>
-        <w:spacing w:line="336" w:lineRule="auto" w:after="180"/>
-      </w:pPr>
-      <w:r>
-        <w:rPr>
-          <w:b w:val="0"/>
-        </w:rPr>
-        <w:t>Close the worked explanation. Apply the idea to this different question without copying.</w:t>
-      </w:r>
-    </w:p>
-    <w:p>
-      <w:pPr>
-        <w:spacing w:line="336" w:lineRule="auto" w:after="180"/>
-      </w:pPr>
-      <w:r>
-        <w:rPr>
-          <w:b w:val="0"/>
-        </w:rPr>
-        <w:t xml:space="preserve">A student </w:t>
-      </w:r>
-      <w:r>
-        <w:rPr>
-          <w:b/>
-        </w:rPr>
-        <w:t>need</w:t>
-      </w:r>
-      <w:r>
-        <w:rPr>
-          <w:b w:val="0"/>
-        </w:rPr>
-        <w:t xml:space="preserve">s the exact due date from a course notice. Should the design start by generating a plausible date or locating the notice? Explain the </w:t>
-      </w:r>
-      <w:r>
-        <w:rPr>
-          <w:b/>
-        </w:rPr>
-        <w:t>AI contribution</w:t>
-      </w:r>
-      <w:r>
-        <w:rPr>
-          <w:b w:val="0"/>
-        </w:rPr>
-        <w:t>.</w:t>
-      </w:r>
-    </w:p>
-    <w:p>
-      <w:pPr>
-        <w:spacing w:line="336" w:lineRule="auto" w:after="180"/>
-      </w:pPr>
-      <w:r>
-        <w:rPr>
-          <w:b w:val="0"/>
-        </w:rPr>
-        <w:t xml:space="preserve">My answer, with a trace, calculation or supporting </w:t>
-      </w:r>
-      <w:r>
-        <w:rPr>
-          <w:b/>
-        </w:rPr>
-        <w:t>evidence</w:t>
-      </w:r>
-    </w:p>
-    <w:p>
-      <w:pPr>
-        <w:pStyle w:val="Heading3"/>
-      </w:pPr>
-      <w:r>
-        <w:t>Write or draw your reasoning and evidence.</w:t>
-      </w:r>
-    </w:p>
-    <w:p>
-      <w:r>
-        <w:t>________________________________________________________________</w:t>
-      </w:r>
-    </w:p>
-    <w:p>
-      <w:r>
-        <w:t>________________________________________________________________</w:t>
-      </w:r>
-    </w:p>
-    <w:p>
-      <w:r>
-        <w:t>________________________________________________________________</w:t>
-      </w:r>
-    </w:p>
-    <w:p>
-      <w:r>
-        <w:t>________________________________________________________________</w:t>
-      </w:r>
-    </w:p>
-    <w:p>
-      <w:r>
-        <w:t>________________________________________________________________</w:t>
-      </w:r>
-    </w:p>
-    <w:p>
-      <w:pPr>
-        <w:pStyle w:val="Heading3"/>
-      </w:pPr>
-      <w:r>
-        <w:t>Create and test</w:t>
-      </w:r>
-    </w:p>
-    <w:p>
-      <w:pPr>
-        <w:spacing w:line="336" w:lineRule="auto" w:after="180"/>
-      </w:pPr>
-      <w:r>
-        <w:rPr>
-          <w:b w:val="0"/>
-        </w:rPr>
-        <w:t>Change one relevant detail. Predict the result before testing. Include a boundary or missing-information case when it helps reveal a limit.</w:t>
-      </w:r>
-    </w:p>
-    <w:p>
-      <w:pPr>
-        <w:spacing w:line="336" w:lineRule="auto" w:after="180"/>
-      </w:pPr>
-      <w:r>
-        <w:rPr>
-          <w:b w:val="0"/>
-        </w:rPr>
-        <w:t xml:space="preserve">My changed </w:t>
-      </w:r>
-      <w:r>
-        <w:rPr>
-          <w:b/>
-        </w:rPr>
-        <w:t>input</w:t>
-      </w:r>
-      <w:r>
-        <w:rPr>
-          <w:b w:val="0"/>
-        </w:rPr>
-        <w:t xml:space="preserve"> and expected result</w:t>
-      </w:r>
-    </w:p>
-    <w:p>
-      <w:pPr>
-        <w:pStyle w:val="Heading3"/>
-      </w:pPr>
-      <w:r>
-        <w:t>Write or draw your reasoning and evidence.</w:t>
-      </w:r>
-    </w:p>
-    <w:p>
-      <w:r>
-        <w:t>________________________________________________________________</w:t>
-      </w:r>
-    </w:p>
-    <w:p>
-      <w:r>
-        <w:t>________________________________________________________________</w:t>
-      </w:r>
-    </w:p>
-    <w:p>
-      <w:r>
-        <w:t>________________________________________________________________</w:t>
-      </w:r>
-    </w:p>
-    <w:p>
-      <w:r>
-        <w:t>________________________________________________________________</w:t>
-      </w:r>
-    </w:p>
-    <w:p>
-      <w:r>
-        <w:t>________________________________________________________________</w:t>
-      </w:r>
-    </w:p>
-    <w:p>
-      <w:pPr>
-        <w:pStyle w:val="Heading3"/>
-      </w:pPr>
-      <w:r>
-        <w:t>Connect to your project</w:t>
-      </w:r>
-    </w:p>
-    <w:p>
-      <w:pPr>
-        <w:spacing w:line="336" w:lineRule="auto" w:after="180"/>
-      </w:pPr>
-      <w:r>
-        <w:rPr>
-          <w:b w:val="0"/>
-        </w:rPr>
-        <w:t>Justify exactly which Study Buddy stage uses AI and which stages remain deterministic.</w:t>
-      </w:r>
-    </w:p>
-    <w:p>
-      <w:pPr>
-        <w:spacing w:line="336" w:lineRule="auto" w:after="180"/>
-      </w:pPr>
-      <w:r>
-        <w:rPr>
-          <w:b w:val="0"/>
-        </w:rPr>
-        <w:t xml:space="preserve">The </w:t>
-      </w:r>
-      <w:r>
-        <w:rPr>
-          <w:b/>
-        </w:rPr>
-        <w:t>evidence</w:t>
-      </w:r>
-      <w:r>
-        <w:rPr>
-          <w:b w:val="0"/>
-        </w:rPr>
-        <w:t xml:space="preserve"> I will keep</w:t>
-      </w:r>
-    </w:p>
-    <w:p>
-      <w:pPr>
-        <w:pStyle w:val="Heading3"/>
-      </w:pPr>
-      <w:r>
-        <w:t>Write or draw your reasoning and evidence.</w:t>
-      </w:r>
-    </w:p>
-    <w:p>
-      <w:r>
-        <w:t>________________________________________________________________</w:t>
-      </w:r>
-    </w:p>
-    <w:p>
-      <w:r>
-        <w:t>________________________________________________________________</w:t>
-      </w:r>
-    </w:p>
-    <w:p>
-      <w:r>
-        <w:t>________________________________________________________________</w:t>
-      </w:r>
-    </w:p>
-    <w:p>
-      <w:r>
-        <w:t>________________________________________________________________</w:t>
-      </w:r>
-    </w:p>
-    <w:p>
-      <w:r>
-        <w:t>________________________________________________________________</w:t>
-      </w:r>
-    </w:p>
-    <w:p>
-      <w:pPr>
-        <w:spacing w:line="336" w:lineRule="auto" w:after="180"/>
-      </w:pPr>
-      <w:r>
-        <w:rPr>
-          <w:b w:val="0"/>
-        </w:rPr>
-        <w:t xml:space="preserve">Your teacher has the independent answer and scoring criteria. Complete the matching workbook week to keep your practice </w:t>
-      </w:r>
-      <w:r>
-        <w:rPr>
-          <w:b/>
-        </w:rPr>
-        <w:t>evidence</w:t>
-      </w:r>
-      <w:r>
-        <w:rPr>
-          <w:b w:val="0"/>
-        </w:rPr>
-        <w:t xml:space="preserve"> together.</w:t>
-      </w:r>
-    </w:p>
-    <w:p>
-      <w:pPr>
-        <w:pStyle w:val="Heading3"/>
-      </w:pPr>
-      <w:r>
-        <w:t>Transfer practice from the original programme</w:t>
-      </w:r>
-    </w:p>
-    <w:p>
-      <w:pPr>
-        <w:spacing w:line="336" w:lineRule="auto" w:after="180"/>
-      </w:pPr>
-      <w:r>
-        <w:rPr>
-          <w:b w:val="0"/>
-        </w:rPr>
-        <w:t>Students cannot find definitions in a 20-page handout. Compare an index with a grounded assistant. Define a success measure and a failure case for both.</w:t>
-      </w:r>
-    </w:p>
-    <w:p>
-      <w:pPr>
-        <w:pStyle w:val="Heading3"/>
-      </w:pPr>
-      <w:r>
-        <w:t>Explain the mechanism, evidence and one limit.</w:t>
-      </w:r>
-    </w:p>
-    <w:p>
-      <w:r>
-        <w:t>________________________________________________________________</w:t>
-      </w:r>
-    </w:p>
-    <w:p>
-      <w:r>
-        <w:t>________________________________________________________________</w:t>
-      </w:r>
-    </w:p>
-    <w:p>
-      <w:r>
-        <w:t>________________________________________________________________</w:t>
-      </w:r>
-    </w:p>
-    <w:p>
-      <w:r>
-        <w:t>________________________________________________________________</w:t>
-      </w:r>
-    </w:p>
-    <w:p>
-      <w:r>
-        <w:t>________________________________________________________________</w:t>
-      </w:r>
-    </w:p>
-    <w:p>
-      <w:r>
-        <w:t>________________________________________________________________</w:t>
-      </w:r>
-    </w:p>
-    <w:p>
-      <w:r>
-        <w:t>________________________________________________________________</w:t>
-      </w:r>
-    </w:p>
-    <w:p>
-      <w:pPr>
-        <w:pStyle w:val="Heading3"/>
-      </w:pPr>
-      <w:r>
-        <w:t>Use feedback to improve</w:t>
-      </w:r>
-    </w:p>
-    <w:p>
-      <w:pPr>
-        <w:spacing w:line="336" w:lineRule="auto" w:after="180"/>
-      </w:pPr>
-      <w:r>
-        <w:rPr>
-          <w:b w:val="0"/>
-        </w:rPr>
-        <w:t>Attempt the independent case before hints. Record whether you worked alone, used a hint or followed a model. After feedback, fix the first unsupported step and explain why it changed.</w:t>
-      </w:r>
-    </w:p>
-    <w:p>
-      <w:pPr>
-        <w:spacing w:line="336" w:lineRule="auto" w:after="180"/>
-      </w:pPr>
-      <w:r>
-        <w:rPr>
-          <w:b w:val="0"/>
-        </w:rPr>
-        <w:t>A later check uses a changed case, not a copied answer.</w:t>
-      </w:r>
-    </w:p>
-    <w:p>
-      <w:pPr>
-        <w:pStyle w:val="Heading1"/>
-      </w:pPr>
-      <w:r>
-        <w:t>15. Your lesson route</w:t>
-      </w:r>
-    </w:p>
-    <w:p>
-      <w:r>
-        <w:t>Use this map to navigate User Need and AI Contribution, connect the goals to tasks and keep one evidence record for each attempt.</w:t>
-      </w:r>
-    </w:p>
-    <w:p>
-      <w:pPr>
-        <w:spacing w:line="336" w:lineRule="auto" w:after="180"/>
-      </w:pPr>
-      <w:r>
-        <w:rPr>
-          <w:b w:val="0"/>
-        </w:rPr>
-        <w:t>Start with this question: Define a useful reading helper before choosing its AI features.</w:t>
+        <w:t>15. Reference: original lesson checklist</w:t>
+      </w:r>
+    </w:p>
+    <w:p>
+      <w:r>
+        <w:t>Use an additional checklist when it helps inspect your explanation.</w:t>
+      </w:r>
+    </w:p>
+    <w:p>
+      <w:pPr>
+        <w:pStyle w:val="Heading2"/>
+      </w:pPr>
+      <w:r>
+        <w:t>Targets and evidence</w:t>
       </w:r>
     </w:p>
     <w:tbl>
@@ -6190,6 +6963,14 @@
     </w:tbl>
     <w:p>
       <w:pPr>
+        <w:pStyle w:val="Heading2"/>
+      </w:pPr>
+      <w:r>
+        <w:t>Keep your route and first prediction</w:t>
+      </w:r>
+    </w:p>
+    <w:p>
+      <w:pPr>
         <w:spacing w:line="336" w:lineRule="auto" w:after="180"/>
       </w:pPr>
       <w:r>
@@ -6248,15 +7029,268 @@
     </w:p>
     <w:p>
       <w:pPr>
+        <w:pStyle w:val="Heading2"/>
+      </w:pPr>
+      <w:r>
+        <w:t>Earlier wording, alternatives and picture transcripts · reference / check after trying</w:t>
+      </w:r>
+    </w:p>
+    <w:p>
+      <w:pPr>
+        <w:spacing w:line="336" w:lineRule="auto" w:after="180"/>
+      </w:pPr>
+      <w:r>
+        <w:rPr>
+          <w:b w:val="0"/>
+        </w:rPr>
+        <w:t>Start with this question: Define a useful reading helper before choosing its AI features.</w:t>
+      </w:r>
+    </w:p>
+    <w:p>
+      <w:pPr>
         <w:pStyle w:val="Heading1"/>
       </w:pPr>
       <w:r>
-        <w:t>16. Finish and return</w:t>
-      </w:r>
-    </w:p>
-    <w:p>
-      <w:r>
-        <w:t>Explain User Need and AI Contribution without notes, identify a remaining question and plan a later check with a changed case.</w:t>
+        <w:t>17. Extra practice: pictures, repair and feedback</w:t>
+      </w:r>
+    </w:p>
+    <w:p>
+      <w:r>
+        <w:t>Attempt each question before opening its explanation. Use one browser or paper copy.</w:t>
+      </w:r>
+    </w:p>
+    <w:p>
+      <w:pPr>
+        <w:pStyle w:val="Heading2"/>
+      </w:pPr>
+      <w:r>
+        <w:t>First supported question</w:t>
+      </w:r>
+    </w:p>
+    <w:p>
+      <w:pPr>
+        <w:pStyle w:val="ListBullet"/>
+      </w:pPr>
+      <w:r>
+        <w:t>Define a useful reading helper before choosing its AI features.</w:t>
+      </w:r>
+    </w:p>
+    <w:p>
+      <w:pPr>
+        <w:pStyle w:val="Heading3"/>
+      </w:pPr>
+      <w:r>
+        <w:t>Practice 1: explain the deciding evidence</w:t>
+      </w:r>
+    </w:p>
+    <w:p>
+      <w:pPr>
+        <w:pStyle w:val="ListBullet"/>
+      </w:pPr>
+      <w:r>
+        <w:t>Which labelled step matches this detail? An absent word produces “not in this glossary”; a direct glossary search is the baseline.</w:t>
+      </w:r>
+    </w:p>
+    <w:p>
+      <w:pPr>
+        <w:pStyle w:val="ListBullet"/>
+      </w:pPr>
+      <w:r>
+        <w:t>1. Bound the service</w:t>
+      </w:r>
+    </w:p>
+    <w:p>
+      <w:pPr>
+        <w:pStyle w:val="ListBullet"/>
+      </w:pPr>
+      <w:r>
+        <w:t>2. Name the need</w:t>
+      </w:r>
+    </w:p>
+    <w:p>
+      <w:pPr>
+        <w:pStyle w:val="ListBullet"/>
+      </w:pPr>
+      <w:r>
+        <w:t>3. Choose contribution</w:t>
+      </w:r>
+    </w:p>
+    <w:p>
+      <w:pPr>
+        <w:pStyle w:val="Heading3"/>
+      </w:pPr>
+      <w:r>
+        <w:t>My selected conclusion, deciding fact and explanation</w:t>
+      </w:r>
+    </w:p>
+    <w:p>
+      <w:r>
+        <w:t>________________________________________________________________</w:t>
+      </w:r>
+    </w:p>
+    <w:p>
+      <w:r>
+        <w:t>________________________________________________________________</w:t>
+      </w:r>
+    </w:p>
+    <w:p>
+      <w:r>
+        <w:t>________________________________________________________________</w:t>
+      </w:r>
+    </w:p>
+    <w:p>
+      <w:r>
+        <w:t>________________________________________________________________</w:t>
+      </w:r>
+    </w:p>
+    <w:p>
+      <w:r>
+        <w:t>________________________________________________________________</w:t>
+      </w:r>
+    </w:p>
+    <w:p>
+      <w:pPr>
+        <w:pStyle w:val="ListBullet"/>
+      </w:pPr>
+      <w:r>
+        <w:t>Hint if needed: Read the steps in the pictorial case. Match the supplied detail to the stage that performs or records it.</w:t>
+      </w:r>
+    </w:p>
+    <w:p>
+      <w:pPr>
+        <w:pStyle w:val="ListBullet"/>
+      </w:pPr>
+      <w:r>
+        <w:t>After your attempt, compare with the supported explanation: Bound the service An absent word produces “not in this glossary”; a direct glossary search is the baseline. Read the picture in order. An absent word produces “not in this glossary”; a direct glossary search is the baseline. The arrows show which recorded input or intermediate result each decision uses. Explain the deciding step aloud before checking the changed case; pointing to the final answer alone does not show how it follows.</w:t>
+      </w:r>
+    </w:p>
+    <w:p>
+      <w:pPr>
+        <w:pStyle w:val="Heading2"/>
+      </w:pPr>
+      <w:r>
+        <w:t>Check the first explanation · reference / check after trying</w:t>
+      </w:r>
+    </w:p>
+    <w:p>
+      <w:pPr>
+        <w:pStyle w:val="Heading3"/>
+      </w:pPr>
+      <w:r>
+        <w:t>Practice 2: explain the deciding evidence</w:t>
+      </w:r>
+    </w:p>
+    <w:p>
+      <w:pPr>
+        <w:pStyle w:val="Heading2"/>
+      </w:pPr>
+      <w:r>
+        <w:t>Changed-case question</w:t>
+      </w:r>
+    </w:p>
+    <w:p>
+      <w:pPr>
+        <w:pStyle w:val="ListBullet"/>
+      </w:pPr>
+      <w:r>
+        <w:t>Changed-case practice: The pupil asks for photosynthesis, which G3 does not contain. Which conclusion is supported by the supplied facts?</w:t>
+      </w:r>
+    </w:p>
+    <w:p>
+      <w:pPr>
+        <w:pStyle w:val="ListBullet"/>
+      </w:pPr>
+      <w:r>
+        <w:t>1. The assistant reports that the definition is unavailable in its approved glossary.</w:t>
+      </w:r>
+    </w:p>
+    <w:p>
+      <w:pPr>
+        <w:pStyle w:val="ListBullet"/>
+      </w:pPr>
+      <w:r>
+        <w:t>2. This one example guarantees correct results for every future input.</w:t>
+      </w:r>
+    </w:p>
+    <w:p>
+      <w:pPr>
+        <w:pStyle w:val="ListBullet"/>
+      </w:pPr>
+      <w:r>
+        <w:t>3. We can decide the result without examining the changed input or the procedure.</w:t>
+      </w:r>
+    </w:p>
+    <w:p>
+      <w:pPr>
+        <w:pStyle w:val="Heading3"/>
+      </w:pPr>
+      <w:r>
+        <w:t>My selected conclusion, deciding fact and explanation</w:t>
+      </w:r>
+    </w:p>
+    <w:p>
+      <w:r>
+        <w:t>________________________________________________________________</w:t>
+      </w:r>
+    </w:p>
+    <w:p>
+      <w:r>
+        <w:t>________________________________________________________________</w:t>
+      </w:r>
+    </w:p>
+    <w:p>
+      <w:r>
+        <w:t>________________________________________________________________</w:t>
+      </w:r>
+    </w:p>
+    <w:p>
+      <w:r>
+        <w:t>________________________________________________________________</w:t>
+      </w:r>
+    </w:p>
+    <w:p>
+      <w:r>
+        <w:t>________________________________________________________________</w:t>
+      </w:r>
+    </w:p>
+    <w:p>
+      <w:pPr>
+        <w:pStyle w:val="ListBullet"/>
+      </w:pPr>
+      <w:r>
+        <w:t>Hint if needed: Use the changed condition and the deciding step in the pictorial trace. The answer must say what follows from those facts.</w:t>
+      </w:r>
+    </w:p>
+    <w:p>
+      <w:pPr>
+        <w:pStyle w:val="ListBullet"/>
+      </w:pPr>
+      <w:r>
+        <w:t>After your attempt, compare with the supported explanation: The assistant reports that the definition is unavailable in its approved glossary. A helpful interface cannot expand its authorised evidence by guessing.</w:t>
+      </w:r>
+    </w:p>
+    <w:p>
+      <w:pPr>
+        <w:pStyle w:val="Heading2"/>
+      </w:pPr>
+      <w:r>
+        <w:t>Check the changed case · reference / check after trying</w:t>
+      </w:r>
+    </w:p>
+    <w:p>
+      <w:pPr>
+        <w:pStyle w:val="Heading3"/>
+      </w:pPr>
+      <w:r>
+        <w:t>Repair a missing building block</w:t>
+      </w:r>
+    </w:p>
+    <w:p>
+      <w:pPr>
+        <w:pStyle w:val="Heading2"/>
+      </w:pPr>
+      <w:r>
+        <w:t>Repair and save your work</w:t>
       </w:r>
     </w:p>
     <w:p>
@@ -6267,7 +7301,7 @@
         <w:rPr>
           <w:b w:val="0"/>
         </w:rPr>
-        <w:t xml:space="preserve">Close your notes. Explain this goal in your own words: Explain the </w:t>
+        <w:t xml:space="preserve">Review Retrieval Augmented Generation (ai-3/18). Goal: Explain the </w:t>
       </w:r>
       <w:r>
         <w:rPr>
@@ -6279,19 +7313,153 @@
         <w:rPr>
           <w:b w:val="0"/>
         </w:rPr>
-        <w:t xml:space="preserve"> and terminology of capstone </w:t>
+        <w:t xml:space="preserve"> and terminology of building a grounded answer. Short practice: Which part of the source supports a two-minute melting claim?</w:t>
+      </w:r>
+    </w:p>
+    <w:p>
+      <w:pPr>
+        <w:spacing w:line="336" w:lineRule="auto" w:after="180"/>
+      </w:pPr>
+      <w:r>
+        <w:rPr>
+          <w:b w:val="0"/>
+        </w:rPr>
+        <w:t xml:space="preserve">Point to the relevant step in the picture, then write the changed result and the rule or </w:t>
       </w:r>
       <w:r>
         <w:rPr>
           <w:b/>
         </w:rPr>
-        <w:t>requirement</w:t>
+        <w:t>evidence</w:t>
       </w:r>
       <w:r>
         <w:rPr>
           <w:b w:val="0"/>
         </w:rPr>
-        <w:t>s and corpus</w:t>
+        <w:t xml:space="preserve"> that supports it.. Return to this week and explain what you changed.</w:t>
+      </w:r>
+    </w:p>
+    <w:p>
+      <w:pPr>
+        <w:spacing w:line="336" w:lineRule="auto" w:after="180"/>
+      </w:pPr>
+      <w:r>
+        <w:rPr>
+          <w:b w:val="0"/>
+        </w:rPr>
+        <w:t xml:space="preserve">Review Verify Numbers and Dates (ai-3/16). Goal: Verify a numeric claim using its source, denominator and units. Short practice: Which part can be corrected immediately from existing </w:t>
+      </w:r>
+      <w:r>
+        <w:rPr>
+          <w:b/>
+        </w:rPr>
+        <w:t>evidence</w:t>
+      </w:r>
+      <w:r>
+        <w:rPr>
+          <w:b w:val="0"/>
+        </w:rPr>
+        <w:t xml:space="preserve">, and which </w:t>
+      </w:r>
+      <w:r>
+        <w:rPr>
+          <w:b/>
+        </w:rPr>
+        <w:t>need</w:t>
+      </w:r>
+      <w:r>
+        <w:rPr>
+          <w:b w:val="0"/>
+        </w:rPr>
+        <w:t>s follow-up?. Return to this week and explain what you changed.</w:t>
+      </w:r>
+    </w:p>
+    <w:p>
+      <w:pPr>
+        <w:spacing w:line="336" w:lineRule="auto" w:after="180"/>
+      </w:pPr>
+      <w:r>
+        <w:rPr>
+          <w:b w:val="0"/>
+        </w:rPr>
+        <w:t xml:space="preserve">Review Multimodal </w:t>
+      </w:r>
+      <w:r>
+        <w:rPr>
+          <w:b/>
+        </w:rPr>
+        <w:t>Evidence</w:t>
+      </w:r>
+      <w:r>
+        <w:rPr>
+          <w:b w:val="0"/>
+        </w:rPr>
+        <w:t xml:space="preserve"> (ai-3/13). Goal: Keep visible </w:t>
+      </w:r>
+      <w:r>
+        <w:rPr>
+          <w:b/>
+        </w:rPr>
+        <w:t>evidence</w:t>
+      </w:r>
+      <w:r>
+        <w:rPr>
+          <w:b w:val="0"/>
+        </w:rPr>
+        <w:t>, hidden contents and caption claims separate. Short practice: Why were both “exactly three” and “exactly five” unsupported before opening the box?. Return to this week and explain what you changed.</w:t>
+      </w:r>
+    </w:p>
+    <w:p>
+      <w:pPr>
+        <w:spacing w:line="336" w:lineRule="auto" w:after="180"/>
+      </w:pPr>
+      <w:r>
+        <w:rPr>
+          <w:b w:val="0"/>
+        </w:rPr>
+        <w:t xml:space="preserve">Use Download completed work in the hosted lesson to export your answers, reflections, practice feedback and code-run </w:t>
+      </w:r>
+      <w:r>
+        <w:rPr>
+          <w:b/>
+        </w:rPr>
+        <w:t>evidence</w:t>
+      </w:r>
+      <w:r>
+        <w:rPr>
+          <w:b w:val="0"/>
+        </w:rPr>
+        <w:t>. Open the HTML copy to read or print it.</w:t>
+      </w:r>
+    </w:p>
+    <w:p>
+      <w:pPr>
+        <w:spacing w:line="336" w:lineRule="auto" w:after="180"/>
+      </w:pPr>
+      <w:r>
+        <w:rPr>
+          <w:b w:val="0"/>
+        </w:rPr>
+        <w:t>Drafts stay in this browser when storage is available; clear drafts on a shared device.</w:t>
+      </w:r>
+    </w:p>
+    <w:p>
+      <w:pPr>
+        <w:pStyle w:val="Heading2"/>
+      </w:pPr>
+      <w:r>
+        <w:t>Earlier wording, alternatives and picture transcripts · reference / check after trying</w:t>
+      </w:r>
+    </w:p>
+    <w:p>
+      <w:pPr>
+        <w:spacing w:line="336" w:lineRule="auto" w:after="180"/>
+      </w:pPr>
+      <w:r>
+        <w:rPr>
+          <w:b w:val="0"/>
+        </w:rPr>
+        <w:t>Use this supported practice once, in the browser or on paper. Keep the reserved independent assessment for a separate first attempt before teacher feedback.</w:t>
       </w:r>
     </w:p>
     <w:p>
@@ -6299,90 +7467,7 @@
         <w:pStyle w:val="Heading3"/>
       </w:pPr>
       <w:r>
-        <w:t>My deciding step, evidence and one remaining question</w:t>
-      </w:r>
-    </w:p>
-    <w:p>
-      <w:r>
-        <w:t>________________________________________________________________</w:t>
-      </w:r>
-    </w:p>
-    <w:p>
-      <w:r>
-        <w:t>________________________________________________________________</w:t>
-      </w:r>
-    </w:p>
-    <w:p>
-      <w:r>
-        <w:t>________________________________________________________________</w:t>
-      </w:r>
-    </w:p>
-    <w:p>
-      <w:r>
-        <w:t>________________________________________________________________</w:t>
-      </w:r>
-    </w:p>
-    <w:p>
-      <w:r>
-        <w:t>________________________________________________________________</w:t>
-      </w:r>
-    </w:p>
-    <w:p>
-      <w:pPr>
-        <w:spacing w:line="336" w:lineRule="auto" w:after="180"/>
-      </w:pPr>
-      <w:r>
-        <w:rPr>
-          <w:b w:val="0"/>
-        </w:rPr>
-        <w:t xml:space="preserve">If you are unsure, return to the worked picture and explain one arrow. If you are ready, change an </w:t>
-      </w:r>
-      <w:r>
-        <w:rPr>
-          <w:b/>
-        </w:rPr>
-        <w:t>input</w:t>
-      </w:r>
-      <w:r>
-        <w:rPr>
-          <w:b w:val="0"/>
-        </w:rPr>
-        <w:t xml:space="preserve"> or assumption and justify your </w:t>
-      </w:r>
-      <w:r>
-        <w:rPr>
-          <w:b/>
-        </w:rPr>
-        <w:t>prediction</w:t>
-      </w:r>
-      <w:r>
-        <w:rPr>
-          <w:b w:val="0"/>
-        </w:rPr>
-        <w:t>.</w:t>
-      </w:r>
-    </w:p>
-    <w:p>
-      <w:pPr>
-        <w:spacing w:line="336" w:lineRule="auto" w:after="180"/>
-      </w:pPr>
-      <w:r>
-        <w:rPr>
-          <w:b w:val="0"/>
-        </w:rPr>
-        <w:t xml:space="preserve">Save your workbook </w:t>
-      </w:r>
-      <w:r>
-        <w:rPr>
-          <w:b/>
-        </w:rPr>
-        <w:t>evidence</w:t>
-      </w:r>
-      <w:r>
-        <w:rPr>
-          <w:b w:val="0"/>
-        </w:rPr>
-        <w:t>. At the next review, try a different case before opening your old answer.</w:t>
+        <w:t>Keep your completed work</w:t>
       </w:r>
     </w:p>
     <w:p>
@@ -6390,631 +7475,17 @@
         <w:pStyle w:val="Heading1"/>
       </w:pPr>
       <w:r>
-        <w:t>17. Supported practice, repair and portfolio</w:t>
-      </w:r>
-    </w:p>
-    <w:p>
-      <w:r>
-        <w:t>Attempt supported questions before using hints or feedback. Review a missing building block, then keep the completed work.</w:t>
-      </w:r>
-    </w:p>
-    <w:p>
-      <w:pPr>
-        <w:spacing w:line="336" w:lineRule="auto" w:after="180"/>
-      </w:pPr>
-      <w:r>
-        <w:rPr>
-          <w:b w:val="0"/>
-        </w:rPr>
-        <w:t>Use this supported practice once, in the browser or on paper. Keep the reserved independent assessment for a separate first attempt before teacher feedback.</w:t>
-      </w:r>
-    </w:p>
-    <w:p>
-      <w:pPr>
-        <w:spacing w:line="336" w:lineRule="auto" w:after="180"/>
-      </w:pPr>
-      <w:r>
-        <w:rPr>
-          <w:b w:val="0"/>
-        </w:rPr>
-        <w:t>Define a useful reading helper before choosing its AI features.</w:t>
-      </w:r>
-    </w:p>
-    <w:p>
-      <w:pPr>
-        <w:pStyle w:val="Heading3"/>
-      </w:pPr>
-      <w:r>
-        <w:t>Practice 1: explain the deciding evidence</w:t>
-      </w:r>
-    </w:p>
-    <w:p>
-      <w:pPr>
-        <w:spacing w:line="336" w:lineRule="auto" w:after="180"/>
-      </w:pPr>
-      <w:r>
-        <w:rPr>
-          <w:b w:val="0"/>
-        </w:rPr>
-        <w:t>Which labelled step matches this detail? An absent word produces “not in this glossary”; a direct glossary search is the baseline.</w:t>
-      </w:r>
-    </w:p>
-    <w:p>
-      <w:pPr>
-        <w:spacing w:line="336" w:lineRule="auto" w:after="180"/>
-        <w:shd w:fill="F4F9FC"/>
-      </w:pPr>
-      <w:r>
-        <w:rPr>
-          <w:b w:val="0"/>
-        </w:rPr>
-        <w:t>1. Bound the service</w:t>
-      </w:r>
-    </w:p>
-    <w:p>
-      <w:pPr>
-        <w:spacing w:line="336" w:lineRule="auto" w:after="180"/>
-        <w:shd w:fill="F4F9FC"/>
-      </w:pPr>
-      <w:r>
-        <w:rPr>
-          <w:b w:val="0"/>
-        </w:rPr>
-        <w:t xml:space="preserve">2. Name the </w:t>
-      </w:r>
-      <w:r>
-        <w:rPr>
-          <w:b/>
-        </w:rPr>
-        <w:t>need</w:t>
-      </w:r>
-    </w:p>
-    <w:p>
-      <w:pPr>
-        <w:spacing w:line="336" w:lineRule="auto" w:after="180"/>
-        <w:shd w:fill="F4F9FC"/>
-      </w:pPr>
-      <w:r>
-        <w:rPr>
-          <w:b w:val="0"/>
-        </w:rPr>
-        <w:t>3. Choose contribution</w:t>
-      </w:r>
-    </w:p>
-    <w:p>
-      <w:pPr>
-        <w:pStyle w:val="Heading3"/>
-      </w:pPr>
-      <w:r>
-        <w:t>My selected conclusion, deciding fact and explanation</w:t>
-      </w:r>
-    </w:p>
-    <w:p>
-      <w:r>
-        <w:t>________________________________________________________________</w:t>
-      </w:r>
-    </w:p>
-    <w:p>
-      <w:r>
-        <w:t>________________________________________________________________</w:t>
-      </w:r>
-    </w:p>
-    <w:p>
-      <w:r>
-        <w:t>________________________________________________________________</w:t>
-      </w:r>
-    </w:p>
-    <w:p>
-      <w:r>
-        <w:t>________________________________________________________________</w:t>
-      </w:r>
-    </w:p>
-    <w:p>
-      <w:r>
-        <w:t>________________________________________________________________</w:t>
-      </w:r>
-    </w:p>
-    <w:p>
-      <w:pPr>
-        <w:pStyle w:val="Heading3"/>
-      </w:pPr>
-      <w:r>
-        <w:t>Hint · try first</w:t>
-      </w:r>
-    </w:p>
-    <w:p>
-      <w:pPr>
-        <w:spacing w:line="336" w:lineRule="auto" w:after="180"/>
-        <w:shd w:fill="F1F6F8"/>
-      </w:pPr>
-      <w:r>
-        <w:rPr>
-          <w:b w:val="0"/>
-        </w:rPr>
-        <w:t xml:space="preserve">Hint if </w:t>
-      </w:r>
-      <w:r>
-        <w:rPr>
-          <w:b/>
-        </w:rPr>
-        <w:t>need</w:t>
-      </w:r>
-      <w:r>
-        <w:rPr>
-          <w:b w:val="0"/>
-        </w:rPr>
-        <w:t>ed: Read the steps in the pictorial case. Match the supplied detail to the stage that performs or records it.</w:t>
-      </w:r>
-    </w:p>
-    <w:p>
-      <w:pPr>
-        <w:pStyle w:val="Heading3"/>
-      </w:pPr>
-      <w:r>
-        <w:t>Feedback · compare after trying</w:t>
-      </w:r>
-    </w:p>
-    <w:p>
-      <w:pPr>
-        <w:spacing w:line="336" w:lineRule="auto" w:after="180"/>
-        <w:shd w:fill="F1F6FC"/>
-      </w:pPr>
-      <w:r>
-        <w:rPr>
-          <w:b w:val="0"/>
-        </w:rPr>
-        <w:t>After your attempt, compare with the supported explanation: Bound the service An absent word produces “not in this glossary”; a direct glossary search is the baseline. Read the picture in order.</w:t>
-      </w:r>
-    </w:p>
-    <w:p>
-      <w:pPr>
-        <w:spacing w:line="336" w:lineRule="auto" w:after="180"/>
-        <w:shd w:fill="F1F6FC"/>
-      </w:pPr>
-      <w:r>
-        <w:rPr>
-          <w:b w:val="0"/>
-        </w:rPr>
-        <w:t xml:space="preserve">An absent word produces “not in this glossary”; a direct glossary search is the baseline. The arrows show which recorded </w:t>
-      </w:r>
-      <w:r>
-        <w:rPr>
-          <w:b/>
-        </w:rPr>
-        <w:t>input</w:t>
-      </w:r>
-      <w:r>
-        <w:rPr>
-          <w:b w:val="0"/>
-        </w:rPr>
-        <w:t xml:space="preserve"> or intermediate result each decision uses.</w:t>
-      </w:r>
-    </w:p>
-    <w:p>
-      <w:pPr>
-        <w:spacing w:line="336" w:lineRule="auto" w:after="180"/>
-        <w:shd w:fill="F1F6FC"/>
-      </w:pPr>
-      <w:r>
-        <w:rPr>
-          <w:b w:val="0"/>
-        </w:rPr>
-        <w:t>Explain the deciding step aloud before checking the changed case; pointing to the final answer alone does not show how it follows.</w:t>
-      </w:r>
-    </w:p>
-    <w:p>
-      <w:pPr>
-        <w:pStyle w:val="Heading3"/>
-      </w:pPr>
-      <w:r>
-        <w:t>Practice 2: explain the deciding evidence</w:t>
-      </w:r>
-    </w:p>
-    <w:p>
-      <w:pPr>
-        <w:pStyle w:val="Heading3"/>
-      </w:pPr>
-      <w:r>
-        <w:t>Changed case · predict first</w:t>
-      </w:r>
-    </w:p>
-    <w:p>
-      <w:pPr>
-        <w:spacing w:line="336" w:lineRule="auto" w:after="180"/>
-        <w:shd w:fill="F5F1FB"/>
-      </w:pPr>
-      <w:r>
-        <w:rPr>
-          <w:b w:val="0"/>
-        </w:rPr>
-        <w:t>Changed-case practice: The pupil asks for photosynthesis, which G3 does not contain. Which conclusion is supported by the supplied facts?</w:t>
-      </w:r>
-    </w:p>
-    <w:p>
-      <w:pPr>
-        <w:spacing w:line="336" w:lineRule="auto" w:after="180"/>
-        <w:shd w:fill="F4F9FC"/>
-      </w:pPr>
-      <w:r>
-        <w:rPr>
-          <w:b w:val="0"/>
-        </w:rPr>
-        <w:t>1. The assistant reports that the definition is unavailable in its approved glossary.</w:t>
-      </w:r>
-    </w:p>
-    <w:p>
-      <w:pPr>
-        <w:spacing w:line="336" w:lineRule="auto" w:after="180"/>
-        <w:shd w:fill="F4F9FC"/>
-      </w:pPr>
-      <w:r>
-        <w:rPr>
-          <w:b w:val="0"/>
-        </w:rPr>
-        <w:t xml:space="preserve">2. This one example guarantees correct results for every future </w:t>
-      </w:r>
-      <w:r>
-        <w:rPr>
-          <w:b/>
-        </w:rPr>
-        <w:t>input</w:t>
-      </w:r>
-      <w:r>
-        <w:rPr>
-          <w:b w:val="0"/>
-        </w:rPr>
-        <w:t>.</w:t>
-      </w:r>
-    </w:p>
-    <w:p>
-      <w:pPr>
-        <w:spacing w:line="336" w:lineRule="auto" w:after="180"/>
-        <w:shd w:fill="F4F9FC"/>
-      </w:pPr>
-      <w:r>
-        <w:rPr>
-          <w:b w:val="0"/>
-        </w:rPr>
-        <w:t xml:space="preserve">3. We can decide the result without examining the changed </w:t>
-      </w:r>
-      <w:r>
-        <w:rPr>
-          <w:b/>
-        </w:rPr>
-        <w:t>input</w:t>
-      </w:r>
-      <w:r>
-        <w:rPr>
-          <w:b w:val="0"/>
-        </w:rPr>
-        <w:t xml:space="preserve"> or the procedure.</w:t>
-      </w:r>
-    </w:p>
-    <w:p>
-      <w:pPr>
-        <w:pStyle w:val="Heading3"/>
-      </w:pPr>
-      <w:r>
-        <w:t>My selected conclusion, deciding fact and explanation</w:t>
-      </w:r>
-    </w:p>
-    <w:p>
-      <w:r>
-        <w:t>________________________________________________________________</w:t>
-      </w:r>
-    </w:p>
-    <w:p>
-      <w:r>
-        <w:t>________________________________________________________________</w:t>
-      </w:r>
-    </w:p>
-    <w:p>
-      <w:r>
-        <w:t>________________________________________________________________</w:t>
-      </w:r>
-    </w:p>
-    <w:p>
-      <w:r>
-        <w:t>________________________________________________________________</w:t>
-      </w:r>
-    </w:p>
-    <w:p>
-      <w:r>
-        <w:t>________________________________________________________________</w:t>
-      </w:r>
-    </w:p>
-    <w:p>
-      <w:pPr>
-        <w:pStyle w:val="Heading3"/>
-      </w:pPr>
-      <w:r>
-        <w:t>Hint · try first</w:t>
-      </w:r>
-    </w:p>
-    <w:p>
-      <w:pPr>
-        <w:spacing w:line="336" w:lineRule="auto" w:after="180"/>
-        <w:shd w:fill="F1F6F8"/>
-      </w:pPr>
-      <w:r>
-        <w:rPr>
-          <w:b w:val="0"/>
-        </w:rPr>
-        <w:t xml:space="preserve">Hint if </w:t>
-      </w:r>
-      <w:r>
-        <w:rPr>
-          <w:b/>
-        </w:rPr>
-        <w:t>need</w:t>
-      </w:r>
-      <w:r>
-        <w:rPr>
-          <w:b w:val="0"/>
-        </w:rPr>
-        <w:t>ed: Use the changed condition and the deciding step in the pictorial trace. The answer must say what follows from those facts.</w:t>
-      </w:r>
-    </w:p>
-    <w:p>
-      <w:pPr>
-        <w:pStyle w:val="Heading3"/>
-      </w:pPr>
-      <w:r>
-        <w:t>Feedback · compare after trying</w:t>
-      </w:r>
-    </w:p>
-    <w:p>
-      <w:pPr>
-        <w:spacing w:line="336" w:lineRule="auto" w:after="180"/>
-        <w:shd w:fill="F1F6FC"/>
-      </w:pPr>
-      <w:r>
-        <w:rPr>
-          <w:b w:val="0"/>
-        </w:rPr>
-        <w:t xml:space="preserve">After your attempt, compare with the supported explanation: The assistant reports that the definition is unavailable in its approved glossary. A helpful interface cannot expand its authorised </w:t>
-      </w:r>
-      <w:r>
-        <w:rPr>
-          <w:b/>
-        </w:rPr>
-        <w:t>evidence</w:t>
-      </w:r>
-      <w:r>
-        <w:rPr>
-          <w:b w:val="0"/>
-        </w:rPr>
-        <w:t xml:space="preserve"> by guessing.</w:t>
-      </w:r>
-    </w:p>
-    <w:p>
-      <w:pPr>
-        <w:pStyle w:val="Heading3"/>
-      </w:pPr>
-      <w:r>
-        <w:t>Repair a missing building block</w:t>
-      </w:r>
-    </w:p>
-    <w:p>
-      <w:pPr>
-        <w:spacing w:line="336" w:lineRule="auto" w:after="180"/>
-      </w:pPr>
-      <w:r>
-        <w:rPr>
-          <w:b w:val="0"/>
-        </w:rPr>
-        <w:t xml:space="preserve">Review Retrieval Augmented Generation (ai-3/18). Goal: Explain the </w:t>
-      </w:r>
-      <w:r>
-        <w:rPr>
-          <w:b/>
-        </w:rPr>
-        <w:t>mechanism</w:t>
-      </w:r>
-      <w:r>
-        <w:rPr>
-          <w:b w:val="0"/>
-        </w:rPr>
-        <w:t xml:space="preserve"> and terminology of building a grounded answer. Short practice: Which part of the source supports a two-minute melting claim?</w:t>
-      </w:r>
-    </w:p>
-    <w:p>
-      <w:pPr>
-        <w:spacing w:line="336" w:lineRule="auto" w:after="180"/>
-      </w:pPr>
-      <w:r>
-        <w:rPr>
-          <w:b w:val="0"/>
-        </w:rPr>
-        <w:t xml:space="preserve">Point to the relevant step in the picture, then write the changed result and the rule or </w:t>
-      </w:r>
-      <w:r>
-        <w:rPr>
-          <w:b/>
-        </w:rPr>
-        <w:t>evidence</w:t>
-      </w:r>
-      <w:r>
-        <w:rPr>
-          <w:b w:val="0"/>
-        </w:rPr>
-        <w:t xml:space="preserve"> that supports it.. Return to this week and explain what you changed.</w:t>
-      </w:r>
-    </w:p>
-    <w:p>
-      <w:pPr>
-        <w:spacing w:line="336" w:lineRule="auto" w:after="180"/>
-      </w:pPr>
-      <w:r>
-        <w:rPr>
-          <w:b w:val="0"/>
-        </w:rPr>
-        <w:t xml:space="preserve">Review Verify Numbers and Dates (ai-3/16). Goal: Explain the </w:t>
-      </w:r>
-      <w:r>
-        <w:rPr>
-          <w:b/>
-        </w:rPr>
-        <w:t>mechanism</w:t>
-      </w:r>
-      <w:r>
-        <w:rPr>
-          <w:b w:val="0"/>
-        </w:rPr>
-        <w:t xml:space="preserve"> and terminology of claim support and citation evaluation.</w:t>
-      </w:r>
-    </w:p>
-    <w:p>
-      <w:pPr>
-        <w:spacing w:line="336" w:lineRule="auto" w:after="180"/>
-      </w:pPr>
-      <w:r>
-        <w:rPr>
-          <w:b w:val="0"/>
-        </w:rPr>
-        <w:t xml:space="preserve">Short practice: Which part can be corrected immediately from existing </w:t>
-      </w:r>
-      <w:r>
-        <w:rPr>
-          <w:b/>
-        </w:rPr>
-        <w:t>evidence</w:t>
-      </w:r>
-      <w:r>
-        <w:rPr>
-          <w:b w:val="0"/>
-        </w:rPr>
-        <w:t xml:space="preserve">, and which </w:t>
-      </w:r>
-      <w:r>
-        <w:rPr>
-          <w:b/>
-        </w:rPr>
-        <w:t>need</w:t>
-      </w:r>
-      <w:r>
-        <w:rPr>
-          <w:b w:val="0"/>
-        </w:rPr>
-        <w:t>s follow-up?. Return to this week and explain what you changed.</w:t>
-      </w:r>
-    </w:p>
-    <w:p>
-      <w:pPr>
-        <w:spacing w:line="336" w:lineRule="auto" w:after="180"/>
-      </w:pPr>
-      <w:r>
-        <w:rPr>
-          <w:b w:val="0"/>
-        </w:rPr>
-        <w:t xml:space="preserve">Review Multimodal </w:t>
-      </w:r>
-      <w:r>
-        <w:rPr>
-          <w:b/>
-        </w:rPr>
-        <w:t>Evidence</w:t>
-      </w:r>
-      <w:r>
-        <w:rPr>
-          <w:b w:val="0"/>
-        </w:rPr>
-        <w:t xml:space="preserve"> (ai-3/13). Goal: Explain the </w:t>
-      </w:r>
-      <w:r>
-        <w:rPr>
-          <w:b/>
-        </w:rPr>
-        <w:t>mechanism</w:t>
-      </w:r>
-      <w:r>
-        <w:rPr>
-          <w:b w:val="0"/>
-        </w:rPr>
-        <w:t xml:space="preserve"> and terminology of speech pipelines and multimodal </w:t>
-      </w:r>
-      <w:r>
-        <w:rPr>
-          <w:b/>
-        </w:rPr>
-        <w:t>evidence</w:t>
-      </w:r>
-      <w:r>
-        <w:rPr>
-          <w:b w:val="0"/>
-        </w:rPr>
-        <w:t>.</w:t>
-      </w:r>
-    </w:p>
-    <w:p>
-      <w:pPr>
-        <w:spacing w:line="336" w:lineRule="auto" w:after="180"/>
-      </w:pPr>
-      <w:r>
-        <w:rPr>
-          <w:b w:val="0"/>
-        </w:rPr>
-        <w:t>Short practice: Why were both “exactly three” and “exactly five” unsupported before opening the box?. Return to this week and explain what you changed.</w:t>
-      </w:r>
-    </w:p>
-    <w:p>
-      <w:pPr>
-        <w:pStyle w:val="Heading3"/>
-      </w:pPr>
-      <w:r>
-        <w:t>Keep your completed work</w:t>
-      </w:r>
-    </w:p>
-    <w:p>
-      <w:pPr>
-        <w:spacing w:line="336" w:lineRule="auto" w:after="180"/>
-      </w:pPr>
-      <w:r>
-        <w:rPr>
-          <w:b w:val="0"/>
-        </w:rPr>
-        <w:t xml:space="preserve">Use Download completed work in the hosted lesson to export your answers, reflections, practice feedback and code-run </w:t>
-      </w:r>
-      <w:r>
-        <w:rPr>
-          <w:b/>
-        </w:rPr>
-        <w:t>evidence</w:t>
-      </w:r>
-      <w:r>
-        <w:rPr>
-          <w:b w:val="0"/>
-        </w:rPr>
-        <w:t>. Open the HTML copy to read or print it.</w:t>
-      </w:r>
-    </w:p>
-    <w:p>
-      <w:pPr>
-        <w:spacing w:line="336" w:lineRule="auto" w:after="180"/>
-      </w:pPr>
-      <w:r>
-        <w:rPr>
-          <w:b w:val="0"/>
-        </w:rPr>
-        <w:t>Drafts stay in this browser when storage is available; clear drafts on a shared device.</w:t>
-      </w:r>
-    </w:p>
-    <w:p>
-      <w:pPr>
-        <w:pStyle w:val="Heading1"/>
-      </w:pPr>
-      <w:r>
-        <w:t>18. Visual concept journey</w:t>
-      </w:r>
-    </w:p>
-    <w:p>
-      <w:r>
-        <w:t>Explain each User Need and AI Contribution graphic using its labels, deciding evidence and relevant limitation.</w:t>
-      </w:r>
-    </w:p>
-    <w:p>
-      <w:pPr>
-        <w:pStyle w:val="Heading3"/>
+        <w:t>18. Reference: the six-picture journey</w:t>
+      </w:r>
+    </w:p>
+    <w:p>
+      <w:r>
+        <w:t>Revisit the picture that serves the current question; key diagrams already sit beside the main explanation.</w:t>
+      </w:r>
+    </w:p>
+    <w:p>
+      <w:pPr>
+        <w:pStyle w:val="Heading2"/>
       </w:pPr>
       <w:r>
         <w:t>01. User Need and AI Contribution: the case</w:t>
@@ -7025,7 +7496,7 @@
         <w:drawing>
           <wp:inline xmlns:a="http://schemas.openxmlformats.org/drawingml/2006/main" xmlns:pic="http://schemas.openxmlformats.org/drawingml/2006/picture">
             <wp:extent cx="5486400" cy="3291840"/>
-            <wp:docPr id="22" name="Picture 22" descr="Define a useful reading helper before choosing its AI features. Supplied facts: A pupil needs the meaning of unfamiliar words in an approved glossary. G3 defines habitat as the place an organism lives; no other sources are allowed. All inputs and outcomes in this worked example are invented classroom data; no real model run is claimed."/>
+            <wp:docPr id="28" name="Picture 28" descr="Define a useful reading helper before choosing its AI features. Supplied facts: A pupil needs the meaning of unfamiliar words in an approved glossary. G3 defines habitat as the place an organism lives; no other sources are allowed. All inputs and outcomes in this worked example are invented classroom data; no real model run is claimed."/>
             <wp:cNvGraphicFramePr>
               <a:graphicFrameLocks noChangeAspect="1"/>
             </wp:cNvGraphicFramePr>
@@ -7037,7 +7508,7 @@
                     <pic:cNvPicPr/>
                   </pic:nvPicPr>
                   <pic:blipFill>
-                    <a:blip r:embed="rId29"/>
+                    <a:blip r:embed="rId31"/>
                     <a:stretch>
                       <a:fillRect/>
                     </a:stretch>
@@ -7105,7 +7576,6 @@
     <w:p>
       <w:pPr>
         <w:spacing w:line="336" w:lineRule="auto" w:after="180"/>
-        <w:shd w:fill="F5F1FB"/>
       </w:pPr>
       <w:r>
         <w:rPr>
@@ -7116,7 +7586,7 @@
     </w:p>
     <w:p>
       <w:pPr>
-        <w:pStyle w:val="Heading3"/>
+        <w:pStyle w:val="Heading2"/>
       </w:pPr>
       <w:r>
         <w:t>02. Follow the deciding steps</w:t>
@@ -7127,7 +7597,7 @@
         <w:drawing>
           <wp:inline xmlns:a="http://schemas.openxmlformats.org/drawingml/2006/main" xmlns:pic="http://schemas.openxmlformats.org/drawingml/2006/picture">
             <wp:extent cx="5486400" cy="3648456"/>
-            <wp:docPr id="23" name="Picture 23" descr="Name the need: The pupil wants a glossary meaning, not a made-up example presented as a fact. → Choose contribution: The assistant locates the glossary entry and restates it in clear language with G3. → Bound the service: An absent word produces “not in this glossary”; a direct glossary search is the baseline."/>
+            <wp:docPr id="29" name="Picture 29" descr="Name the need: The pupil wants a glossary meaning, not a made-up example presented as a fact. → Choose contribution: The assistant locates the glossary entry and restates it in clear language with G3. → Bound the service: An absent word produces “not in this glossary”; a direct glossary search is the baseline."/>
             <wp:cNvGraphicFramePr>
               <a:graphicFrameLocks noChangeAspect="1"/>
             </wp:cNvGraphicFramePr>
@@ -7139,7 +7609,7 @@
                     <pic:cNvPicPr/>
                   </pic:nvPicPr>
                   <pic:blipFill>
-                    <a:blip r:embed="rId30"/>
+                    <a:blip r:embed="rId17"/>
                     <a:stretch>
                       <a:fillRect/>
                     </a:stretch>
@@ -7184,7 +7654,6 @@
     <w:p>
       <w:pPr>
         <w:spacing w:line="336" w:lineRule="auto" w:after="180"/>
-        <w:shd w:fill="F5F1FB"/>
       </w:pPr>
       <w:r>
         <w:rPr>
@@ -7207,7 +7676,7 @@
     </w:p>
     <w:p>
       <w:pPr>
-        <w:pStyle w:val="Heading3"/>
+        <w:pStyle w:val="Heading2"/>
       </w:pPr>
       <w:r>
         <w:t>03. Capstone requirements and corpus — evidence trace</w:t>
@@ -7218,7 +7687,7 @@
         <w:drawing>
           <wp:inline xmlns:a="http://schemas.openxmlformats.org/drawingml/2006/main" xmlns:pic="http://schemas.openxmlformats.org/drawingml/2006/picture">
             <wp:extent cx="5486400" cy="3145536"/>
-            <wp:docPr id="24" name="Picture 24" descr="Capstone requirements and corpus — evidence trace. Student room assistant corpus contains public register P, teacher-only guide T and current approval A. It must report approved room capacity or needs_review. | Specify the user question, source authority, access, output/fallback contract and evaluation plan. Freeze corpus IDs and split cases before implementation. Keep teacher material out of student retrieval. | Authorised corpus contains P and A, excluding T. Baseline manually checks same-room current approval and capacity. Reserve complete, missing and conflicting cases before development."/>
+            <wp:docPr id="30" name="Picture 30" descr="Capstone requirements and corpus — evidence trace. Student room assistant corpus contains public register P, teacher-only guide T and current approval A. It must report approved room capacity or needs_review. | Specify the user question, source authority, access, output/fallback contract and evaluation plan. Freeze corpus IDs and split cases before implementation. Keep teacher material out of student retrieval. | Authorised corpus contains P and A, excluding T. Baseline manually checks same-room current approval and capacity. Reserve complete, missing and conflicting cases before development."/>
             <wp:cNvGraphicFramePr>
               <a:graphicFrameLocks noChangeAspect="1"/>
             </wp:cNvGraphicFramePr>
@@ -7230,7 +7699,7 @@
                     <pic:cNvPicPr/>
                   </pic:nvPicPr>
                   <pic:blipFill>
-                    <a:blip r:embed="rId31"/>
+                    <a:blip r:embed="rId32"/>
                     <a:stretch>
                       <a:fillRect/>
                     </a:stretch>
@@ -7356,7 +7825,6 @@
     <w:p>
       <w:pPr>
         <w:spacing w:line="336" w:lineRule="auto" w:after="180"/>
-        <w:shd w:fill="F5F1FB"/>
       </w:pPr>
       <w:r>
         <w:rPr>
@@ -7367,7 +7835,7 @@
     </w:p>
     <w:p>
       <w:pPr>
-        <w:pStyle w:val="Heading3"/>
+        <w:pStyle w:val="Heading2"/>
       </w:pPr>
       <w:r>
         <w:t>04. Change one thing. Trace what follows.</w:t>
@@ -7378,7 +7846,7 @@
         <w:drawing>
           <wp:inline xmlns:a="http://schemas.openxmlformats.org/drawingml/2006/main" xmlns:pic="http://schemas.openxmlformats.org/drawingml/2006/picture">
             <wp:extent cx="5486400" cy="3041904"/>
-            <wp:docPr id="25" name="Picture 25" descr="Original case: An absent word produces “not in this glossary”; a direct glossary search is the baseline. Changed condition: The pupil asks for photosynthesis, which G3 does not contain. Expected result: The assistant reports that the definition is unavailable in its approved glossary. Reason: A helpful interface cannot expand its authorised evidence by guessing."/>
+            <wp:docPr id="31" name="Picture 31" descr="Original case: An absent word produces “not in this glossary”; a direct glossary search is the baseline. Changed condition: The pupil asks for photosynthesis, which G3 does not contain. Expected result: The assistant reports that the definition is unavailable in its approved glossary. Reason: A helpful interface cannot expand its authorised evidence by guessing."/>
             <wp:cNvGraphicFramePr>
               <a:graphicFrameLocks noChangeAspect="1"/>
             </wp:cNvGraphicFramePr>
@@ -7390,7 +7858,7 @@
                     <pic:cNvPicPr/>
                   </pic:nvPicPr>
                   <pic:blipFill>
-                    <a:blip r:embed="rId32"/>
+                    <a:blip r:embed="rId18"/>
                     <a:stretch>
                       <a:fillRect/>
                     </a:stretch>
@@ -7446,7 +7914,6 @@
     <w:p>
       <w:pPr>
         <w:spacing w:line="336" w:lineRule="auto" w:after="180"/>
-        <w:shd w:fill="F5F1FB"/>
       </w:pPr>
       <w:r>
         <w:rPr>
@@ -7457,7 +7924,7 @@
     </w:p>
     <w:p>
       <w:pPr>
-        <w:pStyle w:val="Heading3"/>
+        <w:pStyle w:val="Heading2"/>
       </w:pPr>
       <w:r>
         <w:t>05. Connect the explanation to its limit</w:t>
@@ -7468,7 +7935,7 @@
         <w:drawing>
           <wp:inline xmlns:a="http://schemas.openxmlformats.org/drawingml/2006/main" xmlns:pic="http://schemas.openxmlformats.org/drawingml/2006/picture">
             <wp:extent cx="5486400" cy="2834640"/>
-            <wp:docPr id="26" name="Picture 26" descr="Read the picture in order. An absent word produces “not in this glossary”; a direct glossary search is the baseline. The arrows show which recorded input or intermediate result each decision uses. Explain the deciding step aloud before checking the changed case; pointing to the final answer alone does not show how it follows. Limit: A requirements plan identifies intended value; it does not demonstrate actual pupil benefit."/>
+            <wp:docPr id="32" name="Picture 32" descr="Read the picture in order. An absent word produces “not in this glossary”; a direct glossary search is the baseline. The arrows show which recorded input or intermediate result each decision uses. Explain the deciding step aloud before checking the changed case; pointing to the final answer alone does not show how it follows. Limit: A requirements plan identifies intended value; it does not demonstrate actual pupil benefit."/>
             <wp:cNvGraphicFramePr>
               <a:graphicFrameLocks noChangeAspect="1"/>
             </wp:cNvGraphicFramePr>
@@ -7559,7 +8026,6 @@
     <w:p>
       <w:pPr>
         <w:spacing w:line="336" w:lineRule="auto" w:after="180"/>
-        <w:shd w:fill="F5F1FB"/>
       </w:pPr>
       <w:r>
         <w:rPr>
@@ -7570,7 +8036,7 @@
     </w:p>
     <w:p>
       <w:pPr>
-        <w:pStyle w:val="Heading3"/>
+        <w:pStyle w:val="Heading2"/>
       </w:pPr>
       <w:r>
         <w:t>06. Make the idea visible in your project</w:t>
@@ -7581,7 +8047,7 @@
         <w:drawing>
           <wp:inline xmlns:a="http://schemas.openxmlformats.org/drawingml/2006/main" xmlns:pic="http://schemas.openxmlformats.org/drawingml/2006/picture">
             <wp:extent cx="5486400" cy="3681984"/>
-            <wp:docPr id="27" name="Picture 27" descr="For your Verified Study Buddy, save the input, procedure, observed result and limitation of this check. Label this worked example as practice; use a different, previously unreviewed case when checking independent understanding. Draw your input, deciding step, result and limit. Supported question: What non-AI baseline would reveal whether this helper adds value? Point to the relevant step in the picture, then write the changed result and the rule or evidence that supports it."/>
+            <wp:docPr id="33" name="Picture 33" descr="For your Verified Study Buddy, save the input, procedure, observed result and limitation of this check. Label this worked example as practice; use a different, previously unreviewed case when checking independent understanding. Draw your input, deciding step, result and limit. Supported question: What non-AI baseline would reveal whether this helper adds value? Point to the relevant step in the picture, then write the changed result and the rule or evidence that supports it."/>
             <wp:cNvGraphicFramePr>
               <a:graphicFrameLocks noChangeAspect="1"/>
             </wp:cNvGraphicFramePr>
@@ -7684,7 +8150,6 @@
     <w:p>
       <w:pPr>
         <w:spacing w:line="336" w:lineRule="auto" w:after="180"/>
-        <w:shd w:fill="F5F1FB"/>
       </w:pPr>
       <w:r>
         <w:rPr>
@@ -7703,6 +8168,62 @@
           <w:b w:val="0"/>
         </w:rPr>
         <w:t>.</w:t>
+      </w:r>
+    </w:p>
+    <w:p>
+      <w:pPr>
+        <w:pStyle w:val="Heading2"/>
+      </w:pPr>
+      <w:r>
+        <w:t>Earlier wording, alternatives and picture transcripts · reference / check after trying</w:t>
+      </w:r>
+    </w:p>
+    <w:p>
+      <w:pPr>
+        <w:pStyle w:val="Heading3"/>
+      </w:pPr>
+      <w:r>
+        <w:t>01. User Need and AI Contribution: the case</w:t>
+      </w:r>
+    </w:p>
+    <w:p>
+      <w:pPr>
+        <w:pStyle w:val="Heading3"/>
+      </w:pPr>
+      <w:r>
+        <w:t>02. Follow the deciding steps</w:t>
+      </w:r>
+    </w:p>
+    <w:p>
+      <w:pPr>
+        <w:pStyle w:val="Heading3"/>
+      </w:pPr>
+      <w:r>
+        <w:t>03. Capstone requirements and corpus — evidence trace</w:t>
+      </w:r>
+    </w:p>
+    <w:p>
+      <w:pPr>
+        <w:pStyle w:val="Heading3"/>
+      </w:pPr>
+      <w:r>
+        <w:t>04. Change one thing. Trace what follows.</w:t>
+      </w:r>
+    </w:p>
+    <w:p>
+      <w:pPr>
+        <w:pStyle w:val="Heading3"/>
+      </w:pPr>
+      <w:r>
+        <w:t>05. Connect the explanation to its limit</w:t>
+      </w:r>
+    </w:p>
+    <w:p>
+      <w:pPr>
+        <w:pStyle w:val="Heading3"/>
+      </w:pPr>
+      <w:r>
+        <w:t>06. Make the idea visible in your project</w:t>
       </w:r>
     </w:p>
     <w:sectPr>
